--- a/חומר פתוח - מנהיגות בניהול.docx
+++ b/חומר פתוח - מנהיגות בניהול.docx
@@ -7501,6 +7501,46 @@
     <w:p>
       <w:pPr>
         <w:bidi w:val="1"/>
+        <w:jc w:val="center"/>
+      </w:pPr>
+      <w:r>
+        <w:drawing>
+          <wp:inline xmlns:a="http://schemas.openxmlformats.org/drawingml/2006/main" xmlns:pic="http://schemas.openxmlformats.org/drawingml/2006/picture">
+            <wp:extent cx="3060000" cy="2268000"/>
+            <wp:docPr id="1" name="Picture 1"/>
+            <wp:cNvGraphicFramePr>
+              <a:graphicFrameLocks noChangeAspect="1"/>
+            </wp:cNvGraphicFramePr>
+            <a:graphic>
+              <a:graphicData uri="http://schemas.openxmlformats.org/drawingml/2006/picture">
+                <pic:pic>
+                  <pic:nvPicPr>
+                    <pic:cNvPr id="0" name="image.png"/>
+                    <pic:cNvPicPr/>
+                  </pic:nvPicPr>
+                  <pic:blipFill>
+                    <a:blip r:embed="rId9"/>
+                    <a:stretch>
+                      <a:fillRect/>
+                    </a:stretch>
+                  </pic:blipFill>
+                  <pic:spPr>
+                    <a:xfrm>
+                      <a:off x="0" y="0"/>
+                      <a:ext cx="3060000" cy="2268000"/>
+                    </a:xfrm>
+                    <a:prstGeom prst="rect"/>
+                  </pic:spPr>
+                </pic:pic>
+              </a:graphicData>
+            </a:graphic>
+          </wp:inline>
+        </w:drawing>
+      </w:r>
+    </w:p>
+    <w:p>
+      <w:pPr>
+        <w:bidi w:val="1"/>
         <w:jc w:val="right"/>
       </w:pPr>
       <w:r>
@@ -8325,6 +8365,46 @@
           <w:u w:val="none"/>
         </w:rPr>
         <w:t>.</w:t>
+      </w:r>
+    </w:p>
+    <w:p>
+      <w:pPr>
+        <w:bidi w:val="1"/>
+        <w:jc w:val="center"/>
+      </w:pPr>
+      <w:r>
+        <w:drawing>
+          <wp:inline xmlns:a="http://schemas.openxmlformats.org/drawingml/2006/main" xmlns:pic="http://schemas.openxmlformats.org/drawingml/2006/picture">
+            <wp:extent cx="3060000" cy="2151000"/>
+            <wp:docPr id="2" name="Picture 2"/>
+            <wp:cNvGraphicFramePr>
+              <a:graphicFrameLocks noChangeAspect="1"/>
+            </wp:cNvGraphicFramePr>
+            <a:graphic>
+              <a:graphicData uri="http://schemas.openxmlformats.org/drawingml/2006/picture">
+                <pic:pic>
+                  <pic:nvPicPr>
+                    <pic:cNvPr id="0" name="image.jpg"/>
+                    <pic:cNvPicPr/>
+                  </pic:nvPicPr>
+                  <pic:blipFill>
+                    <a:blip r:embed="rId10"/>
+                    <a:stretch>
+                      <a:fillRect/>
+                    </a:stretch>
+                  </pic:blipFill>
+                  <pic:spPr>
+                    <a:xfrm>
+                      <a:off x="0" y="0"/>
+                      <a:ext cx="3060000" cy="2151000"/>
+                    </a:xfrm>
+                    <a:prstGeom prst="rect"/>
+                  </pic:spPr>
+                </pic:pic>
+              </a:graphicData>
+            </a:graphic>
+          </wp:inline>
+        </w:drawing>
       </w:r>
     </w:p>
     <w:p>
@@ -12632,6 +12712,46 @@
     <w:p>
       <w:pPr>
         <w:bidi w:val="1"/>
+        <w:jc w:val="center"/>
+      </w:pPr>
+      <w:r>
+        <w:drawing>
+          <wp:inline xmlns:a="http://schemas.openxmlformats.org/drawingml/2006/main" xmlns:pic="http://schemas.openxmlformats.org/drawingml/2006/picture">
+            <wp:extent cx="3060000" cy="1606500"/>
+            <wp:docPr id="3" name="Picture 3"/>
+            <wp:cNvGraphicFramePr>
+              <a:graphicFrameLocks noChangeAspect="1"/>
+            </wp:cNvGraphicFramePr>
+            <a:graphic>
+              <a:graphicData uri="http://schemas.openxmlformats.org/drawingml/2006/picture">
+                <pic:pic>
+                  <pic:nvPicPr>
+                    <pic:cNvPr id="0" name="image.png"/>
+                    <pic:cNvPicPr/>
+                  </pic:nvPicPr>
+                  <pic:blipFill>
+                    <a:blip r:embed="rId11"/>
+                    <a:stretch>
+                      <a:fillRect/>
+                    </a:stretch>
+                  </pic:blipFill>
+                  <pic:spPr>
+                    <a:xfrm>
+                      <a:off x="0" y="0"/>
+                      <a:ext cx="3060000" cy="1606500"/>
+                    </a:xfrm>
+                    <a:prstGeom prst="rect"/>
+                  </pic:spPr>
+                </pic:pic>
+              </a:graphicData>
+            </a:graphic>
+          </wp:inline>
+        </w:drawing>
+      </w:r>
+    </w:p>
+    <w:p>
+      <w:pPr>
+        <w:bidi w:val="1"/>
         <w:spacing w:before="100"/>
         <w:jc w:val="right"/>
       </w:pPr>
@@ -12648,6 +12768,46 @@
     <w:p>
       <w:pPr>
         <w:bidi w:val="1"/>
+        <w:jc w:val="center"/>
+      </w:pPr>
+      <w:r>
+        <w:drawing>
+          <wp:inline xmlns:a="http://schemas.openxmlformats.org/drawingml/2006/main" xmlns:pic="http://schemas.openxmlformats.org/drawingml/2006/picture">
+            <wp:extent cx="1543500" cy="868500"/>
+            <wp:docPr id="4" name="Picture 4"/>
+            <wp:cNvGraphicFramePr>
+              <a:graphicFrameLocks noChangeAspect="1"/>
+            </wp:cNvGraphicFramePr>
+            <a:graphic>
+              <a:graphicData uri="http://schemas.openxmlformats.org/drawingml/2006/picture">
+                <pic:pic>
+                  <pic:nvPicPr>
+                    <pic:cNvPr id="0" name="image.png"/>
+                    <pic:cNvPicPr/>
+                  </pic:nvPicPr>
+                  <pic:blipFill>
+                    <a:blip r:embed="rId12"/>
+                    <a:stretch>
+                      <a:fillRect/>
+                    </a:stretch>
+                  </pic:blipFill>
+                  <pic:spPr>
+                    <a:xfrm>
+                      <a:off x="0" y="0"/>
+                      <a:ext cx="1543500" cy="868500"/>
+                    </a:xfrm>
+                    <a:prstGeom prst="rect"/>
+                  </pic:spPr>
+                </pic:pic>
+              </a:graphicData>
+            </a:graphic>
+          </wp:inline>
+        </w:drawing>
+      </w:r>
+    </w:p>
+    <w:p>
+      <w:pPr>
+        <w:bidi w:val="1"/>
         <w:jc w:val="right"/>
       </w:pPr>
       <w:r>
@@ -12658,6 +12818,46 @@
           <w:u w:val="none"/>
         </w:rPr>
         <w:t>החוקרים ניסו לבחון את האפקטיביות של המנהלים על ידי שניסו לאפיין את משבצת התנהגותם.התייחסו אל המשימתי והמתייחס כרצף של תשיעונים – רצף של עוצמות.הרבה מנהלים נמצאים ב 5.5  והם צריכים לפיהם להיות ב 9.9 גם משימתי וגם מתייחס</w:t>
+      </w:r>
+    </w:p>
+    <w:p>
+      <w:pPr>
+        <w:bidi w:val="1"/>
+        <w:jc w:val="center"/>
+      </w:pPr>
+      <w:r>
+        <w:drawing>
+          <wp:inline xmlns:a="http://schemas.openxmlformats.org/drawingml/2006/main" xmlns:pic="http://schemas.openxmlformats.org/drawingml/2006/picture">
+            <wp:extent cx="3060000" cy="1467000"/>
+            <wp:docPr id="5" name="Picture 5"/>
+            <wp:cNvGraphicFramePr>
+              <a:graphicFrameLocks noChangeAspect="1"/>
+            </wp:cNvGraphicFramePr>
+            <a:graphic>
+              <a:graphicData uri="http://schemas.openxmlformats.org/drawingml/2006/picture">
+                <pic:pic>
+                  <pic:nvPicPr>
+                    <pic:cNvPr id="0" name="image.png"/>
+                    <pic:cNvPicPr/>
+                  </pic:nvPicPr>
+                  <pic:blipFill>
+                    <a:blip r:embed="rId13"/>
+                    <a:stretch>
+                      <a:fillRect/>
+                    </a:stretch>
+                  </pic:blipFill>
+                  <pic:spPr>
+                    <a:xfrm>
+                      <a:off x="0" y="0"/>
+                      <a:ext cx="3060000" cy="1467000"/>
+                    </a:xfrm>
+                    <a:prstGeom prst="rect"/>
+                  </pic:spPr>
+                </pic:pic>
+              </a:graphicData>
+            </a:graphic>
+          </wp:inline>
+        </w:drawing>
       </w:r>
     </w:p>
     <w:p>
@@ -13326,6 +13526,46 @@
     <w:p>
       <w:pPr>
         <w:bidi w:val="1"/>
+        <w:jc w:val="center"/>
+      </w:pPr>
+      <w:r>
+        <w:drawing>
+          <wp:inline xmlns:a="http://schemas.openxmlformats.org/drawingml/2006/main" xmlns:pic="http://schemas.openxmlformats.org/drawingml/2006/picture">
+            <wp:extent cx="2151000" cy="967500"/>
+            <wp:docPr id="6" name="Picture 6"/>
+            <wp:cNvGraphicFramePr>
+              <a:graphicFrameLocks noChangeAspect="1"/>
+            </wp:cNvGraphicFramePr>
+            <a:graphic>
+              <a:graphicData uri="http://schemas.openxmlformats.org/drawingml/2006/picture">
+                <pic:pic>
+                  <pic:nvPicPr>
+                    <pic:cNvPr id="0" name="image.png"/>
+                    <pic:cNvPicPr/>
+                  </pic:nvPicPr>
+                  <pic:blipFill>
+                    <a:blip r:embed="rId14"/>
+                    <a:stretch>
+                      <a:fillRect/>
+                    </a:stretch>
+                  </pic:blipFill>
+                  <pic:spPr>
+                    <a:xfrm>
+                      <a:off x="0" y="0"/>
+                      <a:ext cx="2151000" cy="967500"/>
+                    </a:xfrm>
+                    <a:prstGeom prst="rect"/>
+                  </pic:spPr>
+                </pic:pic>
+              </a:graphicData>
+            </a:graphic>
+          </wp:inline>
+        </w:drawing>
+      </w:r>
+    </w:p>
+    <w:p>
+      <w:pPr>
+        <w:bidi w:val="1"/>
         <w:jc w:val="right"/>
       </w:pPr>
       <w:r>
@@ -13630,6 +13870,46 @@
           <w:u w:val="none"/>
         </w:rPr>
         <w:t>.</w:t>
+      </w:r>
+    </w:p>
+    <w:p>
+      <w:pPr>
+        <w:bidi w:val="1"/>
+        <w:jc w:val="center"/>
+      </w:pPr>
+      <w:r>
+        <w:drawing>
+          <wp:inline xmlns:a="http://schemas.openxmlformats.org/drawingml/2006/main" xmlns:pic="http://schemas.openxmlformats.org/drawingml/2006/picture">
+            <wp:extent cx="3060000" cy="1719000"/>
+            <wp:docPr id="7" name="Picture 7"/>
+            <wp:cNvGraphicFramePr>
+              <a:graphicFrameLocks noChangeAspect="1"/>
+            </wp:cNvGraphicFramePr>
+            <a:graphic>
+              <a:graphicData uri="http://schemas.openxmlformats.org/drawingml/2006/picture">
+                <pic:pic>
+                  <pic:nvPicPr>
+                    <pic:cNvPr id="0" name="image.png"/>
+                    <pic:cNvPicPr/>
+                  </pic:nvPicPr>
+                  <pic:blipFill>
+                    <a:blip r:embed="rId15"/>
+                    <a:stretch>
+                      <a:fillRect/>
+                    </a:stretch>
+                  </pic:blipFill>
+                  <pic:spPr>
+                    <a:xfrm>
+                      <a:off x="0" y="0"/>
+                      <a:ext cx="3060000" cy="1719000"/>
+                    </a:xfrm>
+                    <a:prstGeom prst="rect"/>
+                  </pic:spPr>
+                </pic:pic>
+              </a:graphicData>
+            </a:graphic>
+          </wp:inline>
+        </w:drawing>
       </w:r>
     </w:p>
     <w:p>
@@ -14340,6 +14620,46 @@
           <w:u w:val="none"/>
         </w:rPr>
         <w:t xml:space="preserve"> סגנונות מנהיגות שונים מתאימים למצבים/למשימות שונים - במצבים קיצוניים (קלים מאוד או קשים מאוד) - מנהיג מכוון משימה יעיל יותר. במצבי ביניים - מנהיג מכוון אנשים יעיל יותר.</w:t>
+      </w:r>
+    </w:p>
+    <w:p>
+      <w:pPr>
+        <w:bidi w:val="1"/>
+        <w:jc w:val="center"/>
+      </w:pPr>
+      <w:r>
+        <w:drawing>
+          <wp:inline xmlns:a="http://schemas.openxmlformats.org/drawingml/2006/main" xmlns:pic="http://schemas.openxmlformats.org/drawingml/2006/picture">
+            <wp:extent cx="2182500" cy="1714500"/>
+            <wp:docPr id="8" name="Picture 8"/>
+            <wp:cNvGraphicFramePr>
+              <a:graphicFrameLocks noChangeAspect="1"/>
+            </wp:cNvGraphicFramePr>
+            <a:graphic>
+              <a:graphicData uri="http://schemas.openxmlformats.org/drawingml/2006/picture">
+                <pic:pic>
+                  <pic:nvPicPr>
+                    <pic:cNvPr id="0" name="image.jpg"/>
+                    <pic:cNvPicPr/>
+                  </pic:nvPicPr>
+                  <pic:blipFill>
+                    <a:blip r:embed="rId16"/>
+                    <a:stretch>
+                      <a:fillRect/>
+                    </a:stretch>
+                  </pic:blipFill>
+                  <pic:spPr>
+                    <a:xfrm>
+                      <a:off x="0" y="0"/>
+                      <a:ext cx="2182500" cy="1714500"/>
+                    </a:xfrm>
+                    <a:prstGeom prst="rect"/>
+                  </pic:spPr>
+                </pic:pic>
+              </a:graphicData>
+            </a:graphic>
+          </wp:inline>
+        </w:drawing>
       </w:r>
     </w:p>
     <w:p>
@@ -15390,6 +15710,46 @@
     <w:p>
       <w:pPr>
         <w:bidi w:val="1"/>
+        <w:jc w:val="center"/>
+      </w:pPr>
+      <w:r>
+        <w:drawing>
+          <wp:inline xmlns:a="http://schemas.openxmlformats.org/drawingml/2006/main" xmlns:pic="http://schemas.openxmlformats.org/drawingml/2006/picture">
+            <wp:extent cx="3060000" cy="1156500"/>
+            <wp:docPr id="9" name="Picture 9"/>
+            <wp:cNvGraphicFramePr>
+              <a:graphicFrameLocks noChangeAspect="1"/>
+            </wp:cNvGraphicFramePr>
+            <a:graphic>
+              <a:graphicData uri="http://schemas.openxmlformats.org/drawingml/2006/picture">
+                <pic:pic>
+                  <pic:nvPicPr>
+                    <pic:cNvPr id="0" name="image.png"/>
+                    <pic:cNvPicPr/>
+                  </pic:nvPicPr>
+                  <pic:blipFill>
+                    <a:blip r:embed="rId17"/>
+                    <a:stretch>
+                      <a:fillRect/>
+                    </a:stretch>
+                  </pic:blipFill>
+                  <pic:spPr>
+                    <a:xfrm>
+                      <a:off x="0" y="0"/>
+                      <a:ext cx="3060000" cy="1156500"/>
+                    </a:xfrm>
+                    <a:prstGeom prst="rect"/>
+                  </pic:spPr>
+                </pic:pic>
+              </a:graphicData>
+            </a:graphic>
+          </wp:inline>
+        </w:drawing>
+      </w:r>
+    </w:p>
+    <w:p>
+      <w:pPr>
+        <w:bidi w:val="1"/>
         <w:jc w:val="right"/>
       </w:pPr>
       <w:r>
@@ -15855,6 +16215,46 @@
           <w:u w:val="none"/>
         </w:rPr>
         <w:t xml:space="preserve"> בעבודת המונהגים.</w:t>
+      </w:r>
+    </w:p>
+    <w:p>
+      <w:pPr>
+        <w:bidi w:val="1"/>
+        <w:jc w:val="center"/>
+      </w:pPr>
+      <w:r>
+        <w:drawing>
+          <wp:inline xmlns:a="http://schemas.openxmlformats.org/drawingml/2006/main" xmlns:pic="http://schemas.openxmlformats.org/drawingml/2006/picture">
+            <wp:extent cx="3060000" cy="1705500"/>
+            <wp:docPr id="10" name="Picture 10"/>
+            <wp:cNvGraphicFramePr>
+              <a:graphicFrameLocks noChangeAspect="1"/>
+            </wp:cNvGraphicFramePr>
+            <a:graphic>
+              <a:graphicData uri="http://schemas.openxmlformats.org/drawingml/2006/picture">
+                <pic:pic>
+                  <pic:nvPicPr>
+                    <pic:cNvPr id="0" name="image.png"/>
+                    <pic:cNvPicPr/>
+                  </pic:nvPicPr>
+                  <pic:blipFill>
+                    <a:blip r:embed="rId18"/>
+                    <a:stretch>
+                      <a:fillRect/>
+                    </a:stretch>
+                  </pic:blipFill>
+                  <pic:spPr>
+                    <a:xfrm>
+                      <a:off x="0" y="0"/>
+                      <a:ext cx="3060000" cy="1705500"/>
+                    </a:xfrm>
+                    <a:prstGeom prst="rect"/>
+                  </pic:spPr>
+                </pic:pic>
+              </a:graphicData>
+            </a:graphic>
+          </wp:inline>
+        </w:drawing>
       </w:r>
     </w:p>
     <w:p>
@@ -20400,6 +20800,46 @@
     <w:p>
       <w:pPr>
         <w:bidi w:val="1"/>
+        <w:jc w:val="center"/>
+      </w:pPr>
+      <w:r>
+        <w:drawing>
+          <wp:inline xmlns:a="http://schemas.openxmlformats.org/drawingml/2006/main" xmlns:pic="http://schemas.openxmlformats.org/drawingml/2006/picture">
+            <wp:extent cx="3060000" cy="3096000"/>
+            <wp:docPr id="11" name="Picture 11"/>
+            <wp:cNvGraphicFramePr>
+              <a:graphicFrameLocks noChangeAspect="1"/>
+            </wp:cNvGraphicFramePr>
+            <a:graphic>
+              <a:graphicData uri="http://schemas.openxmlformats.org/drawingml/2006/picture">
+                <pic:pic>
+                  <pic:nvPicPr>
+                    <pic:cNvPr id="0" name="image.jpg"/>
+                    <pic:cNvPicPr/>
+                  </pic:nvPicPr>
+                  <pic:blipFill>
+                    <a:blip r:embed="rId19"/>
+                    <a:stretch>
+                      <a:fillRect/>
+                    </a:stretch>
+                  </pic:blipFill>
+                  <pic:spPr>
+                    <a:xfrm>
+                      <a:off x="0" y="0"/>
+                      <a:ext cx="3060000" cy="3096000"/>
+                    </a:xfrm>
+                    <a:prstGeom prst="rect"/>
+                  </pic:spPr>
+                </pic:pic>
+              </a:graphicData>
+            </a:graphic>
+          </wp:inline>
+        </w:drawing>
+      </w:r>
+    </w:p>
+    <w:p>
+      <w:pPr>
+        <w:bidi w:val="1"/>
         <w:spacing w:before="100"/>
         <w:jc w:val="right"/>
       </w:pPr>
@@ -21707,6 +22147,46 @@
           <w:u w:val="none"/>
         </w:rPr>
         <w:t>מבחןTAT (סיפור תמונות):הנבדק מספר סיפור על תמונות עמומות. הניתוח מתמקד בצרכים, שאיפות, התמודדות עם מכשולים ויחס לדמויות סמכות.</w:t>
+      </w:r>
+    </w:p>
+    <w:p>
+      <w:pPr>
+        <w:bidi w:val="1"/>
+        <w:jc w:val="center"/>
+      </w:pPr>
+      <w:r>
+        <w:drawing>
+          <wp:inline xmlns:a="http://schemas.openxmlformats.org/drawingml/2006/main" xmlns:pic="http://schemas.openxmlformats.org/drawingml/2006/picture">
+            <wp:extent cx="3060000" cy="1048500"/>
+            <wp:docPr id="12" name="Picture 12"/>
+            <wp:cNvGraphicFramePr>
+              <a:graphicFrameLocks noChangeAspect="1"/>
+            </wp:cNvGraphicFramePr>
+            <a:graphic>
+              <a:graphicData uri="http://schemas.openxmlformats.org/drawingml/2006/picture">
+                <pic:pic>
+                  <pic:nvPicPr>
+                    <pic:cNvPr id="0" name="image.jpg"/>
+                    <pic:cNvPicPr/>
+                  </pic:nvPicPr>
+                  <pic:blipFill>
+                    <a:blip r:embed="rId20"/>
+                    <a:stretch>
+                      <a:fillRect/>
+                    </a:stretch>
+                  </pic:blipFill>
+                  <pic:spPr>
+                    <a:xfrm>
+                      <a:off x="0" y="0"/>
+                      <a:ext cx="3060000" cy="1048500"/>
+                    </a:xfrm>
+                    <a:prstGeom prst="rect"/>
+                  </pic:spPr>
+                </pic:pic>
+              </a:graphicData>
+            </a:graphic>
+          </wp:inline>
+        </w:drawing>
       </w:r>
     </w:p>
     <w:p>

--- a/חומר פתוח - מנהיגות בניהול.docx
+++ b/חומר פתוח - מנהיגות בניהול.docx
@@ -811,7 +811,7 @@
                 <w:sz w:val="17"/>
                 <w:u w:val="none"/>
               </w:rPr>
-              <w:t>–ע"מ</w:t>
+              <w:t>– ע"מ</w:t>
             </w:r>
             <w:r>
               <w:rPr>
@@ -1037,16 +1037,16 @@
           <w:sz w:val="19"/>
           <w:u w:val="none"/>
         </w:rPr>
-        <w:t>איך להשפיע על התנהגות בארגון</w:t>
-      </w:r>
-      <w:r>
-        <w:rPr>
-          <w:rFonts w:ascii="Arial" w:hAnsi="Arial" w:cs="Arial"/>
-          <w:b w:val="0"/>
-          <w:sz w:val="19"/>
-          <w:u w:val="none"/>
-        </w:rPr>
-        <w:t xml:space="preserve"> כדי להגביר את תפקוד העובד— יחסי ארגון-סביבה · פיקוח ובקרה · תיאום · האצלת סמכויות  · גישות וסגנונות ניהול ומנהיגות · תקשורת אישית וארגונית.</w:t>
+        <w:t>איך להשפיע על התנהגות בארגון f</w:t>
+      </w:r>
+      <w:r>
+        <w:rPr>
+          <w:rFonts w:ascii="Arial" w:hAnsi="Arial" w:cs="Arial"/>
+          <w:b w:val="0"/>
+          <w:sz w:val="19"/>
+          <w:u w:val="none"/>
+        </w:rPr>
+        <w:t xml:space="preserve"> כדי להגביר את תפקוד העובד— יחסי ארגון-סביבה · פיקוח ובקרה · תיאום · האצלת סמכויות · גישות וסגנונות ניהול ומנהיגות · תקשורת אישית וארגונית.</w:t>
       </w:r>
     </w:p>
     <w:p>
@@ -1313,6 +1313,547 @@
     <w:p>
       <w:pPr>
         <w:bidi w:val="1"/>
+        <w:jc w:val="right"/>
+      </w:pPr>
+      <w:r>
+        <w:rPr>
+          <w:rFonts w:ascii="Arial" w:hAnsi="Arial" w:cs="Arial"/>
+          <w:b/>
+          <w:sz w:val="19"/>
+          <w:u w:val="none"/>
+        </w:rPr>
+        <w:t>החיפוש אחר אמצעים רציונליים לניהול הארגון</w:t>
+      </w:r>
+    </w:p>
+    <w:p>
+      <w:pPr>
+        <w:bidi w:val="1"/>
+        <w:spacing w:after="30"/>
+        <w:jc w:val="right"/>
+      </w:pPr>
+      <w:r>
+        <w:rPr>
+          <w:rFonts w:ascii="Arial" w:hAnsi="Arial" w:cs="Arial"/>
+          <w:b/>
+          <w:sz w:val="19"/>
+        </w:rPr>
+        <w:t>▪ **עקרונות המנהל**</w:t>
+      </w:r>
+      <w:r>
+        <w:rPr>
+          <w:rFonts w:ascii="Arial" w:hAnsi="Arial" w:cs="Arial"/>
+          <w:sz w:val="19"/>
+        </w:rPr>
+        <w:t xml:space="preserve"> — </w:t>
+      </w:r>
+      <w:r>
+        <w:rPr>
+          <w:rFonts w:ascii="Arial" w:hAnsi="Arial" w:cs="Arial"/>
+          <w:b/>
+          <w:sz w:val="19"/>
+          <w:u w:val="none"/>
+        </w:rPr>
+        <w:t>תכנון · ארגון · תיאום · שליטה · בקרה</w:t>
+      </w:r>
+      <w:r>
+        <w:rPr>
+          <w:rFonts w:ascii="Arial" w:hAnsi="Arial" w:cs="Arial"/>
+          <w:b w:val="0"/>
+          <w:sz w:val="19"/>
+          <w:u w:val="none"/>
+        </w:rPr>
+        <w:t>.</w:t>
+      </w:r>
+    </w:p>
+    <w:p>
+      <w:pPr>
+        <w:bidi w:val="1"/>
+        <w:spacing w:after="30"/>
+        <w:jc w:val="right"/>
+      </w:pPr>
+      <w:r>
+        <w:rPr>
+          <w:rFonts w:ascii="Arial" w:hAnsi="Arial" w:cs="Arial"/>
+          <w:b/>
+          <w:sz w:val="19"/>
+        </w:rPr>
+        <w:t>▪ **חלוקת עבודה**</w:t>
+      </w:r>
+      <w:r>
+        <w:rPr>
+          <w:rFonts w:ascii="Arial" w:hAnsi="Arial" w:cs="Arial"/>
+          <w:sz w:val="19"/>
+        </w:rPr>
+        <w:t xml:space="preserve"> — </w:t>
+      </w:r>
+      <w:r>
+        <w:rPr>
+          <w:rFonts w:ascii="Arial" w:hAnsi="Arial" w:cs="Arial"/>
+          <w:b w:val="0"/>
+          <w:sz w:val="19"/>
+          <w:u w:val="none"/>
+        </w:rPr>
+        <w:t xml:space="preserve">מאפשרת </w:t>
+      </w:r>
+      <w:r>
+        <w:rPr>
+          <w:rFonts w:ascii="Arial" w:hAnsi="Arial" w:cs="Arial"/>
+          <w:b/>
+          <w:sz w:val="19"/>
+          <w:u w:val="none"/>
+        </w:rPr>
+        <w:t>התמחות</w:t>
+      </w:r>
+      <w:r>
+        <w:rPr>
+          <w:rFonts w:ascii="Arial" w:hAnsi="Arial" w:cs="Arial"/>
+          <w:b w:val="0"/>
+          <w:sz w:val="19"/>
+          <w:u w:val="none"/>
+        </w:rPr>
+        <w:t xml:space="preserve"> שמגבירה יעילות.</w:t>
+      </w:r>
+    </w:p>
+    <w:p>
+      <w:pPr>
+        <w:bidi w:val="1"/>
+        <w:spacing w:after="30"/>
+        <w:jc w:val="right"/>
+      </w:pPr>
+      <w:r>
+        <w:rPr>
+          <w:rFonts w:ascii="Arial" w:hAnsi="Arial" w:cs="Arial"/>
+          <w:b/>
+          <w:sz w:val="19"/>
+        </w:rPr>
+        <w:t>▪ **סמכות ואחריות**</w:t>
+      </w:r>
+      <w:r>
+        <w:rPr>
+          <w:rFonts w:ascii="Arial" w:hAnsi="Arial" w:cs="Arial"/>
+          <w:sz w:val="19"/>
+        </w:rPr>
+        <w:t xml:space="preserve"> — </w:t>
+      </w:r>
+      <w:r>
+        <w:rPr>
+          <w:rFonts w:ascii="Arial" w:hAnsi="Arial" w:cs="Arial"/>
+          <w:b w:val="0"/>
+          <w:sz w:val="19"/>
+          <w:u w:val="none"/>
+        </w:rPr>
+        <w:t xml:space="preserve">הסמכות ניתנת </w:t>
+      </w:r>
+      <w:r>
+        <w:rPr>
+          <w:rFonts w:ascii="Arial" w:hAnsi="Arial" w:cs="Arial"/>
+          <w:b/>
+          <w:sz w:val="19"/>
+          <w:u w:val="none"/>
+        </w:rPr>
+        <w:t>בצמוד לאחריות</w:t>
+      </w:r>
+      <w:r>
+        <w:rPr>
+          <w:rFonts w:ascii="Arial" w:hAnsi="Arial" w:cs="Arial"/>
+          <w:b w:val="0"/>
+          <w:sz w:val="19"/>
+          <w:u w:val="none"/>
+        </w:rPr>
+        <w:t>, כדי להבטיח ביצוע משימות.</w:t>
+      </w:r>
+    </w:p>
+    <w:p>
+      <w:pPr>
+        <w:bidi w:val="1"/>
+        <w:spacing w:after="30"/>
+        <w:jc w:val="right"/>
+      </w:pPr>
+      <w:r>
+        <w:rPr>
+          <w:rFonts w:ascii="Arial" w:hAnsi="Arial" w:cs="Arial"/>
+          <w:b/>
+          <w:sz w:val="19"/>
+        </w:rPr>
+        <w:t>▪ **משמעת**</w:t>
+      </w:r>
+      <w:r>
+        <w:rPr>
+          <w:rFonts w:ascii="Arial" w:hAnsi="Arial" w:cs="Arial"/>
+          <w:sz w:val="19"/>
+        </w:rPr>
+        <w:t xml:space="preserve"> — </w:t>
+      </w:r>
+      <w:r>
+        <w:rPr>
+          <w:rFonts w:ascii="Arial" w:hAnsi="Arial" w:cs="Arial"/>
+          <w:b w:val="0"/>
+          <w:sz w:val="19"/>
+          <w:u w:val="none"/>
+        </w:rPr>
+        <w:t>חשובה, ונובעת מ</w:t>
+      </w:r>
+      <w:r>
+        <w:rPr>
+          <w:rFonts w:ascii="Arial" w:hAnsi="Arial" w:cs="Arial"/>
+          <w:b/>
+          <w:sz w:val="19"/>
+          <w:u w:val="none"/>
+        </w:rPr>
+        <w:t>כבוד הדדי</w:t>
+      </w:r>
+      <w:r>
+        <w:rPr>
+          <w:rFonts w:ascii="Arial" w:hAnsi="Arial" w:cs="Arial"/>
+          <w:b w:val="0"/>
+          <w:sz w:val="19"/>
+          <w:u w:val="none"/>
+        </w:rPr>
+        <w:t>.</w:t>
+      </w:r>
+    </w:p>
+    <w:p>
+      <w:pPr>
+        <w:bidi w:val="1"/>
+        <w:spacing w:after="30"/>
+        <w:jc w:val="right"/>
+      </w:pPr>
+      <w:r>
+        <w:rPr>
+          <w:rFonts w:ascii="Arial" w:hAnsi="Arial" w:cs="Arial"/>
+          <w:b/>
+          <w:sz w:val="19"/>
+        </w:rPr>
+        <w:t>▪ **אחדות הפיקוד**</w:t>
+      </w:r>
+      <w:r>
+        <w:rPr>
+          <w:rFonts w:ascii="Arial" w:hAnsi="Arial" w:cs="Arial"/>
+          <w:sz w:val="19"/>
+        </w:rPr>
+        <w:t xml:space="preserve"> — </w:t>
+      </w:r>
+      <w:r>
+        <w:rPr>
+          <w:rFonts w:ascii="Arial" w:hAnsi="Arial" w:cs="Arial"/>
+          <w:b w:val="0"/>
+          <w:sz w:val="19"/>
+          <w:u w:val="none"/>
+        </w:rPr>
+        <w:t xml:space="preserve">כל עובד מקבל הוראות </w:t>
+      </w:r>
+      <w:r>
+        <w:rPr>
+          <w:rFonts w:ascii="Arial" w:hAnsi="Arial" w:cs="Arial"/>
+          <w:b/>
+          <w:sz w:val="19"/>
+          <w:u w:val="none"/>
+        </w:rPr>
+        <w:t>רק ממנהל אחד</w:t>
+      </w:r>
+      <w:r>
+        <w:rPr>
+          <w:rFonts w:ascii="Arial" w:hAnsi="Arial" w:cs="Arial"/>
+          <w:b w:val="0"/>
+          <w:sz w:val="19"/>
+          <w:u w:val="none"/>
+        </w:rPr>
+        <w:t>.</w:t>
+      </w:r>
+    </w:p>
+    <w:p>
+      <w:pPr>
+        <w:bidi w:val="1"/>
+        <w:spacing w:after="30"/>
+        <w:jc w:val="right"/>
+      </w:pPr>
+      <w:r>
+        <w:rPr>
+          <w:rFonts w:ascii="Arial" w:hAnsi="Arial" w:cs="Arial"/>
+          <w:b/>
+          <w:sz w:val="19"/>
+        </w:rPr>
+        <w:t>▪ **אחדות הכיוון**</w:t>
+      </w:r>
+      <w:r>
+        <w:rPr>
+          <w:rFonts w:ascii="Arial" w:hAnsi="Arial" w:cs="Arial"/>
+          <w:sz w:val="19"/>
+        </w:rPr>
+        <w:t xml:space="preserve"> — </w:t>
+      </w:r>
+      <w:r>
+        <w:rPr>
+          <w:rFonts w:ascii="Arial" w:hAnsi="Arial" w:cs="Arial"/>
+          <w:b w:val="0"/>
+          <w:sz w:val="19"/>
+          <w:u w:val="none"/>
+        </w:rPr>
+        <w:t xml:space="preserve">לכל פעילות יש </w:t>
+      </w:r>
+      <w:r>
+        <w:rPr>
+          <w:rFonts w:ascii="Arial" w:hAnsi="Arial" w:cs="Arial"/>
+          <w:b/>
+          <w:sz w:val="19"/>
+          <w:u w:val="none"/>
+        </w:rPr>
+        <w:t>מנהל אחראי</w:t>
+      </w:r>
+      <w:r>
+        <w:rPr>
+          <w:rFonts w:ascii="Arial" w:hAnsi="Arial" w:cs="Arial"/>
+          <w:b w:val="0"/>
+          <w:sz w:val="19"/>
+          <w:u w:val="none"/>
+        </w:rPr>
+        <w:t xml:space="preserve"> אחד.</w:t>
+      </w:r>
+    </w:p>
+    <w:p>
+      <w:pPr>
+        <w:bidi w:val="1"/>
+        <w:spacing w:after="30"/>
+        <w:jc w:val="right"/>
+      </w:pPr>
+      <w:r>
+        <w:rPr>
+          <w:rFonts w:ascii="Arial" w:hAnsi="Arial" w:cs="Arial"/>
+          <w:b/>
+          <w:sz w:val="19"/>
+        </w:rPr>
+        <w:t>▪ **תגמול**</w:t>
+      </w:r>
+      <w:r>
+        <w:rPr>
+          <w:rFonts w:ascii="Arial" w:hAnsi="Arial" w:cs="Arial"/>
+          <w:sz w:val="19"/>
+        </w:rPr>
+        <w:t xml:space="preserve"> — </w:t>
+      </w:r>
+      <w:r>
+        <w:rPr>
+          <w:rFonts w:ascii="Arial" w:hAnsi="Arial" w:cs="Arial"/>
+          <w:b w:val="0"/>
+          <w:sz w:val="19"/>
+          <w:u w:val="none"/>
+        </w:rPr>
+        <w:t xml:space="preserve">צריך להיות </w:t>
+      </w:r>
+      <w:r>
+        <w:rPr>
+          <w:rFonts w:ascii="Arial" w:hAnsi="Arial" w:cs="Arial"/>
+          <w:b/>
+          <w:sz w:val="19"/>
+          <w:u w:val="none"/>
+        </w:rPr>
+        <w:t>הוגן</w:t>
+      </w:r>
+      <w:r>
+        <w:rPr>
+          <w:rFonts w:ascii="Arial" w:hAnsi="Arial" w:cs="Arial"/>
+          <w:b w:val="0"/>
+          <w:sz w:val="19"/>
+          <w:u w:val="none"/>
+        </w:rPr>
+        <w:t>, בהתאם לרמת הביצוע.</w:t>
+      </w:r>
+    </w:p>
+    <w:p>
+      <w:pPr>
+        <w:bidi w:val="1"/>
+        <w:spacing w:after="30"/>
+        <w:jc w:val="right"/>
+      </w:pPr>
+      <w:r>
+        <w:rPr>
+          <w:rFonts w:ascii="Arial" w:hAnsi="Arial" w:cs="Arial"/>
+          <w:b/>
+          <w:sz w:val="19"/>
+        </w:rPr>
+        <w:t>▪ **ריכוז מול ביזור**</w:t>
+      </w:r>
+      <w:r>
+        <w:rPr>
+          <w:rFonts w:ascii="Arial" w:hAnsi="Arial" w:cs="Arial"/>
+          <w:sz w:val="19"/>
+        </w:rPr>
+        <w:t xml:space="preserve"> — </w:t>
+      </w:r>
+      <w:r>
+        <w:rPr>
+          <w:rFonts w:ascii="Arial" w:hAnsi="Arial" w:cs="Arial"/>
+          <w:b w:val="0"/>
+          <w:sz w:val="19"/>
+          <w:u w:val="none"/>
+        </w:rPr>
+        <w:t xml:space="preserve">איזון בין ריכוז סמכויות לביזורן, תוך שמירה על </w:t>
+      </w:r>
+      <w:r>
+        <w:rPr>
+          <w:rFonts w:ascii="Arial" w:hAnsi="Arial" w:cs="Arial"/>
+          <w:b/>
+          <w:sz w:val="19"/>
+          <w:u w:val="none"/>
+        </w:rPr>
+        <w:t>היררכיה ברורה</w:t>
+      </w:r>
+      <w:r>
+        <w:rPr>
+          <w:rFonts w:ascii="Arial" w:hAnsi="Arial" w:cs="Arial"/>
+          <w:b w:val="0"/>
+          <w:sz w:val="19"/>
+          <w:u w:val="none"/>
+        </w:rPr>
+        <w:t>.</w:t>
+      </w:r>
+    </w:p>
+    <w:p>
+      <w:pPr>
+        <w:bidi w:val="1"/>
+        <w:spacing w:after="30"/>
+        <w:jc w:val="right"/>
+      </w:pPr>
+      <w:r>
+        <w:rPr>
+          <w:rFonts w:ascii="Arial" w:hAnsi="Arial" w:cs="Arial"/>
+          <w:b/>
+          <w:sz w:val="19"/>
+        </w:rPr>
+        <w:t>▪ **עקרונות נוספים**</w:t>
+      </w:r>
+      <w:r>
+        <w:rPr>
+          <w:rFonts w:ascii="Arial" w:hAnsi="Arial" w:cs="Arial"/>
+          <w:sz w:val="19"/>
+        </w:rPr>
+        <w:t xml:space="preserve"> — </w:t>
+      </w:r>
+      <w:r>
+        <w:rPr>
+          <w:rFonts w:ascii="Arial" w:hAnsi="Arial" w:cs="Arial"/>
+          <w:b/>
+          <w:sz w:val="19"/>
+          <w:u w:val="none"/>
+        </w:rPr>
+        <w:t>סדר וארגון</w:t>
+      </w:r>
+      <w:r>
+        <w:rPr>
+          <w:rFonts w:ascii="Arial" w:hAnsi="Arial" w:cs="Arial"/>
+          <w:b w:val="0"/>
+          <w:sz w:val="19"/>
+          <w:u w:val="none"/>
+        </w:rPr>
+        <w:t xml:space="preserve"> במקום העבודה · </w:t>
+      </w:r>
+      <w:r>
+        <w:rPr>
+          <w:rFonts w:ascii="Arial" w:hAnsi="Arial" w:cs="Arial"/>
+          <w:b/>
+          <w:sz w:val="19"/>
+          <w:u w:val="none"/>
+        </w:rPr>
+        <w:t>הגינות</w:t>
+      </w:r>
+      <w:r>
+        <w:rPr>
+          <w:rFonts w:ascii="Arial" w:hAnsi="Arial" w:cs="Arial"/>
+          <w:b w:val="0"/>
+          <w:sz w:val="19"/>
+          <w:u w:val="none"/>
+        </w:rPr>
+        <w:t xml:space="preserve"> כלפי עובדים (מחזקת מחויבות) · </w:t>
+      </w:r>
+      <w:r>
+        <w:rPr>
+          <w:rFonts w:ascii="Arial" w:hAnsi="Arial" w:cs="Arial"/>
+          <w:b/>
+          <w:sz w:val="19"/>
+          <w:u w:val="none"/>
+        </w:rPr>
+        <w:t>יציבות תעסוקתית</w:t>
+      </w:r>
+      <w:r>
+        <w:rPr>
+          <w:rFonts w:ascii="Arial" w:hAnsi="Arial" w:cs="Arial"/>
+          <w:b w:val="0"/>
+          <w:sz w:val="19"/>
+          <w:u w:val="none"/>
+        </w:rPr>
+        <w:t xml:space="preserve"> · </w:t>
+      </w:r>
+      <w:r>
+        <w:rPr>
+          <w:rFonts w:ascii="Arial" w:hAnsi="Arial" w:cs="Arial"/>
+          <w:b/>
+          <w:sz w:val="19"/>
+          <w:u w:val="none"/>
+        </w:rPr>
+        <w:t>עידוד יוזמה</w:t>
+      </w:r>
+      <w:r>
+        <w:rPr>
+          <w:rFonts w:ascii="Arial" w:hAnsi="Arial" w:cs="Arial"/>
+          <w:b w:val="0"/>
+          <w:sz w:val="19"/>
+          <w:u w:val="none"/>
+        </w:rPr>
+        <w:t xml:space="preserve"> · </w:t>
+      </w:r>
+      <w:r>
+        <w:rPr>
+          <w:rFonts w:ascii="Arial" w:hAnsi="Arial" w:cs="Arial"/>
+          <w:b/>
+          <w:sz w:val="19"/>
+          <w:u w:val="none"/>
+        </w:rPr>
+        <w:t>טיפוח רוח צוות</w:t>
+      </w:r>
+      <w:r>
+        <w:rPr>
+          <w:rFonts w:ascii="Arial" w:hAnsi="Arial" w:cs="Arial"/>
+          <w:b w:val="0"/>
+          <w:sz w:val="19"/>
+          <w:u w:val="none"/>
+        </w:rPr>
+        <w:t>.</w:t>
+      </w:r>
+    </w:p>
+    <w:p>
+      <w:pPr>
+        <w:bidi w:val="1"/>
+        <w:spacing w:after="30"/>
+        <w:jc w:val="right"/>
+      </w:pPr>
+      <w:r>
+        <w:rPr>
+          <w:rFonts w:ascii="Arial" w:hAnsi="Arial" w:cs="Arial"/>
+          <w:b/>
+          <w:sz w:val="19"/>
+        </w:rPr>
+        <w:t>▪ **אחדות מטרות**</w:t>
+      </w:r>
+      <w:r>
+        <w:rPr>
+          <w:rFonts w:ascii="Arial" w:hAnsi="Arial" w:cs="Arial"/>
+          <w:sz w:val="19"/>
+        </w:rPr>
+        <w:t xml:space="preserve"> — </w:t>
+      </w:r>
+      <w:r>
+        <w:rPr>
+          <w:rFonts w:ascii="Arial" w:hAnsi="Arial" w:cs="Arial"/>
+          <w:b/>
+          <w:sz w:val="19"/>
+          <w:u w:val="none"/>
+        </w:rPr>
+        <w:t>העדפת טובת הארגון על פני אינטרסים אישיים.</w:t>
+      </w:r>
+    </w:p>
+    <w:p>
+      <w:pPr>
+        <w:bidi w:val="1"/>
         <w:spacing w:before="100"/>
         <w:jc w:val="right"/>
       </w:pPr>
@@ -1323,7 +1864,85 @@
           <w:color w:val="37474F"/>
           <w:sz w:val="21"/>
         </w:rPr>
-        <w:t>**החיפוש אחר אמצעים רציונלייםלניהול הארגון**</w:t>
+        <w:t>**הניהול המדעי — פרידריך טיילור**</w:t>
+      </w:r>
+    </w:p>
+    <w:p>
+      <w:pPr>
+        <w:bidi w:val="1"/>
+        <w:jc w:val="right"/>
+      </w:pPr>
+      <w:r>
+        <w:rPr>
+          <w:rFonts w:ascii="Arial" w:hAnsi="Arial" w:cs="Arial"/>
+          <w:b/>
+          <w:sz w:val="19"/>
+          <w:u w:val="none"/>
+        </w:rPr>
+        <w:t>גישה נורמטיבית המציגה ארגון, ▪ תפיסת הארגון</w:t>
+      </w:r>
+      <w:r>
+        <w:rPr>
+          <w:rFonts w:ascii="Arial" w:hAnsi="Arial" w:cs="Arial"/>
+          <w:b w:val="0"/>
+          <w:sz w:val="19"/>
+          <w:u w:val="none"/>
+        </w:rPr>
+        <w:t xml:space="preserve"> — </w:t>
+      </w:r>
+      <w:r>
+        <w:rPr>
+          <w:rFonts w:ascii="Arial" w:hAnsi="Arial" w:cs="Arial"/>
+          <w:b/>
+          <w:sz w:val="19"/>
+          <w:u w:val="none"/>
+        </w:rPr>
+        <w:t>מכונה חברתית משומנת</w:t>
+      </w:r>
+      <w:r>
+        <w:rPr>
+          <w:rFonts w:ascii="Arial" w:hAnsi="Arial" w:cs="Arial"/>
+          <w:b w:val="0"/>
+          <w:sz w:val="19"/>
+          <w:u w:val="none"/>
+        </w:rPr>
+        <w:t xml:space="preserve"> הפועלת להשיג מטרות מוגדרות. העובדים הם </w:t>
+      </w:r>
+      <w:r>
+        <w:rPr>
+          <w:rFonts w:ascii="Arial" w:hAnsi="Arial" w:cs="Arial"/>
+          <w:b/>
+          <w:sz w:val="19"/>
+          <w:u w:val="none"/>
+        </w:rPr>
+        <w:t>רכיבים במכונה</w:t>
+      </w:r>
+      <w:r>
+        <w:rPr>
+          <w:rFonts w:ascii="Arial" w:hAnsi="Arial" w:cs="Arial"/>
+          <w:b w:val="0"/>
+          <w:sz w:val="19"/>
+          <w:u w:val="none"/>
+        </w:rPr>
+        <w:t xml:space="preserve">, ויש ליצור תיאום מקסימלי ביניהם. נקודת מוצא: </w:t>
+      </w:r>
+      <w:r>
+        <w:rPr>
+          <w:rFonts w:ascii="Arial" w:hAnsi="Arial" w:cs="Arial"/>
+          <w:b/>
+          <w:sz w:val="19"/>
+          <w:u w:val="none"/>
+        </w:rPr>
+        <w:t>רציונלית-מכנית</w:t>
+      </w:r>
+      <w:r>
+        <w:rPr>
+          <w:rFonts w:ascii="Arial" w:hAnsi="Arial" w:cs="Arial"/>
+          <w:b w:val="0"/>
+          <w:sz w:val="19"/>
+          <w:u w:val="none"/>
+        </w:rPr>
+        <w:t>.</w:t>
       </w:r>
     </w:p>
     <w:p>
@@ -1338,7 +1957,7 @@
           <w:b/>
           <w:sz w:val="19"/>
         </w:rPr>
-        <w:t>▪ **עקרונות המנהל**</w:t>
+        <w:t>▪ **One Best Way**</w:t>
       </w:r>
       <w:r>
         <w:rPr>
@@ -1350,11 +1969,38 @@
       <w:r>
         <w:rPr>
           <w:rFonts w:ascii="Arial" w:hAnsi="Arial" w:cs="Arial"/>
-          <w:b/>
-          <w:sz w:val="19"/>
-          <w:u w:val="none"/>
-        </w:rPr>
-        <w:t>תכנון · ארגון · תיאום · שליטה · בקרה</w:t>
+          <w:b w:val="0"/>
+          <w:sz w:val="19"/>
+          <w:u w:val="none"/>
+        </w:rPr>
+        <w:t>קיימת "</w:t>
+      </w:r>
+      <w:r>
+        <w:rPr>
+          <w:rFonts w:ascii="Arial" w:hAnsi="Arial" w:cs="Arial"/>
+          <w:b/>
+          <w:sz w:val="19"/>
+          <w:u w:val="none"/>
+        </w:rPr>
+        <w:t>הדרך הטובה ביותר לבצע את העבודה</w:t>
+      </w:r>
+      <w:r>
+        <w:rPr>
+          <w:rFonts w:ascii="Arial" w:hAnsi="Arial" w:cs="Arial"/>
+          <w:b w:val="0"/>
+          <w:sz w:val="19"/>
+          <w:u w:val="none"/>
+        </w:rPr>
+        <w:t xml:space="preserve">", ועל המנהל למצוא אותה </w:t>
+      </w:r>
+      <w:r>
+        <w:rPr>
+          <w:rFonts w:ascii="Arial" w:hAnsi="Arial" w:cs="Arial"/>
+          <w:b/>
+          <w:sz w:val="19"/>
+          <w:u w:val="none"/>
+        </w:rPr>
+        <w:t>באופן מדעי</w:t>
       </w:r>
       <w:r>
         <w:rPr>
@@ -1378,7 +2024,7 @@
           <w:b/>
           <w:sz w:val="19"/>
         </w:rPr>
-        <w:t>▪ **חלוקת עבודה**</w:t>
+        <w:t>▪ **הנחת היסוד של השיטה: (1) אינטרס משותף**</w:t>
       </w:r>
       <w:r>
         <w:rPr>
@@ -1394,25 +2040,52 @@
           <w:sz w:val="19"/>
           <w:u w:val="none"/>
         </w:rPr>
-        <w:t xml:space="preserve">מאפשרת </w:t>
-      </w:r>
-      <w:r>
-        <w:rPr>
-          <w:rFonts w:ascii="Arial" w:hAnsi="Arial" w:cs="Arial"/>
-          <w:b/>
-          <w:sz w:val="19"/>
-          <w:u w:val="none"/>
-        </w:rPr>
-        <w:t>התמחות</w:t>
-      </w:r>
-      <w:r>
-        <w:rPr>
-          <w:rFonts w:ascii="Arial" w:hAnsi="Arial" w:cs="Arial"/>
-          <w:b w:val="0"/>
-          <w:sz w:val="19"/>
-          <w:u w:val="none"/>
-        </w:rPr>
-        <w:t xml:space="preserve"> שמגבירה יעילות.</w:t>
+        <w:t xml:space="preserve">להנהלה ולעובדים — שניהם רוצים להימנע מקונפליקטים ולהרוויח יותר. (2) </w:t>
+      </w:r>
+      <w:r>
+        <w:rPr>
+          <w:rFonts w:ascii="Arial" w:hAnsi="Arial" w:cs="Arial"/>
+          <w:b/>
+          <w:sz w:val="19"/>
+          <w:u w:val="none"/>
+        </w:rPr>
+        <w:t>העובד</w:t>
+      </w:r>
+      <w:r>
+        <w:rPr>
+          <w:rFonts w:ascii="Arial" w:hAnsi="Arial" w:cs="Arial"/>
+          <w:b w:val="0"/>
+          <w:sz w:val="19"/>
+          <w:u w:val="none"/>
+        </w:rPr>
+        <w:t xml:space="preserve"> רוצה תגמול כספי, </w:t>
+      </w:r>
+      <w:r>
+        <w:rPr>
+          <w:rFonts w:ascii="Arial" w:hAnsi="Arial" w:cs="Arial"/>
+          <w:b/>
+          <w:sz w:val="19"/>
+          <w:u w:val="none"/>
+        </w:rPr>
+        <w:t>המעביד</w:t>
+      </w:r>
+      <w:r>
+        <w:rPr>
+          <w:rFonts w:ascii="Arial" w:hAnsi="Arial" w:cs="Arial"/>
+          <w:b w:val="0"/>
+          <w:sz w:val="19"/>
+          <w:u w:val="none"/>
+        </w:rPr>
+        <w:t xml:space="preserve"> רוצה תפוקה ורווחים. </w:t>
+      </w:r>
+      <w:r>
+        <w:rPr>
+          <w:rFonts w:ascii="Arial" w:hAnsi="Arial" w:cs="Arial"/>
+          <w:b/>
+          <w:sz w:val="19"/>
+          <w:u w:val="none"/>
+        </w:rPr>
+        <w:t>האינטרסים חופפים.</w:t>
       </w:r>
     </w:p>
     <w:p>
@@ -1427,7 +2100,7 @@
           <w:b/>
           <w:sz w:val="19"/>
         </w:rPr>
-        <w:t>▪ **סמכות ואחריות**</w:t>
+        <w:t>▪ **(3) תפיסת העובד**</w:t>
       </w:r>
       <w:r>
         <w:rPr>
@@ -1439,29 +2112,38 @@
       <w:r>
         <w:rPr>
           <w:rFonts w:ascii="Arial" w:hAnsi="Arial" w:cs="Arial"/>
-          <w:b w:val="0"/>
-          <w:sz w:val="19"/>
-          <w:u w:val="none"/>
-        </w:rPr>
-        <w:t xml:space="preserve">הסמכות ניתנת </w:t>
-      </w:r>
-      <w:r>
-        <w:rPr>
-          <w:rFonts w:ascii="Arial" w:hAnsi="Arial" w:cs="Arial"/>
-          <w:b/>
-          <w:sz w:val="19"/>
-          <w:u w:val="none"/>
-        </w:rPr>
-        <w:t>בצמוד לאחריות</w:t>
-      </w:r>
-      <w:r>
-        <w:rPr>
-          <w:rFonts w:ascii="Arial" w:hAnsi="Arial" w:cs="Arial"/>
-          <w:b w:val="0"/>
-          <w:sz w:val="19"/>
-          <w:u w:val="none"/>
-        </w:rPr>
-        <w:t>, כדי להבטיח ביצוע משימות.</w:t>
+          <w:b/>
+          <w:sz w:val="19"/>
+          <w:u w:val="none"/>
+        </w:rPr>
+        <w:t>אדם כלכלי-רציונלי</w:t>
+      </w:r>
+      <w:r>
+        <w:rPr>
+          <w:rFonts w:ascii="Arial" w:hAnsi="Arial" w:cs="Arial"/>
+          <w:b w:val="0"/>
+          <w:sz w:val="19"/>
+          <w:u w:val="none"/>
+        </w:rPr>
+        <w:t xml:space="preserve">, בא לעבודה משיקולים כלכליים, מודע ליכולותיו ורוצה למכור אותן במחיר גבוה </w:t>
+      </w:r>
+      <w:r>
+        <w:rPr>
+          <w:rFonts w:ascii="Arial" w:hAnsi="Arial" w:cs="Arial"/>
+          <w:b/>
+          <w:sz w:val="19"/>
+          <w:u w:val="none"/>
+        </w:rPr>
+        <w:t>במינימום מאמץ</w:t>
+      </w:r>
+      <w:r>
+        <w:rPr>
+          <w:rFonts w:ascii="Arial" w:hAnsi="Arial" w:cs="Arial"/>
+          <w:b w:val="0"/>
+          <w:sz w:val="19"/>
+          <w:u w:val="none"/>
+        </w:rPr>
+        <w:t>.</w:t>
       </w:r>
     </w:p>
     <w:p>
@@ -1476,7 +2158,7 @@
           <w:b/>
           <w:sz w:val="19"/>
         </w:rPr>
-        <w:t>▪ **משמעת**</w:t>
+        <w:t>▪ **איך מגדילים פריון**</w:t>
       </w:r>
       <w:r>
         <w:rPr>
@@ -1488,20 +2170,114 @@
       <w:r>
         <w:rPr>
           <w:rFonts w:ascii="Arial" w:hAnsi="Arial" w:cs="Arial"/>
-          <w:b w:val="0"/>
-          <w:sz w:val="19"/>
-          <w:u w:val="none"/>
-        </w:rPr>
-        <w:t>חשובה, ונובעת מ</w:t>
-      </w:r>
-      <w:r>
-        <w:rPr>
-          <w:rFonts w:ascii="Arial" w:hAnsi="Arial" w:cs="Arial"/>
-          <w:b/>
-          <w:sz w:val="19"/>
-          <w:u w:val="none"/>
-        </w:rPr>
-        <w:t>כבוד הדדי</w:t>
+          <w:b/>
+          <w:sz w:val="19"/>
+          <w:u w:val="none"/>
+        </w:rPr>
+        <w:t>הפרדה</w:t>
+      </w:r>
+      <w:r>
+        <w:rPr>
+          <w:rFonts w:ascii="Arial" w:hAnsi="Arial" w:cs="Arial"/>
+          <w:b w:val="0"/>
+          <w:sz w:val="19"/>
+          <w:u w:val="none"/>
+        </w:rPr>
+        <w:t xml:space="preserve"> בין פונקציית הניהול לפונקציית הביצוע · </w:t>
+      </w:r>
+      <w:r>
+        <w:rPr>
+          <w:rFonts w:ascii="Arial" w:hAnsi="Arial" w:cs="Arial"/>
+          <w:b/>
+          <w:sz w:val="19"/>
+          <w:u w:val="none"/>
+        </w:rPr>
+        <w:t>חלוקת עבודה מפורטת</w:t>
+      </w:r>
+      <w:r>
+        <w:rPr>
+          <w:rFonts w:ascii="Arial" w:hAnsi="Arial" w:cs="Arial"/>
+          <w:b w:val="0"/>
+          <w:sz w:val="19"/>
+          <w:u w:val="none"/>
+        </w:rPr>
+        <w:t xml:space="preserve"> לפעולות מצומצמות הניתנות ללמידה · לכל פעולה מודדים </w:t>
+      </w:r>
+      <w:r>
+        <w:rPr>
+          <w:rFonts w:ascii="Arial" w:hAnsi="Arial" w:cs="Arial"/>
+          <w:b/>
+          <w:sz w:val="19"/>
+          <w:u w:val="none"/>
+        </w:rPr>
+        <w:t>כמות, איכות וזמן</w:t>
+      </w:r>
+      <w:r>
+        <w:rPr>
+          <w:rFonts w:ascii="Arial" w:hAnsi="Arial" w:cs="Arial"/>
+          <w:b w:val="0"/>
+          <w:sz w:val="19"/>
+          <w:u w:val="none"/>
+        </w:rPr>
+        <w:t xml:space="preserve"> · קשירת השכר לתפוקה.</w:t>
+      </w:r>
+    </w:p>
+    <w:p>
+      <w:pPr>
+        <w:bidi w:val="1"/>
+        <w:spacing w:after="30"/>
+        <w:jc w:val="right"/>
+      </w:pPr>
+      <w:r>
+        <w:rPr>
+          <w:rFonts w:ascii="Arial" w:hAnsi="Arial" w:cs="Arial"/>
+          <w:b/>
+          <w:sz w:val="19"/>
+        </w:rPr>
+        <w:t>▪ **עקרונות הגישה**</w:t>
+      </w:r>
+      <w:r>
+        <w:rPr>
+          <w:rFonts w:ascii="Arial" w:hAnsi="Arial" w:cs="Arial"/>
+          <w:sz w:val="19"/>
+        </w:rPr>
+        <w:t xml:space="preserve"> — </w:t>
+      </w:r>
+      <w:r>
+        <w:rPr>
+          <w:rFonts w:ascii="Arial" w:hAnsi="Arial" w:cs="Arial"/>
+          <w:b w:val="0"/>
+          <w:sz w:val="19"/>
+          <w:u w:val="none"/>
+        </w:rPr>
+        <w:t xml:space="preserve">מדידת ביצועים · </w:t>
+      </w:r>
+      <w:r>
+        <w:rPr>
+          <w:rFonts w:ascii="Arial" w:hAnsi="Arial" w:cs="Arial"/>
+          <w:b/>
+          <w:sz w:val="19"/>
+          <w:u w:val="none"/>
+        </w:rPr>
+        <w:t>חקר זמן ותנועה</w:t>
+      </w:r>
+      <w:r>
+        <w:rPr>
+          <w:rFonts w:ascii="Arial" w:hAnsi="Arial" w:cs="Arial"/>
+          <w:b w:val="0"/>
+          <w:sz w:val="19"/>
+          <w:u w:val="none"/>
+        </w:rPr>
+        <w:t xml:space="preserve"> למציאת הדרך האופטימלית · תגמול לפי ביצוע · הסתייעות במומחים/מנהלי עבודה להדרכה ופיקוח · שינוי תקני התפוקה לפי </w:t>
+      </w:r>
+      <w:r>
+        <w:rPr>
+          <w:rFonts w:ascii="Arial" w:hAnsi="Arial" w:cs="Arial"/>
+          <w:b/>
+          <w:sz w:val="19"/>
+          <w:u w:val="none"/>
+        </w:rPr>
+        <w:t>מדידות אובייקטיביות</w:t>
       </w:r>
       <w:r>
         <w:rPr>
@@ -1525,7 +2301,7 @@
           <w:b/>
           <w:sz w:val="19"/>
         </w:rPr>
-        <w:t>▪ **אחדות הפיקוד**</w:t>
+        <w:t>▪ **ניהול מכאניסטי-אינסטרומנטלי**</w:t>
       </w:r>
       <w:r>
         <w:rPr>
@@ -1541,315 +2317,76 @@
           <w:sz w:val="19"/>
           <w:u w:val="none"/>
         </w:rPr>
-        <w:t xml:space="preserve">כל עובד מקבל הוראות </w:t>
-      </w:r>
-      <w:r>
-        <w:rPr>
-          <w:rFonts w:ascii="Arial" w:hAnsi="Arial" w:cs="Arial"/>
-          <w:b/>
-          <w:sz w:val="19"/>
-          <w:u w:val="none"/>
-        </w:rPr>
-        <w:t>רק ממנהל אחד</w:t>
-      </w:r>
-      <w:r>
-        <w:rPr>
-          <w:rFonts w:ascii="Arial" w:hAnsi="Arial" w:cs="Arial"/>
-          <w:b w:val="0"/>
-          <w:sz w:val="19"/>
-          <w:u w:val="none"/>
-        </w:rPr>
-        <w:t>.</w:t>
-      </w:r>
-    </w:p>
-    <w:p>
-      <w:pPr>
-        <w:bidi w:val="1"/>
-        <w:spacing w:after="30"/>
-        <w:jc w:val="right"/>
-      </w:pPr>
-      <w:r>
-        <w:rPr>
-          <w:rFonts w:ascii="Arial" w:hAnsi="Arial" w:cs="Arial"/>
-          <w:b/>
-          <w:sz w:val="19"/>
-        </w:rPr>
-        <w:t>▪ **אחדות הכיוון**</w:t>
-      </w:r>
-      <w:r>
-        <w:rPr>
-          <w:rFonts w:ascii="Arial" w:hAnsi="Arial" w:cs="Arial"/>
-          <w:sz w:val="19"/>
-        </w:rPr>
-        <w:t xml:space="preserve"> — </w:t>
-      </w:r>
-      <w:r>
-        <w:rPr>
-          <w:rFonts w:ascii="Arial" w:hAnsi="Arial" w:cs="Arial"/>
-          <w:b w:val="0"/>
-          <w:sz w:val="19"/>
-          <w:u w:val="none"/>
-        </w:rPr>
-        <w:t xml:space="preserve">לכל פעילות יש </w:t>
-      </w:r>
-      <w:r>
-        <w:rPr>
-          <w:rFonts w:ascii="Arial" w:hAnsi="Arial" w:cs="Arial"/>
-          <w:b/>
-          <w:sz w:val="19"/>
-          <w:u w:val="none"/>
-        </w:rPr>
-        <w:t>מנהל אחראי</w:t>
-      </w:r>
-      <w:r>
-        <w:rPr>
-          <w:rFonts w:ascii="Arial" w:hAnsi="Arial" w:cs="Arial"/>
-          <w:b w:val="0"/>
-          <w:sz w:val="19"/>
-          <w:u w:val="none"/>
-        </w:rPr>
-        <w:t xml:space="preserve"> אחד.</w:t>
-      </w:r>
-    </w:p>
-    <w:p>
-      <w:pPr>
-        <w:bidi w:val="1"/>
-        <w:spacing w:after="30"/>
-        <w:jc w:val="right"/>
-      </w:pPr>
-      <w:r>
-        <w:rPr>
-          <w:rFonts w:ascii="Arial" w:hAnsi="Arial" w:cs="Arial"/>
-          <w:b/>
-          <w:sz w:val="19"/>
-        </w:rPr>
-        <w:t>▪ **תגמול**</w:t>
-      </w:r>
-      <w:r>
-        <w:rPr>
-          <w:rFonts w:ascii="Arial" w:hAnsi="Arial" w:cs="Arial"/>
-          <w:sz w:val="19"/>
-        </w:rPr>
-        <w:t xml:space="preserve"> — </w:t>
-      </w:r>
-      <w:r>
-        <w:rPr>
-          <w:rFonts w:ascii="Arial" w:hAnsi="Arial" w:cs="Arial"/>
-          <w:b w:val="0"/>
-          <w:sz w:val="19"/>
-          <w:u w:val="none"/>
-        </w:rPr>
-        <w:t xml:space="preserve">צריך להיות </w:t>
-      </w:r>
-      <w:r>
-        <w:rPr>
-          <w:rFonts w:ascii="Arial" w:hAnsi="Arial" w:cs="Arial"/>
-          <w:b/>
-          <w:sz w:val="19"/>
-          <w:u w:val="none"/>
-        </w:rPr>
-        <w:t>הוגן</w:t>
-      </w:r>
-      <w:r>
-        <w:rPr>
-          <w:rFonts w:ascii="Arial" w:hAnsi="Arial" w:cs="Arial"/>
-          <w:b w:val="0"/>
-          <w:sz w:val="19"/>
-          <w:u w:val="none"/>
-        </w:rPr>
-        <w:t>, בהתאם לרמת הביצוע.</w:t>
-      </w:r>
-    </w:p>
-    <w:p>
-      <w:pPr>
-        <w:bidi w:val="1"/>
-        <w:spacing w:after="30"/>
-        <w:jc w:val="right"/>
-      </w:pPr>
-      <w:r>
-        <w:rPr>
-          <w:rFonts w:ascii="Arial" w:hAnsi="Arial" w:cs="Arial"/>
-          <w:b/>
-          <w:sz w:val="19"/>
-        </w:rPr>
-        <w:t>▪ **ריכוז מול ביזור**</w:t>
-      </w:r>
-      <w:r>
-        <w:rPr>
-          <w:rFonts w:ascii="Arial" w:hAnsi="Arial" w:cs="Arial"/>
-          <w:sz w:val="19"/>
-        </w:rPr>
-        <w:t xml:space="preserve"> — </w:t>
-      </w:r>
-      <w:r>
-        <w:rPr>
-          <w:rFonts w:ascii="Arial" w:hAnsi="Arial" w:cs="Arial"/>
-          <w:b w:val="0"/>
-          <w:sz w:val="19"/>
-          <w:u w:val="none"/>
-        </w:rPr>
-        <w:t xml:space="preserve">איזון בין ריכוז סמכויות לביזורן, תוך שמירה על </w:t>
-      </w:r>
-      <w:r>
-        <w:rPr>
-          <w:rFonts w:ascii="Arial" w:hAnsi="Arial" w:cs="Arial"/>
-          <w:b/>
-          <w:sz w:val="19"/>
-          <w:u w:val="none"/>
-        </w:rPr>
-        <w:t>היררכיה ברורה</w:t>
-      </w:r>
-      <w:r>
-        <w:rPr>
-          <w:rFonts w:ascii="Arial" w:hAnsi="Arial" w:cs="Arial"/>
-          <w:b w:val="0"/>
-          <w:sz w:val="19"/>
-          <w:u w:val="none"/>
-        </w:rPr>
-        <w:t>.</w:t>
-      </w:r>
-    </w:p>
-    <w:p>
-      <w:pPr>
-        <w:bidi w:val="1"/>
-        <w:spacing w:after="30"/>
-        <w:jc w:val="right"/>
-      </w:pPr>
-      <w:r>
-        <w:rPr>
-          <w:rFonts w:ascii="Arial" w:hAnsi="Arial" w:cs="Arial"/>
-          <w:b/>
-          <w:sz w:val="19"/>
-        </w:rPr>
-        <w:t>▪ **עקרונות נוספים**</w:t>
-      </w:r>
-      <w:r>
-        <w:rPr>
-          <w:rFonts w:ascii="Arial" w:hAnsi="Arial" w:cs="Arial"/>
-          <w:sz w:val="19"/>
-        </w:rPr>
-        <w:t xml:space="preserve"> — </w:t>
-      </w:r>
-      <w:r>
-        <w:rPr>
-          <w:rFonts w:ascii="Arial" w:hAnsi="Arial" w:cs="Arial"/>
-          <w:b/>
-          <w:sz w:val="19"/>
-          <w:u w:val="none"/>
-        </w:rPr>
-        <w:t>סדר וארגון</w:t>
-      </w:r>
-      <w:r>
-        <w:rPr>
-          <w:rFonts w:ascii="Arial" w:hAnsi="Arial" w:cs="Arial"/>
-          <w:b w:val="0"/>
-          <w:sz w:val="19"/>
-          <w:u w:val="none"/>
-        </w:rPr>
-        <w:t xml:space="preserve"> במקום העבודה · </w:t>
-      </w:r>
-      <w:r>
-        <w:rPr>
-          <w:rFonts w:ascii="Arial" w:hAnsi="Arial" w:cs="Arial"/>
-          <w:b/>
-          <w:sz w:val="19"/>
-          <w:u w:val="none"/>
-        </w:rPr>
-        <w:t>הגינות</w:t>
-      </w:r>
-      <w:r>
-        <w:rPr>
-          <w:rFonts w:ascii="Arial" w:hAnsi="Arial" w:cs="Arial"/>
-          <w:b w:val="0"/>
-          <w:sz w:val="19"/>
-          <w:u w:val="none"/>
-        </w:rPr>
-        <w:t xml:space="preserve"> כלפי עובדים (מחזקת מחויבות) · </w:t>
-      </w:r>
-      <w:r>
-        <w:rPr>
-          <w:rFonts w:ascii="Arial" w:hAnsi="Arial" w:cs="Arial"/>
-          <w:b/>
-          <w:sz w:val="19"/>
-          <w:u w:val="none"/>
-        </w:rPr>
-        <w:t>יציבות תעסוקתית</w:t>
-      </w:r>
-      <w:r>
-        <w:rPr>
-          <w:rFonts w:ascii="Arial" w:hAnsi="Arial" w:cs="Arial"/>
-          <w:b w:val="0"/>
-          <w:sz w:val="19"/>
-          <w:u w:val="none"/>
-        </w:rPr>
-        <w:t xml:space="preserve"> · </w:t>
-      </w:r>
-      <w:r>
-        <w:rPr>
-          <w:rFonts w:ascii="Arial" w:hAnsi="Arial" w:cs="Arial"/>
-          <w:b/>
-          <w:sz w:val="19"/>
-          <w:u w:val="none"/>
-        </w:rPr>
-        <w:t>עידוד יוזמה</w:t>
-      </w:r>
-      <w:r>
-        <w:rPr>
-          <w:rFonts w:ascii="Arial" w:hAnsi="Arial" w:cs="Arial"/>
-          <w:b w:val="0"/>
-          <w:sz w:val="19"/>
-          <w:u w:val="none"/>
-        </w:rPr>
-        <w:t xml:space="preserve"> · </w:t>
-      </w:r>
-      <w:r>
-        <w:rPr>
-          <w:rFonts w:ascii="Arial" w:hAnsi="Arial" w:cs="Arial"/>
-          <w:b/>
-          <w:sz w:val="19"/>
-          <w:u w:val="none"/>
-        </w:rPr>
-        <w:t>טיפוח רוח צוות</w:t>
-      </w:r>
-      <w:r>
-        <w:rPr>
-          <w:rFonts w:ascii="Arial" w:hAnsi="Arial" w:cs="Arial"/>
-          <w:b w:val="0"/>
-          <w:sz w:val="19"/>
-          <w:u w:val="none"/>
-        </w:rPr>
-        <w:t>.</w:t>
-      </w:r>
-    </w:p>
-    <w:p>
-      <w:pPr>
-        <w:bidi w:val="1"/>
-        <w:spacing w:after="30"/>
-        <w:jc w:val="right"/>
-      </w:pPr>
-      <w:r>
-        <w:rPr>
-          <w:rFonts w:ascii="Arial" w:hAnsi="Arial" w:cs="Arial"/>
-          <w:b/>
-          <w:sz w:val="19"/>
-        </w:rPr>
-        <w:t>▪ **אחדות מטרות**</w:t>
-      </w:r>
-      <w:r>
-        <w:rPr>
-          <w:rFonts w:ascii="Arial" w:hAnsi="Arial" w:cs="Arial"/>
-          <w:sz w:val="19"/>
-        </w:rPr>
-        <w:t xml:space="preserve"> — </w:t>
-      </w:r>
-      <w:r>
-        <w:rPr>
-          <w:rFonts w:ascii="Arial" w:hAnsi="Arial" w:cs="Arial"/>
-          <w:b/>
-          <w:sz w:val="19"/>
-          <w:u w:val="none"/>
-        </w:rPr>
-        <w:t>העדפת טובת הארגון על פני אינטרסים אישיים.</w:t>
+        <w:t xml:space="preserve">רואה את האדם בארגון </w:t>
+      </w:r>
+      <w:r>
+        <w:rPr>
+          <w:rFonts w:ascii="Arial" w:hAnsi="Arial" w:cs="Arial"/>
+          <w:b/>
+          <w:sz w:val="19"/>
+          <w:u w:val="none"/>
+        </w:rPr>
+        <w:t>ככלי עבודה/מכונה</w:t>
+      </w:r>
+      <w:r>
+        <w:rPr>
+          <w:rFonts w:ascii="Arial" w:hAnsi="Arial" w:cs="Arial"/>
+          <w:b w:val="0"/>
+          <w:sz w:val="19"/>
+          <w:u w:val="none"/>
+        </w:rPr>
+        <w:t xml:space="preserve">. מדידת תפוקות העובד כמו מדידת כלי עבודה; תוצריו נמדדים </w:t>
+      </w:r>
+      <w:r>
+        <w:rPr>
+          <w:rFonts w:ascii="Arial" w:hAnsi="Arial" w:cs="Arial"/>
+          <w:b/>
+          <w:sz w:val="19"/>
+          <w:u w:val="none"/>
+        </w:rPr>
+        <w:t>מול קצב המכונה</w:t>
+      </w:r>
+      <w:r>
+        <w:rPr>
+          <w:rFonts w:ascii="Arial" w:hAnsi="Arial" w:cs="Arial"/>
+          <w:b w:val="0"/>
+          <w:sz w:val="19"/>
+          <w:u w:val="none"/>
+        </w:rPr>
+        <w:t>, ובהתאם שיטות התגמול.</w:t>
+      </w:r>
+    </w:p>
+    <w:p>
+      <w:pPr>
+        <w:bidi w:val="1"/>
+        <w:jc w:val="right"/>
+      </w:pPr>
+      <w:r>
+        <w:rPr>
+          <w:rFonts w:ascii="Arial" w:hAnsi="Arial" w:cs="Arial"/>
+          <w:b w:val="0"/>
+          <w:sz w:val="19"/>
+          <w:u w:val="none"/>
+        </w:rPr>
+        <w:t xml:space="preserve">⚠ </w:t>
+      </w:r>
+      <w:r>
+        <w:rPr>
+          <w:rFonts w:ascii="Arial" w:hAnsi="Arial" w:cs="Arial"/>
+          <w:b/>
+          <w:sz w:val="19"/>
+          <w:u w:val="none"/>
+        </w:rPr>
+        <w:t>זמנים מודרניים</w:t>
+      </w:r>
+      <w:r>
+        <w:rPr>
+          <w:rFonts w:ascii="Arial" w:hAnsi="Arial" w:cs="Arial"/>
+          <w:b w:val="0"/>
+          <w:sz w:val="19"/>
+          <w:u w:val="none"/>
+        </w:rPr>
+        <w:t xml:space="preserve"> (צ'פלין) — הדוגמה לגישה המכניסטית ולמנהיג ממוקד משימה.</w:t>
       </w:r>
     </w:p>
     <w:p>
@@ -1865,85 +2402,7 @@
           <w:color w:val="37474F"/>
           <w:sz w:val="21"/>
         </w:rPr>
-        <w:t>**הניהול המדעי — פרידריך טיילור**</w:t>
-      </w:r>
-    </w:p>
-    <w:p>
-      <w:pPr>
-        <w:bidi w:val="1"/>
-        <w:jc w:val="right"/>
-      </w:pPr>
-      <w:r>
-        <w:rPr>
-          <w:rFonts w:ascii="Arial" w:hAnsi="Arial" w:cs="Arial"/>
-          <w:b/>
-          <w:sz w:val="19"/>
-          <w:u w:val="none"/>
-        </w:rPr>
-        <w:t>תפיסת הארגון</w:t>
-      </w:r>
-      <w:r>
-        <w:rPr>
-          <w:rFonts w:ascii="Arial" w:hAnsi="Arial" w:cs="Arial"/>
-          <w:b w:val="0"/>
-          <w:sz w:val="19"/>
-          <w:u w:val="none"/>
-        </w:rPr>
-        <w:t xml:space="preserve"> — גישה נורמטיבית — </w:t>
-      </w:r>
-      <w:r>
-        <w:rPr>
-          <w:rFonts w:ascii="Arial" w:hAnsi="Arial" w:cs="Arial"/>
-          <w:b/>
-          <w:sz w:val="19"/>
-          <w:u w:val="none"/>
-        </w:rPr>
-        <w:t>מכונה חברתית משומנת</w:t>
-      </w:r>
-      <w:r>
-        <w:rPr>
-          <w:rFonts w:ascii="Arial" w:hAnsi="Arial" w:cs="Arial"/>
-          <w:b w:val="0"/>
-          <w:sz w:val="19"/>
-          <w:u w:val="none"/>
-        </w:rPr>
-        <w:t xml:space="preserve"> הפועלת להשיג מטרות מוגדרות. העובדים הם </w:t>
-      </w:r>
-      <w:r>
-        <w:rPr>
-          <w:rFonts w:ascii="Arial" w:hAnsi="Arial" w:cs="Arial"/>
-          <w:b/>
-          <w:sz w:val="19"/>
-          <w:u w:val="none"/>
-        </w:rPr>
-        <w:t>רכיבים במכונה</w:t>
-      </w:r>
-      <w:r>
-        <w:rPr>
-          <w:rFonts w:ascii="Arial" w:hAnsi="Arial" w:cs="Arial"/>
-          <w:b w:val="0"/>
-          <w:sz w:val="19"/>
-          <w:u w:val="none"/>
-        </w:rPr>
-        <w:t xml:space="preserve">, ויש ליצור תיאום מקסימלי ביניהם. נקודת מוצא: </w:t>
-      </w:r>
-      <w:r>
-        <w:rPr>
-          <w:rFonts w:ascii="Arial" w:hAnsi="Arial" w:cs="Arial"/>
-          <w:b/>
-          <w:sz w:val="19"/>
-          <w:u w:val="none"/>
-        </w:rPr>
-        <w:t>רציונלית-מכנית</w:t>
-      </w:r>
-      <w:r>
-        <w:rPr>
-          <w:rFonts w:ascii="Arial" w:hAnsi="Arial" w:cs="Arial"/>
-          <w:b w:val="0"/>
-          <w:sz w:val="19"/>
-          <w:u w:val="none"/>
-        </w:rPr>
-        <w:t>.</w:t>
+        <w:t>**הגישה המכאנית**</w:t>
       </w:r>
     </w:p>
     <w:p>
@@ -1958,7 +2417,7 @@
           <w:b/>
           <w:sz w:val="19"/>
         </w:rPr>
-        <w:t>▪ **One Best Way**</w:t>
+        <w:t>▪ **הגישה המכאנית**</w:t>
       </w:r>
       <w:r>
         <w:rPr>
@@ -1974,420 +2433,43 @@
           <w:sz w:val="19"/>
           <w:u w:val="none"/>
         </w:rPr>
-        <w:t>קיימת "</w:t>
-      </w:r>
-      <w:r>
-        <w:rPr>
-          <w:rFonts w:ascii="Arial" w:hAnsi="Arial" w:cs="Arial"/>
-          <w:b/>
-          <w:sz w:val="19"/>
-          <w:u w:val="none"/>
-        </w:rPr>
-        <w:t>הדרך הטובה ביותר לבצע את העבודה</w:t>
-      </w:r>
-      <w:r>
-        <w:rPr>
-          <w:rFonts w:ascii="Arial" w:hAnsi="Arial" w:cs="Arial"/>
-          <w:b w:val="0"/>
-          <w:sz w:val="19"/>
-          <w:u w:val="none"/>
-        </w:rPr>
-        <w:t xml:space="preserve">", ועל המנהל למצוא אותה </w:t>
-      </w:r>
-      <w:r>
-        <w:rPr>
-          <w:rFonts w:ascii="Arial" w:hAnsi="Arial" w:cs="Arial"/>
-          <w:b/>
-          <w:sz w:val="19"/>
-          <w:u w:val="none"/>
-        </w:rPr>
-        <w:t>באופן מדעי</w:t>
-      </w:r>
-      <w:r>
-        <w:rPr>
-          <w:rFonts w:ascii="Arial" w:hAnsi="Arial" w:cs="Arial"/>
-          <w:b w:val="0"/>
-          <w:sz w:val="19"/>
-          <w:u w:val="none"/>
-        </w:rPr>
-        <w:t>.</w:t>
-      </w:r>
-    </w:p>
-    <w:p>
-      <w:pPr>
-        <w:bidi w:val="1"/>
-        <w:spacing w:after="30"/>
-        <w:jc w:val="right"/>
-      </w:pPr>
-      <w:r>
-        <w:rPr>
-          <w:rFonts w:ascii="Arial" w:hAnsi="Arial" w:cs="Arial"/>
-          <w:b/>
-          <w:sz w:val="19"/>
-        </w:rPr>
-        <w:t>▪ **הנחת היסוד של השיטה: (1)אינטרס משותף**</w:t>
-      </w:r>
-      <w:r>
-        <w:rPr>
-          <w:rFonts w:ascii="Arial" w:hAnsi="Arial" w:cs="Arial"/>
-          <w:sz w:val="19"/>
-        </w:rPr>
-        <w:t xml:space="preserve"> — </w:t>
-      </w:r>
-      <w:r>
-        <w:rPr>
-          <w:rFonts w:ascii="Arial" w:hAnsi="Arial" w:cs="Arial"/>
-          <w:b w:val="0"/>
-          <w:sz w:val="19"/>
-          <w:u w:val="none"/>
-        </w:rPr>
-        <w:t xml:space="preserve">להנהלה ולעובדים — שניהם רוצים להימנע מקונפליקטים ולהרוויח יותר. (2) </w:t>
-      </w:r>
-      <w:r>
-        <w:rPr>
-          <w:rFonts w:ascii="Arial" w:hAnsi="Arial" w:cs="Arial"/>
-          <w:b/>
-          <w:sz w:val="19"/>
-          <w:u w:val="none"/>
-        </w:rPr>
-        <w:t>העובד</w:t>
-      </w:r>
-      <w:r>
-        <w:rPr>
-          <w:rFonts w:ascii="Arial" w:hAnsi="Arial" w:cs="Arial"/>
-          <w:b w:val="0"/>
-          <w:sz w:val="19"/>
-          <w:u w:val="none"/>
-        </w:rPr>
-        <w:t xml:space="preserve"> רוצה תגמול כספי, </w:t>
-      </w:r>
-      <w:r>
-        <w:rPr>
-          <w:rFonts w:ascii="Arial" w:hAnsi="Arial" w:cs="Arial"/>
-          <w:b/>
-          <w:sz w:val="19"/>
-          <w:u w:val="none"/>
-        </w:rPr>
-        <w:t>המעביד</w:t>
-      </w:r>
-      <w:r>
-        <w:rPr>
-          <w:rFonts w:ascii="Arial" w:hAnsi="Arial" w:cs="Arial"/>
-          <w:b w:val="0"/>
-          <w:sz w:val="19"/>
-          <w:u w:val="none"/>
-        </w:rPr>
-        <w:t xml:space="preserve"> רוצה תפוקה ורווחים. </w:t>
-      </w:r>
-      <w:r>
-        <w:rPr>
-          <w:rFonts w:ascii="Arial" w:hAnsi="Arial" w:cs="Arial"/>
-          <w:b/>
-          <w:sz w:val="19"/>
-          <w:u w:val="none"/>
-        </w:rPr>
-        <w:t>האינטרסים חופפים.</w:t>
-      </w:r>
-    </w:p>
-    <w:p>
-      <w:pPr>
-        <w:bidi w:val="1"/>
-        <w:spacing w:after="30"/>
-        <w:jc w:val="right"/>
-      </w:pPr>
-      <w:r>
-        <w:rPr>
-          <w:rFonts w:ascii="Arial" w:hAnsi="Arial" w:cs="Arial"/>
-          <w:b/>
-          <w:sz w:val="19"/>
-        </w:rPr>
-        <w:t>▪ **(3)תפיסת העובד**</w:t>
-      </w:r>
-      <w:r>
-        <w:rPr>
-          <w:rFonts w:ascii="Arial" w:hAnsi="Arial" w:cs="Arial"/>
-          <w:sz w:val="19"/>
-        </w:rPr>
-        <w:t xml:space="preserve"> — </w:t>
-      </w:r>
-      <w:r>
-        <w:rPr>
-          <w:rFonts w:ascii="Arial" w:hAnsi="Arial" w:cs="Arial"/>
-          <w:b/>
-          <w:sz w:val="19"/>
-          <w:u w:val="none"/>
-        </w:rPr>
-        <w:t>אדם כלכלי-רציונלי</w:t>
-      </w:r>
-      <w:r>
-        <w:rPr>
-          <w:rFonts w:ascii="Arial" w:hAnsi="Arial" w:cs="Arial"/>
-          <w:b w:val="0"/>
-          <w:sz w:val="19"/>
-          <w:u w:val="none"/>
-        </w:rPr>
-        <w:t xml:space="preserve">, בא לעבודה משיקולים כלכליים, מודע ליכולותיו ורוצה למכור אותן במחיר גבוה </w:t>
-      </w:r>
-      <w:r>
-        <w:rPr>
-          <w:rFonts w:ascii="Arial" w:hAnsi="Arial" w:cs="Arial"/>
-          <w:b/>
-          <w:sz w:val="19"/>
-          <w:u w:val="none"/>
-        </w:rPr>
-        <w:t>במינימום מאמץ</w:t>
-      </w:r>
-      <w:r>
-        <w:rPr>
-          <w:rFonts w:ascii="Arial" w:hAnsi="Arial" w:cs="Arial"/>
-          <w:b w:val="0"/>
-          <w:sz w:val="19"/>
-          <w:u w:val="none"/>
-        </w:rPr>
-        <w:t>.</w:t>
-      </w:r>
-    </w:p>
-    <w:p>
-      <w:pPr>
-        <w:bidi w:val="1"/>
-        <w:spacing w:after="30"/>
-        <w:jc w:val="right"/>
-      </w:pPr>
-      <w:r>
-        <w:rPr>
-          <w:rFonts w:ascii="Arial" w:hAnsi="Arial" w:cs="Arial"/>
-          <w:b/>
-          <w:sz w:val="19"/>
-        </w:rPr>
-        <w:t>▪ **איך מגדילים פריון**</w:t>
-      </w:r>
-      <w:r>
-        <w:rPr>
-          <w:rFonts w:ascii="Arial" w:hAnsi="Arial" w:cs="Arial"/>
-          <w:sz w:val="19"/>
-        </w:rPr>
-        <w:t xml:space="preserve"> — </w:t>
-      </w:r>
-      <w:r>
-        <w:rPr>
-          <w:rFonts w:ascii="Arial" w:hAnsi="Arial" w:cs="Arial"/>
-          <w:b/>
-          <w:sz w:val="19"/>
-          <w:u w:val="none"/>
-        </w:rPr>
-        <w:t>הפרדה</w:t>
-      </w:r>
-      <w:r>
-        <w:rPr>
-          <w:rFonts w:ascii="Arial" w:hAnsi="Arial" w:cs="Arial"/>
-          <w:b w:val="0"/>
-          <w:sz w:val="19"/>
-          <w:u w:val="none"/>
-        </w:rPr>
-        <w:t xml:space="preserve"> בין פונקציית הניהול לפונקציית הביצוע · </w:t>
-      </w:r>
-      <w:r>
-        <w:rPr>
-          <w:rFonts w:ascii="Arial" w:hAnsi="Arial" w:cs="Arial"/>
-          <w:b/>
-          <w:sz w:val="19"/>
-          <w:u w:val="none"/>
-        </w:rPr>
-        <w:t>חלוקת עבודה מפורטת</w:t>
-      </w:r>
-      <w:r>
-        <w:rPr>
-          <w:rFonts w:ascii="Arial" w:hAnsi="Arial" w:cs="Arial"/>
-          <w:b w:val="0"/>
-          <w:sz w:val="19"/>
-          <w:u w:val="none"/>
-        </w:rPr>
-        <w:t xml:space="preserve"> לפעולות מצומצמות הניתנות ללמידה · לכל פעולה מודדים </w:t>
-      </w:r>
-      <w:r>
-        <w:rPr>
-          <w:rFonts w:ascii="Arial" w:hAnsi="Arial" w:cs="Arial"/>
-          <w:b/>
-          <w:sz w:val="19"/>
-          <w:u w:val="none"/>
-        </w:rPr>
-        <w:t>כמות, איכות וזמן</w:t>
-      </w:r>
-      <w:r>
-        <w:rPr>
-          <w:rFonts w:ascii="Arial" w:hAnsi="Arial" w:cs="Arial"/>
-          <w:b w:val="0"/>
-          <w:sz w:val="19"/>
-          <w:u w:val="none"/>
-        </w:rPr>
-        <w:t xml:space="preserve"> · קשירת השכר לתפוקה.</w:t>
-      </w:r>
-    </w:p>
-    <w:p>
-      <w:pPr>
-        <w:bidi w:val="1"/>
-        <w:spacing w:after="30"/>
-        <w:jc w:val="right"/>
-      </w:pPr>
-      <w:r>
-        <w:rPr>
-          <w:rFonts w:ascii="Arial" w:hAnsi="Arial" w:cs="Arial"/>
-          <w:b/>
-          <w:sz w:val="19"/>
-        </w:rPr>
-        <w:t>▪ **עקרונות הגישה**</w:t>
-      </w:r>
-      <w:r>
-        <w:rPr>
-          <w:rFonts w:ascii="Arial" w:hAnsi="Arial" w:cs="Arial"/>
-          <w:sz w:val="19"/>
-        </w:rPr>
-        <w:t xml:space="preserve"> — </w:t>
-      </w:r>
-      <w:r>
-        <w:rPr>
-          <w:rFonts w:ascii="Arial" w:hAnsi="Arial" w:cs="Arial"/>
-          <w:b w:val="0"/>
-          <w:sz w:val="19"/>
-          <w:u w:val="none"/>
-        </w:rPr>
-        <w:t xml:space="preserve">מדידת ביצועים · </w:t>
-      </w:r>
-      <w:r>
-        <w:rPr>
-          <w:rFonts w:ascii="Arial" w:hAnsi="Arial" w:cs="Arial"/>
-          <w:b/>
-          <w:sz w:val="19"/>
-          <w:u w:val="none"/>
-        </w:rPr>
-        <w:t>חקר זמן ותנועה</w:t>
-      </w:r>
-      <w:r>
-        <w:rPr>
-          <w:rFonts w:ascii="Arial" w:hAnsi="Arial" w:cs="Arial"/>
-          <w:b w:val="0"/>
-          <w:sz w:val="19"/>
-          <w:u w:val="none"/>
-        </w:rPr>
-        <w:t xml:space="preserve"> למציאת הדרך האופטימלית · תגמול לפי ביצוע · הסתייעות במומחים/מנהלי עבודה להדרכה ופיקוח · שינוי תקני התפוקה לפי </w:t>
-      </w:r>
-      <w:r>
-        <w:rPr>
-          <w:rFonts w:ascii="Arial" w:hAnsi="Arial" w:cs="Arial"/>
-          <w:b/>
-          <w:sz w:val="19"/>
-          <w:u w:val="none"/>
-        </w:rPr>
-        <w:t>מדידות אובייקטיביות</w:t>
-      </w:r>
-      <w:r>
-        <w:rPr>
-          <w:rFonts w:ascii="Arial" w:hAnsi="Arial" w:cs="Arial"/>
-          <w:b w:val="0"/>
-          <w:sz w:val="19"/>
-          <w:u w:val="none"/>
-        </w:rPr>
-        <w:t>.</w:t>
-      </w:r>
-    </w:p>
-    <w:p>
-      <w:pPr>
-        <w:bidi w:val="1"/>
-        <w:spacing w:after="30"/>
-        <w:jc w:val="right"/>
-      </w:pPr>
-      <w:r>
-        <w:rPr>
-          <w:rFonts w:ascii="Arial" w:hAnsi="Arial" w:cs="Arial"/>
-          <w:b/>
-          <w:sz w:val="19"/>
-        </w:rPr>
-        <w:t>▪ **ניהול מכאניסטי-אינסטרומנטלי**</w:t>
-      </w:r>
-      <w:r>
-        <w:rPr>
-          <w:rFonts w:ascii="Arial" w:hAnsi="Arial" w:cs="Arial"/>
-          <w:sz w:val="19"/>
-        </w:rPr>
-        <w:t xml:space="preserve"> — </w:t>
-      </w:r>
-      <w:r>
-        <w:rPr>
-          <w:rFonts w:ascii="Arial" w:hAnsi="Arial" w:cs="Arial"/>
-          <w:b w:val="0"/>
-          <w:sz w:val="19"/>
-          <w:u w:val="none"/>
-        </w:rPr>
-        <w:t xml:space="preserve">רואה את האדם בארגון </w:t>
-      </w:r>
-      <w:r>
-        <w:rPr>
-          <w:rFonts w:ascii="Arial" w:hAnsi="Arial" w:cs="Arial"/>
-          <w:b/>
-          <w:sz w:val="19"/>
-          <w:u w:val="none"/>
-        </w:rPr>
-        <w:t>ככלי עבודה/מכונה</w:t>
-      </w:r>
-      <w:r>
-        <w:rPr>
-          <w:rFonts w:ascii="Arial" w:hAnsi="Arial" w:cs="Arial"/>
-          <w:b w:val="0"/>
-          <w:sz w:val="19"/>
-          <w:u w:val="none"/>
-        </w:rPr>
-        <w:t xml:space="preserve">. מדידת תפוקות העובד כמו מדידת כלי עבודה; תוצריו נמדדים </w:t>
-      </w:r>
-      <w:r>
-        <w:rPr>
-          <w:rFonts w:ascii="Arial" w:hAnsi="Arial" w:cs="Arial"/>
-          <w:b/>
-          <w:sz w:val="19"/>
-          <w:u w:val="none"/>
-        </w:rPr>
-        <w:t>מול קצב המכונה</w:t>
-      </w:r>
-      <w:r>
-        <w:rPr>
-          <w:rFonts w:ascii="Arial" w:hAnsi="Arial" w:cs="Arial"/>
-          <w:b w:val="0"/>
-          <w:sz w:val="19"/>
-          <w:u w:val="none"/>
-        </w:rPr>
-        <w:t>, ובהתאם שיטות התגמול.</w:t>
-      </w:r>
-    </w:p>
-    <w:p>
-      <w:pPr>
-        <w:bidi w:val="1"/>
-        <w:jc w:val="right"/>
-      </w:pPr>
-      <w:r>
-        <w:rPr>
-          <w:rFonts w:ascii="Arial" w:hAnsi="Arial" w:cs="Arial"/>
-          <w:b w:val="0"/>
-          <w:sz w:val="19"/>
-          <w:u w:val="none"/>
-        </w:rPr>
-        <w:t xml:space="preserve">⚠ </w:t>
-      </w:r>
-      <w:r>
-        <w:rPr>
-          <w:rFonts w:ascii="Arial" w:hAnsi="Arial" w:cs="Arial"/>
-          <w:b/>
-          <w:sz w:val="19"/>
-          <w:u w:val="none"/>
-        </w:rPr>
-        <w:t>זמנים מודרניים</w:t>
-      </w:r>
-      <w:r>
-        <w:rPr>
-          <w:rFonts w:ascii="Arial" w:hAnsi="Arial" w:cs="Arial"/>
-          <w:b w:val="0"/>
-          <w:sz w:val="19"/>
-          <w:u w:val="none"/>
-        </w:rPr>
-        <w:t xml:space="preserve"> (צ'פלין) — הדוגמה לגישה המכניסטית ולמנהיג ממוקד משימה.</w:t>
+        <w:t>הארגון מדומה ל</w:t>
+      </w:r>
+      <w:r>
+        <w:rPr>
+          <w:rFonts w:ascii="Arial" w:hAnsi="Arial" w:cs="Arial"/>
+          <w:b/>
+          <w:sz w:val="19"/>
+          <w:u w:val="none"/>
+        </w:rPr>
+        <w:t>מכונה מתוכננת היטב</w:t>
+      </w:r>
+      <w:r>
+        <w:rPr>
+          <w:rFonts w:ascii="Arial" w:hAnsi="Arial" w:cs="Arial"/>
+          <w:b w:val="0"/>
+          <w:sz w:val="19"/>
+          <w:u w:val="none"/>
+        </w:rPr>
+        <w:t xml:space="preserve"> על ידי המנהלים להשגת מטרות מוגדרות. הדיון מתמקד ב</w:t>
+      </w:r>
+      <w:r>
+        <w:rPr>
+          <w:rFonts w:ascii="Arial" w:hAnsi="Arial" w:cs="Arial"/>
+          <w:b/>
+          <w:sz w:val="19"/>
+          <w:u w:val="none"/>
+        </w:rPr>
+        <w:t>יעילות הארגונית</w:t>
+      </w:r>
+      <w:r>
+        <w:rPr>
+          <w:rFonts w:ascii="Arial" w:hAnsi="Arial" w:cs="Arial"/>
+          <w:b w:val="0"/>
+          <w:sz w:val="19"/>
+          <w:u w:val="none"/>
+        </w:rPr>
+        <w:t>: מבנים ארגוניים, נהלים והליכים, מנגנוני פיקוח ובקרה. (Mullins, 2002</w:t>
       </w:r>
     </w:p>
     <w:p>
@@ -2403,7 +2485,7 @@
           <w:color w:val="37474F"/>
           <w:sz w:val="21"/>
         </w:rPr>
-        <w:t>**הגישה המכאנית**</w:t>
+        <w:t>**בירוקרטיה — מקס וובר**</w:t>
       </w:r>
     </w:p>
     <w:p>
@@ -2418,7 +2500,7 @@
           <w:b/>
           <w:sz w:val="19"/>
         </w:rPr>
-        <w:t>▪ **הגישה המכאנית**</w:t>
+        <w:t>▪ **מקור השם**</w:t>
       </w:r>
       <w:r>
         <w:rPr>
@@ -2430,47 +2512,327 @@
       <w:r>
         <w:rPr>
           <w:rFonts w:ascii="Arial" w:hAnsi="Arial" w:cs="Arial"/>
-          <w:b w:val="0"/>
-          <w:sz w:val="19"/>
-          <w:u w:val="none"/>
-        </w:rPr>
-        <w:t>הארגון מדומה ל</w:t>
-      </w:r>
-      <w:r>
-        <w:rPr>
-          <w:rFonts w:ascii="Arial" w:hAnsi="Arial" w:cs="Arial"/>
-          <w:b/>
-          <w:sz w:val="19"/>
-          <w:u w:val="none"/>
-        </w:rPr>
-        <w:t>מכונה מתוכננת היטב</w:t>
-      </w:r>
-      <w:r>
-        <w:rPr>
-          <w:rFonts w:ascii="Arial" w:hAnsi="Arial" w:cs="Arial"/>
-          <w:b w:val="0"/>
-          <w:sz w:val="19"/>
-          <w:u w:val="none"/>
-        </w:rPr>
-        <w:t xml:space="preserve"> על ידי המנהלים להשגת מטרות מוגדרות. הדיון מתמקד ב</w:t>
-      </w:r>
-      <w:r>
-        <w:rPr>
-          <w:rFonts w:ascii="Arial" w:hAnsi="Arial" w:cs="Arial"/>
-          <w:b/>
-          <w:sz w:val="19"/>
-          <w:u w:val="none"/>
-        </w:rPr>
-        <w:t>יעילות הארגונית</w:t>
-      </w:r>
-      <w:r>
-        <w:rPr>
-          <w:rFonts w:ascii="Arial" w:hAnsi="Arial" w:cs="Arial"/>
-          <w:b w:val="0"/>
-          <w:sz w:val="19"/>
-          <w:u w:val="none"/>
-        </w:rPr>
-        <w:t>: מבנים ארגוניים, נהלים והליכים, מנגנוני פיקוח ובקרה. (Mullins, 2002</w:t>
+          <w:b/>
+          <w:sz w:val="19"/>
+          <w:u w:val="none"/>
+        </w:rPr>
+        <w:t>בירו</w:t>
+      </w:r>
+      <w:r>
+        <w:rPr>
+          <w:rFonts w:ascii="Arial" w:hAnsi="Arial" w:cs="Arial"/>
+          <w:b w:val="0"/>
+          <w:sz w:val="19"/>
+          <w:u w:val="none"/>
+        </w:rPr>
+        <w:t xml:space="preserve"> = משרד, </w:t>
+      </w:r>
+      <w:r>
+        <w:rPr>
+          <w:rFonts w:ascii="Arial" w:hAnsi="Arial" w:cs="Arial"/>
+          <w:b/>
+          <w:sz w:val="19"/>
+          <w:u w:val="none"/>
+        </w:rPr>
+        <w:t>קרטיה</w:t>
+      </w:r>
+      <w:r>
+        <w:rPr>
+          <w:rFonts w:ascii="Arial" w:hAnsi="Arial" w:cs="Arial"/>
+          <w:b w:val="0"/>
+          <w:sz w:val="19"/>
+          <w:u w:val="none"/>
+        </w:rPr>
+        <w:t xml:space="preserve"> = תורה — "תורת המשרד".</w:t>
+      </w:r>
+    </w:p>
+    <w:p>
+      <w:pPr>
+        <w:bidi w:val="1"/>
+        <w:spacing w:after="30"/>
+        <w:jc w:val="right"/>
+      </w:pPr>
+      <w:r>
+        <w:rPr>
+          <w:rFonts w:ascii="Arial" w:hAnsi="Arial" w:cs="Arial"/>
+          <w:b/>
+          <w:sz w:val="19"/>
+        </w:rPr>
+        <w:t>▪ **הציטוט**</w:t>
+      </w:r>
+      <w:r>
+        <w:rPr>
+          <w:rFonts w:ascii="Arial" w:hAnsi="Arial" w:cs="Arial"/>
+          <w:sz w:val="19"/>
+        </w:rPr>
+        <w:t xml:space="preserve"> — </w:t>
+      </w:r>
+      <w:r>
+        <w:rPr>
+          <w:rFonts w:ascii="Arial" w:hAnsi="Arial" w:cs="Arial"/>
+          <w:b w:val="0"/>
+          <w:sz w:val="19"/>
+          <w:u w:val="none"/>
+        </w:rPr>
+        <w:t xml:space="preserve">"הביורוקרטיה נושאת עימה מעל הכל את האפשרות האופטימלית למימוש העיקרון של </w:t>
+      </w:r>
+      <w:r>
+        <w:rPr>
+          <w:rFonts w:ascii="Arial" w:hAnsi="Arial" w:cs="Arial"/>
+          <w:b/>
+          <w:sz w:val="19"/>
+          <w:u w:val="none"/>
+        </w:rPr>
+        <w:t>התמחות בפונקציות מנהליות</w:t>
+      </w:r>
+      <w:r>
+        <w:rPr>
+          <w:rFonts w:ascii="Arial" w:hAnsi="Arial" w:cs="Arial"/>
+          <w:b w:val="0"/>
+          <w:sz w:val="19"/>
+          <w:u w:val="none"/>
+        </w:rPr>
+        <w:t xml:space="preserve"> בהתאם לשיקולים </w:t>
+      </w:r>
+      <w:r>
+        <w:rPr>
+          <w:rFonts w:ascii="Arial" w:hAnsi="Arial" w:cs="Arial"/>
+          <w:b/>
+          <w:sz w:val="19"/>
+          <w:u w:val="none"/>
+        </w:rPr>
+        <w:t>אובייקטיביים טהורים</w:t>
+      </w:r>
+      <w:r>
+        <w:rPr>
+          <w:rFonts w:ascii="Arial" w:hAnsi="Arial" w:cs="Arial"/>
+          <w:b w:val="0"/>
+          <w:sz w:val="19"/>
+          <w:u w:val="none"/>
+        </w:rPr>
+        <w:t>".</w:t>
+      </w:r>
+    </w:p>
+    <w:p>
+      <w:pPr>
+        <w:bidi w:val="1"/>
+        <w:jc w:val="right"/>
+      </w:pPr>
+      <w:r>
+        <w:rPr>
+          <w:rFonts w:ascii="Arial" w:hAnsi="Arial" w:cs="Arial"/>
+          <w:b/>
+          <w:sz w:val="19"/>
+          <w:u w:val="none"/>
+        </w:rPr>
+        <w:t>הטיפוס האידאלי</w:t>
+      </w:r>
+      <w:r>
+        <w:rPr>
+          <w:rFonts w:ascii="Arial" w:hAnsi="Arial" w:cs="Arial"/>
+          <w:b w:val="0"/>
+          <w:sz w:val="19"/>
+          <w:u w:val="none"/>
+        </w:rPr>
+        <w:t xml:space="preserve"> — ארגון בעל </w:t>
+      </w:r>
+      <w:r>
+        <w:rPr>
+          <w:rFonts w:ascii="Arial" w:hAnsi="Arial" w:cs="Arial"/>
+          <w:b/>
+          <w:sz w:val="19"/>
+          <w:u w:val="none"/>
+        </w:rPr>
+        <w:t>עליונות</w:t>
+      </w:r>
+      <w:r>
+        <w:rPr>
+          <w:rFonts w:ascii="Arial" w:hAnsi="Arial" w:cs="Arial"/>
+          <w:b w:val="0"/>
+          <w:sz w:val="19"/>
+          <w:u w:val="none"/>
+        </w:rPr>
+        <w:t xml:space="preserve"> ט</w:t>
+      </w:r>
+      <w:r>
+        <w:rPr>
+          <w:rFonts w:ascii="Arial" w:hAnsi="Arial" w:cs="Arial"/>
+          <w:b/>
+          <w:sz w:val="19"/>
+          <w:u w:val="none"/>
+        </w:rPr>
+        <w:t>כנית, דייקנות, אובייקטיביות וחד-משמעיות</w:t>
+      </w:r>
+      <w:r>
+        <w:rPr>
+          <w:rFonts w:ascii="Arial" w:hAnsi="Arial" w:cs="Arial"/>
+          <w:b w:val="0"/>
+          <w:sz w:val="19"/>
+          <w:u w:val="none"/>
+        </w:rPr>
+        <w:t xml:space="preserve"> — באמצעות </w:t>
+      </w:r>
+      <w:r>
+        <w:rPr>
+          <w:rFonts w:ascii="Arial" w:hAnsi="Arial" w:cs="Arial"/>
+          <w:b/>
+          <w:sz w:val="19"/>
+          <w:u w:val="none"/>
+        </w:rPr>
+        <w:t>התאמה רציונלית בין מטרות ואמצעים</w:t>
+      </w:r>
+      <w:r>
+        <w:rPr>
+          <w:rFonts w:ascii="Arial" w:hAnsi="Arial" w:cs="Arial"/>
+          <w:b w:val="0"/>
+          <w:sz w:val="19"/>
+          <w:u w:val="none"/>
+        </w:rPr>
+        <w:t xml:space="preserve"> ושימוש בטכנולוגיה מתאימה.</w:t>
+      </w:r>
+    </w:p>
+    <w:p>
+      <w:pPr>
+        <w:bidi w:val="1"/>
+        <w:spacing w:after="30"/>
+        <w:jc w:val="right"/>
+      </w:pPr>
+      <w:r>
+        <w:rPr>
+          <w:rFonts w:ascii="Arial" w:hAnsi="Arial" w:cs="Arial"/>
+          <w:b/>
+          <w:sz w:val="19"/>
+        </w:rPr>
+        <w:t>▪ **מקור הסמכות**</w:t>
+      </w:r>
+      <w:r>
+        <w:rPr>
+          <w:rFonts w:ascii="Arial" w:hAnsi="Arial" w:cs="Arial"/>
+          <w:sz w:val="19"/>
+        </w:rPr>
+        <w:t xml:space="preserve"> — </w:t>
+      </w:r>
+      <w:r>
+        <w:rPr>
+          <w:rFonts w:ascii="Arial" w:hAnsi="Arial" w:cs="Arial"/>
+          <w:b/>
+          <w:sz w:val="19"/>
+          <w:u w:val="none"/>
+        </w:rPr>
+        <w:t>נובעת מתפקיד המנהל ולא מאישיותו.</w:t>
+      </w:r>
+      <w:r>
+        <w:rPr>
+          <w:rFonts w:ascii="Arial" w:hAnsi="Arial" w:cs="Arial"/>
+          <w:b w:val="0"/>
+          <w:sz w:val="19"/>
+          <w:u w:val="none"/>
+        </w:rPr>
+        <w:t xml:space="preserve"> ניהול תקין מתבסס על מקצועיות, אובייקטיביות ושוויון.</w:t>
+      </w:r>
+    </w:p>
+    <w:p>
+      <w:pPr>
+        <w:bidi w:val="1"/>
+        <w:spacing w:after="30"/>
+        <w:jc w:val="right"/>
+      </w:pPr>
+      <w:r>
+        <w:rPr>
+          <w:rFonts w:ascii="Arial" w:hAnsi="Arial" w:cs="Arial"/>
+          <w:b/>
+          <w:sz w:val="19"/>
+        </w:rPr>
+        <w:t>▪ **תפיסת העובד**</w:t>
+      </w:r>
+      <w:r>
+        <w:rPr>
+          <w:rFonts w:ascii="Arial" w:hAnsi="Arial" w:cs="Arial"/>
+          <w:sz w:val="19"/>
+        </w:rPr>
+        <w:t xml:space="preserve"> — </w:t>
+      </w:r>
+      <w:r>
+        <w:rPr>
+          <w:rFonts w:ascii="Arial" w:hAnsi="Arial" w:cs="Arial"/>
+          <w:b/>
+          <w:sz w:val="19"/>
+          <w:u w:val="none"/>
+        </w:rPr>
+        <w:t>חלק ממערכת פורמלית</w:t>
+      </w:r>
+      <w:r>
+        <w:rPr>
+          <w:rFonts w:ascii="Arial" w:hAnsi="Arial" w:cs="Arial"/>
+          <w:b w:val="0"/>
+          <w:sz w:val="19"/>
+          <w:u w:val="none"/>
+        </w:rPr>
+        <w:t>, מבצע את תפקידו לפי חוקים ונהלים קבועים מרא</w:t>
+      </w:r>
+    </w:p>
+    <w:p>
+      <w:pPr>
+        <w:bidi w:val="1"/>
+        <w:jc w:val="right"/>
+      </w:pPr>
+      <w:r>
+        <w:rPr>
+          <w:rFonts w:ascii="Arial" w:hAnsi="Arial" w:cs="Arial"/>
+          <w:b w:val="0"/>
+          <w:sz w:val="19"/>
+          <w:u w:val="none"/>
+        </w:rPr>
+        <w:t>ש, ללא שיקולים אישיים או רגשיים.</w:t>
+      </w:r>
+    </w:p>
+    <w:p>
+      <w:pPr>
+        <w:bidi w:val="1"/>
+        <w:spacing w:after="30"/>
+        <w:jc w:val="right"/>
+      </w:pPr>
+      <w:r>
+        <w:rPr>
+          <w:rFonts w:ascii="Arial" w:hAnsi="Arial" w:cs="Arial"/>
+          <w:b/>
+          <w:sz w:val="19"/>
+        </w:rPr>
+        <w:t>▪ **מטרת הגישה**</w:t>
+      </w:r>
+      <w:r>
+        <w:rPr>
+          <w:rFonts w:ascii="Arial" w:hAnsi="Arial" w:cs="Arial"/>
+          <w:sz w:val="19"/>
+        </w:rPr>
+        <w:t xml:space="preserve"> — </w:t>
+      </w:r>
+      <w:r>
+        <w:rPr>
+          <w:rFonts w:ascii="Arial" w:hAnsi="Arial" w:cs="Arial"/>
+          <w:b w:val="0"/>
+          <w:sz w:val="19"/>
+          <w:u w:val="none"/>
+        </w:rPr>
+        <w:t xml:space="preserve">לקדם </w:t>
+      </w:r>
+      <w:r>
+        <w:rPr>
+          <w:rFonts w:ascii="Arial" w:hAnsi="Arial" w:cs="Arial"/>
+          <w:b/>
+          <w:sz w:val="19"/>
+          <w:u w:val="none"/>
+        </w:rPr>
+        <w:t>יעילות, סדר ויציבות</w:t>
+      </w:r>
+      <w:r>
+        <w:rPr>
+          <w:rFonts w:ascii="Arial" w:hAnsi="Arial" w:cs="Arial"/>
+          <w:b w:val="0"/>
+          <w:sz w:val="19"/>
+          <w:u w:val="none"/>
+        </w:rPr>
+        <w:t xml:space="preserve"> ארגונית לאורך זמן.</w:t>
       </w:r>
     </w:p>
     <w:p>
@@ -2486,7 +2848,7 @@
           <w:color w:val="37474F"/>
           <w:sz w:val="21"/>
         </w:rPr>
-        <w:t>**בירוקרטיה — מקס וובר**</w:t>
+        <w:t>**תשעת עקרונות הארגון הביורוקרטי**</w:t>
       </w:r>
     </w:p>
     <w:p>
@@ -2501,7 +2863,7 @@
           <w:b/>
           <w:sz w:val="19"/>
         </w:rPr>
-        <w:t>▪ **מקור השם**</w:t>
+        <w:t>▪ **עקרונות הארגון הביורוקרטי**</w:t>
       </w:r>
       <w:r>
         <w:rPr>
@@ -2517,355 +2879,7 @@
           <w:sz w:val="19"/>
           <w:u w:val="none"/>
         </w:rPr>
-        <w:t>בירו</w:t>
-      </w:r>
-      <w:r>
-        <w:rPr>
-          <w:rFonts w:ascii="Arial" w:hAnsi="Arial" w:cs="Arial"/>
-          <w:b w:val="0"/>
-          <w:sz w:val="19"/>
-          <w:u w:val="none"/>
-        </w:rPr>
-        <w:t xml:space="preserve"> = משרד, </w:t>
-      </w:r>
-      <w:r>
-        <w:rPr>
-          <w:rFonts w:ascii="Arial" w:hAnsi="Arial" w:cs="Arial"/>
-          <w:b/>
-          <w:sz w:val="19"/>
-          <w:u w:val="none"/>
-        </w:rPr>
-        <w:t>קרטיה</w:t>
-      </w:r>
-      <w:r>
-        <w:rPr>
-          <w:rFonts w:ascii="Arial" w:hAnsi="Arial" w:cs="Arial"/>
-          <w:b w:val="0"/>
-          <w:sz w:val="19"/>
-          <w:u w:val="none"/>
-        </w:rPr>
-        <w:t xml:space="preserve"> = תורה — "תורת המשרד".</w:t>
-      </w:r>
-    </w:p>
-    <w:p>
-      <w:pPr>
-        <w:bidi w:val="1"/>
-        <w:spacing w:after="30"/>
-        <w:jc w:val="right"/>
-      </w:pPr>
-      <w:r>
-        <w:rPr>
-          <w:rFonts w:ascii="Arial" w:hAnsi="Arial" w:cs="Arial"/>
-          <w:b/>
-          <w:sz w:val="19"/>
-        </w:rPr>
-        <w:t>▪ **הציטוט**</w:t>
-      </w:r>
-      <w:r>
-        <w:rPr>
-          <w:rFonts w:ascii="Arial" w:hAnsi="Arial" w:cs="Arial"/>
-          <w:sz w:val="19"/>
-        </w:rPr>
-        <w:t xml:space="preserve"> — </w:t>
-      </w:r>
-      <w:r>
-        <w:rPr>
-          <w:rFonts w:ascii="Arial" w:hAnsi="Arial" w:cs="Arial"/>
-          <w:b w:val="0"/>
-          <w:sz w:val="19"/>
-          <w:u w:val="none"/>
-        </w:rPr>
-        <w:t xml:space="preserve">"הביורוקרטיה נושאת עימה מעל הכל את האפשרות האופטימלית למימוש העיקרון של </w:t>
-      </w:r>
-      <w:r>
-        <w:rPr>
-          <w:rFonts w:ascii="Arial" w:hAnsi="Arial" w:cs="Arial"/>
-          <w:b/>
-          <w:sz w:val="19"/>
-          <w:u w:val="none"/>
-        </w:rPr>
-        <w:t>התמחות בפונקציות מנהליות</w:t>
-      </w:r>
-      <w:r>
-        <w:rPr>
-          <w:rFonts w:ascii="Arial" w:hAnsi="Arial" w:cs="Arial"/>
-          <w:b w:val="0"/>
-          <w:sz w:val="19"/>
-          <w:u w:val="none"/>
-        </w:rPr>
-        <w:t xml:space="preserve"> בהתאם לשיקולים </w:t>
-      </w:r>
-      <w:r>
-        <w:rPr>
-          <w:rFonts w:ascii="Arial" w:hAnsi="Arial" w:cs="Arial"/>
-          <w:b/>
-          <w:sz w:val="19"/>
-          <w:u w:val="none"/>
-        </w:rPr>
-        <w:t>אובייקטיביים טהורים</w:t>
-      </w:r>
-      <w:r>
-        <w:rPr>
-          <w:rFonts w:ascii="Arial" w:hAnsi="Arial" w:cs="Arial"/>
-          <w:b w:val="0"/>
-          <w:sz w:val="19"/>
-          <w:u w:val="none"/>
-        </w:rPr>
-        <w:t>".</w:t>
-      </w:r>
-    </w:p>
-    <w:p>
-      <w:pPr>
-        <w:bidi w:val="1"/>
-        <w:jc w:val="right"/>
-      </w:pPr>
-      <w:r>
-        <w:rPr>
-          <w:rFonts w:ascii="Arial" w:hAnsi="Arial" w:cs="Arial"/>
-          <w:b/>
-          <w:sz w:val="19"/>
-          <w:u w:val="none"/>
-        </w:rPr>
-        <w:t>הטיפוס האידאלי</w:t>
-      </w:r>
-      <w:r>
-        <w:rPr>
-          <w:rFonts w:ascii="Arial" w:hAnsi="Arial" w:cs="Arial"/>
-          <w:b w:val="0"/>
-          <w:sz w:val="19"/>
-          <w:u w:val="none"/>
-        </w:rPr>
-        <w:t xml:space="preserve"> — ארגון בעל </w:t>
-      </w:r>
-      <w:r>
-        <w:rPr>
-          <w:rFonts w:ascii="Arial" w:hAnsi="Arial" w:cs="Arial"/>
-          <w:b/>
-          <w:sz w:val="19"/>
-          <w:u w:val="none"/>
-        </w:rPr>
-        <w:t>עליונות</w:t>
-      </w:r>
-      <w:r>
-        <w:rPr>
-          <w:rFonts w:ascii="Arial" w:hAnsi="Arial" w:cs="Arial"/>
-          <w:b w:val="0"/>
-          <w:sz w:val="19"/>
-          <w:u w:val="none"/>
-        </w:rPr>
-        <w:t xml:space="preserve">   ט</w:t>
-      </w:r>
-      <w:r>
-        <w:rPr>
-          <w:rFonts w:ascii="Arial" w:hAnsi="Arial" w:cs="Arial"/>
-          <w:b/>
-          <w:sz w:val="19"/>
-          <w:u w:val="none"/>
-        </w:rPr>
-        <w:t>כנית, דייקנות, אובייקטיביות וחד-משמעיות</w:t>
-      </w:r>
-      <w:r>
-        <w:rPr>
-          <w:rFonts w:ascii="Arial" w:hAnsi="Arial" w:cs="Arial"/>
-          <w:b w:val="0"/>
-          <w:sz w:val="19"/>
-          <w:u w:val="none"/>
-        </w:rPr>
-        <w:t xml:space="preserve"> — באמצעות </w:t>
-      </w:r>
-      <w:r>
-        <w:rPr>
-          <w:rFonts w:ascii="Arial" w:hAnsi="Arial" w:cs="Arial"/>
-          <w:b/>
-          <w:sz w:val="19"/>
-          <w:u w:val="none"/>
-        </w:rPr>
-        <w:t>התאמה רציונלית בין מטרות ואמצעים</w:t>
-      </w:r>
-      <w:r>
-        <w:rPr>
-          <w:rFonts w:ascii="Arial" w:hAnsi="Arial" w:cs="Arial"/>
-          <w:b w:val="0"/>
-          <w:sz w:val="19"/>
-          <w:u w:val="none"/>
-        </w:rPr>
-        <w:t xml:space="preserve"> ושימוש בטכנולוגיה מתאימה.</w:t>
-      </w:r>
-    </w:p>
-    <w:p>
-      <w:pPr>
-        <w:bidi w:val="1"/>
-        <w:spacing w:after="30"/>
-        <w:jc w:val="right"/>
-      </w:pPr>
-      <w:r>
-        <w:rPr>
-          <w:rFonts w:ascii="Arial" w:hAnsi="Arial" w:cs="Arial"/>
-          <w:b/>
-          <w:sz w:val="19"/>
-        </w:rPr>
-        <w:t>▪ **מקור הסמכות**</w:t>
-      </w:r>
-      <w:r>
-        <w:rPr>
-          <w:rFonts w:ascii="Arial" w:hAnsi="Arial" w:cs="Arial"/>
-          <w:sz w:val="19"/>
-        </w:rPr>
-        <w:t xml:space="preserve"> — </w:t>
-      </w:r>
-      <w:r>
-        <w:rPr>
-          <w:rFonts w:ascii="Arial" w:hAnsi="Arial" w:cs="Arial"/>
-          <w:b/>
-          <w:sz w:val="19"/>
-          <w:u w:val="none"/>
-        </w:rPr>
-        <w:t>נובעת מתפקיד המנהל ולא מאישיותו.</w:t>
-      </w:r>
-      <w:r>
-        <w:rPr>
-          <w:rFonts w:ascii="Arial" w:hAnsi="Arial" w:cs="Arial"/>
-          <w:b w:val="0"/>
-          <w:sz w:val="19"/>
-          <w:u w:val="none"/>
-        </w:rPr>
-        <w:t xml:space="preserve"> ניהול תקין מתבסס על מקצועיות, אובייקטיביות ושוויון.</w:t>
-      </w:r>
-    </w:p>
-    <w:p>
-      <w:pPr>
-        <w:bidi w:val="1"/>
-        <w:spacing w:after="30"/>
-        <w:jc w:val="right"/>
-      </w:pPr>
-      <w:r>
-        <w:rPr>
-          <w:rFonts w:ascii="Arial" w:hAnsi="Arial" w:cs="Arial"/>
-          <w:b/>
-          <w:sz w:val="19"/>
-        </w:rPr>
-        <w:t>▪ **תפיסת העובד**</w:t>
-      </w:r>
-      <w:r>
-        <w:rPr>
-          <w:rFonts w:ascii="Arial" w:hAnsi="Arial" w:cs="Arial"/>
-          <w:sz w:val="19"/>
-        </w:rPr>
-        <w:t xml:space="preserve"> — </w:t>
-      </w:r>
-      <w:r>
-        <w:rPr>
-          <w:rFonts w:ascii="Arial" w:hAnsi="Arial" w:cs="Arial"/>
-          <w:b/>
-          <w:sz w:val="19"/>
-          <w:u w:val="none"/>
-        </w:rPr>
-        <w:t>חלק ממערכת פורמלית</w:t>
-      </w:r>
-      <w:r>
-        <w:rPr>
-          <w:rFonts w:ascii="Arial" w:hAnsi="Arial" w:cs="Arial"/>
-          <w:b w:val="0"/>
-          <w:sz w:val="19"/>
-          <w:u w:val="none"/>
-        </w:rPr>
-        <w:t>, מבצע את תפקידו לפי חוקים ונהלים קבועים מראש, ללא שיקולים אישיים או רגשיים.</w:t>
-      </w:r>
-    </w:p>
-    <w:p>
-      <w:pPr>
-        <w:bidi w:val="1"/>
-        <w:spacing w:after="30"/>
-        <w:jc w:val="right"/>
-      </w:pPr>
-      <w:r>
-        <w:rPr>
-          <w:rFonts w:ascii="Arial" w:hAnsi="Arial" w:cs="Arial"/>
-          <w:b/>
-          <w:sz w:val="19"/>
-        </w:rPr>
-        <w:t>▪ **מטרת הגישה**</w:t>
-      </w:r>
-      <w:r>
-        <w:rPr>
-          <w:rFonts w:ascii="Arial" w:hAnsi="Arial" w:cs="Arial"/>
-          <w:sz w:val="19"/>
-        </w:rPr>
-        <w:t xml:space="preserve"> — </w:t>
-      </w:r>
-      <w:r>
-        <w:rPr>
-          <w:rFonts w:ascii="Arial" w:hAnsi="Arial" w:cs="Arial"/>
-          <w:b w:val="0"/>
-          <w:sz w:val="19"/>
-          <w:u w:val="none"/>
-        </w:rPr>
-        <w:t xml:space="preserve">לקדם </w:t>
-      </w:r>
-      <w:r>
-        <w:rPr>
-          <w:rFonts w:ascii="Arial" w:hAnsi="Arial" w:cs="Arial"/>
-          <w:b/>
-          <w:sz w:val="19"/>
-          <w:u w:val="none"/>
-        </w:rPr>
-        <w:t>יעילות, סדר ויציבות</w:t>
-      </w:r>
-      <w:r>
-        <w:rPr>
-          <w:rFonts w:ascii="Arial" w:hAnsi="Arial" w:cs="Arial"/>
-          <w:b w:val="0"/>
-          <w:sz w:val="19"/>
-          <w:u w:val="none"/>
-        </w:rPr>
-        <w:t xml:space="preserve"> ארגונית לאורך זמן.</w:t>
-      </w:r>
-    </w:p>
-    <w:p>
-      <w:pPr>
-        <w:bidi w:val="1"/>
-        <w:spacing w:before="100"/>
-        <w:jc w:val="right"/>
-      </w:pPr>
-      <w:r>
-        <w:rPr>
-          <w:rFonts w:ascii="Arial" w:hAnsi="Arial" w:cs="Arial"/>
-          <w:b/>
-          <w:color w:val="37474F"/>
-          <w:sz w:val="21"/>
-        </w:rPr>
-        <w:t>**תשעת עקרונות הארגון הביורוקרטי**</w:t>
-      </w:r>
-    </w:p>
-    <w:p>
-      <w:pPr>
-        <w:bidi w:val="1"/>
-        <w:spacing w:after="30"/>
-        <w:jc w:val="right"/>
-      </w:pPr>
-      <w:r>
-        <w:rPr>
-          <w:rFonts w:ascii="Arial" w:hAnsi="Arial" w:cs="Arial"/>
-          <w:b/>
-          <w:sz w:val="19"/>
-        </w:rPr>
-        <w:t>▪ **עקרונות הארגון הביורוקרטי**</w:t>
-      </w:r>
-      <w:r>
-        <w:rPr>
-          <w:rFonts w:ascii="Arial" w:hAnsi="Arial" w:cs="Arial"/>
-          <w:sz w:val="19"/>
-        </w:rPr>
-        <w:t xml:space="preserve"> — </w:t>
-      </w:r>
-      <w:r>
-        <w:rPr>
-          <w:rFonts w:ascii="Arial" w:hAnsi="Arial" w:cs="Arial"/>
-          <w:b/>
-          <w:sz w:val="19"/>
-          <w:u w:val="none"/>
-        </w:rPr>
-        <w:t>1חוקים ותקנות2התמחות וחלוקת עבודה3היררכיה וסמכויות4כוח עבודה מוכשר</w:t>
+        <w:t>1 חוקים ותקנות 2 התמחות וחלוקת עבודה 3 היררכיה וסמכויות 4 כוח עבודה מוכשר</w:t>
       </w:r>
       <w:r>
         <w:rPr>
@@ -2883,7 +2897,7 @@
           <w:sz w:val="19"/>
           <w:u w:val="none"/>
         </w:rPr>
-        <w:t>5משרות ותפקידים מובחנים</w:t>
+        <w:t>5 משרות ותפקידים מובחנים</w:t>
       </w:r>
       <w:r>
         <w:rPr>
@@ -2901,7 +2915,7 @@
           <w:sz w:val="19"/>
           <w:u w:val="none"/>
         </w:rPr>
-        <w:t>6תקשורת כתובה ותיעוד7הפרדה</w:t>
+        <w:t>6 תקשורת כתובה ותיעוד 7 הפרדה</w:t>
       </w:r>
       <w:r>
         <w:rPr>
@@ -2919,7 +2933,7 @@
           <w:sz w:val="19"/>
           <w:u w:val="none"/>
         </w:rPr>
-        <w:t>8גיוס וקידום</w:t>
+        <w:t>8 גיוס וקידום</w:t>
       </w:r>
       <w:r>
         <w:rPr>
@@ -2937,7 +2951,7 @@
           <w:sz w:val="19"/>
           <w:u w:val="none"/>
         </w:rPr>
-        <w:t>9תגמול בהתאם למומחיות</w:t>
+        <w:t>9 תגמול בהתאם למומחיות</w:t>
       </w:r>
     </w:p>
     <w:p>
@@ -3198,7 +3212,7 @@
           <w:sz w:val="19"/>
           <w:u w:val="none"/>
         </w:rPr>
-        <w:t>שיפור בתנאי העבודה אינו מבטיח עלייה בפריון.ללא קשר</w:t>
+        <w:t>שיפור בתנאי העבודה אינו מבטיח עלייה בפריון. ללא קשר</w:t>
       </w:r>
       <w:r>
         <w:rPr>
@@ -3348,7 +3362,7 @@
           <w:sz w:val="19"/>
           <w:u w:val="none"/>
         </w:rPr>
-        <w:t>לא אפשרו לעובדיםאיטיים להתעצל, אך גם לא עודדואת העובדיםהמהירים מדי</w:t>
+        <w:t>לא אפשרו לעובדים איטיים להתעצל, אך גם לא עודדו את העובדים המהירים מדי</w:t>
       </w:r>
       <w:r>
         <w:rPr>
@@ -3375,7 +3389,7 @@
           <w:sz w:val="19"/>
           <w:u w:val="none"/>
         </w:rPr>
-        <w:t xml:space="preserve">,  </w:t>
+        <w:t xml:space="preserve">, </w:t>
       </w:r>
       <w:r>
         <w:rPr>
@@ -3579,7 +3593,7 @@
           <w:sz w:val="19"/>
           <w:u w:val="none"/>
         </w:rPr>
-        <w:t>לטפח קשרים חברתיים3רמות הביצוע נקבעות על ידי נורמות חברתיות</w:t>
+        <w:t>לטפח קשרים חברתיים 3 רמות הביצוע נקבעות על ידי נורמות חברתיות</w:t>
       </w:r>
       <w:r>
         <w:rPr>
@@ -3639,7 +3653,7 @@
           <w:sz w:val="19"/>
           <w:u w:val="none"/>
         </w:rPr>
-        <w:t>מחקרי הות'ורן – סללו דרך    לתיאורית יחסי אנוש בעבודה</w:t>
+        <w:t>מחקרי הות'ורן – סללו דרך לתיאורית יחסי אנוש בעבודה</w:t>
       </w:r>
     </w:p>
     <w:p>
@@ -3765,7 +3779,7 @@
           <w:b/>
           <w:sz w:val="19"/>
         </w:rPr>
-        <w:t>▪ **חוללות עצמיתSelf efficacy**</w:t>
+        <w:t>▪ **חוללות עצמית Self efficacy**</w:t>
       </w:r>
     </w:p>
     <w:p>
@@ -3822,7 +3836,7 @@
           <w:sz w:val="19"/>
           <w:u w:val="none"/>
         </w:rPr>
-        <w:t>אל תבלבל:חוללות עצמית</w:t>
+        <w:t>אל תבלבל: חוללות עצמית</w:t>
       </w:r>
       <w:r>
         <w:rPr>
@@ -3865,7 +3879,7 @@
           <w:color w:val="2E7D32"/>
           <w:sz w:val="21"/>
         </w:rPr>
-        <w:t>**גישת יחסי האנוש — מאיו1930-1960**</w:t>
+        <w:t>**גישת יחסי האנוש — מאיו 1930-1960**</w:t>
       </w:r>
     </w:p>
     <w:p>
@@ -4030,7 +4044,7 @@
           <w:sz w:val="19"/>
           <w:u w:val="none"/>
         </w:rPr>
-        <w:t xml:space="preserve"> ולא זמן עבודה, מכלול גורמים ולא רק אספקטים פיסיולוגיים מצומצמים  - להתבונן ב</w:t>
+        <w:t xml:space="preserve"> ולא זמן עבודה, מכלול גורמים ולא רק אספקטים פיסיולוגיים מצומצמים - להתבונן ב</w:t>
       </w:r>
       <w:r>
         <w:rPr>
@@ -4219,7 +4233,7 @@
           <w:sz w:val="19"/>
           <w:u w:val="none"/>
         </w:rPr>
-        <w:t>גישתX/Yשל מקגרגור מציגה שתי תפיסות ניהול: גישתXהרואה בעובדים עצלנים שיש לפקח עליהם, וגישתYהרואה בהם יצירתיים ואחראיים, שזקוקים להעצמה ואמון כדי לממש את הפוטנציאל שלהם.</w:t>
+        <w:t>גישת X/Y של מקגרגור מציגה שתי תפיסות ניהול: גישת X הרואה בעובדים עצלנים שיש לפקח עליהם, וגישת Y הרואה בהם יצירתיים ואחראיים, שזקוקים להעצמה ואמון כדי לממש את הפוטנציאל שלהם.</w:t>
       </w:r>
     </w:p>
     <w:tbl>
@@ -4969,7 +4983,7 @@
           <w:color w:val="2E7D32"/>
           <w:sz w:val="21"/>
         </w:rPr>
-        <w:t>**גישתהמערכת** – פתוחה וסגורה</w:t>
+        <w:t>**גישת המערכת** – פתוחה וסגורה</w:t>
       </w:r>
     </w:p>
     <w:p>
@@ -5876,7 +5890,7 @@
           <w:sz w:val="19"/>
           <w:u w:val="none"/>
         </w:rPr>
-        <w:t>המנהל צריך להיות יצרן, להיות בעל הידע הפונקציונלי וטכני הנדרש בכדי להביא לתוצאות מקסימליות. המנהל צריך ליישם מערכת המעוצבת להשגת התוצאות הללו בטווח הקצר  וליזום כיוונים חדשים כאשר צצות הזדמנויות או עולים איומים. כמו כן,  עליו לאחד את כלל הארגון סביב מטרותיו.</w:t>
+        <w:t>המנהל צריך להיות יצרן, להיות בעל הידע הפונקציונלי וטכני הנדרש בכדי להביא לתוצאות מקסימליות. המנהל צריך ליישם מערכת המעוצבת להשגת התוצאות הללו בטווח הקצר וליזום כיוונים חדשים כאשר צצות הזדמנויות או עולים איומים. כמו כן, עליו לאחד את כלל הארגון סביב מטרותיו.</w:t>
       </w:r>
     </w:p>
     <w:p>
@@ -6084,7 +6098,7 @@
           <w:sz w:val="19"/>
           <w:u w:val="none"/>
         </w:rPr>
-        <w:t>הכישורים הדרושים למנהל: הפקת תוצאות - P , מנהלנות – אדמיניסטרציה-  A, יזמות ויצירתיות – E, גיוס שת"פ – I</w:t>
+        <w:t>הכישורים הדרושים למנהל: הפקת תוצאות - P , מנהלנות – אדמיניסטרציה- A, יזמות ויצירתיות – E, גיוס שת"פ – I</w:t>
       </w:r>
     </w:p>
     <w:p>
@@ -6803,7 +6817,7 @@
                 <w:sz w:val="17"/>
                 <w:u w:val="none"/>
               </w:rPr>
-              <w:t xml:space="preserve"> ומעריך הרמוניה חברתית; מתעניין בהסכמה כללית על פני נקיטת עמדה  או העלאת רעיונות, ; הופך סכסוכים לנסבלים ואף מועילים; </w:t>
+              <w:t xml:space="preserve"> ומעריך הרמוניה חברתית; מתעניין בהסכמה כללית על פני נקיטת עמדה או העלאת רעיונות, ; הופך סכסוכים לנסבלים ואף מועילים; </w:t>
             </w:r>
             <w:r>
               <w:rPr>
@@ -7426,7 +7440,7 @@
           <w:sz w:val="19"/>
           <w:u w:val="none"/>
         </w:rPr>
-        <w:t>. הם מקודמים על בסיס מצוינות בתפקיד אחד, אך בתפקיד הבא אינם מסוגלים לבצע את התפקידים הנוספים  ולכן "נתקעים" במקום שבו הם לא טובים לארגון ולא מתקדמים הלאה.".</w:t>
+        <w:t>. הם מקודמים על בסיס מצוינות בתפקיד אחד, אך בתפקיד הבא אינם מסוגלים לבצע את התפקידים הנוספים ולכן "נתקעים" במקום שבו הם לא טובים לארגון ולא מתקדמים הלאה.".</w:t>
       </w:r>
     </w:p>
     <w:p>
@@ -7450,7 +7464,7 @@
           <w:sz w:val="19"/>
           <w:u w:val="none"/>
         </w:rPr>
-        <w:t>נוסחת ההצלחה של אדיג'ס:לבנות צוות שלכל אחד מחבריו סגנון ניהולי שונה.</w:t>
+        <w:t>נוסחת ההצלחה של אדיג'ס: לבנות צוות שלכל אחד מחבריו סגנון ניהולי שונה.</w:t>
       </w:r>
       <w:r>
         <w:rPr>
@@ -7550,7 +7564,7 @@
           <w:sz w:val="19"/>
           <w:u w:val="none"/>
         </w:rPr>
-        <w:t>מקבילות ביןמודל</w:t>
+        <w:t>מקבילות בין מודל</w:t>
       </w:r>
       <w:r>
         <w:rPr>
@@ -7586,7 +7600,7 @@
           <w:sz w:val="19"/>
           <w:u w:val="none"/>
         </w:rPr>
-        <w:t>מנהיגותמעצבת</w:t>
+        <w:t>מנהיגות מעצבת</w:t>
       </w:r>
       <w:r>
         <w:rPr>
@@ -7794,7 +7808,7 @@
                 <w:sz w:val="17"/>
                 <w:u w:val="none"/>
               </w:rPr>
-              <w:t xml:space="preserve">. המייסד בונה מחויבות  שלי ושל אחרים,  ומשווק את הרעיון; נצברת התלהבות לקחת סיכון. נדרשים </w:t>
+              <w:t xml:space="preserve">. המייסד בונה מחויבות שלי ושל אחרים, ומשווק את הרעיון; נצברת התלהבות לקחת סיכון. נדרשים </w:t>
             </w:r>
             <w:r>
               <w:rPr>
@@ -7821,7 +7835,7 @@
                 <w:sz w:val="17"/>
                 <w:u w:val="none"/>
               </w:rPr>
-              <w:t>מכוונת מוצר ולא שוקיש פיתוח מוצר שבשלב מאוחר יותר יתאים לצרכי השוק</w:t>
+              <w:t>מכוונת מוצר ולא שוק יש פיתוח מוצר שבשלב מאוחר יותר יתאים לצרכי השוק</w:t>
             </w:r>
           </w:p>
         </w:tc>
@@ -7899,7 +7913,7 @@
                 <w:sz w:val="17"/>
                 <w:u w:val="none"/>
               </w:rPr>
-              <w:t>; אין עקביות ולא עומק   ניהולי</w:t>
+              <w:t>; אין עקביות ולא עומק ניהולי</w:t>
             </w:r>
           </w:p>
         </w:tc>
@@ -8041,7 +8055,7 @@
                 <w:sz w:val="17"/>
                 <w:u w:val="none"/>
               </w:rPr>
-              <w:t>הארגוןבמיטבו</w:t>
+              <w:t>הארגון במיטבו</w:t>
             </w:r>
           </w:p>
         </w:tc>
@@ -9762,7 +9776,7 @@
           <w:sz w:val="19"/>
           <w:u w:val="none"/>
         </w:rPr>
-        <w:t>שינוע משאבים לשם עוררות, תפעול וריצוי מניעי המונהגים.</w:t>
+        <w:t>שינוע משאבים לשם עוררות, תפעול וריצוי מניעי המונהגים .</w:t>
       </w:r>
     </w:p>
     <w:p>
@@ -9801,7 +9815,7 @@
           <w:sz w:val="19"/>
           <w:u w:val="none"/>
         </w:rPr>
-        <w:t>"תהליך של השפעה על פעולות היחיד או הקבוצה בכיוון של השגת מטרה במצבנתון"</w:t>
+        <w:t>"תהליך של השפעה על פעולות היחיד או הקבוצה בכיוון של השגת מטרה במצב נתון"</w:t>
       </w:r>
       <w:r>
         <w:rPr>
@@ -9855,7 +9869,7 @@
           <w:sz w:val="19"/>
           <w:u w:val="none"/>
         </w:rPr>
-        <w:t>"תהליך של השפעת חבר קבוצה יחיד על יתר חבריה לעבר השגת מטרות",המנהיגות נבחנת על פי התהליך ולא על פי התוצאה</w:t>
+        <w:t>"תהליך של השפעת חבר קבוצה יחיד על יתר חבריה לעבר השגת מטרות", המנהיגות נבחנת על פי התהליך ולא על פי התוצאה</w:t>
       </w:r>
       <w:r>
         <w:rPr>
@@ -9929,7 +9943,7 @@
           <w:sz w:val="19"/>
           <w:u w:val="none"/>
         </w:rPr>
-        <w:t>תהליך של השפעה2</w:t>
+        <w:t>תהליך של השפעה 2</w:t>
       </w:r>
       <w:r>
         <w:rPr>
@@ -9947,7 +9961,7 @@
           <w:sz w:val="19"/>
           <w:u w:val="none"/>
         </w:rPr>
-        <w:t>מתרחשת בקרב אנשים3</w:t>
+        <w:t>מתרחשת בקרב אנשים 3</w:t>
       </w:r>
       <w:r>
         <w:rPr>
@@ -10059,7 +10073,7 @@
           <w:sz w:val="19"/>
           <w:u w:val="none"/>
         </w:rPr>
-        <w:t>תהליך של השפעה(אביהו רונן 1989)</w:t>
+        <w:t>תהליך של השפעה (אביהו רונן 1989)</w:t>
       </w:r>
     </w:p>
     <w:p>
@@ -10083,7 +10097,7 @@
           <w:sz w:val="19"/>
           <w:u w:val="none"/>
         </w:rPr>
-        <w:t xml:space="preserve">  לאדם </w:t>
+        <w:t xml:space="preserve"> לאדם </w:t>
       </w:r>
       <w:r>
         <w:rPr>
@@ -10970,7 +10984,7 @@
           <w:sz w:val="19"/>
           <w:u w:val="none"/>
         </w:rPr>
-        <w:t>מצב2</w:t>
+        <w:t>מצב 2</w:t>
       </w:r>
       <w:r>
         <w:rPr>
@@ -11006,7 +11020,7 @@
           <w:sz w:val="19"/>
           <w:u w:val="none"/>
         </w:rPr>
-        <w:t>מונהגים3</w:t>
+        <w:t>מונהגים 3</w:t>
       </w:r>
       <w:r>
         <w:rPr>
@@ -11158,7 +11172,7 @@
           <w:sz w:val="19"/>
           <w:u w:val="none"/>
         </w:rPr>
-        <w:t>עסק בניסיון לאתר תכונה או אוסף של תכונות ההופכים אדם למנהיג או המשותפים לכלל המנהיגים(תחילה אופיינו תכונות פיזיות, ובהמשך – ממדים, כגון מנת משכל, כושר ביטוי, מקוריות, כח התמדה וכד').</w:t>
+        <w:t>עסק בניסיון לאתר תכונה או אוסף של תכונות ההופכים אדם למנהיג או המשותפים לכלל המנהיגים (תחילה אופיינו תכונות פיזיות, ובהמשך – ממדים, כגון מנת משכל, כושר ביטוי, מקוריות, כח התמדה וכד').</w:t>
       </w:r>
     </w:p>
     <w:p>
@@ -11469,16 +11483,16 @@
           <w:sz w:val="19"/>
           <w:u w:val="none"/>
         </w:rPr>
-        <w:t>נמצאותכונות פסיכולוגיות:</w:t>
-      </w:r>
-      <w:r>
-        <w:rPr>
-          <w:rFonts w:ascii="Arial" w:hAnsi="Arial" w:cs="Arial"/>
-          <w:b w:val="0"/>
-          <w:sz w:val="19"/>
-          <w:u w:val="none"/>
-        </w:rPr>
-        <w:t xml:space="preserve"> גודל, ספורטיביות, יופי וגובה  </w:t>
+        <w:t>נמצאו תכונות פסיכולוגיות:</w:t>
+      </w:r>
+      <w:r>
+        <w:rPr>
+          <w:rFonts w:ascii="Arial" w:hAnsi="Arial" w:cs="Arial"/>
+          <w:b w:val="0"/>
+          <w:sz w:val="19"/>
+          <w:u w:val="none"/>
+        </w:rPr>
+        <w:t xml:space="preserve"> גודל, ספורטיביות, יופי וגובה </w:t>
       </w:r>
       <w:r>
         <w:rPr>
@@ -11581,7 +11595,7 @@
           <w:sz w:val="19"/>
           <w:u w:val="none"/>
         </w:rPr>
-        <w:t>1טכניות</w:t>
+        <w:t>1 טכניות</w:t>
       </w:r>
       <w:r>
         <w:rPr>
@@ -11599,7 +11613,7 @@
           <w:sz w:val="19"/>
           <w:u w:val="none"/>
         </w:rPr>
-        <w:t>2בינאישיות</w:t>
+        <w:t>2 בינאישיות</w:t>
       </w:r>
       <w:r>
         <w:rPr>
@@ -11617,7 +11631,7 @@
           <w:sz w:val="19"/>
           <w:u w:val="none"/>
         </w:rPr>
-        <w:t>3קונספטואליות</w:t>
+        <w:t>3 קונספטואליות</w:t>
       </w:r>
       <w:r>
         <w:rPr>
@@ -11635,7 +11649,7 @@
           <w:sz w:val="19"/>
           <w:u w:val="none"/>
         </w:rPr>
-        <w:t>4ניהוליות</w:t>
+        <w:t>4 ניהוליות</w:t>
       </w:r>
       <w:r>
         <w:rPr>
@@ -12055,7 +12069,7 @@
           <w:sz w:val="19"/>
           <w:u w:val="none"/>
         </w:rPr>
-        <w:t xml:space="preserve">  מן ההשפעה שיש למצבים שונים על עלייתם של מנהיגים ועל תפקודם</w:t>
+        <w:t xml:space="preserve"> מן ההשפעה שיש למצבים שונים על עלייתם של מנהיגים ועל תפקודם</w:t>
       </w:r>
       <w:r>
         <w:rPr>
@@ -12073,7 +12087,7 @@
           <w:sz w:val="19"/>
           <w:u w:val="none"/>
         </w:rPr>
-        <w:t xml:space="preserve">  · בחברות דמוקרטיות מנהיגים צומחים בכל מקום · </w:t>
+        <w:t xml:space="preserve"> · בחברות דמוקרטיות מנהיגים צומחים בכל מקום · </w:t>
       </w:r>
       <w:r>
         <w:rPr>
@@ -12394,7 +12408,7 @@
           <w:color w:val="AD1457"/>
           <w:sz w:val="21"/>
         </w:rPr>
-        <w:t>**מחקרי אוניברסיטת מישיגן1945-1950**</w:t>
+        <w:t>**מחקרי אוניברסיטת מישיגן 1945-1950**</w:t>
       </w:r>
     </w:p>
     <w:p>
@@ -12502,7 +12516,7 @@
           <w:color w:val="AD1457"/>
           <w:sz w:val="21"/>
         </w:rPr>
-        <w:t>**מחקרי אוניברסיטת אוהיו1945-1950**</w:t>
+        <w:t>**מחקרי אוניברסיטת אוהיו 1945-1950**</w:t>
       </w:r>
     </w:p>
     <w:p>
@@ -12633,7 +12647,7 @@
           <w:sz w:val="19"/>
           <w:u w:val="none"/>
         </w:rPr>
-        <w:t>סגנון משימתי(יזום מבנה) -הוא מדגיש את הצורך לעמוד בלוחות זמנים,הוא מותח ביקורת על ביצועים ירודים,הוא מציע גישות חדשות לפתרון בעיות,הוא מציב ציפיות ביצוע ברורות,</w:t>
+        <w:t>סגנון משימתי (יזום מבנה) - הוא מדגיש את הצורך לעמוד בלוחות זמנים, הוא מותח ביקורת על ביצועים ירודים, הוא מציע גישות חדשות לפתרון בעיות, הוא מציב ציפיות ביצוע ברורות,</w:t>
       </w:r>
       <w:r>
         <w:rPr>
@@ -12666,7 +12680,7 @@
           <w:sz w:val="19"/>
           <w:u w:val="none"/>
         </w:rPr>
-        <w:t xml:space="preserve">  - הוא מתחשב ברגשותיהם של האנשים הכפופים לו, הוא מביע הוקרה כאשר מישהו מהכפיפים עושה עבודה טובה, הוא מדגיש מורל גבוה בקרב אנשיו, הוא נותן לכפופים לו הרגשה טובה כשהם משוחחים איתו. מתמקד בקשרים אנושיים, באכפתיות, בהוקרה וביצירת אווירה טובה. דואג לרגשות, מחמיא, שומר על מורל גבוה.</w:t>
+        <w:t xml:space="preserve"> - הוא מתחשב ברגשותיהם של האנשים הכפופים לו, הוא מביע הוקרה כאשר מישהו מהכפיפים עושה עבודה טובה, הוא מדגיש מורל גבוה בקרב אנשיו, הוא נותן לכפופים לו הרגשה טובה כשהם משוחחים איתו. מתמקד בקשרים אנושיים, באכפתיות, בהוקרה וביצירת אווירה טובה. דואג לרגשות, מחמיא, שומר על מורל גבוה.</w:t>
       </w:r>
     </w:p>
     <w:p>
@@ -12817,7 +12831,7 @@
           <w:sz w:val="19"/>
           <w:u w:val="none"/>
         </w:rPr>
-        <w:t>החוקרים ניסו לבחון את האפקטיביות של המנהלים על ידי שניסו לאפיין את משבצת התנהגותם.התייחסו אל המשימתי והמתייחס כרצף של תשיעונים – רצף של עוצמות.הרבה מנהלים נמצאים ב 5.5  והם צריכים לפיהם להיות ב 9.9 גם משימתי וגם מתייחס</w:t>
+        <w:t>החוקרים ניסו לבחון את האפקטיביות של המנהלים על ידי שניסו לאפיין את משבצת התנהגותם. התייחסו אל המשימתי והמתייחס כרצף של תשיעונים – רצף של עוצמות. הרבה מנהלים נמצאים ב 5.5 והם צריכים לפיהם להיות ב 9.9 גם משימתי וגם מתייחס</w:t>
       </w:r>
     </w:p>
     <w:p>
@@ -13575,22 +13589,22 @@
           <w:sz w:val="19"/>
           <w:u w:val="none"/>
         </w:rPr>
-        <w:t>מגבלות הגישה ההתנהגותית–</w:t>
-      </w:r>
-    </w:p>
-    <w:p>
-      <w:pPr>
-        <w:bidi w:val="1"/>
-        <w:jc w:val="right"/>
-      </w:pPr>
-      <w:r>
-        <w:rPr>
-          <w:rFonts w:ascii="Arial" w:hAnsi="Arial" w:cs="Arial"/>
-          <w:b w:val="0"/>
-          <w:sz w:val="19"/>
-          <w:u w:val="none"/>
-        </w:rPr>
-        <w:t>התעלמות ממשתנים המתווכים בין התנהגות לתוצאות (התנהגות אפקטיביות הנעת כפיפים/ הגעה לביצועים) | לא מצאו דפוס אפקטיבי וריאלי | התעלמות מן הקונטקסט שבו פועלים  מנהיגים | גילו שבמצבים מסוימים דפוסים אחרים התגלו כאפקטיבים | מתעלמת מגורמים סביבתיים כמו אופי המשימה ואופי המונהגים</w:t>
+        <w:t>מגבלות הגישה ההתנהגותית –</w:t>
+      </w:r>
+    </w:p>
+    <w:p>
+      <w:pPr>
+        <w:bidi w:val="1"/>
+        <w:jc w:val="right"/>
+      </w:pPr>
+      <w:r>
+        <w:rPr>
+          <w:rFonts w:ascii="Arial" w:hAnsi="Arial" w:cs="Arial"/>
+          <w:b w:val="0"/>
+          <w:sz w:val="19"/>
+          <w:u w:val="none"/>
+        </w:rPr>
+        <w:t>התעלמות ממשתנים המתווכים בין התנהגות לתוצאות (התנהגות אפקטיביות הנעת כפיפים/ הגעה לביצועים) | לא מצאו דפוס אפקטיבי וריאלי | התעלמות מן הקונטקסט שבו פועלים מנהיגים | גילו שבמצבים מסוימים דפוסים אחרים התגלו כאפקטיבים | מתעלמת מגורמים סביבתיים כמו אופי המשימה ואופי המונהגים</w:t>
       </w:r>
     </w:p>
     <w:p>
@@ -13940,7 +13954,7 @@
           <w:sz w:val="19"/>
           <w:u w:val="none"/>
         </w:rPr>
-        <w:t>1היחסים האישיים</w:t>
+        <w:t>1 היחסים האישיים</w:t>
       </w:r>
       <w:r>
         <w:rPr>
@@ -13958,7 +13972,7 @@
           <w:sz w:val="19"/>
           <w:u w:val="none"/>
         </w:rPr>
-        <w:t>2מבנה המשימות</w:t>
+        <w:t>2 מבנה המשימות</w:t>
       </w:r>
       <w:r>
         <w:rPr>
@@ -13976,7 +13990,7 @@
           <w:sz w:val="19"/>
           <w:u w:val="none"/>
         </w:rPr>
-        <w:t>3מעמדו וכוחו</w:t>
+        <w:t>3 מעמדו וכוחו</w:t>
       </w:r>
       <w:r>
         <w:rPr>
@@ -14016,7 +14030,7 @@
           <w:sz w:val="19"/>
           <w:u w:val="none"/>
         </w:rPr>
-        <w:t>אופי המנהיגות תלוי ביחסי המנהיג מונהג–מובנות המשימה ועמדת המנהיג בארגון</w:t>
+        <w:t>אופי המנהיגות תלוי ביחסי המנהיג מונהג – מובנות המשימה ועמדת המנהיג בארגון</w:t>
       </w:r>
     </w:p>
     <w:p>
@@ -14562,7 +14576,7 @@
           <w:b/>
           <w:sz w:val="19"/>
         </w:rPr>
-        <w:t>▪ **סגנון המנהיגות-מרכיב קבוע/קשיח** L.P.C  גבוה [63+] - מכוון אנשים. L.P.C נמוך [57-] - מכוון משימה. הוא חלק מהאישיות ולכן **לא ניתן לשנותו.מי שמכוון משימה ישאר כזה.**</w:t>
+        <w:t>▪ **סגנון המנהיגות - מרכיב קבוע/קשיח** L.P.C גבוה [63+] - מכוון אנשים. L.P.C נמוך [57-] - מכוון משימה. הוא חלק מהאישיות ולכן **לא ניתן לשנותו. מי שמכוון משימה ישאר כזה.**</w:t>
       </w:r>
     </w:p>
     <w:p>
@@ -14601,7 +14615,7 @@
           <w:sz w:val="19"/>
           <w:u w:val="none"/>
         </w:rPr>
-        <w:t xml:space="preserve"> כי על המנהיג לדעת לסגל את עצמו לדרישות המצב.  פידלר סובר כי אין סגנון מנהיגות אפקטיבי אחד, זה תלוי מצב, </w:t>
+        <w:t xml:space="preserve"> כי על המנהיג לדעת לסגל את עצמו לדרישות המצב. פידלר סובר כי אין סגנון מנהיגות אפקטיבי אחד, זה תלוי מצב, </w:t>
       </w:r>
       <w:r>
         <w:rPr>
@@ -14707,7 +14721,7 @@
           <w:sz w:val="19"/>
           <w:u w:val="none"/>
         </w:rPr>
-        <w:t>-המסקנה המעשית</w:t>
+        <w:t>- המסקנה המעשית</w:t>
       </w:r>
       <w:r>
         <w:rPr>
@@ -14734,7 +14748,7 @@
           <w:sz w:val="19"/>
           <w:u w:val="none"/>
         </w:rPr>
-        <w:t>. מינוי  מנהלים צריך להיות לפי סוג המשימה; פיתוח מנהיגים ביצירת התנאים הנוחים להם.</w:t>
+        <w:t>. מינוי מנהלים צריך להיות לפי סוג המשימה; פיתוח מנהיגים ביצירת התנאים הנוחים להם.</w:t>
       </w:r>
     </w:p>
     <w:p>
@@ -14801,7 +14815,7 @@
           <w:sz w:val="19"/>
           <w:u w:val="none"/>
         </w:rPr>
-        <w:t>3הגדרה מצומצמת מדי</w:t>
+        <w:t>3 הגדרה מצומצמת מדי</w:t>
       </w:r>
       <w:r>
         <w:rPr>
@@ -14861,7 +14875,7 @@
           <w:sz w:val="19"/>
           <w:u w:val="none"/>
         </w:rPr>
-        <w:t>על-פי מחקריו של פידלר הסגנון המשימתי אפקטיבי כאשר:היחסים של המנהל עם עובדיו גרועים, מבנה המשימה מעורפל ועמדת הכוח שלו חלשה.</w:t>
+        <w:t>על-פי מחקריו של פידלר הסגנון המשימתי אפקטיבי כאשר: היחסים של המנהל עם עובדיו גרועים, מבנה המשימה מעורפל ועמדת הכוח שלו חלשה.</w:t>
       </w:r>
     </w:p>
     <w:p>
@@ -14950,7 +14964,7 @@
           <w:sz w:val="19"/>
           <w:u w:val="none"/>
         </w:rPr>
-        <w:t>בגרות -מידת העצמאות, היכולת ליטול אחריות ומניע ההישג שיש ליחידים ולקבוצות העבודה.</w:t>
+        <w:t>בגרות - מידת העצמאות, היכולת ליטול אחריות ומניע ההישג שיש ליחידים ולקבוצות העבודה.</w:t>
       </w:r>
     </w:p>
     <w:p>
@@ -15674,7 +15688,7 @@
           <w:color w:val="EF6C00"/>
           <w:sz w:val="21"/>
         </w:rPr>
-        <w:t>קוגנטיביThe **Cognitive Resources theory PL–**</w:t>
+        <w:t>קוגנטיביThe **Cognitive Resources theory PL –**</w:t>
       </w:r>
     </w:p>
     <w:p>
@@ -15834,7 +15848,7 @@
           <w:sz w:val="19"/>
           <w:u w:val="none"/>
         </w:rPr>
-        <w:t>בתנאי לחץ גבוה - מנהיגים יותר מנוסים יבצעו פחות טוב. קרי,  ניסיון רב מקטין ביצועים</w:t>
+        <w:t>בתנאי לחץ גבוה - מנהיגים יותר מנוסים יבצעו פחות טוב. קרי, ניסיון רב מקטין ביצועים</w:t>
       </w:r>
     </w:p>
     <w:p>
@@ -15858,7 +15872,7 @@
           <w:sz w:val="19"/>
           <w:u w:val="none"/>
         </w:rPr>
-        <w:t xml:space="preserve"> המודל עוסק ברמת אינטליגנציה כללית.  </w:t>
+        <w:t xml:space="preserve"> המודל עוסק ברמת אינטליגנציה כללית. </w:t>
       </w:r>
       <w:r>
         <w:rPr>
@@ -15918,7 +15932,7 @@
           <w:sz w:val="19"/>
           <w:u w:val="none"/>
         </w:rPr>
-        <w:t xml:space="preserve"> תמיכה אמפירית  מועטה</w:t>
+        <w:t xml:space="preserve"> תמיכה אמפירית מועטה</w:t>
       </w:r>
     </w:p>
     <w:p>
@@ -17263,7 +17277,7 @@
           <w:sz w:val="19"/>
           <w:u w:val="none"/>
         </w:rPr>
-        <w:t xml:space="preserve"> · משקיעים כמיטב יכולתם כדי להראות תמיכה  במנהיג.</w:t>
+        <w:t xml:space="preserve"> · משקיעים כמיטב יכולתם כדי להראות תמיכה במנהיג.</w:t>
       </w:r>
     </w:p>
     <w:p>
@@ -17799,7 +17813,7 @@
           <w:color w:val="EF6C00"/>
           <w:sz w:val="21"/>
         </w:rPr>
-        <w:t>**התייחסות פרטנית(אישית)**</w:t>
+        <w:t>**התייחסות פרטנית (אישית)**</w:t>
       </w:r>
     </w:p>
     <w:p>
@@ -18132,7 +18146,7 @@
           <w:sz w:val="19"/>
           <w:u w:val="none"/>
         </w:rPr>
-        <w:t>לפי הטווח המלא:ככל שמאמצים דפוסי מנהיגות מעצבת — המנהיגות אפקטיבית יותר.</w:t>
+        <w:t>לפי הטווח המלא: ככל שמאמצים דפוסי מנהיגות מעצבת — המנהיגות אפקטיבית יותר.</w:t>
       </w:r>
       <w:r>
         <w:rPr>
@@ -20546,7 +20560,7 @@
           <w:sz w:val="19"/>
           <w:u w:val="none"/>
         </w:rPr>
-        <w:t>לצוות שהוא בשלב התחלתי מתאים ניהול–מנהיגות מתגמלת</w:t>
+        <w:t>לצוות שהוא בשלב התחלתי מתאים ניהול – מנהיגות מתגמלת</w:t>
       </w:r>
     </w:p>
     <w:p>
@@ -21222,22 +21236,22 @@
           <w:sz w:val="19"/>
           <w:u w:val="none"/>
         </w:rPr>
-        <w:t>לקבוע יעדים ולהעניק תגמולים נחשקים לעובדים המשיגים את היעדים(instrumentality + valence).</w:t>
-      </w:r>
-    </w:p>
-    <w:p>
-      <w:pPr>
-        <w:bidi w:val="1"/>
-        <w:jc w:val="right"/>
-      </w:pPr>
-      <w:r>
-        <w:rPr>
-          <w:rFonts w:ascii="Arial" w:hAnsi="Arial" w:cs="Arial"/>
-          <w:b/>
-          <w:sz w:val="19"/>
-          <w:u w:val="none"/>
-        </w:rPr>
-        <w:t>להעלות את אמונתם של העובדים לגבי יכולתם להשיג את היעדים המוכתבים(expectancy).</w:t>
+        <w:t>לקבוע יעדים ולהעניק תגמולים נחשקים לעובדים המשיגים את היעדים (instrumentality + valence).</w:t>
+      </w:r>
+    </w:p>
+    <w:p>
+      <w:pPr>
+        <w:bidi w:val="1"/>
+        <w:jc w:val="right"/>
+      </w:pPr>
+      <w:r>
+        <w:rPr>
+          <w:rFonts w:ascii="Arial" w:hAnsi="Arial" w:cs="Arial"/>
+          <w:b/>
+          <w:sz w:val="19"/>
+          <w:u w:val="none"/>
+        </w:rPr>
+        <w:t>להעלות את אמונתם של העובדים לגבי יכולתם להשיג את היעדים המוכתבים (expectancy).</w:t>
       </w:r>
     </w:p>
     <w:p>
@@ -21267,7 +21281,7 @@
           <w:sz w:val="19"/>
           <w:u w:val="none"/>
         </w:rPr>
-        <w:t>המודל מבוסס על תורת הציפייה של ורום. כיווןשלדעתם, העובדים יבחרו את רמת המאמץ שלהם מתוך ציפייה לתגמול מסוים על מאמציהם, הרי שעל המנהיג בארגון להפעיל את שרשרת המוטיבציה (מאמץ – ביצוע – תגמול) לסילוק המכשולים שבדרך</w:t>
+        <w:t>המודל מבוסס על תורת הציפייה של ורום. כיוון שלדעתם, העובדים יבחרו את רמת המאמץ שלהם מתוך ציפייה לתגמול מסוים על מאמציהם, הרי שעל המנהיג בארגון להפעיל את שרשרת המוטיבציה (מאמץ – ביצוע – תגמול) לסילוק המכשולים שבדרך</w:t>
       </w:r>
     </w:p>
     <w:p>
@@ -21417,7 +21431,7 @@
           <w:sz w:val="19"/>
           <w:u w:val="none"/>
         </w:rPr>
-        <w:t>מאפייניהמונהגים- 4תכונות מרכזיות, שיקבעו את מידת שביעות רצון מן המנהיג</w:t>
+        <w:t>מאפייני המונהגים - 4 תכונות מרכזיות, שיקבעו את מידת שביעות רצון מן המנהיג</w:t>
       </w:r>
       <w:r>
         <w:rPr>
@@ -21576,7 +21590,7 @@
           <w:sz w:val="19"/>
           <w:u w:val="none"/>
         </w:rPr>
-        <w:t>דוגמא: כאשר המשימה ברורה ומערכת הסמכות חזקה, לא צריך סגנון מנהיגות מנחה, וכו'  במקביל, למשימות מונוטוניות נעדיף סגנון תומך, שיספק למונהגים בסיס רגשי.</w:t>
+        <w:t>דוגמא: כאשר המשימה ברורה ומערכת הסמכות חזקה, לא צריך סגנון מנהיגות מנחה, וכו' במקביל, למשימות מונוטוניות נעדיף סגנון תומך, שיספק למונהגים בסיס רגשי.</w:t>
       </w:r>
     </w:p>
     <w:p>
@@ -21666,22 +21680,22 @@
           <w:sz w:val="19"/>
           <w:u w:val="none"/>
         </w:rPr>
-        <w:t>התהליךשבאמצעותו מעריכים מועמדים על מנת לבחון את התאמתם לתפקיד מוגדרבארגון מוגדר</w:t>
-      </w:r>
-    </w:p>
-    <w:p>
-      <w:pPr>
-        <w:bidi w:val="1"/>
-        <w:jc w:val="right"/>
-      </w:pPr>
-      <w:r>
-        <w:rPr>
-          <w:rFonts w:ascii="Arial" w:hAnsi="Arial" w:cs="Arial"/>
-          <w:b/>
-          <w:sz w:val="19"/>
-          <w:u w:val="none"/>
-        </w:rPr>
-        <w:t>מושג:KSAOs</w:t>
+        <w:t>התהליך שבאמצעותו מעריכים מועמדים על מנת לבחון את התאמתם לתפקיד מוגדר בארגון מוגדר</w:t>
+      </w:r>
+    </w:p>
+    <w:p>
+      <w:pPr>
+        <w:bidi w:val="1"/>
+        <w:jc w:val="right"/>
+      </w:pPr>
+      <w:r>
+        <w:rPr>
+          <w:rFonts w:ascii="Arial" w:hAnsi="Arial" w:cs="Arial"/>
+          <w:b/>
+          <w:sz w:val="19"/>
+          <w:u w:val="none"/>
+        </w:rPr>
+        <w:t>מושג: KSAOs</w:t>
       </w:r>
     </w:p>
     <w:p>
@@ -21711,67 +21725,67 @@
           <w:sz w:val="19"/>
           <w:u w:val="none"/>
         </w:rPr>
-        <w:t>1.מושגי יסוד ומטרות המיון</w:t>
-      </w:r>
-    </w:p>
-    <w:p>
-      <w:pPr>
-        <w:bidi w:val="1"/>
-        <w:jc w:val="right"/>
-      </w:pPr>
-      <w:r>
-        <w:rPr>
-          <w:rFonts w:ascii="Arial" w:hAnsi="Arial" w:cs="Arial"/>
-          <w:b/>
-          <w:sz w:val="19"/>
-          <w:u w:val="none"/>
-        </w:rPr>
-        <w:t>KSAOs:ראשי תיבות שלKnowledge (ידע),Skills (מיומנויות),Abilities(יכולות) ו-Other Characteristics (מאפיינים אחרים).</w:t>
-      </w:r>
-    </w:p>
-    <w:p>
-      <w:pPr>
-        <w:bidi w:val="1"/>
-        <w:jc w:val="right"/>
-      </w:pPr>
-      <w:r>
-        <w:rPr>
-          <w:rFonts w:ascii="Arial" w:hAnsi="Arial" w:cs="Arial"/>
-          <w:b/>
-          <w:sz w:val="19"/>
-          <w:u w:val="none"/>
-        </w:rPr>
-        <w:t>מטרת המיון(מודל ה-FIT):בדיקת הלימה בין ארבעה גורמים: דרישות התפקיד והארגון, יכולות העובד, תגמולי התפקיד והארגון, ומניעי העובד.המטרה הסופית היא להקטין טעויות ולהגדיל את כושר הניבוי.</w:t>
-      </w:r>
-    </w:p>
-    <w:p>
-      <w:pPr>
-        <w:bidi w:val="1"/>
-        <w:jc w:val="right"/>
-      </w:pPr>
-      <w:r>
-        <w:rPr>
-          <w:rFonts w:ascii="Arial" w:hAnsi="Arial" w:cs="Arial"/>
-          <w:b/>
-          <w:sz w:val="19"/>
-          <w:u w:val="none"/>
-        </w:rPr>
-        <w:t>הנחת היסוד במבחני אישיות:האישיות יציבה יחסית מרגע גיבושה, ולכן היא מאפשרת לנבא את התנהגות האדם במצבים שונים.</w:t>
-      </w:r>
-    </w:p>
-    <w:p>
-      <w:pPr>
-        <w:bidi w:val="1"/>
-        <w:jc w:val="right"/>
-      </w:pPr>
-      <w:r>
-        <w:rPr>
-          <w:rFonts w:ascii="Arial" w:hAnsi="Arial" w:cs="Arial"/>
-          <w:b/>
-          <w:sz w:val="19"/>
-          <w:u w:val="none"/>
-        </w:rPr>
-        <w:t>2.תוקף כלי מיון(לפיSchmidat, 1998)</w:t>
+        <w:t>1. מושגי יסוד ומטרות המיון</w:t>
+      </w:r>
+    </w:p>
+    <w:p>
+      <w:pPr>
+        <w:bidi w:val="1"/>
+        <w:jc w:val="right"/>
+      </w:pPr>
+      <w:r>
+        <w:rPr>
+          <w:rFonts w:ascii="Arial" w:hAnsi="Arial" w:cs="Arial"/>
+          <w:b/>
+          <w:sz w:val="19"/>
+          <w:u w:val="none"/>
+        </w:rPr>
+        <w:t>KSAOs: ראשי תיבות של Knowledge (ידע), Skills (מיומנויות), Abilities (יכולות) ו-Other Characteristics (מאפיינים אחרים).</w:t>
+      </w:r>
+    </w:p>
+    <w:p>
+      <w:pPr>
+        <w:bidi w:val="1"/>
+        <w:jc w:val="right"/>
+      </w:pPr>
+      <w:r>
+        <w:rPr>
+          <w:rFonts w:ascii="Arial" w:hAnsi="Arial" w:cs="Arial"/>
+          <w:b/>
+          <w:sz w:val="19"/>
+          <w:u w:val="none"/>
+        </w:rPr>
+        <w:t>מטרת המיון (מודל ה-FIT): בדיקת הלימה בין ארבעה גורמים: דרישות התפקיד והארגון, יכולות העובד, תגמולי התפקיד והארגון, ומניעי העובד. המטרה הסופית היא להקטין טעויות ולהגדיל את כושר הניבוי.</w:t>
+      </w:r>
+    </w:p>
+    <w:p>
+      <w:pPr>
+        <w:bidi w:val="1"/>
+        <w:jc w:val="right"/>
+      </w:pPr>
+      <w:r>
+        <w:rPr>
+          <w:rFonts w:ascii="Arial" w:hAnsi="Arial" w:cs="Arial"/>
+          <w:b/>
+          <w:sz w:val="19"/>
+          <w:u w:val="none"/>
+        </w:rPr>
+        <w:t>הנחת היסוד במבחני אישיות: האישיות יציבה יחסית מרגע גיבושה, ולכן היא מאפשרת לנבא את התנהגות האדם במצבים שונים.</w:t>
+      </w:r>
+    </w:p>
+    <w:p>
+      <w:pPr>
+        <w:bidi w:val="1"/>
+        <w:jc w:val="right"/>
+      </w:pPr>
+      <w:r>
+        <w:rPr>
+          <w:rFonts w:ascii="Arial" w:hAnsi="Arial" w:cs="Arial"/>
+          <w:b/>
+          <w:sz w:val="19"/>
+          <w:u w:val="none"/>
+        </w:rPr>
+        <w:t>2. תוקף כלי מיון (לפי Schmidat, 1998)</w:t>
       </w:r>
     </w:p>
     <w:p>
@@ -21801,277 +21815,277 @@
           <w:sz w:val="19"/>
           <w:u w:val="none"/>
         </w:rPr>
-        <w:t>3.סוגי מבחנים פסיכולוגיים</w:t>
-      </w:r>
-    </w:p>
-    <w:p>
-      <w:pPr>
-        <w:bidi w:val="1"/>
-        <w:jc w:val="right"/>
-      </w:pPr>
-      <w:r>
-        <w:rPr>
-          <w:rFonts w:ascii="Arial" w:hAnsi="Arial" w:cs="Arial"/>
-          <w:b/>
-          <w:sz w:val="19"/>
-          <w:u w:val="none"/>
-        </w:rPr>
-        <w:t>מבחני הישג(K):בודקים ידע בהווה או כושר שכלי בעתיד.</w:t>
-      </w:r>
-    </w:p>
-    <w:p>
-      <w:pPr>
-        <w:bidi w:val="1"/>
-        <w:jc w:val="right"/>
-      </w:pPr>
-      <w:r>
-        <w:rPr>
-          <w:rFonts w:ascii="Arial" w:hAnsi="Arial" w:cs="Arial"/>
-          <w:b/>
-          <w:sz w:val="19"/>
-          <w:u w:val="none"/>
-        </w:rPr>
-        <w:t>מבחני מיומנויות(S):בודקים יכולות ביצוע (כגון תכנות, טיסה, ניתוח).</w:t>
-      </w:r>
-    </w:p>
-    <w:p>
-      <w:pPr>
-        <w:bidi w:val="1"/>
-        <w:jc w:val="right"/>
-      </w:pPr>
-      <w:r>
-        <w:rPr>
-          <w:rFonts w:ascii="Arial" w:hAnsi="Arial" w:cs="Arial"/>
-          <w:b/>
-          <w:sz w:val="19"/>
-          <w:u w:val="none"/>
-        </w:rPr>
-        <w:t>מבחני יכולות(A):בודקים יכולת קוגניטיבית, תפיסה ומבחנים מוטוריים-פיזיים.</w:t>
-      </w:r>
-    </w:p>
-    <w:p>
-      <w:pPr>
-        <w:bidi w:val="1"/>
-        <w:jc w:val="right"/>
-      </w:pPr>
-      <w:r>
-        <w:rPr>
-          <w:rFonts w:ascii="Arial" w:hAnsi="Arial" w:cs="Arial"/>
-          <w:b/>
-          <w:sz w:val="19"/>
-          <w:u w:val="none"/>
-        </w:rPr>
-        <w:t>מבחנים בתחום הריגושי(O):מבחני אישיות, ערכים ונטיות (למשל מבחני אמינות).</w:t>
-      </w:r>
-    </w:p>
-    <w:p>
-      <w:pPr>
-        <w:bidi w:val="1"/>
-        <w:jc w:val="right"/>
-      </w:pPr>
-      <w:r>
-        <w:rPr>
-          <w:rFonts w:ascii="Arial" w:hAnsi="Arial" w:cs="Arial"/>
-          <w:b/>
-          <w:sz w:val="19"/>
-          <w:u w:val="none"/>
-        </w:rPr>
-        <w:t>4.מבחני אישיות אובייקטיביים</w:t>
-      </w:r>
-    </w:p>
-    <w:p>
-      <w:pPr>
-        <w:bidi w:val="1"/>
-        <w:jc w:val="right"/>
-      </w:pPr>
-      <w:r>
-        <w:rPr>
-          <w:rFonts w:ascii="Arial" w:hAnsi="Arial" w:cs="Arial"/>
-          <w:b/>
-          <w:sz w:val="19"/>
-          <w:u w:val="none"/>
-        </w:rPr>
-        <w:t>שאלון ה-MMPI:כולל 10 סולמות קליניים לבחינת אישיות ופסיכופתולוגיה:</w:t>
-      </w:r>
-    </w:p>
-    <w:p>
-      <w:pPr>
-        <w:bidi w:val="1"/>
-        <w:jc w:val="right"/>
-      </w:pPr>
-      <w:r>
-        <w:rPr>
-          <w:rFonts w:ascii="Arial" w:hAnsi="Arial" w:cs="Arial"/>
-          <w:b/>
-          <w:sz w:val="19"/>
-          <w:u w:val="none"/>
-        </w:rPr>
-        <w:t>היפוכונדריה:עיסוק יתר בגוף וחשש ממחלות.</w:t>
-      </w:r>
-    </w:p>
-    <w:p>
-      <w:pPr>
-        <w:bidi w:val="1"/>
-        <w:jc w:val="right"/>
-      </w:pPr>
-      <w:r>
-        <w:rPr>
-          <w:rFonts w:ascii="Arial" w:hAnsi="Arial" w:cs="Arial"/>
-          <w:b/>
-          <w:sz w:val="19"/>
-          <w:u w:val="none"/>
-        </w:rPr>
-        <w:t>דיכאון:מצב רוח ירוד וחוסר תקווה.</w:t>
-      </w:r>
-    </w:p>
-    <w:p>
-      <w:pPr>
-        <w:bidi w:val="1"/>
-        <w:jc w:val="right"/>
-      </w:pPr>
-      <w:r>
-        <w:rPr>
-          <w:rFonts w:ascii="Arial" w:hAnsi="Arial" w:cs="Arial"/>
-          <w:b/>
-          <w:sz w:val="19"/>
-          <w:u w:val="none"/>
-        </w:rPr>
-        <w:t>היסטריה:תגובות גופניות למצבי דחק.</w:t>
-      </w:r>
-    </w:p>
-    <w:p>
-      <w:pPr>
-        <w:bidi w:val="1"/>
-        <w:jc w:val="right"/>
-      </w:pPr>
-      <w:r>
-        <w:rPr>
-          <w:rFonts w:ascii="Arial" w:hAnsi="Arial" w:cs="Arial"/>
-          <w:b/>
-          <w:sz w:val="19"/>
-          <w:u w:val="none"/>
-        </w:rPr>
-        <w:t>חוסר מוסר:אישיות סוטה חברתית.</w:t>
-      </w:r>
-    </w:p>
-    <w:p>
-      <w:pPr>
-        <w:bidi w:val="1"/>
-        <w:jc w:val="right"/>
-      </w:pPr>
-      <w:r>
-        <w:rPr>
-          <w:rFonts w:ascii="Arial" w:hAnsi="Arial" w:cs="Arial"/>
-          <w:b/>
-          <w:sz w:val="19"/>
-          <w:u w:val="none"/>
-        </w:rPr>
-        <w:t>גבריות/נשיות:התנהגות סטריאוטיפית הפוכה למין הנבדק.</w:t>
-      </w:r>
-    </w:p>
-    <w:p>
-      <w:pPr>
-        <w:bidi w:val="1"/>
-        <w:jc w:val="right"/>
-      </w:pPr>
-      <w:r>
-        <w:rPr>
-          <w:rFonts w:ascii="Arial" w:hAnsi="Arial" w:cs="Arial"/>
-          <w:b/>
-          <w:sz w:val="19"/>
-          <w:u w:val="none"/>
-        </w:rPr>
-        <w:t>פרנויה:חשדנות ומחשבות רדיפה.</w:t>
-      </w:r>
-    </w:p>
-    <w:p>
-      <w:pPr>
-        <w:bidi w:val="1"/>
-        <w:jc w:val="right"/>
-      </w:pPr>
-      <w:r>
-        <w:rPr>
-          <w:rFonts w:ascii="Arial" w:hAnsi="Arial" w:cs="Arial"/>
-          <w:b/>
-          <w:sz w:val="19"/>
-          <w:u w:val="none"/>
-        </w:rPr>
-        <w:t>פסיכאסטניה:חוסר יכולת להתנגד למחשבות/התנהגויות מזיקות.</w:t>
-      </w:r>
-    </w:p>
-    <w:p>
-      <w:pPr>
-        <w:bidi w:val="1"/>
-        <w:jc w:val="right"/>
-      </w:pPr>
-      <w:r>
-        <w:rPr>
-          <w:rFonts w:ascii="Arial" w:hAnsi="Arial" w:cs="Arial"/>
-          <w:b/>
-          <w:sz w:val="19"/>
-          <w:u w:val="none"/>
-        </w:rPr>
-        <w:t>סכיזופרניה:תסמינים פסיכוטיים וחשיבה ביזארית.</w:t>
-      </w:r>
-    </w:p>
-    <w:p>
-      <w:pPr>
-        <w:bidi w:val="1"/>
-        <w:jc w:val="right"/>
-      </w:pPr>
-      <w:r>
-        <w:rPr>
-          <w:rFonts w:ascii="Arial" w:hAnsi="Arial" w:cs="Arial"/>
-          <w:b/>
-          <w:sz w:val="19"/>
-          <w:u w:val="none"/>
-        </w:rPr>
-        <w:t>היפומאניה:מצב רוח מרומם ופעילות מואצת.</w:t>
-      </w:r>
-    </w:p>
-    <w:p>
-      <w:pPr>
-        <w:bidi w:val="1"/>
-        <w:jc w:val="right"/>
-      </w:pPr>
-      <w:r>
-        <w:rPr>
-          <w:rFonts w:ascii="Arial" w:hAnsi="Arial" w:cs="Arial"/>
-          <w:b/>
-          <w:sz w:val="19"/>
-          <w:u w:val="none"/>
-        </w:rPr>
-        <w:t>בעיות בקשרים חברתיים:נסיגה מקשרים חברתיים.</w:t>
-      </w:r>
-    </w:p>
-    <w:p>
-      <w:pPr>
-        <w:bidi w:val="1"/>
-        <w:jc w:val="right"/>
-      </w:pPr>
-      <w:r>
-        <w:rPr>
-          <w:rFonts w:ascii="Arial" w:hAnsi="Arial" w:cs="Arial"/>
-          <w:b/>
-          <w:sz w:val="19"/>
-          <w:u w:val="none"/>
-        </w:rPr>
-        <w:t>מודל חמשת הגורמים(Big-5):אקסטרברטיות (מוחצנות), נאורוטיות, מצפוניות, פתיחות לחוויות, והסכמתיות.</w:t>
-      </w:r>
-    </w:p>
-    <w:p>
-      <w:pPr>
-        <w:bidi w:val="1"/>
-        <w:jc w:val="right"/>
-      </w:pPr>
-      <w:r>
-        <w:rPr>
-          <w:rFonts w:ascii="Arial" w:hAnsi="Arial" w:cs="Arial"/>
-          <w:b/>
-          <w:sz w:val="19"/>
-          <w:u w:val="none"/>
-        </w:rPr>
-        <w:t>5.מבחני אישיות השלכתיים</w:t>
+        <w:t>3. סוגי מבחנים פסיכולוגיים</w:t>
+      </w:r>
+    </w:p>
+    <w:p>
+      <w:pPr>
+        <w:bidi w:val="1"/>
+        <w:jc w:val="right"/>
+      </w:pPr>
+      <w:r>
+        <w:rPr>
+          <w:rFonts w:ascii="Arial" w:hAnsi="Arial" w:cs="Arial"/>
+          <w:b/>
+          <w:sz w:val="19"/>
+          <w:u w:val="none"/>
+        </w:rPr>
+        <w:t>מבחני הישג (K): בודקים ידע בהווה או כושר שכלי בעתיד.</w:t>
+      </w:r>
+    </w:p>
+    <w:p>
+      <w:pPr>
+        <w:bidi w:val="1"/>
+        <w:jc w:val="right"/>
+      </w:pPr>
+      <w:r>
+        <w:rPr>
+          <w:rFonts w:ascii="Arial" w:hAnsi="Arial" w:cs="Arial"/>
+          <w:b/>
+          <w:sz w:val="19"/>
+          <w:u w:val="none"/>
+        </w:rPr>
+        <w:t>מבחני מיומנויות (S): בודקים יכולות ביצוע (כגון תכנות, טיסה, ניתוח).</w:t>
+      </w:r>
+    </w:p>
+    <w:p>
+      <w:pPr>
+        <w:bidi w:val="1"/>
+        <w:jc w:val="right"/>
+      </w:pPr>
+      <w:r>
+        <w:rPr>
+          <w:rFonts w:ascii="Arial" w:hAnsi="Arial" w:cs="Arial"/>
+          <w:b/>
+          <w:sz w:val="19"/>
+          <w:u w:val="none"/>
+        </w:rPr>
+        <w:t>מבחני יכולות (A): בודקים יכולת קוגניטיבית, תפיסה ומבחנים מוטוריים-פיזיים.</w:t>
+      </w:r>
+    </w:p>
+    <w:p>
+      <w:pPr>
+        <w:bidi w:val="1"/>
+        <w:jc w:val="right"/>
+      </w:pPr>
+      <w:r>
+        <w:rPr>
+          <w:rFonts w:ascii="Arial" w:hAnsi="Arial" w:cs="Arial"/>
+          <w:b/>
+          <w:sz w:val="19"/>
+          <w:u w:val="none"/>
+        </w:rPr>
+        <w:t>מבחנים בתחום הריגושי (O): מבחני אישיות, ערכים ונטיות (למשל מבחני אמינות).</w:t>
+      </w:r>
+    </w:p>
+    <w:p>
+      <w:pPr>
+        <w:bidi w:val="1"/>
+        <w:jc w:val="right"/>
+      </w:pPr>
+      <w:r>
+        <w:rPr>
+          <w:rFonts w:ascii="Arial" w:hAnsi="Arial" w:cs="Arial"/>
+          <w:b/>
+          <w:sz w:val="19"/>
+          <w:u w:val="none"/>
+        </w:rPr>
+        <w:t>4. מבחני אישיות אובייקטיביים</w:t>
+      </w:r>
+    </w:p>
+    <w:p>
+      <w:pPr>
+        <w:bidi w:val="1"/>
+        <w:jc w:val="right"/>
+      </w:pPr>
+      <w:r>
+        <w:rPr>
+          <w:rFonts w:ascii="Arial" w:hAnsi="Arial" w:cs="Arial"/>
+          <w:b/>
+          <w:sz w:val="19"/>
+          <w:u w:val="none"/>
+        </w:rPr>
+        <w:t>שאלון ה-MMPI: כולל 10 סולמות קליניים לבחינת אישיות ופסיכופתולוגיה:</w:t>
+      </w:r>
+    </w:p>
+    <w:p>
+      <w:pPr>
+        <w:bidi w:val="1"/>
+        <w:jc w:val="right"/>
+      </w:pPr>
+      <w:r>
+        <w:rPr>
+          <w:rFonts w:ascii="Arial" w:hAnsi="Arial" w:cs="Arial"/>
+          <w:b/>
+          <w:sz w:val="19"/>
+          <w:u w:val="none"/>
+        </w:rPr>
+        <w:t>היפוכונדריה: עיסוק יתר בגוף וחשש ממחלות.</w:t>
+      </w:r>
+    </w:p>
+    <w:p>
+      <w:pPr>
+        <w:bidi w:val="1"/>
+        <w:jc w:val="right"/>
+      </w:pPr>
+      <w:r>
+        <w:rPr>
+          <w:rFonts w:ascii="Arial" w:hAnsi="Arial" w:cs="Arial"/>
+          <w:b/>
+          <w:sz w:val="19"/>
+          <w:u w:val="none"/>
+        </w:rPr>
+        <w:t>דיכאון: מצב רוח ירוד וחוסר תקווה.</w:t>
+      </w:r>
+    </w:p>
+    <w:p>
+      <w:pPr>
+        <w:bidi w:val="1"/>
+        <w:jc w:val="right"/>
+      </w:pPr>
+      <w:r>
+        <w:rPr>
+          <w:rFonts w:ascii="Arial" w:hAnsi="Arial" w:cs="Arial"/>
+          <w:b/>
+          <w:sz w:val="19"/>
+          <w:u w:val="none"/>
+        </w:rPr>
+        <w:t>היסטריה: תגובות גופניות למצבי דחק.</w:t>
+      </w:r>
+    </w:p>
+    <w:p>
+      <w:pPr>
+        <w:bidi w:val="1"/>
+        <w:jc w:val="right"/>
+      </w:pPr>
+      <w:r>
+        <w:rPr>
+          <w:rFonts w:ascii="Arial" w:hAnsi="Arial" w:cs="Arial"/>
+          <w:b/>
+          <w:sz w:val="19"/>
+          <w:u w:val="none"/>
+        </w:rPr>
+        <w:t>חוסר מוסר: אישיות סוטה חברתית.</w:t>
+      </w:r>
+    </w:p>
+    <w:p>
+      <w:pPr>
+        <w:bidi w:val="1"/>
+        <w:jc w:val="right"/>
+      </w:pPr>
+      <w:r>
+        <w:rPr>
+          <w:rFonts w:ascii="Arial" w:hAnsi="Arial" w:cs="Arial"/>
+          <w:b/>
+          <w:sz w:val="19"/>
+          <w:u w:val="none"/>
+        </w:rPr>
+        <w:t>גבריות/נשיות: התנהגות סטריאוטיפית הפוכה למין הנבדק.</w:t>
+      </w:r>
+    </w:p>
+    <w:p>
+      <w:pPr>
+        <w:bidi w:val="1"/>
+        <w:jc w:val="right"/>
+      </w:pPr>
+      <w:r>
+        <w:rPr>
+          <w:rFonts w:ascii="Arial" w:hAnsi="Arial" w:cs="Arial"/>
+          <w:b/>
+          <w:sz w:val="19"/>
+          <w:u w:val="none"/>
+        </w:rPr>
+        <w:t>פרנויה: חשדנות ומחשבות רדיפה.</w:t>
+      </w:r>
+    </w:p>
+    <w:p>
+      <w:pPr>
+        <w:bidi w:val="1"/>
+        <w:jc w:val="right"/>
+      </w:pPr>
+      <w:r>
+        <w:rPr>
+          <w:rFonts w:ascii="Arial" w:hAnsi="Arial" w:cs="Arial"/>
+          <w:b/>
+          <w:sz w:val="19"/>
+          <w:u w:val="none"/>
+        </w:rPr>
+        <w:t>פסיכאסטניה: חוסר יכולת להתנגד למחשבות/התנהגויות מזיקות.</w:t>
+      </w:r>
+    </w:p>
+    <w:p>
+      <w:pPr>
+        <w:bidi w:val="1"/>
+        <w:jc w:val="right"/>
+      </w:pPr>
+      <w:r>
+        <w:rPr>
+          <w:rFonts w:ascii="Arial" w:hAnsi="Arial" w:cs="Arial"/>
+          <w:b/>
+          <w:sz w:val="19"/>
+          <w:u w:val="none"/>
+        </w:rPr>
+        <w:t>סכיזופרניה: תסמינים פסיכוטיים וחשיבה ביזארית.</w:t>
+      </w:r>
+    </w:p>
+    <w:p>
+      <w:pPr>
+        <w:bidi w:val="1"/>
+        <w:jc w:val="right"/>
+      </w:pPr>
+      <w:r>
+        <w:rPr>
+          <w:rFonts w:ascii="Arial" w:hAnsi="Arial" w:cs="Arial"/>
+          <w:b/>
+          <w:sz w:val="19"/>
+          <w:u w:val="none"/>
+        </w:rPr>
+        <w:t>היפומאניה: מצב רוח מרומם ופעילות מואצת.</w:t>
+      </w:r>
+    </w:p>
+    <w:p>
+      <w:pPr>
+        <w:bidi w:val="1"/>
+        <w:jc w:val="right"/>
+      </w:pPr>
+      <w:r>
+        <w:rPr>
+          <w:rFonts w:ascii="Arial" w:hAnsi="Arial" w:cs="Arial"/>
+          <w:b/>
+          <w:sz w:val="19"/>
+          <w:u w:val="none"/>
+        </w:rPr>
+        <w:t>בעיות בקשרים חברתיים: נסיגה מקשרים חברתיים.</w:t>
+      </w:r>
+    </w:p>
+    <w:p>
+      <w:pPr>
+        <w:bidi w:val="1"/>
+        <w:jc w:val="right"/>
+      </w:pPr>
+      <w:r>
+        <w:rPr>
+          <w:rFonts w:ascii="Arial" w:hAnsi="Arial" w:cs="Arial"/>
+          <w:b/>
+          <w:sz w:val="19"/>
+          <w:u w:val="none"/>
+        </w:rPr>
+        <w:t>מודל חמשת הגורמים (Big-5): אקסטרברטיות (מוחצנות), נאורוטיות, מצפוניות, פתיחות לחוויות, והסכמתיות.</w:t>
+      </w:r>
+    </w:p>
+    <w:p>
+      <w:pPr>
+        <w:bidi w:val="1"/>
+        <w:jc w:val="right"/>
+      </w:pPr>
+      <w:r>
+        <w:rPr>
+          <w:rFonts w:ascii="Arial" w:hAnsi="Arial" w:cs="Arial"/>
+          <w:b/>
+          <w:sz w:val="19"/>
+          <w:u w:val="none"/>
+        </w:rPr>
+        <w:t>5. מבחני אישיות השלכתיים</w:t>
       </w:r>
     </w:p>
     <w:p>
@@ -22101,52 +22115,52 @@
           <w:sz w:val="19"/>
           <w:u w:val="none"/>
         </w:rPr>
-        <w:t>השלמת משפטים:נועד לבחון דפוסי התמודדות, קונפליקטים והשקפת עולם.</w:t>
-      </w:r>
-    </w:p>
-    <w:p>
-      <w:pPr>
-        <w:bidi w:val="1"/>
-        <w:jc w:val="right"/>
-      </w:pPr>
-      <w:r>
-        <w:rPr>
-          <w:rFonts w:ascii="Arial" w:hAnsi="Arial" w:cs="Arial"/>
-          <w:b/>
-          <w:sz w:val="19"/>
-          <w:u w:val="none"/>
-        </w:rPr>
-        <w:t>ציור איש/עץ:ניתוח מבני (לחץ הקו, מיקום, גודל, סימטריה) וניתוח תוכני (איברים ספציפיים).לדוגמה:ברושעשוי להעיד על אדם מתנשא,עץ פריעל יצירתיות, ושורשיםעל חיבור לסביבה ויציבות.</w:t>
-      </w:r>
-    </w:p>
-    <w:p>
-      <w:pPr>
-        <w:bidi w:val="1"/>
-        <w:jc w:val="right"/>
-      </w:pPr>
-      <w:r>
-        <w:rPr>
-          <w:rFonts w:ascii="Arial" w:hAnsi="Arial" w:cs="Arial"/>
-          <w:b/>
-          <w:sz w:val="19"/>
-          <w:u w:val="none"/>
-        </w:rPr>
-        <w:t>מבחן בנדר (העתקת צורות):בוחן יכולת ויזו-מוטורית ותפיסתית, ומשמש גם ככלי השלכתי לבחינת ארגון, תכנון ודיוק.</w:t>
-      </w:r>
-    </w:p>
-    <w:p>
-      <w:pPr>
-        <w:bidi w:val="1"/>
-        <w:jc w:val="right"/>
-      </w:pPr>
-      <w:r>
-        <w:rPr>
-          <w:rFonts w:ascii="Arial" w:hAnsi="Arial" w:cs="Arial"/>
-          <w:b/>
-          <w:sz w:val="19"/>
-          <w:u w:val="none"/>
-        </w:rPr>
-        <w:t>מבחןTAT (סיפור תמונות):הנבדק מספר סיפור על תמונות עמומות. הניתוח מתמקד בצרכים, שאיפות, התמודדות עם מכשולים ויחס לדמויות סמכות.</w:t>
+        <w:t>השלמת משפטים: נועד לבחון דפוסי התמודדות, קונפליקטים והשקפת עולם.</w:t>
+      </w:r>
+    </w:p>
+    <w:p>
+      <w:pPr>
+        <w:bidi w:val="1"/>
+        <w:jc w:val="right"/>
+      </w:pPr>
+      <w:r>
+        <w:rPr>
+          <w:rFonts w:ascii="Arial" w:hAnsi="Arial" w:cs="Arial"/>
+          <w:b/>
+          <w:sz w:val="19"/>
+          <w:u w:val="none"/>
+        </w:rPr>
+        <w:t>ציור איש/עץ: ניתוח מבני (לחץ הקו, מיקום, גודל, סימטריה) וניתוח תוכני (איברים ספציפיים). לדוגמה: ברוש עשוי להעיד על אדם מתנשא, עץ פרי על יצירתיות, ושורשים על חיבור לסביבה ויציבות.</w:t>
+      </w:r>
+    </w:p>
+    <w:p>
+      <w:pPr>
+        <w:bidi w:val="1"/>
+        <w:jc w:val="right"/>
+      </w:pPr>
+      <w:r>
+        <w:rPr>
+          <w:rFonts w:ascii="Arial" w:hAnsi="Arial" w:cs="Arial"/>
+          <w:b/>
+          <w:sz w:val="19"/>
+          <w:u w:val="none"/>
+        </w:rPr>
+        <w:t>מבחן בנדר (העתקת צורות): בוחן יכולת ויזו-מוטורית ותפיסתית, ומשמש גם ככלי השלכתי לבחינת ארגון, תכנון ודיוק.</w:t>
+      </w:r>
+    </w:p>
+    <w:p>
+      <w:pPr>
+        <w:bidi w:val="1"/>
+        <w:jc w:val="right"/>
+      </w:pPr>
+      <w:r>
+        <w:rPr>
+          <w:rFonts w:ascii="Arial" w:hAnsi="Arial" w:cs="Arial"/>
+          <w:b/>
+          <w:sz w:val="19"/>
+          <w:u w:val="none"/>
+        </w:rPr>
+        <w:t>מבחן TAT (סיפור תמונות): הנבדק מספר סיפור על תמונות עמומות. הניתוח מתמקד בצרכים, שאיפות, התמודדות עם מכשולים ויחס לדמויות סמכות.</w:t>
       </w:r>
     </w:p>
     <w:p>
@@ -22192,17 +22206,16 @@
     <w:p>
       <w:pPr>
         <w:bidi w:val="1"/>
-        <w:spacing w:before="100"/>
-        <w:jc w:val="right"/>
-      </w:pPr>
-      <w:r>
-        <w:rPr>
-          <w:rFonts w:ascii="Arial" w:hAnsi="Arial" w:cs="Arial"/>
-          <w:b/>
-          <w:color w:val="4527A0"/>
-          <w:sz w:val="21"/>
-        </w:rPr>
-        <w:t>**6.השוואה: אובייקטיבי מול השלכתי**</w:t>
+        <w:jc w:val="right"/>
+      </w:pPr>
+      <w:r>
+        <w:rPr>
+          <w:rFonts w:ascii="Arial" w:hAnsi="Arial" w:cs="Arial"/>
+          <w:b/>
+          <w:sz w:val="19"/>
+          <w:u w:val="none"/>
+        </w:rPr>
+        <w:t>6. השוואה: אובייקטיבי מול השלכתי</w:t>
       </w:r>
     </w:p>
     <w:tbl>
@@ -22617,682 +22630,3090 @@
           <w:sz w:val="19"/>
           <w:u w:val="none"/>
         </w:rPr>
-        <w:t>ש. מי מבין ארבעת הטיפוסים, נוטה לדיוק, יסודיות, תכנון והימנעות משגיאות?ת.המנהלןA-</w:t>
-      </w:r>
-    </w:p>
-    <w:p>
-      <w:pPr>
-        <w:bidi w:val="1"/>
-        <w:jc w:val="right"/>
-      </w:pPr>
-      <w:r>
-        <w:rPr>
-          <w:rFonts w:ascii="Arial" w:hAnsi="Arial" w:cs="Arial"/>
-          <w:b/>
-          <w:sz w:val="19"/>
-          <w:u w:val="none"/>
-        </w:rPr>
-        <w:t>ש. כאשר חברה נמצאת בשלב האריסטוקרטיה היא כבר?ת.באסקלציה למוות ארגוניש. לפיBASS&amp;AVLOLIOתגמול מותנה, ניהול חריגים אקטיבי וניהול חריגים פאסיבי שייכים ל?ת.מנהיגות מתגמלת</w:t>
-      </w:r>
-    </w:p>
-    <w:p>
-      <w:pPr>
-        <w:bidi w:val="1"/>
-        <w:jc w:val="right"/>
-      </w:pPr>
-      <w:r>
-        <w:rPr>
-          <w:rFonts w:ascii="Arial" w:hAnsi="Arial" w:cs="Arial"/>
-          <w:b/>
-          <w:sz w:val="19"/>
-          <w:u w:val="none"/>
-        </w:rPr>
-        <w:t>ש. כדי להיות מנהיג יש לקבל ציון גבוה במרכיבי?ת.כריזמה, הנעת השראה, אתגור אינטלקטואלי, התייחסות אישית</w:t>
-      </w:r>
-    </w:p>
-    <w:p>
-      <w:pPr>
-        <w:bidi w:val="1"/>
-        <w:jc w:val="right"/>
-      </w:pPr>
-      <w:r>
-        <w:rPr>
-          <w:rFonts w:ascii="Arial" w:hAnsi="Arial" w:cs="Arial"/>
-          <w:b/>
-          <w:sz w:val="19"/>
-          <w:u w:val="none"/>
-        </w:rPr>
-        <w:t>ש. משה מנהל בכיר אבל מגיע כל יום והולך מחדר לחדר ומכיר את המונהגים?ת.משה בעל סגנון התייחסות אישיתש. גלית חושבת שיש להניע עובדים בעזרת תשלום שכר, וכן משוב שלילי וחיובי והצבת יעדים.סביר ש?ת.שסגנון ניהולה הוא תגמול מותנה</w:t>
-      </w:r>
-    </w:p>
-    <w:p>
-      <w:pPr>
-        <w:bidi w:val="1"/>
-        <w:jc w:val="right"/>
-      </w:pPr>
-      <w:r>
-        <w:rPr>
-          <w:rFonts w:ascii="Arial" w:hAnsi="Arial" w:cs="Arial"/>
-          <w:b/>
-          <w:sz w:val="19"/>
-          <w:u w:val="none"/>
-        </w:rPr>
-        <w:t>ש.לפי מודלBASS&amp;AVLOLIOמנהל שהוא מנהיג יתאפיין ב?ת.מנהיגות מתמירה/מעצבתש. גלית מניעה אנשים בסיוע חזון, היא מבררת מה חזונם ובונה יחד עימם חזון משותף. יש לה גם רעיונות מבריקים בעיני עובדים.סביר ש?ת.שהיא ניחנת בסגנון השראה. העובדים חושבים שירון סוחף וממגנט.הם חושבים שהוא ניחן ב?ת.כריזמה מיוחסת</w:t>
-      </w:r>
-    </w:p>
-    <w:p>
-      <w:pPr>
-        <w:bidi w:val="1"/>
-        <w:jc w:val="right"/>
-      </w:pPr>
-      <w:r>
-        <w:rPr>
-          <w:rFonts w:ascii="Arial" w:hAnsi="Arial" w:cs="Arial"/>
-          <w:b/>
-          <w:sz w:val="19"/>
-          <w:u w:val="none"/>
-        </w:rPr>
-        <w:t>ש. מנהל שאסטרטגיה וחזון מנחים אותו הוא מנהל מסוג?ת.:Eש. נוסחת ההצלחה לניהול טוב שמביא תוצאות ע"פאדיג'סהיא?ת.לבנות צוות שלכל אחד סגנון ניהולי שונהש. בכדי לנהל את המנהל עליך... לפיאדיג'ס?ת.הכר את איזה דפוסי ניהול אין לו וסייע לו בנקודות אלו</w:t>
-      </w:r>
-    </w:p>
-    <w:p>
-      <w:pPr>
-        <w:bidi w:val="1"/>
-        <w:jc w:val="right"/>
-      </w:pPr>
-      <w:r>
-        <w:rPr>
-          <w:rFonts w:ascii="Arial" w:hAnsi="Arial" w:cs="Arial"/>
-          <w:b/>
-          <w:sz w:val="19"/>
-          <w:u w:val="none"/>
-        </w:rPr>
-        <w:t>ש. איזה דפוס ניהולי לפיאדיג'סהוא דפוס שמתאים למנכ"ל ארגון?ת.יזםE</w:t>
-      </w:r>
-    </w:p>
-    <w:p>
-      <w:pPr>
-        <w:bidi w:val="1"/>
-        <w:jc w:val="right"/>
-      </w:pPr>
-      <w:r>
-        <w:rPr>
-          <w:rFonts w:ascii="Arial" w:hAnsi="Arial" w:cs="Arial"/>
-          <w:b/>
-          <w:sz w:val="19"/>
-          <w:u w:val="none"/>
-        </w:rPr>
-        <w:t>ש. מנהל ממוקד עובדים הוא לפיאדיג'סמנהל מסוג?ת.  מתכללש. לפי הנלמד?ת.כל ההיגדים נכונים – שלאדיגסמצביע על מנהיגותE, שלאגיגסיכול להיות שייך למנהיגות מתגמלתA,אגיגסיכול להצביע על התייחסות אישית שלבס ואבוליוIש. לפי הנלמד?אדיג'סיכול להצביע על:התייחסות אישית של בס ואבוליוI, Aשלאדיג'סיכול להיות שייך למנהיגות מתגמלתA, Eשלאדיג'סמצביע על מנהיגות</w:t>
-      </w:r>
-    </w:p>
-    <w:p>
-      <w:pPr>
-        <w:bidi w:val="1"/>
-        <w:jc w:val="right"/>
-      </w:pPr>
-      <w:r>
-        <w:rPr>
-          <w:rFonts w:ascii="Arial" w:hAnsi="Arial" w:cs="Arial"/>
-          <w:b/>
-          <w:sz w:val="19"/>
-          <w:u w:val="none"/>
-        </w:rPr>
-        <w:t>ש.לפי מחקריי אוניברסיטתאוהיו?ת.מנהיגות מכוונת משימה ואנשיםאינםתלויים זה בזהש.לפיהרסי ובלאנשארדכאשר אין מוכנות ואין בשלות?ת.נכון להשתמש בסגנון מנהיגות הוראתיש.לפי מנהיגות הטווח המלא?ת.ככל שמאמצים דפוסי מנהיגות מעצבת המנהיגות יותר אפקטיביתש. מה נכון באשר לגישההמכניסטית?ת.כוללת את המודל הטיילוריסטי, גישת המכונה, בירוקרטיהXמודלש. לפי גישתהריאנגנירינג(Reengineering)?ת.על ארגון להשתנות כל הזמן</w:t>
-      </w:r>
-    </w:p>
-    <w:p>
-      <w:pPr>
-        <w:bidi w:val="1"/>
-        <w:jc w:val="right"/>
-      </w:pPr>
-      <w:r>
-        <w:rPr>
-          <w:rFonts w:ascii="Arial" w:hAnsi="Arial" w:cs="Arial"/>
-          <w:b/>
-          <w:sz w:val="19"/>
-          <w:u w:val="none"/>
-        </w:rPr>
-        <w:t>ש. אפקטההות'ורןמשמעו?ת.העובדה שעובדים יודעים שצופים בהם ונותנים להם צומת לב מובילה להגברת תפוקה</w:t>
-      </w:r>
-    </w:p>
-    <w:p>
-      <w:pPr>
-        <w:bidi w:val="1"/>
-        <w:jc w:val="right"/>
-      </w:pPr>
-      <w:r>
-        <w:rPr>
-          <w:rFonts w:ascii="Arial" w:hAnsi="Arial" w:cs="Arial"/>
-          <w:b/>
-          <w:sz w:val="19"/>
-          <w:u w:val="none"/>
-        </w:rPr>
-        <w:t>ש. מהי הגישה שמרכזת תחתה תיאוריות כמו יחסי אנוש של מאיו, ניסויי/מחקרי ההות'ורן וגישת של מקרגור?ת.הגישההאורגנית / חברתיתש. מה הכי נכון באשרלגישת התלויות?ת.ישנה תלות בין נתוני המצב לבין גישה הניהולית האפקטיביתש. לפי גישתY?ת.המנהל מאמין שהעובדים מסוגלים וניתן להאציל להם סמכויותש. הסרט זמנים מודרניים הוא דוגמא ל?ת.גישה המכניסטיתש. הסרט זמנים מודרניים הצביע על :המודל של טיילור ומנהיג ממוקד משימה</w:t>
-      </w:r>
-    </w:p>
-    <w:p>
-      <w:pPr>
-        <w:bidi w:val="1"/>
-        <w:jc w:val="right"/>
-      </w:pPr>
-      <w:r>
-        <w:rPr>
-          <w:rFonts w:ascii="Arial" w:hAnsi="Arial" w:cs="Arial"/>
-          <w:b/>
-          <w:sz w:val="19"/>
-          <w:u w:val="none"/>
-        </w:rPr>
-        <w:t>ש. אילו מהמשפטים הבאים נכון לגבי מחקריהות'ורן?ת.הם הובילו לגישת יחסי אנושש. הגישה הטוענת כי יש לפקח על עובדים ולמדוד את תפוקתם היא?ת.הגישההטיילוריסטית– הניהול המדעיש. כאשר יש בעיה בארגון במערכת ארגונית סגורה, נצפה למצוא את הסיבה?ת.בסביבה הפנימית של הארגון</w:t>
-      </w:r>
-    </w:p>
-    <w:p>
-      <w:pPr>
-        <w:bidi w:val="1"/>
-        <w:jc w:val="right"/>
-      </w:pPr>
-      <w:r>
-        <w:rPr>
-          <w:rFonts w:ascii="Arial" w:hAnsi="Arial" w:cs="Arial"/>
-          <w:b/>
-          <w:sz w:val="19"/>
-          <w:u w:val="none"/>
-        </w:rPr>
-        <w:t>ש. הגישה הטוענת שיש לתגמל עובדים על פי מומחיות היא הגישה?ת.הבירוקרטית</w:t>
-      </w:r>
-    </w:p>
-    <w:p>
-      <w:pPr>
-        <w:bidi w:val="1"/>
-        <w:jc w:val="right"/>
-      </w:pPr>
-      <w:r>
-        <w:rPr>
-          <w:rFonts w:ascii="Arial" w:hAnsi="Arial" w:cs="Arial"/>
-          <w:b/>
-          <w:sz w:val="19"/>
-          <w:u w:val="none"/>
-        </w:rPr>
-        <w:t>ש. בין החסרונות של הגישההבירוקרטית?ת.היצמדות לנהלים עד שהם הופכים להיות מאמצעי למטרה</w:t>
-      </w:r>
-    </w:p>
-    <w:p>
-      <w:pPr>
-        <w:bidi w:val="1"/>
-        <w:jc w:val="right"/>
-      </w:pPr>
-      <w:r>
-        <w:rPr>
-          <w:rFonts w:ascii="Arial" w:hAnsi="Arial" w:cs="Arial"/>
-          <w:b/>
-          <w:sz w:val="19"/>
-          <w:u w:val="none"/>
-        </w:rPr>
-        <w:t>ש. הגישההאורגנית?ת.מתייחסת לעובד ולאינטראקציה עם הסביבהש. מה נכון מהנ"ל: אפקטההות'ורןמשמעו?ת.הידיעה של השתתפות בניסוי הובילה להגברת התפוקהמה נכון באשרלתיאוריה ארגונית בהשוואה לתיאוריה ניהולית?ת.מציגה סדרה של מבנים תיאורטיים המבטאים קשרים בין משתניםהש. לפי גישתהתלויות?ת.אין דרך אחת לנהל זה תלוי מצבש. המשותף בין הגישה שלטיילורוהגישה של הבירוקרטיה הוא?ת.ששתיהן נותנות סט של פעולות שאם נבצעם ננהל נכון</w:t>
-      </w:r>
-    </w:p>
-    <w:p>
-      <w:pPr>
-        <w:bidi w:val="1"/>
-        <w:jc w:val="right"/>
-      </w:pPr>
-      <w:r>
-        <w:rPr>
-          <w:rFonts w:ascii="Arial" w:hAnsi="Arial" w:cs="Arial"/>
-          <w:b/>
-          <w:sz w:val="19"/>
-          <w:u w:val="none"/>
-        </w:rPr>
-        <w:t>ש. בנה את תוכנית התגמולים לפי היתרון היחסי של העובד והמומחיות.זהו משפט שמאפיין את?ת.הגישההבירוקרטיתזה לא חלק מהעקרונות שלהש. מערכתפתוחההיא מערכת ש?ת.משפיעה על הסביבה וזו משפיעה עליה</w:t>
-      </w:r>
-    </w:p>
-    <w:p>
-      <w:pPr>
-        <w:bidi w:val="1"/>
-        <w:jc w:val="right"/>
-      </w:pPr>
-      <w:r>
-        <w:rPr>
-          <w:rFonts w:ascii="Arial" w:hAnsi="Arial" w:cs="Arial"/>
-          <w:b/>
-          <w:sz w:val="19"/>
-          <w:u w:val="none"/>
-        </w:rPr>
-        <w:t>ש. לפי מחקרההות'ורן?ת.כל ההיגדים עשויים להיות נכוניםש. לפיגישת התלות?ת.אין דרך אחת נכונה לנהל זה תלוי מצבש. גישתיחסי אנוששייכת לגישות ה?ת.אורגניותש. בין העקרונות של גישת?TQMת.כל ההיגדים נכונים</w:t>
-      </w:r>
-    </w:p>
-    <w:p>
-      <w:pPr>
-        <w:bidi w:val="1"/>
-        <w:jc w:val="right"/>
-      </w:pPr>
-      <w:r>
-        <w:rPr>
-          <w:rFonts w:ascii="Arial" w:hAnsi="Arial" w:cs="Arial"/>
-          <w:b/>
-          <w:sz w:val="19"/>
-          <w:u w:val="none"/>
-        </w:rPr>
-        <w:t>ש. הם מהווים את הגישות: Y,מחקריהאות'ורן, גישת יחסי אנוש וגישת?ת.האורגניותש. תמיד כדאי לזהות את המנהיגות הלא פורמלית שהצמיח הצוות ולעשות בה שימוש להנעתו.עיקרון זה הוא לא עיקרון ניהולי שעולה מתוך?ת.ניסויי / מחקריהאות'ורןש.התרגיל שלנאסאשעשינו בכיתה בא להראות , ת.קבלת החלטות בקבוצה היא טובה יותר מאשר החלטה לבדש. משה בנה צוות חדש הוא צריך לעשות שימוש בואילו ליעקב מוות בשל שעובד לבד ולכן דפוס המנהיגות יהיה .ת.מנהיגות משימתית, מנהיגות מעצבת.</w:t>
-      </w:r>
-    </w:p>
-    <w:p>
-      <w:pPr>
-        <w:bidi w:val="1"/>
-        <w:jc w:val="right"/>
-      </w:pPr>
-      <w:r>
-        <w:rPr>
-          <w:rFonts w:ascii="Arial" w:hAnsi="Arial" w:cs="Arial"/>
-          <w:b/>
-          <w:sz w:val="19"/>
-          <w:u w:val="none"/>
-        </w:rPr>
-        <w:t>ש. מנהיגות מתקנת (ניהול חריגים אקטיבי) ומנהיגות מתקנת נחשבים. ת.סגנונות מנהיגותמרכיבים של מנהיגות מתגמלת(Transactional Leadership)ש. אצלאדיג'סEטיפוס :מקבל למנהיגות מעצבת במודל שח בס ואובוליו</w:t>
-      </w:r>
-    </w:p>
-    <w:p>
-      <w:pPr>
-        <w:bidi w:val="1"/>
-        <w:jc w:val="right"/>
-      </w:pPr>
-      <w:r>
-        <w:rPr>
-          <w:rFonts w:ascii="Arial" w:hAnsi="Arial" w:cs="Arial"/>
-          <w:b/>
-          <w:sz w:val="19"/>
-          <w:u w:val="none"/>
-        </w:rPr>
-        <w:t>ש. אם תרצו לקדם ראש צוות למנהל בכיר תעשו שימוש ב- , ת.כל התשובות : לפי אדיגס תבדקו אם לאדם יש דפוס, תבדקו אם לאדם יש ממוצע גבוה במנהיגות מעצבת לפי מודל בס ואבוליו.ש. נוסחת ההצלחה לניהול טוב שמביא תוצאות ע"פאדיגסהיא :לבנות צוות שלכל אחד סגנון ניהולי שונהש. מה נכון באשר לפיתוח צוות בהשוואה לבניית צוות, פיתוח צוות נעשה ל :צוות שעובד כבר ויש לו היסטוריה ויש צורך למנפו לביצועים גבוה</w:t>
-      </w:r>
-    </w:p>
-    <w:p>
-      <w:pPr>
-        <w:bidi w:val="1"/>
-        <w:jc w:val="right"/>
-      </w:pPr>
-      <w:r>
-        <w:rPr>
-          <w:rFonts w:ascii="Arial" w:hAnsi="Arial" w:cs="Arial"/>
-          <w:b/>
-          <w:sz w:val="19"/>
-          <w:u w:val="none"/>
-        </w:rPr>
-        <w:t>ש. ראש צוות שעסוק באופן אובססיבי באיצור סטיות וכישלונות ואי עמידה ביעדים דפוס הניהול שלו הוא :ניהול חריגים אקטיבי</w:t>
-      </w:r>
-    </w:p>
-    <w:p>
-      <w:pPr>
-        <w:bidi w:val="1"/>
-        <w:jc w:val="right"/>
-      </w:pPr>
-      <w:r>
-        <w:rPr>
-          <w:rFonts w:ascii="Arial" w:hAnsi="Arial" w:cs="Arial"/>
-          <w:b/>
-          <w:sz w:val="19"/>
-          <w:u w:val="none"/>
-        </w:rPr>
-        <w:t>ש. כאשר מנהל עסוק באיתור סטיות וכישלונות באופן קיצוני הוא מנהל מסוג :ניהול חריגים אקטיביש. מה נכון לפיהטווח המלא:מנהיגות מעצבת היא הדפוס האפקטיבי ביותר ליצירת שינוי והשפעה</w:t>
-      </w:r>
-    </w:p>
-    <w:p>
-      <w:pPr>
-        <w:bidi w:val="1"/>
-        <w:jc w:val="right"/>
-      </w:pPr>
-      <w:r>
-        <w:rPr>
-          <w:rFonts w:ascii="Arial" w:hAnsi="Arial" w:cs="Arial"/>
-          <w:b/>
-          <w:sz w:val="19"/>
-          <w:u w:val="none"/>
-        </w:rPr>
-        <w:t>ש. לפיפידלרבתנאים קיצוניים יש צורך :במנהיג מכוון משימה</w:t>
-      </w:r>
-    </w:p>
-    <w:p>
-      <w:pPr>
-        <w:bidi w:val="1"/>
-        <w:jc w:val="right"/>
-      </w:pPr>
-      <w:r>
-        <w:rPr>
-          <w:rFonts w:ascii="Arial" w:hAnsi="Arial" w:cs="Arial"/>
-          <w:b/>
-          <w:sz w:val="19"/>
-          <w:u w:val="none"/>
-        </w:rPr>
-        <w:t>ש. לפי המודלים הפסיכדינאמיים למנהיגות , אנשים הולכים אחרי מנהיג משום שהוא :ממלא צרכים נפשיים, מאווים של אנשים</w:t>
-      </w:r>
-    </w:p>
-    <w:p>
-      <w:pPr>
-        <w:bidi w:val="1"/>
-        <w:jc w:val="right"/>
-      </w:pPr>
-      <w:r>
-        <w:rPr>
-          <w:rFonts w:ascii="Arial" w:hAnsi="Arial" w:cs="Arial"/>
-          <w:b/>
-          <w:sz w:val="19"/>
-          <w:u w:val="none"/>
-        </w:rPr>
-        <w:t>ש. סוג המנהיגות שראינובסרטמונה ליזה הוא :איתגור אינטלקטואליש. תיאורית התכונות מצאה ש :אין סדרה של תכונות ומיומויות שיכולה לנבא מנהיגותש. לפיאדיגסיש סתירה בין סגנונות הניהול ולכן יש ליצור צוות/ניהולי שמורכב מכל הסגנונות :נכוןש. סגנון המנהיגות של קארין ווטסון (המרצה) שראינו בכיתה הוא :אתגור אינטלקטואלי</w:t>
-      </w:r>
-    </w:p>
-    <w:p>
-      <w:pPr>
-        <w:bidi w:val="1"/>
-        <w:jc w:val="right"/>
-      </w:pPr>
-      <w:r>
-        <w:rPr>
-          <w:rFonts w:ascii="Arial" w:hAnsi="Arial" w:cs="Arial"/>
-          <w:b/>
-          <w:sz w:val="19"/>
-          <w:u w:val="none"/>
-        </w:rPr>
-        <w:t>ש. מנהל צוות שמקדיש זמן לעבור בין חדרי עובדיו לזהות תסיכולים ומזמין אותם לחדרו הוא :מנהיגו שדפוס המנהיגות שלו הוא התייחסות אישית</w:t>
-      </w:r>
-    </w:p>
-    <w:p>
-      <w:pPr>
-        <w:bidi w:val="1"/>
-        <w:jc w:val="right"/>
-      </w:pPr>
-      <w:r>
-        <w:rPr>
-          <w:rFonts w:ascii="Arial" w:hAnsi="Arial" w:cs="Arial"/>
-          <w:b/>
-          <w:sz w:val="19"/>
-          <w:u w:val="none"/>
-        </w:rPr>
-        <w:t>ש. כאשר למונהגים אין יכולת ואין מוטיבציה לפיהרסי ובלאנשרדדפוס המנהיגות שצריך להיות הוא :נותן הוראותש. בחב"ש כל הזמן מסיבות ולא מתבצעת כמעט עבודה, לפי הסריג הניהולי איזה סגנון מנהיגות מאפיין את החברה:סגנון ניהול מועדוןcountry club</w:t>
-      </w:r>
-    </w:p>
-    <w:p>
-      <w:pPr>
-        <w:bidi w:val="1"/>
-        <w:jc w:val="right"/>
-      </w:pPr>
-      <w:r>
-        <w:rPr>
-          <w:rFonts w:ascii="Arial" w:hAnsi="Arial" w:cs="Arial"/>
-          <w:b/>
-          <w:sz w:val="19"/>
-          <w:u w:val="none"/>
-        </w:rPr>
-        <w:t>ש. על פי תיאוריהXשלמקגרגור, כיצד נתפסים העובדים מטבעם?עצלנים ומתחמקים מעבודה.תיאוריהXמניחה שעובדים הם עצלנים ומתחמקים מעבודה מטבעם, ולכן דורשים פיקוח ושליטה.</w:t>
-      </w:r>
-    </w:p>
-    <w:p>
-      <w:pPr>
-        <w:bidi w:val="1"/>
-        <w:jc w:val="right"/>
-      </w:pPr>
-      <w:r>
-        <w:rPr>
-          <w:rFonts w:ascii="Arial" w:hAnsi="Arial" w:cs="Arial"/>
-          <w:b/>
-          <w:sz w:val="19"/>
-          <w:u w:val="none"/>
-        </w:rPr>
-        <w:t>ש. מהו אחד העקרונות המרכזיים של הניהול המדעי לפיטיילור?חלוקה ברורה בין תכנון לביצוע. טיילור דגל בהפרדה מוחלטת בין תפקידי התכנון של המנהל לבין תפקידי הביצוע של העובד.</w:t>
-      </w:r>
-    </w:p>
-    <w:p>
-      <w:pPr>
-        <w:bidi w:val="1"/>
-        <w:jc w:val="right"/>
-      </w:pPr>
-      <w:r>
-        <w:rPr>
-          <w:rFonts w:ascii="Arial" w:hAnsi="Arial" w:cs="Arial"/>
-          <w:b/>
-          <w:sz w:val="19"/>
-          <w:u w:val="none"/>
-        </w:rPr>
-        <w:t>ש. אילו חמש פונקציות ניהול הגדיר אנריפיול?תכנון, ארגון, הנהגה, תיאום, בקרה. פיול הגדיר חמש פונקציות ניהוליות אלו כבסיס לכל ארגון.ש. מהי המסקנה העיקרית של מחקריהות'ורן(Hawthorne Studies)?יחסים בינאישיים ותשומת לב חשובים יותר מתנאים פיזיים לפריון עבודה. מחקרי הות'ורן הראו כי לא התנאים הפיזיים עצמם, אלא תשומת הלב שקיבלו העובדים, הם שהובילו לעלייה בתפוקה.ש. על פי גישתיחסי האנוש,מהו צורך מרכזי של העובד בנוסף להיבט הכלכלי?הכרה, שייכות ושיתוף. גישת יחסי האנוש הדגישה כי העובד הוא יצור חברתי שזקוק להכרה, שייכות ויחס אישי.</w:t>
-      </w:r>
-    </w:p>
-    <w:p>
-      <w:pPr>
-        <w:bidi w:val="1"/>
-        <w:jc w:val="right"/>
-      </w:pPr>
-      <w:r>
-        <w:rPr>
-          <w:rFonts w:ascii="Arial" w:hAnsi="Arial" w:cs="Arial"/>
-          <w:b/>
-          <w:sz w:val="19"/>
-          <w:u w:val="none"/>
-        </w:rPr>
-        <w:t>ש. מהו העיקרון המרכזי בגישת ניהול איכות כוללת (TQM)?איכות היא משימה של כל העובדים.TQMשמה דגש על כך שאיכות היא אחריות משותפת של כל חלקי הארגון, מכל הדרגים.ש. מהי שאלת המפתח בגישת ההינדוס מחדש (Reengineering)?"איך היינו עושים את זה אם היינו מתחילים מאפס?" הינדוס מחדש דוגל בשינוי רדיקלי ויסודי, כאילו בונים את הארגון מחדש לחלוטין.</w:t>
-      </w:r>
-    </w:p>
-    <w:p>
-      <w:pPr>
-        <w:bidi w:val="1"/>
-        <w:jc w:val="right"/>
-      </w:pPr>
-      <w:r>
-        <w:rPr>
-          <w:rFonts w:ascii="Arial" w:hAnsi="Arial" w:cs="Arial"/>
-          <w:b/>
-          <w:sz w:val="19"/>
-          <w:u w:val="none"/>
-        </w:rPr>
-        <w:t>ש. לפי גישת המערכת, כיצד יש להתבונן בחלקי הארגון?כמערכת אחת מקושרת, עם קשר מתמיד עם הסביבה. גישת המערכת דוגלת בהסתכלות הוליסטית על הארגון כשלם, המקיים יחסי גומלין עם סביבתו.</w:t>
-      </w:r>
-    </w:p>
-    <w:p>
-      <w:pPr>
-        <w:bidi w:val="1"/>
-        <w:jc w:val="right"/>
-      </w:pPr>
-      <w:r>
-        <w:rPr>
-          <w:rFonts w:ascii="Arial" w:hAnsi="Arial" w:cs="Arial"/>
-          <w:b/>
-          <w:sz w:val="19"/>
-          <w:u w:val="none"/>
-        </w:rPr>
-        <w:t>ש. מהו העיקרון המרכזי של גישתהתלות(Contingency Approach)?אין פתרון אחד שמתאים לכולם – הכול תלוי במצב. גישת התלות טוענת כי יעילות ניהולית תלויה בהתאמת הסגנון הניהולי למאפייני הסיטואציה.</w:t>
-      </w:r>
-    </w:p>
-    <w:p>
-      <w:pPr>
-        <w:bidi w:val="1"/>
-        <w:jc w:val="right"/>
-      </w:pPr>
-      <w:r>
-        <w:rPr>
-          <w:rFonts w:ascii="Arial" w:hAnsi="Arial" w:cs="Arial"/>
-          <w:b/>
-          <w:sz w:val="19"/>
-          <w:u w:val="none"/>
-        </w:rPr>
-        <w:t>ש. על פי תיאוריית התכונותבמנהיגות, מהו הרעיון המרכזי?מנהיגות היא תכונה מולדת. תיאוריית התכונות, שהיא הגישה הקדומה ביותר, האמינה שמנהיגים נולדים עם תכונות מסוימות.</w:t>
-      </w:r>
-    </w:p>
-    <w:p>
-      <w:pPr>
-        <w:bidi w:val="1"/>
-        <w:jc w:val="right"/>
-      </w:pPr>
-      <w:r>
-        <w:rPr>
-          <w:rFonts w:ascii="Arial" w:hAnsi="Arial" w:cs="Arial"/>
-          <w:b/>
-          <w:sz w:val="19"/>
-          <w:u w:val="none"/>
-        </w:rPr>
-        <w:t>ש. מהי הביקורת העיקרית על תיאוריית התכונותבמנהיגות?אין קונצנזוס לגבי התכונות "הנכונות" והיא מתעלמת מהקשר. הביקורת העיקרית היא שחוקרים שונים זיהו תכונות שונות, והתיאוריה לא התחשבה בהשפעת הסביבה והקבוצה.</w:t>
-      </w:r>
-    </w:p>
-    <w:p>
-      <w:pPr>
-        <w:bidi w:val="1"/>
-        <w:jc w:val="right"/>
-      </w:pPr>
-      <w:r>
-        <w:rPr>
-          <w:rFonts w:ascii="Arial" w:hAnsi="Arial" w:cs="Arial"/>
-          <w:b/>
-          <w:sz w:val="19"/>
-          <w:u w:val="none"/>
-        </w:rPr>
-        <w:t>ש. מהם שני צירי ההתנהגות המרכזיים בגישה ההתנהגותיתלמנהיגות?התמקדות במשימה והתמקדות באנשים. הגישה ההתנהגותית בוחנת כיצד מנהיגים מתנהגים בשני מימדים אלו.</w:t>
-      </w:r>
-    </w:p>
-    <w:p>
-      <w:pPr>
-        <w:bidi w:val="1"/>
-        <w:jc w:val="right"/>
-      </w:pPr>
-      <w:r>
-        <w:rPr>
-          <w:rFonts w:ascii="Arial" w:hAnsi="Arial" w:cs="Arial"/>
-          <w:b/>
-          <w:sz w:val="19"/>
-          <w:u w:val="none"/>
-        </w:rPr>
-        <w:t>ש. לפי מודלפידלר(Fiedler’s Contingency Model), מהו אחד משלושת המשתנים שקובעים את יעילות סגנון המנהיג?יחסים בין המנהיג לקבוצה. פידלר זיהה את איכות היחסים בין המנהיג למונהגים כאחד משלושת המשתנים הקריטיים לקביעת יעילות המנהיגות.</w:t>
-      </w:r>
-    </w:p>
-    <w:p>
-      <w:pPr>
-        <w:bidi w:val="1"/>
-        <w:jc w:val="right"/>
-      </w:pPr>
-      <w:r>
-        <w:rPr>
-          <w:rFonts w:ascii="Arial" w:hAnsi="Arial" w:cs="Arial"/>
-          <w:b/>
-          <w:sz w:val="19"/>
-          <w:u w:val="none"/>
-        </w:rPr>
-        <w:t>ש. מהי אחת הביקורות על הגישות המצביות במנהיגות?הן לא מסבירות מספיק מתי כדאי להשתמש בכל סגנון. למרות שהן מדגישות את התלות במצב, לעיתים קשה ליישם אותן בפועל ולדעת באיזה סגנון לבחור בכל סיטואציה.</w:t>
-      </w:r>
-    </w:p>
-    <w:p>
-      <w:pPr>
-        <w:bidi w:val="1"/>
-        <w:jc w:val="right"/>
-      </w:pPr>
-      <w:r>
-        <w:rPr>
-          <w:rFonts w:ascii="Arial" w:hAnsi="Arial" w:cs="Arial"/>
-          <w:b/>
-          <w:sz w:val="19"/>
-          <w:u w:val="none"/>
-        </w:rPr>
-        <w:t>ש. לפי מודל הטווח המלא שלבס ואבוליו, מהי רמת המנהיגות הפחות אפקטיבית ביותר?מנהיגות לסה-פר (Laissez-Faire). מנהיגות לסה-פר מאופיינת בחוסר מעורבות והימנעות מקבלת החלטות, ונחשבת לפחות אפקטיבית.</w:t>
-      </w:r>
-    </w:p>
-    <w:p>
-      <w:pPr>
-        <w:bidi w:val="1"/>
-        <w:jc w:val="right"/>
-      </w:pPr>
-      <w:r>
-        <w:rPr>
-          <w:rFonts w:ascii="Arial" w:hAnsi="Arial" w:cs="Arial"/>
-          <w:b/>
-          <w:sz w:val="19"/>
-          <w:u w:val="none"/>
-        </w:rPr>
-        <w:t>ש. מהו אחד המרכיבים המרכזיים שלמנהיגותעסקית (Transactional Leadership)?תגמול מותנה (Contingent Reward). מנהיגות עסקית מבוססת על עסקאות של "אם תבצע – תקבל תגמול".</w:t>
-      </w:r>
-    </w:p>
-    <w:p>
-      <w:pPr>
-        <w:bidi w:val="1"/>
-        <w:jc w:val="right"/>
-      </w:pPr>
-      <w:r>
-        <w:rPr>
-          <w:rFonts w:ascii="Arial" w:hAnsi="Arial" w:cs="Arial"/>
-          <w:b/>
-          <w:sz w:val="19"/>
-          <w:u w:val="none"/>
-        </w:rPr>
-        <w:t>ש. מהו אפקט פיגמליון?כאשר ציפיות גבוהות של מנהל מעובדים מובילות לביצועים טובים יותר. אפקט פיגמליון מתאר את התופעה שבה ציפיות חיוביות מובילות למימוש עצמי של אותן ציפיות.</w:t>
-      </w:r>
-    </w:p>
-    <w:p>
-      <w:pPr>
-        <w:bidi w:val="1"/>
-        <w:jc w:val="right"/>
-      </w:pPr>
-      <w:r>
-        <w:rPr>
-          <w:rFonts w:ascii="Arial" w:hAnsi="Arial" w:cs="Arial"/>
-          <w:b/>
-          <w:sz w:val="19"/>
-          <w:u w:val="none"/>
-        </w:rPr>
-        <w:t>ש. על פי מודלTuckman, מהו השלב שבו מתרחשים קונפליקטים ומחלוקות בקבוצה?Storming(שלבהקונפליקטים). שלב ה-Stormingבמודל טקמן מתאפיין בהתנגשויות, מחלוקות ועימותים בין חברי הקבוצה.</w:t>
-      </w:r>
-    </w:p>
-    <w:p>
-      <w:pPr>
-        <w:bidi w:val="1"/>
-        <w:jc w:val="right"/>
-      </w:pPr>
-      <w:r>
-        <w:rPr>
-          <w:rFonts w:ascii="Arial" w:hAnsi="Arial" w:cs="Arial"/>
-          <w:b/>
-          <w:sz w:val="19"/>
-          <w:u w:val="none"/>
-        </w:rPr>
-        <w:t>ש. מהו עיקרוןפיטר(Peter Principle)?אנשים מקודמים בארגון עד לרמה שבה הם כבר לא טובים. עיקרון פיטר מתאר את התופעה שבה אדם מצטיין  בתפקידו הנוכחי ולכן מקודם, אך נכשל בתפקיד הבא מכיוון שחסרים לו הכישורים הנדרשים לרמה זו.</w:t>
-      </w:r>
-    </w:p>
-    <w:p>
-      <w:pPr>
-        <w:bidi w:val="1"/>
-        <w:jc w:val="right"/>
-      </w:pPr>
-      <w:r>
-        <w:rPr>
-          <w:rFonts w:ascii="Arial" w:hAnsi="Arial" w:cs="Arial"/>
-          <w:b/>
-          <w:sz w:val="19"/>
-          <w:u w:val="none"/>
-        </w:rPr>
-        <w:t>ש. לפי מודל ה-PAEIשלאדיג'ס, איזה סגנון ניהול נשאל את השאלה "איך עושים?"A (Administrator)- המינהלן. המינהלן (A) מתמקד בתהליכים, נהלים וכיצד לבצע דברים באופן מסודר ויעיל.</w:t>
-      </w:r>
-    </w:p>
-    <w:p>
-      <w:pPr>
-        <w:bidi w:val="1"/>
-        <w:jc w:val="right"/>
-      </w:pPr>
-      <w:r>
-        <w:rPr>
-          <w:rFonts w:ascii="Arial" w:hAnsi="Arial" w:cs="Arial"/>
-          <w:b/>
-          <w:sz w:val="19"/>
-          <w:u w:val="none"/>
-        </w:rPr>
-        <w:t>ש. באיזה שלב במודל מחזור החיים הארגוני שלאדיג'סמתקיים איזון מושלם בין חדשנות ליציבות?שלב המיטב (Prime). שלב המיטב נחשב לשלב האופטימלי במחזור חיי הארגון, בו יש איזון בין חדשנות, יציבות ותפקוד יעיל.</w:t>
-      </w:r>
-    </w:p>
-    <w:p>
-      <w:pPr>
-        <w:bidi w:val="1"/>
-        <w:jc w:val="right"/>
-      </w:pPr>
-      <w:r>
-        <w:rPr>
-          <w:rFonts w:ascii="Arial" w:hAnsi="Arial" w:cs="Arial"/>
-          <w:b/>
-          <w:sz w:val="19"/>
-          <w:u w:val="none"/>
-        </w:rPr>
-        <w:t>ש. לפיאדיג'סיש סתירה בין סגנונות הניהול ולכן יש ליצור צוות/ ניהולי שמורכב מכל הסגנונות?אמתש. אפקטהאותורןמשמעו?העובדה שעובדים יודעים שצופים בהם ונותנים להם תשומת לב מובילה להגברת תפוקה.מי מבין ארבעת הטיפוסים נוטה לדיוק, יסודיות, תכנון והימנעות משגיאות?Aהמנהלןלצוות שהוא בשלב התחלתי איזה סוג ניהול נדרש?מנהיגות מתגמלתעל ראש הארגון למצוא מנהל לצוות שעובד כבר כמה חודשים. איזה מנהל תייעץ לו לחפש ולמה?שיש לו ציון ממוצע גבוה בכל מדדי מנהיגות מעצבת לפי מודל אובליו של מנהיגותכאשר חברה נמצאת בשלב האריסטוקרטיה היא כבר...באקסקלציה למוות ארגוניעל פי תיאוריית התלויות של פידלר בוחנים את אופי היחסים בין המנהל לעובדים על פי..הציון שקיבל המנהל במדד ה-LPCלפיBASS &amp; AVOLIO,תגמול מותנה, ניהול חריגים אקטיבי וניהול חריגים פסיבי שייכים ל...ניהולכדי להיות מנהיג יש לקבל ציון גבוה במרכיבי..כריזמה, הנעת השראה, אתגור אינטלקטואלי, התייחסות אישיתמשה מנהל בכיר אבל מגיע כל יום מאוחר לחדר ומכיר את המנהגים.:משה בעל סגנון התייחסות אישיתגלית חושבת שיש להגיע עובדים בתדירות תשלום שכר, כן חשוב שלילי וחיובי והצבת יעדיםסגנון ניהול הוא תגמול מותנהלפי מודלBASS &amp; AVOLIOמנהל שהוא מנהיג יתאפיין ב...:מנהיגות מתמירה/מעצבתגלית מניעה אנשים בסיעות חזון, היא מסבירה מה החזון ובונה יחד עמם חזון משותף.:שהיא ניחנת בסגנון השראההעובדים חושבים שירן סוחף וממגנט. הם חושבים שהוא ניחן ב...:כריזמה מיוחסתביקורת על גישת התכונות.:כל התשובות נכונותמחקרי מישיגן העוסקים במנהיגות קבעו...:שמנהיגים אינם יכולים לבטא שני סוגי התנהגות בו זמנית.נוסחת ההצלחה לניהול טוב שמביא תוצאות ע"פ אדיג'ס היא...:לבנות צוות שלכל אחד סכנון ניהולי שונהאיזה דפוס ניהול לפי אדיג'ס הוא דפוס שמתאים למנכ"ל ארגון:Eיזםמנהל ממוקד עובדים הוא לפי אדיג'ס מנהל מסוג...:מתכלללפי הלמד...:כל ההיגדים נכונים (מנהיגותE, מתגמלתA, התייחסות אישיתI)לפי אדיג'ס דפוס הניהול האפקטיבי ביותר שממוקד באנשים וגם במשימה הוא:E- יזםלפי מחקרי אוניברסיטת אוהיו...:מנהיגות מכוונת משימה ואנשים תלויים זה בזהלפי הרסי ובלנשרד כאשר למנהלים אין מוכנות ואין בשלות...נכון לעשות שימוש בסגנון מנהיגות הוראתילפי מנהיגות הטווח המלא...:כל ההיגדים נכונים (מנהיגות מתגמלת, מנהיגות מעצבת יותר אפקטיבית, עסקית עדיפה יותר)בכדי לנהל את המנהל עליך...לפי אדיג'ס.הכר את איזה דפוסי ניהול אין לו וסייע לו בנקודות אלועל פי תיאורניית התלויות של פידלר, אופי המנהיגות תלוי ב..יחסי המנהיג מונהג מובנות המשימה ועמדת המנהיג בארגון.מנהיגות מעצבת מוגדרת באמצעות.התייחסות אינדיבידואלית איתגור אינטלקטוארי הנעה הרשאית ומודל לחיקוי.</w:t>
+      </w:r>
+    </w:p>
+    <w:p>
+      <w:pPr>
+        <w:bidi w:val="1"/>
+        <w:spacing w:after="30"/>
+        <w:jc w:val="right"/>
+      </w:pPr>
+      <w:r>
+        <w:rPr>
+          <w:rFonts w:ascii="Arial" w:hAnsi="Arial" w:cs="Arial"/>
+          <w:b/>
+          <w:sz w:val="19"/>
+        </w:rPr>
+        <w:t>▪ מי מבין ארבעת הטיפוסים, נוטה לדיוק, יסודיו?</w:t>
+      </w:r>
+      <w:r>
+        <w:rPr>
+          <w:rFonts w:ascii="Arial" w:hAnsi="Arial" w:cs="Arial"/>
+          <w:sz w:val="19"/>
+        </w:rPr>
+        <w:t xml:space="preserve"> — </w:t>
+      </w:r>
+      <w:r>
+        <w:rPr>
+          <w:rFonts w:ascii="Arial" w:hAnsi="Arial" w:cs="Arial"/>
+          <w:b w:val="0"/>
+          <w:sz w:val="19"/>
+          <w:u w:val="none"/>
+        </w:rPr>
+        <w:t>תכנון והימנעות משגיאות? ת. המנהלן A-</w:t>
+      </w:r>
+    </w:p>
+    <w:p>
+      <w:pPr>
+        <w:bidi w:val="1"/>
+        <w:jc w:val="right"/>
+      </w:pPr>
+      <w:r>
+        <w:rPr>
+          <w:rFonts w:ascii="Arial" w:hAnsi="Arial" w:cs="Arial"/>
+          <w:b/>
+          <w:sz w:val="19"/>
+          <w:u w:val="none"/>
+        </w:rPr>
+      </w:r>
+    </w:p>
+    <w:p>
+      <w:pPr>
+        <w:bidi w:val="1"/>
+        <w:spacing w:after="30"/>
+        <w:jc w:val="right"/>
+      </w:pPr>
+      <w:r>
+        <w:rPr>
+          <w:rFonts w:ascii="Arial" w:hAnsi="Arial" w:cs="Arial"/>
+          <w:b/>
+          <w:sz w:val="19"/>
+        </w:rPr>
+        <w:t>▪ כאשר חברה נמצאת בשלב האריסטוקרטיה היא כבר?</w:t>
+      </w:r>
+      <w:r>
+        <w:rPr>
+          <w:rFonts w:ascii="Arial" w:hAnsi="Arial" w:cs="Arial"/>
+          <w:sz w:val="19"/>
+        </w:rPr>
+        <w:t xml:space="preserve"> — </w:t>
+      </w:r>
+      <w:r>
+        <w:rPr>
+          <w:rFonts w:ascii="Arial" w:hAnsi="Arial" w:cs="Arial"/>
+          <w:b w:val="0"/>
+          <w:sz w:val="19"/>
+          <w:u w:val="none"/>
+        </w:rPr>
+        <w:t>באסקלציה למוות ארגוני</w:t>
+      </w:r>
+    </w:p>
+    <w:p>
+      <w:pPr>
+        <w:bidi w:val="1"/>
+        <w:spacing w:after="30"/>
+        <w:jc w:val="right"/>
+      </w:pPr>
+      <w:r>
+        <w:rPr>
+          <w:rFonts w:ascii="Arial" w:hAnsi="Arial" w:cs="Arial"/>
+          <w:b/>
+          <w:sz w:val="19"/>
+        </w:rPr>
+        <w:t>▪ לפי BASS&amp;AVLOLIO תגמול מותנה, ניהול חריגים אקטיבי וניהול חריגים פאסיבי שייכים ל?</w:t>
+      </w:r>
+      <w:r>
+        <w:rPr>
+          <w:rFonts w:ascii="Arial" w:hAnsi="Arial" w:cs="Arial"/>
+          <w:sz w:val="19"/>
+        </w:rPr>
+        <w:t xml:space="preserve"> — </w:t>
+      </w:r>
+      <w:r>
+        <w:rPr>
+          <w:rFonts w:ascii="Arial" w:hAnsi="Arial" w:cs="Arial"/>
+          <w:b w:val="0"/>
+          <w:sz w:val="19"/>
+          <w:u w:val="none"/>
+        </w:rPr>
+        <w:t>מנהיגות מתגמלת</w:t>
+      </w:r>
+    </w:p>
+    <w:p>
+      <w:pPr>
+        <w:bidi w:val="1"/>
+        <w:jc w:val="right"/>
+      </w:pPr>
+      <w:r>
+        <w:rPr>
+          <w:rFonts w:ascii="Arial" w:hAnsi="Arial" w:cs="Arial"/>
+          <w:b/>
+          <w:sz w:val="19"/>
+          <w:u w:val="none"/>
+        </w:rPr>
+      </w:r>
+    </w:p>
+    <w:p>
+      <w:pPr>
+        <w:bidi w:val="1"/>
+        <w:spacing w:after="30"/>
+        <w:jc w:val="right"/>
+      </w:pPr>
+      <w:r>
+        <w:rPr>
+          <w:rFonts w:ascii="Arial" w:hAnsi="Arial" w:cs="Arial"/>
+          <w:b/>
+          <w:sz w:val="19"/>
+        </w:rPr>
+        <w:t>▪ כדי להיות מנהיג יש לקבל ציון גבוה במרכיבי?</w:t>
+      </w:r>
+      <w:r>
+        <w:rPr>
+          <w:rFonts w:ascii="Arial" w:hAnsi="Arial" w:cs="Arial"/>
+          <w:sz w:val="19"/>
+        </w:rPr>
+        <w:t xml:space="preserve"> — </w:t>
+      </w:r>
+      <w:r>
+        <w:rPr>
+          <w:rFonts w:ascii="Arial" w:hAnsi="Arial" w:cs="Arial"/>
+          <w:b w:val="0"/>
+          <w:sz w:val="19"/>
+          <w:u w:val="none"/>
+        </w:rPr>
+        <w:t>כריזמה, הנעת השראה, אתגור אינטלקטואלי, התייחסות אישית</w:t>
+      </w:r>
+    </w:p>
+    <w:p>
+      <w:pPr>
+        <w:bidi w:val="1"/>
+        <w:jc w:val="right"/>
+      </w:pPr>
+      <w:r>
+        <w:rPr>
+          <w:rFonts w:ascii="Arial" w:hAnsi="Arial" w:cs="Arial"/>
+          <w:b/>
+          <w:sz w:val="19"/>
+          <w:u w:val="none"/>
+        </w:rPr>
+      </w:r>
+    </w:p>
+    <w:p>
+      <w:pPr>
+        <w:bidi w:val="1"/>
+        <w:spacing w:after="30"/>
+        <w:jc w:val="right"/>
+      </w:pPr>
+      <w:r>
+        <w:rPr>
+          <w:rFonts w:ascii="Arial" w:hAnsi="Arial" w:cs="Arial"/>
+          <w:b/>
+          <w:sz w:val="19"/>
+        </w:rPr>
+        <w:t>▪ משה מנהל בכיר אבל מגיע כל יום והולך מחדר לחדר ומכיר את המונהגים?</w:t>
+      </w:r>
+      <w:r>
+        <w:rPr>
+          <w:rFonts w:ascii="Arial" w:hAnsi="Arial" w:cs="Arial"/>
+          <w:sz w:val="19"/>
+        </w:rPr>
+        <w:t xml:space="preserve"> — </w:t>
+      </w:r>
+      <w:r>
+        <w:rPr>
+          <w:rFonts w:ascii="Arial" w:hAnsi="Arial" w:cs="Arial"/>
+          <w:b w:val="0"/>
+          <w:sz w:val="19"/>
+          <w:u w:val="none"/>
+        </w:rPr>
+        <w:t>משה בעל סגנון התייחסות אישית</w:t>
+      </w:r>
+    </w:p>
+    <w:p>
+      <w:pPr>
+        <w:bidi w:val="1"/>
+        <w:spacing w:after="30"/>
+        <w:jc w:val="right"/>
+      </w:pPr>
+      <w:r>
+        <w:rPr>
+          <w:rFonts w:ascii="Arial" w:hAnsi="Arial" w:cs="Arial"/>
+          <w:b/>
+          <w:sz w:val="19"/>
+        </w:rPr>
+        <w:t>▪ גלית חושבת שיש להניע עובדים בעזרת תשלום שכר, וכן משוב שלילי וחיובי והצבת יעדים. סביר ש?</w:t>
+      </w:r>
+      <w:r>
+        <w:rPr>
+          <w:rFonts w:ascii="Arial" w:hAnsi="Arial" w:cs="Arial"/>
+          <w:sz w:val="19"/>
+        </w:rPr>
+        <w:t xml:space="preserve"> — </w:t>
+      </w:r>
+      <w:r>
+        <w:rPr>
+          <w:rFonts w:ascii="Arial" w:hAnsi="Arial" w:cs="Arial"/>
+          <w:b w:val="0"/>
+          <w:sz w:val="19"/>
+          <w:u w:val="none"/>
+        </w:rPr>
+        <w:t>שסגנון ניהולה הוא תגמול מותנה</w:t>
+      </w:r>
+    </w:p>
+    <w:p>
+      <w:pPr>
+        <w:bidi w:val="1"/>
+        <w:jc w:val="right"/>
+      </w:pPr>
+      <w:r>
+        <w:rPr>
+          <w:rFonts w:ascii="Arial" w:hAnsi="Arial" w:cs="Arial"/>
+          <w:b/>
+          <w:sz w:val="19"/>
+          <w:u w:val="none"/>
+        </w:rPr>
+      </w:r>
+    </w:p>
+    <w:p>
+      <w:pPr>
+        <w:bidi w:val="1"/>
+        <w:spacing w:after="30"/>
+        <w:jc w:val="right"/>
+      </w:pPr>
+      <w:r>
+        <w:rPr>
+          <w:rFonts w:ascii="Arial" w:hAnsi="Arial" w:cs="Arial"/>
+          <w:b/>
+          <w:sz w:val="19"/>
+        </w:rPr>
+        <w:t>▪ לפי מודל BASS&amp;AVLOLIO מנהל שהוא מנהיג יתאפיין ב?</w:t>
+      </w:r>
+      <w:r>
+        <w:rPr>
+          <w:rFonts w:ascii="Arial" w:hAnsi="Arial" w:cs="Arial"/>
+          <w:sz w:val="19"/>
+        </w:rPr>
+        <w:t xml:space="preserve"> — </w:t>
+      </w:r>
+      <w:r>
+        <w:rPr>
+          <w:rFonts w:ascii="Arial" w:hAnsi="Arial" w:cs="Arial"/>
+          <w:b w:val="0"/>
+          <w:sz w:val="19"/>
+          <w:u w:val="none"/>
+        </w:rPr>
+        <w:t>מנהיגות מתמירה/מעצבת</w:t>
+      </w:r>
+    </w:p>
+    <w:p>
+      <w:pPr>
+        <w:bidi w:val="1"/>
+        <w:spacing w:after="30"/>
+        <w:jc w:val="right"/>
+      </w:pPr>
+      <w:r>
+        <w:rPr>
+          <w:rFonts w:ascii="Arial" w:hAnsi="Arial" w:cs="Arial"/>
+          <w:b/>
+          <w:sz w:val="19"/>
+        </w:rPr>
+        <w:t>▪ גלית מניעה אנשים בסיוע חזון, היא מבררת מה חזונם ובונה יחד עימם חזון משותף. יש לה גם רעיונות מבריקים בעיני עובדים. סביר ש?</w:t>
+      </w:r>
+      <w:r>
+        <w:rPr>
+          <w:rFonts w:ascii="Arial" w:hAnsi="Arial" w:cs="Arial"/>
+          <w:sz w:val="19"/>
+        </w:rPr>
+        <w:t xml:space="preserve"> — </w:t>
+      </w:r>
+      <w:r>
+        <w:rPr>
+          <w:rFonts w:ascii="Arial" w:hAnsi="Arial" w:cs="Arial"/>
+          <w:b w:val="0"/>
+          <w:sz w:val="19"/>
+          <w:u w:val="none"/>
+        </w:rPr>
+        <w:t>שהיא ניחנת בסגנון השראה . העובדים חושבים שירון סוחף וממגנט. הם חושבים שהוא ניחן ב? ת. כריזמה מיוחסת</w:t>
+      </w:r>
+    </w:p>
+    <w:p>
+      <w:pPr>
+        <w:bidi w:val="1"/>
+        <w:jc w:val="right"/>
+      </w:pPr>
+      <w:r>
+        <w:rPr>
+          <w:rFonts w:ascii="Arial" w:hAnsi="Arial" w:cs="Arial"/>
+          <w:b/>
+          <w:sz w:val="19"/>
+          <w:u w:val="none"/>
+        </w:rPr>
+      </w:r>
+    </w:p>
+    <w:p>
+      <w:pPr>
+        <w:bidi w:val="1"/>
+        <w:spacing w:after="30"/>
+        <w:jc w:val="right"/>
+      </w:pPr>
+      <w:r>
+        <w:rPr>
+          <w:rFonts w:ascii="Arial" w:hAnsi="Arial" w:cs="Arial"/>
+          <w:b/>
+          <w:sz w:val="19"/>
+        </w:rPr>
+        <w:t>▪ מנהל שאסטרטגיה וחזון מנחים אותו הוא מנהל מסוג?</w:t>
+      </w:r>
+      <w:r>
+        <w:rPr>
+          <w:rFonts w:ascii="Arial" w:hAnsi="Arial" w:cs="Arial"/>
+          <w:sz w:val="19"/>
+        </w:rPr>
+        <w:t xml:space="preserve"> — </w:t>
+      </w:r>
+      <w:r>
+        <w:rPr>
+          <w:rFonts w:ascii="Arial" w:hAnsi="Arial" w:cs="Arial"/>
+          <w:b w:val="0"/>
+          <w:sz w:val="19"/>
+          <w:u w:val="none"/>
+        </w:rPr>
+        <w:t>: E</w:t>
+      </w:r>
+    </w:p>
+    <w:p>
+      <w:pPr>
+        <w:bidi w:val="1"/>
+        <w:spacing w:after="30"/>
+        <w:jc w:val="right"/>
+      </w:pPr>
+      <w:r>
+        <w:rPr>
+          <w:rFonts w:ascii="Arial" w:hAnsi="Arial" w:cs="Arial"/>
+          <w:b/>
+          <w:sz w:val="19"/>
+        </w:rPr>
+        <w:t>▪ נוסחת ההצלחה לניהול טוב שמביא תוצאות ע"פ אדיג'ס היא?</w:t>
+      </w:r>
+      <w:r>
+        <w:rPr>
+          <w:rFonts w:ascii="Arial" w:hAnsi="Arial" w:cs="Arial"/>
+          <w:sz w:val="19"/>
+        </w:rPr>
+        <w:t xml:space="preserve"> — </w:t>
+      </w:r>
+      <w:r>
+        <w:rPr>
+          <w:rFonts w:ascii="Arial" w:hAnsi="Arial" w:cs="Arial"/>
+          <w:b w:val="0"/>
+          <w:sz w:val="19"/>
+          <w:u w:val="none"/>
+        </w:rPr>
+        <w:t>לבנות צוות שלכל אחד סגנון ניהולי שונה</w:t>
+      </w:r>
+    </w:p>
+    <w:p>
+      <w:pPr>
+        <w:bidi w:val="1"/>
+        <w:spacing w:after="30"/>
+        <w:jc w:val="right"/>
+      </w:pPr>
+      <w:r>
+        <w:rPr>
+          <w:rFonts w:ascii="Arial" w:hAnsi="Arial" w:cs="Arial"/>
+          <w:b/>
+          <w:sz w:val="19"/>
+        </w:rPr>
+        <w:t>▪ בכדי לנהל את המנהל עליך... לפי אדיג'ס?</w:t>
+      </w:r>
+      <w:r>
+        <w:rPr>
+          <w:rFonts w:ascii="Arial" w:hAnsi="Arial" w:cs="Arial"/>
+          <w:sz w:val="19"/>
+        </w:rPr>
+        <w:t xml:space="preserve"> — </w:t>
+      </w:r>
+      <w:r>
+        <w:rPr>
+          <w:rFonts w:ascii="Arial" w:hAnsi="Arial" w:cs="Arial"/>
+          <w:b w:val="0"/>
+          <w:sz w:val="19"/>
+          <w:u w:val="none"/>
+        </w:rPr>
+        <w:t>הכר את איזה דפוסי ניהול אין לו וסייע לו בנקודות אלו</w:t>
+      </w:r>
+    </w:p>
+    <w:p>
+      <w:pPr>
+        <w:bidi w:val="1"/>
+        <w:jc w:val="right"/>
+      </w:pPr>
+      <w:r>
+        <w:rPr>
+          <w:rFonts w:ascii="Arial" w:hAnsi="Arial" w:cs="Arial"/>
+          <w:b/>
+          <w:sz w:val="19"/>
+          <w:u w:val="none"/>
+        </w:rPr>
+      </w:r>
+    </w:p>
+    <w:p>
+      <w:pPr>
+        <w:bidi w:val="1"/>
+        <w:spacing w:after="30"/>
+        <w:jc w:val="right"/>
+      </w:pPr>
+      <w:r>
+        <w:rPr>
+          <w:rFonts w:ascii="Arial" w:hAnsi="Arial" w:cs="Arial"/>
+          <w:b/>
+          <w:sz w:val="19"/>
+        </w:rPr>
+        <w:t>▪ איזה דפוס ניהולי לפי אדיג'ס הוא דפוס שמתאים למנכ"ל ארגון?</w:t>
+      </w:r>
+      <w:r>
+        <w:rPr>
+          <w:rFonts w:ascii="Arial" w:hAnsi="Arial" w:cs="Arial"/>
+          <w:sz w:val="19"/>
+        </w:rPr>
+        <w:t xml:space="preserve"> — </w:t>
+      </w:r>
+      <w:r>
+        <w:rPr>
+          <w:rFonts w:ascii="Arial" w:hAnsi="Arial" w:cs="Arial"/>
+          <w:b w:val="0"/>
+          <w:sz w:val="19"/>
+          <w:u w:val="none"/>
+        </w:rPr>
+        <w:t>יזם E</w:t>
+      </w:r>
+    </w:p>
+    <w:p>
+      <w:pPr>
+        <w:bidi w:val="1"/>
+        <w:jc w:val="right"/>
+      </w:pPr>
+      <w:r>
+        <w:rPr>
+          <w:rFonts w:ascii="Arial" w:hAnsi="Arial" w:cs="Arial"/>
+          <w:b/>
+          <w:sz w:val="19"/>
+          <w:u w:val="none"/>
+        </w:rPr>
+      </w:r>
+    </w:p>
+    <w:p>
+      <w:pPr>
+        <w:bidi w:val="1"/>
+        <w:spacing w:after="30"/>
+        <w:jc w:val="right"/>
+      </w:pPr>
+      <w:r>
+        <w:rPr>
+          <w:rFonts w:ascii="Arial" w:hAnsi="Arial" w:cs="Arial"/>
+          <w:b/>
+          <w:sz w:val="19"/>
+        </w:rPr>
+        <w:t>▪ מנהל ממוקד עובדים הוא לפי אדיג'ס מנהל מסוג?</w:t>
+      </w:r>
+      <w:r>
+        <w:rPr>
+          <w:rFonts w:ascii="Arial" w:hAnsi="Arial" w:cs="Arial"/>
+          <w:sz w:val="19"/>
+        </w:rPr>
+        <w:t xml:space="preserve"> — </w:t>
+      </w:r>
+      <w:r>
+        <w:rPr>
+          <w:rFonts w:ascii="Arial" w:hAnsi="Arial" w:cs="Arial"/>
+          <w:b w:val="0"/>
+          <w:sz w:val="19"/>
+          <w:u w:val="none"/>
+        </w:rPr>
+        <w:t>מתכלל</w:t>
+      </w:r>
+    </w:p>
+    <w:p>
+      <w:pPr>
+        <w:bidi w:val="1"/>
+        <w:spacing w:after="30"/>
+        <w:jc w:val="right"/>
+      </w:pPr>
+      <w:r>
+        <w:rPr>
+          <w:rFonts w:ascii="Arial" w:hAnsi="Arial" w:cs="Arial"/>
+          <w:b/>
+          <w:sz w:val="19"/>
+        </w:rPr>
+        <w:t>▪ לפי הנלמד?</w:t>
+      </w:r>
+      <w:r>
+        <w:rPr>
+          <w:rFonts w:ascii="Arial" w:hAnsi="Arial" w:cs="Arial"/>
+          <w:sz w:val="19"/>
+        </w:rPr>
+        <w:t xml:space="preserve"> — </w:t>
+      </w:r>
+      <w:r>
+        <w:rPr>
+          <w:rFonts w:ascii="Arial" w:hAnsi="Arial" w:cs="Arial"/>
+          <w:b w:val="0"/>
+          <w:sz w:val="19"/>
+          <w:u w:val="none"/>
+        </w:rPr>
+        <w:t>כל ההיגדים נכונים – של אדיגס מצביע על מנהיגות E, של אגיגס יכול להיות שייך למנהיגות מתגמלת A, אגיגס יכול להצביע על התייחסות אישית של בס ואבוליו I</w:t>
+      </w:r>
+    </w:p>
+    <w:p>
+      <w:pPr>
+        <w:bidi w:val="1"/>
+        <w:jc w:val="right"/>
+      </w:pPr>
+      <w:r>
+        <w:rPr>
+          <w:rFonts w:ascii="Arial" w:hAnsi="Arial" w:cs="Arial"/>
+          <w:b w:val="0"/>
+          <w:sz w:val="19"/>
+          <w:u w:val="none"/>
+        </w:rPr>
+        <w:t>ש. לפי הנלמד? אדיג'ס יכול להצביע על: התייחסות אישית של בס ואבוליו I, A של אדיג'ס יכול להיות שייך למנהיגות מתגמלת A, Eשל אדיג'ס מצביע על מנהיגות**</w:t>
+      </w:r>
+    </w:p>
+    <w:p>
+      <w:pPr>
+        <w:bidi w:val="1"/>
+        <w:spacing w:after="30"/>
+        <w:jc w:val="right"/>
+      </w:pPr>
+      <w:r>
+        <w:rPr>
+          <w:rFonts w:ascii="Arial" w:hAnsi="Arial" w:cs="Arial"/>
+          <w:b/>
+          <w:sz w:val="19"/>
+        </w:rPr>
+        <w:t>▪ לפי מחקריי אוניברסיטת אוהיו?</w:t>
+      </w:r>
+      <w:r>
+        <w:rPr>
+          <w:rFonts w:ascii="Arial" w:hAnsi="Arial" w:cs="Arial"/>
+          <w:sz w:val="19"/>
+        </w:rPr>
+        <w:t xml:space="preserve"> — </w:t>
+      </w:r>
+      <w:r>
+        <w:rPr>
+          <w:rFonts w:ascii="Arial" w:hAnsi="Arial" w:cs="Arial"/>
+          <w:b w:val="0"/>
+          <w:sz w:val="19"/>
+          <w:u w:val="none"/>
+        </w:rPr>
+        <w:t>מנהיגות מכוונת משימה ואנשים אינם תלויים זה בזה ש.לפי הרסי ובלאנשארד כאשר אין מוכנות ואין בשלות? ת. נכון להשתמש בסגנון מנהיגות הוראתי ש.לפי מנהיגות הטווח המלא? ת. ככל שמאמצים דפוסי מנהיגות מעצבת המנהיגות יותר אפקטיבית</w:t>
+      </w:r>
+    </w:p>
+    <w:p>
+      <w:pPr>
+        <w:bidi w:val="1"/>
+        <w:spacing w:after="30"/>
+        <w:jc w:val="right"/>
+      </w:pPr>
+      <w:r>
+        <w:rPr>
+          <w:rFonts w:ascii="Arial" w:hAnsi="Arial" w:cs="Arial"/>
+          <w:b/>
+          <w:sz w:val="19"/>
+        </w:rPr>
+        <w:t>▪ מה נכון באשר לגישה המכניסטית?</w:t>
+      </w:r>
+      <w:r>
+        <w:rPr>
+          <w:rFonts w:ascii="Arial" w:hAnsi="Arial" w:cs="Arial"/>
+          <w:sz w:val="19"/>
+        </w:rPr>
+        <w:t xml:space="preserve"> — </w:t>
+      </w:r>
+      <w:r>
+        <w:rPr>
+          <w:rFonts w:ascii="Arial" w:hAnsi="Arial" w:cs="Arial"/>
+          <w:b w:val="0"/>
+          <w:sz w:val="19"/>
+          <w:u w:val="none"/>
+        </w:rPr>
+        <w:t>כוללת את המודל הטיילוריסטי, גישת המכונה, בירוקרטיה X מודל</w:t>
+      </w:r>
+    </w:p>
+    <w:p>
+      <w:pPr>
+        <w:bidi w:val="1"/>
+        <w:spacing w:after="30"/>
+        <w:jc w:val="right"/>
+      </w:pPr>
+      <w:r>
+        <w:rPr>
+          <w:rFonts w:ascii="Arial" w:hAnsi="Arial" w:cs="Arial"/>
+          <w:b/>
+          <w:sz w:val="19"/>
+        </w:rPr>
+        <w:t>▪ לפי גישת הריאנגנירינג (Reengineering)?</w:t>
+      </w:r>
+      <w:r>
+        <w:rPr>
+          <w:rFonts w:ascii="Arial" w:hAnsi="Arial" w:cs="Arial"/>
+          <w:sz w:val="19"/>
+        </w:rPr>
+        <w:t xml:space="preserve"> — </w:t>
+      </w:r>
+      <w:r>
+        <w:rPr>
+          <w:rFonts w:ascii="Arial" w:hAnsi="Arial" w:cs="Arial"/>
+          <w:b w:val="0"/>
+          <w:sz w:val="19"/>
+          <w:u w:val="none"/>
+        </w:rPr>
+        <w:t>על ארגון להשתנות כל הזמן</w:t>
+      </w:r>
+    </w:p>
+    <w:p>
+      <w:pPr>
+        <w:bidi w:val="1"/>
+        <w:jc w:val="right"/>
+      </w:pPr>
+      <w:r>
+        <w:rPr>
+          <w:rFonts w:ascii="Arial" w:hAnsi="Arial" w:cs="Arial"/>
+          <w:b/>
+          <w:sz w:val="19"/>
+          <w:u w:val="none"/>
+        </w:rPr>
+      </w:r>
+    </w:p>
+    <w:p>
+      <w:pPr>
+        <w:bidi w:val="1"/>
+        <w:spacing w:after="30"/>
+        <w:jc w:val="right"/>
+      </w:pPr>
+      <w:r>
+        <w:rPr>
+          <w:rFonts w:ascii="Arial" w:hAnsi="Arial" w:cs="Arial"/>
+          <w:b/>
+          <w:sz w:val="19"/>
+        </w:rPr>
+        <w:t>▪ אפקט ההות'ורן משמעו?</w:t>
+      </w:r>
+      <w:r>
+        <w:rPr>
+          <w:rFonts w:ascii="Arial" w:hAnsi="Arial" w:cs="Arial"/>
+          <w:sz w:val="19"/>
+        </w:rPr>
+        <w:t xml:space="preserve"> — </w:t>
+      </w:r>
+      <w:r>
+        <w:rPr>
+          <w:rFonts w:ascii="Arial" w:hAnsi="Arial" w:cs="Arial"/>
+          <w:b w:val="0"/>
+          <w:sz w:val="19"/>
+          <w:u w:val="none"/>
+        </w:rPr>
+        <w:t>העובדה שעובדים יודעים שצופים בהם ונותנים להם צומת לב מובילה להגברת תפוקה</w:t>
+      </w:r>
+    </w:p>
+    <w:p>
+      <w:pPr>
+        <w:bidi w:val="1"/>
+        <w:jc w:val="right"/>
+      </w:pPr>
+      <w:r>
+        <w:rPr>
+          <w:rFonts w:ascii="Arial" w:hAnsi="Arial" w:cs="Arial"/>
+          <w:b/>
+          <w:sz w:val="19"/>
+          <w:u w:val="none"/>
+        </w:rPr>
+      </w:r>
+    </w:p>
+    <w:p>
+      <w:pPr>
+        <w:bidi w:val="1"/>
+        <w:spacing w:after="30"/>
+        <w:jc w:val="right"/>
+      </w:pPr>
+      <w:r>
+        <w:rPr>
+          <w:rFonts w:ascii="Arial" w:hAnsi="Arial" w:cs="Arial"/>
+          <w:b/>
+          <w:sz w:val="19"/>
+        </w:rPr>
+        <w:t>▪ מהי הגישה שמרכזת תחתה תיאוריות כמו יחסי אנוש של מאיו, ניסויי/מחקרי ההות'ורן וגישת של מקרגור?</w:t>
+      </w:r>
+      <w:r>
+        <w:rPr>
+          <w:rFonts w:ascii="Arial" w:hAnsi="Arial" w:cs="Arial"/>
+          <w:sz w:val="19"/>
+        </w:rPr>
+        <w:t xml:space="preserve"> — </w:t>
+      </w:r>
+      <w:r>
+        <w:rPr>
+          <w:rFonts w:ascii="Arial" w:hAnsi="Arial" w:cs="Arial"/>
+          <w:b w:val="0"/>
+          <w:sz w:val="19"/>
+          <w:u w:val="none"/>
+        </w:rPr>
+        <w:t>הגישה האורגנית / חברתית</w:t>
+      </w:r>
+    </w:p>
+    <w:p>
+      <w:pPr>
+        <w:bidi w:val="1"/>
+        <w:spacing w:after="30"/>
+        <w:jc w:val="right"/>
+      </w:pPr>
+      <w:r>
+        <w:rPr>
+          <w:rFonts w:ascii="Arial" w:hAnsi="Arial" w:cs="Arial"/>
+          <w:b/>
+          <w:sz w:val="19"/>
+        </w:rPr>
+        <w:t>▪ מה הכי נכון באשר לגישת התלויות?</w:t>
+      </w:r>
+      <w:r>
+        <w:rPr>
+          <w:rFonts w:ascii="Arial" w:hAnsi="Arial" w:cs="Arial"/>
+          <w:sz w:val="19"/>
+        </w:rPr>
+        <w:t xml:space="preserve"> — </w:t>
+      </w:r>
+      <w:r>
+        <w:rPr>
+          <w:rFonts w:ascii="Arial" w:hAnsi="Arial" w:cs="Arial"/>
+          <w:b w:val="0"/>
+          <w:sz w:val="19"/>
+          <w:u w:val="none"/>
+        </w:rPr>
+        <w:t>ישנה תלות בין נתוני המצב לבין גישה הניהולית האפקטיבית</w:t>
+      </w:r>
+    </w:p>
+    <w:p>
+      <w:pPr>
+        <w:bidi w:val="1"/>
+        <w:spacing w:after="30"/>
+        <w:jc w:val="right"/>
+      </w:pPr>
+      <w:r>
+        <w:rPr>
+          <w:rFonts w:ascii="Arial" w:hAnsi="Arial" w:cs="Arial"/>
+          <w:b/>
+          <w:sz w:val="19"/>
+        </w:rPr>
+        <w:t>▪ לפי גישת Y?</w:t>
+      </w:r>
+      <w:r>
+        <w:rPr>
+          <w:rFonts w:ascii="Arial" w:hAnsi="Arial" w:cs="Arial"/>
+          <w:sz w:val="19"/>
+        </w:rPr>
+        <w:t xml:space="preserve"> — </w:t>
+      </w:r>
+      <w:r>
+        <w:rPr>
+          <w:rFonts w:ascii="Arial" w:hAnsi="Arial" w:cs="Arial"/>
+          <w:b w:val="0"/>
+          <w:sz w:val="19"/>
+          <w:u w:val="none"/>
+        </w:rPr>
+        <w:t>המנהל מאמין שהעובדים מסוגלים וניתן להאציל להם סמכויות</w:t>
+      </w:r>
+    </w:p>
+    <w:p>
+      <w:pPr>
+        <w:bidi w:val="1"/>
+        <w:spacing w:after="30"/>
+        <w:jc w:val="right"/>
+      </w:pPr>
+      <w:r>
+        <w:rPr>
+          <w:rFonts w:ascii="Arial" w:hAnsi="Arial" w:cs="Arial"/>
+          <w:b/>
+          <w:sz w:val="19"/>
+        </w:rPr>
+        <w:t>▪ הסרט זמנים מודרניים הוא דוגמא ל?</w:t>
+      </w:r>
+      <w:r>
+        <w:rPr>
+          <w:rFonts w:ascii="Arial" w:hAnsi="Arial" w:cs="Arial"/>
+          <w:sz w:val="19"/>
+        </w:rPr>
+        <w:t xml:space="preserve"> — </w:t>
+      </w:r>
+      <w:r>
+        <w:rPr>
+          <w:rFonts w:ascii="Arial" w:hAnsi="Arial" w:cs="Arial"/>
+          <w:b w:val="0"/>
+          <w:sz w:val="19"/>
+          <w:u w:val="none"/>
+        </w:rPr>
+        <w:t>גישה המכניסטית</w:t>
+      </w:r>
+    </w:p>
+    <w:p>
+      <w:pPr>
+        <w:bidi w:val="1"/>
+        <w:jc w:val="right"/>
+      </w:pPr>
+      <w:r>
+        <w:rPr>
+          <w:rFonts w:ascii="Arial" w:hAnsi="Arial" w:cs="Arial"/>
+          <w:b w:val="0"/>
+          <w:sz w:val="19"/>
+          <w:u w:val="none"/>
+        </w:rPr>
+        <w:t>ש. הסרט זמנים מודרניים הצביע על : המודל של טיילור ומנהיג ממוקד משימה**</w:t>
+      </w:r>
+    </w:p>
+    <w:p>
+      <w:pPr>
+        <w:bidi w:val="1"/>
+        <w:jc w:val="right"/>
+      </w:pPr>
+      <w:r>
+        <w:rPr>
+          <w:rFonts w:ascii="Arial" w:hAnsi="Arial" w:cs="Arial"/>
+          <w:b/>
+          <w:sz w:val="19"/>
+          <w:u w:val="none"/>
+        </w:rPr>
+      </w:r>
+    </w:p>
+    <w:p>
+      <w:pPr>
+        <w:bidi w:val="1"/>
+        <w:spacing w:after="30"/>
+        <w:jc w:val="right"/>
+      </w:pPr>
+      <w:r>
+        <w:rPr>
+          <w:rFonts w:ascii="Arial" w:hAnsi="Arial" w:cs="Arial"/>
+          <w:b/>
+          <w:sz w:val="19"/>
+        </w:rPr>
+        <w:t>▪ אילו מהמשפטים הבאים נכון לגבי מחקרי הות'ורן?</w:t>
+      </w:r>
+      <w:r>
+        <w:rPr>
+          <w:rFonts w:ascii="Arial" w:hAnsi="Arial" w:cs="Arial"/>
+          <w:sz w:val="19"/>
+        </w:rPr>
+        <w:t xml:space="preserve"> — </w:t>
+      </w:r>
+      <w:r>
+        <w:rPr>
+          <w:rFonts w:ascii="Arial" w:hAnsi="Arial" w:cs="Arial"/>
+          <w:b w:val="0"/>
+          <w:sz w:val="19"/>
+          <w:u w:val="none"/>
+        </w:rPr>
+        <w:t>הם הובילו לגישת יחסי אנוש</w:t>
+      </w:r>
+    </w:p>
+    <w:p>
+      <w:pPr>
+        <w:bidi w:val="1"/>
+        <w:spacing w:after="30"/>
+        <w:jc w:val="right"/>
+      </w:pPr>
+      <w:r>
+        <w:rPr>
+          <w:rFonts w:ascii="Arial" w:hAnsi="Arial" w:cs="Arial"/>
+          <w:b/>
+          <w:sz w:val="19"/>
+        </w:rPr>
+        <w:t>▪ הגישה הטוענת כי יש לפקח על עובדים ולמדוד את תפוקתם היא?</w:t>
+      </w:r>
+      <w:r>
+        <w:rPr>
+          <w:rFonts w:ascii="Arial" w:hAnsi="Arial" w:cs="Arial"/>
+          <w:sz w:val="19"/>
+        </w:rPr>
+        <w:t xml:space="preserve"> — </w:t>
+      </w:r>
+      <w:r>
+        <w:rPr>
+          <w:rFonts w:ascii="Arial" w:hAnsi="Arial" w:cs="Arial"/>
+          <w:b w:val="0"/>
+          <w:sz w:val="19"/>
+          <w:u w:val="none"/>
+        </w:rPr>
+        <w:t>הגישה הטיילוריסטית – הניהול המדעי</w:t>
+      </w:r>
+    </w:p>
+    <w:p>
+      <w:pPr>
+        <w:bidi w:val="1"/>
+        <w:spacing w:after="30"/>
+        <w:jc w:val="right"/>
+      </w:pPr>
+      <w:r>
+        <w:rPr>
+          <w:rFonts w:ascii="Arial" w:hAnsi="Arial" w:cs="Arial"/>
+          <w:b/>
+          <w:sz w:val="19"/>
+        </w:rPr>
+        <w:t>▪ כאשר יש בעיה בארגון במערכת ארגונית סגורה, נצפה למצוא את הסיבה?</w:t>
+      </w:r>
+      <w:r>
+        <w:rPr>
+          <w:rFonts w:ascii="Arial" w:hAnsi="Arial" w:cs="Arial"/>
+          <w:sz w:val="19"/>
+        </w:rPr>
+        <w:t xml:space="preserve"> — </w:t>
+      </w:r>
+      <w:r>
+        <w:rPr>
+          <w:rFonts w:ascii="Arial" w:hAnsi="Arial" w:cs="Arial"/>
+          <w:b w:val="0"/>
+          <w:sz w:val="19"/>
+          <w:u w:val="none"/>
+        </w:rPr>
+        <w:t>בסביבה הפנימית של הארגון</w:t>
+      </w:r>
+    </w:p>
+    <w:p>
+      <w:pPr>
+        <w:bidi w:val="1"/>
+        <w:jc w:val="right"/>
+      </w:pPr>
+      <w:r>
+        <w:rPr>
+          <w:rFonts w:ascii="Arial" w:hAnsi="Arial" w:cs="Arial"/>
+          <w:b/>
+          <w:sz w:val="19"/>
+          <w:u w:val="none"/>
+        </w:rPr>
+      </w:r>
+    </w:p>
+    <w:p>
+      <w:pPr>
+        <w:bidi w:val="1"/>
+        <w:spacing w:after="30"/>
+        <w:jc w:val="right"/>
+      </w:pPr>
+      <w:r>
+        <w:rPr>
+          <w:rFonts w:ascii="Arial" w:hAnsi="Arial" w:cs="Arial"/>
+          <w:b/>
+          <w:sz w:val="19"/>
+        </w:rPr>
+        <w:t>▪ הגישה הטוענת שיש לתגמל עובדים על פי מומחיות היא הגישה?</w:t>
+      </w:r>
+      <w:r>
+        <w:rPr>
+          <w:rFonts w:ascii="Arial" w:hAnsi="Arial" w:cs="Arial"/>
+          <w:sz w:val="19"/>
+        </w:rPr>
+        <w:t xml:space="preserve"> — </w:t>
+      </w:r>
+      <w:r>
+        <w:rPr>
+          <w:rFonts w:ascii="Arial" w:hAnsi="Arial" w:cs="Arial"/>
+          <w:b w:val="0"/>
+          <w:sz w:val="19"/>
+          <w:u w:val="none"/>
+        </w:rPr>
+        <w:t>הבירוקרטית</w:t>
+      </w:r>
+    </w:p>
+    <w:p>
+      <w:pPr>
+        <w:bidi w:val="1"/>
+        <w:jc w:val="right"/>
+      </w:pPr>
+      <w:r>
+        <w:rPr>
+          <w:rFonts w:ascii="Arial" w:hAnsi="Arial" w:cs="Arial"/>
+          <w:b/>
+          <w:sz w:val="19"/>
+          <w:u w:val="none"/>
+        </w:rPr>
+      </w:r>
+    </w:p>
+    <w:p>
+      <w:pPr>
+        <w:bidi w:val="1"/>
+        <w:spacing w:after="30"/>
+        <w:jc w:val="right"/>
+      </w:pPr>
+      <w:r>
+        <w:rPr>
+          <w:rFonts w:ascii="Arial" w:hAnsi="Arial" w:cs="Arial"/>
+          <w:b/>
+          <w:sz w:val="19"/>
+        </w:rPr>
+        <w:t>▪ בין החסרונות של הגישה הבירוקרטית?</w:t>
+      </w:r>
+      <w:r>
+        <w:rPr>
+          <w:rFonts w:ascii="Arial" w:hAnsi="Arial" w:cs="Arial"/>
+          <w:sz w:val="19"/>
+        </w:rPr>
+        <w:t xml:space="preserve"> — </w:t>
+      </w:r>
+      <w:r>
+        <w:rPr>
+          <w:rFonts w:ascii="Arial" w:hAnsi="Arial" w:cs="Arial"/>
+          <w:b w:val="0"/>
+          <w:sz w:val="19"/>
+          <w:u w:val="none"/>
+        </w:rPr>
+        <w:t>היצמדות לנהלים עד שהם הופכים להיות מאמצעי למטרה</w:t>
+      </w:r>
+    </w:p>
+    <w:p>
+      <w:pPr>
+        <w:bidi w:val="1"/>
+        <w:jc w:val="right"/>
+      </w:pPr>
+      <w:r>
+        <w:rPr>
+          <w:rFonts w:ascii="Arial" w:hAnsi="Arial" w:cs="Arial"/>
+          <w:b/>
+          <w:sz w:val="19"/>
+          <w:u w:val="none"/>
+        </w:rPr>
+      </w:r>
+    </w:p>
+    <w:p>
+      <w:pPr>
+        <w:bidi w:val="1"/>
+        <w:spacing w:after="30"/>
+        <w:jc w:val="right"/>
+      </w:pPr>
+      <w:r>
+        <w:rPr>
+          <w:rFonts w:ascii="Arial" w:hAnsi="Arial" w:cs="Arial"/>
+          <w:b/>
+          <w:sz w:val="19"/>
+        </w:rPr>
+        <w:t>▪ הגישה האורגנית?</w:t>
+      </w:r>
+      <w:r>
+        <w:rPr>
+          <w:rFonts w:ascii="Arial" w:hAnsi="Arial" w:cs="Arial"/>
+          <w:sz w:val="19"/>
+        </w:rPr>
+        <w:t xml:space="preserve"> — </w:t>
+      </w:r>
+      <w:r>
+        <w:rPr>
+          <w:rFonts w:ascii="Arial" w:hAnsi="Arial" w:cs="Arial"/>
+          <w:b w:val="0"/>
+          <w:sz w:val="19"/>
+          <w:u w:val="none"/>
+        </w:rPr>
+        <w:t>מתייחסת לעובד ולאינטראקציה עם הסביבה</w:t>
+      </w:r>
+    </w:p>
+    <w:p>
+      <w:pPr>
+        <w:bidi w:val="1"/>
+        <w:spacing w:after="30"/>
+        <w:jc w:val="right"/>
+      </w:pPr>
+      <w:r>
+        <w:rPr>
+          <w:rFonts w:ascii="Arial" w:hAnsi="Arial" w:cs="Arial"/>
+          <w:b/>
+          <w:sz w:val="19"/>
+        </w:rPr>
+        <w:t>▪ מה נכון מהנ"ל: אפקט ההות'ורן משמעו?</w:t>
+      </w:r>
+      <w:r>
+        <w:rPr>
+          <w:rFonts w:ascii="Arial" w:hAnsi="Arial" w:cs="Arial"/>
+          <w:sz w:val="19"/>
+        </w:rPr>
+        <w:t xml:space="preserve"> — </w:t>
+      </w:r>
+      <w:r>
+        <w:rPr>
+          <w:rFonts w:ascii="Arial" w:hAnsi="Arial" w:cs="Arial"/>
+          <w:b w:val="0"/>
+          <w:sz w:val="19"/>
+          <w:u w:val="none"/>
+        </w:rPr>
+        <w:t>הידיעה של השתתפות בניסוי הובילה להגברת התפוקה מה נכון באשר לתיאוריה ארגונית בהשוואה לתיאוריה ניהולית? ת.מציגה סדרה של מבנים תיאורטיים המבטאים קשרים בין משתניםה</w:t>
+      </w:r>
+    </w:p>
+    <w:p>
+      <w:pPr>
+        <w:bidi w:val="1"/>
+        <w:spacing w:after="30"/>
+        <w:jc w:val="right"/>
+      </w:pPr>
+      <w:r>
+        <w:rPr>
+          <w:rFonts w:ascii="Arial" w:hAnsi="Arial" w:cs="Arial"/>
+          <w:b/>
+          <w:sz w:val="19"/>
+        </w:rPr>
+        <w:t>▪ לפי גישת התלויות?</w:t>
+      </w:r>
+      <w:r>
+        <w:rPr>
+          <w:rFonts w:ascii="Arial" w:hAnsi="Arial" w:cs="Arial"/>
+          <w:sz w:val="19"/>
+        </w:rPr>
+        <w:t xml:space="preserve"> — </w:t>
+      </w:r>
+      <w:r>
+        <w:rPr>
+          <w:rFonts w:ascii="Arial" w:hAnsi="Arial" w:cs="Arial"/>
+          <w:b w:val="0"/>
+          <w:sz w:val="19"/>
+          <w:u w:val="none"/>
+        </w:rPr>
+        <w:t>אין דרך אחת לנהל זה תלוי מצב</w:t>
+      </w:r>
+    </w:p>
+    <w:p>
+      <w:pPr>
+        <w:bidi w:val="1"/>
+        <w:spacing w:after="30"/>
+        <w:jc w:val="right"/>
+      </w:pPr>
+      <w:r>
+        <w:rPr>
+          <w:rFonts w:ascii="Arial" w:hAnsi="Arial" w:cs="Arial"/>
+          <w:b/>
+          <w:sz w:val="19"/>
+        </w:rPr>
+        <w:t>▪ המשותף בין הגישה של טיילור והגישה של הבירוקרטיה הוא?</w:t>
+      </w:r>
+      <w:r>
+        <w:rPr>
+          <w:rFonts w:ascii="Arial" w:hAnsi="Arial" w:cs="Arial"/>
+          <w:sz w:val="19"/>
+        </w:rPr>
+        <w:t xml:space="preserve"> — </w:t>
+      </w:r>
+      <w:r>
+        <w:rPr>
+          <w:rFonts w:ascii="Arial" w:hAnsi="Arial" w:cs="Arial"/>
+          <w:b w:val="0"/>
+          <w:sz w:val="19"/>
+          <w:u w:val="none"/>
+        </w:rPr>
+        <w:t>ששתיהן נותנות סט של פעולות שאם נבצעם ננהל נכון</w:t>
+      </w:r>
+    </w:p>
+    <w:p>
+      <w:pPr>
+        <w:bidi w:val="1"/>
+        <w:jc w:val="right"/>
+      </w:pPr>
+      <w:r>
+        <w:rPr>
+          <w:rFonts w:ascii="Arial" w:hAnsi="Arial" w:cs="Arial"/>
+          <w:b/>
+          <w:sz w:val="19"/>
+          <w:u w:val="none"/>
+        </w:rPr>
+      </w:r>
+    </w:p>
+    <w:p>
+      <w:pPr>
+        <w:bidi w:val="1"/>
+        <w:spacing w:after="30"/>
+        <w:jc w:val="right"/>
+      </w:pPr>
+      <w:r>
+        <w:rPr>
+          <w:rFonts w:ascii="Arial" w:hAnsi="Arial" w:cs="Arial"/>
+          <w:b/>
+          <w:sz w:val="19"/>
+        </w:rPr>
+        <w:t>▪ בנה את תוכנית התגמולים לפי היתרון היחסי של העובד והמומחיו?</w:t>
+      </w:r>
+      <w:r>
+        <w:rPr>
+          <w:rFonts w:ascii="Arial" w:hAnsi="Arial" w:cs="Arial"/>
+          <w:sz w:val="19"/>
+        </w:rPr>
+        <w:t xml:space="preserve"> — </w:t>
+      </w:r>
+      <w:r>
+        <w:rPr>
+          <w:rFonts w:ascii="Arial" w:hAnsi="Arial" w:cs="Arial"/>
+          <w:b w:val="0"/>
+          <w:sz w:val="19"/>
+          <w:u w:val="none"/>
+        </w:rPr>
+        <w:t>זהו משפט שמאפיין את? ת. הגישה הבירוקרטית זה לא חלק מהעקרונות שלה</w:t>
+      </w:r>
+    </w:p>
+    <w:p>
+      <w:pPr>
+        <w:bidi w:val="1"/>
+        <w:spacing w:after="30"/>
+        <w:jc w:val="right"/>
+      </w:pPr>
+      <w:r>
+        <w:rPr>
+          <w:rFonts w:ascii="Arial" w:hAnsi="Arial" w:cs="Arial"/>
+          <w:b/>
+          <w:sz w:val="19"/>
+        </w:rPr>
+        <w:t>▪ מערכת פתוחה היא מערכת ש?</w:t>
+      </w:r>
+      <w:r>
+        <w:rPr>
+          <w:rFonts w:ascii="Arial" w:hAnsi="Arial" w:cs="Arial"/>
+          <w:sz w:val="19"/>
+        </w:rPr>
+        <w:t xml:space="preserve"> — </w:t>
+      </w:r>
+      <w:r>
+        <w:rPr>
+          <w:rFonts w:ascii="Arial" w:hAnsi="Arial" w:cs="Arial"/>
+          <w:b w:val="0"/>
+          <w:sz w:val="19"/>
+          <w:u w:val="none"/>
+        </w:rPr>
+        <w:t>משפיעה על הסביבה וזו משפיעה עליה</w:t>
+      </w:r>
+    </w:p>
+    <w:p>
+      <w:pPr>
+        <w:bidi w:val="1"/>
+        <w:jc w:val="right"/>
+      </w:pPr>
+      <w:r>
+        <w:rPr>
+          <w:rFonts w:ascii="Arial" w:hAnsi="Arial" w:cs="Arial"/>
+          <w:b/>
+          <w:sz w:val="19"/>
+          <w:u w:val="none"/>
+        </w:rPr>
+      </w:r>
+    </w:p>
+    <w:p>
+      <w:pPr>
+        <w:bidi w:val="1"/>
+        <w:spacing w:after="30"/>
+        <w:jc w:val="right"/>
+      </w:pPr>
+      <w:r>
+        <w:rPr>
+          <w:rFonts w:ascii="Arial" w:hAnsi="Arial" w:cs="Arial"/>
+          <w:b/>
+          <w:sz w:val="19"/>
+        </w:rPr>
+        <w:t>▪ לפי מחקר ההות'ורן?</w:t>
+      </w:r>
+      <w:r>
+        <w:rPr>
+          <w:rFonts w:ascii="Arial" w:hAnsi="Arial" w:cs="Arial"/>
+          <w:sz w:val="19"/>
+        </w:rPr>
+        <w:t xml:space="preserve"> — </w:t>
+      </w:r>
+      <w:r>
+        <w:rPr>
+          <w:rFonts w:ascii="Arial" w:hAnsi="Arial" w:cs="Arial"/>
+          <w:b w:val="0"/>
+          <w:sz w:val="19"/>
+          <w:u w:val="none"/>
+        </w:rPr>
+        <w:t>כל ההיגדים עשויים להיות נכונים</w:t>
+      </w:r>
+    </w:p>
+    <w:p>
+      <w:pPr>
+        <w:bidi w:val="1"/>
+        <w:spacing w:after="30"/>
+        <w:jc w:val="right"/>
+      </w:pPr>
+      <w:r>
+        <w:rPr>
+          <w:rFonts w:ascii="Arial" w:hAnsi="Arial" w:cs="Arial"/>
+          <w:b/>
+          <w:sz w:val="19"/>
+        </w:rPr>
+        <w:t>▪ לפי גישת התלות?</w:t>
+      </w:r>
+      <w:r>
+        <w:rPr>
+          <w:rFonts w:ascii="Arial" w:hAnsi="Arial" w:cs="Arial"/>
+          <w:sz w:val="19"/>
+        </w:rPr>
+        <w:t xml:space="preserve"> — </w:t>
+      </w:r>
+      <w:r>
+        <w:rPr>
+          <w:rFonts w:ascii="Arial" w:hAnsi="Arial" w:cs="Arial"/>
+          <w:b w:val="0"/>
+          <w:sz w:val="19"/>
+          <w:u w:val="none"/>
+        </w:rPr>
+        <w:t>אין דרך אחת נכונה לנהל זה תלוי מצב</w:t>
+      </w:r>
+    </w:p>
+    <w:p>
+      <w:pPr>
+        <w:bidi w:val="1"/>
+        <w:spacing w:after="30"/>
+        <w:jc w:val="right"/>
+      </w:pPr>
+      <w:r>
+        <w:rPr>
+          <w:rFonts w:ascii="Arial" w:hAnsi="Arial" w:cs="Arial"/>
+          <w:b/>
+          <w:sz w:val="19"/>
+        </w:rPr>
+        <w:t>▪ גישת יחסי אנוש שייכת לגישות ה?</w:t>
+      </w:r>
+      <w:r>
+        <w:rPr>
+          <w:rFonts w:ascii="Arial" w:hAnsi="Arial" w:cs="Arial"/>
+          <w:sz w:val="19"/>
+        </w:rPr>
+        <w:t xml:space="preserve"> — </w:t>
+      </w:r>
+      <w:r>
+        <w:rPr>
+          <w:rFonts w:ascii="Arial" w:hAnsi="Arial" w:cs="Arial"/>
+          <w:b w:val="0"/>
+          <w:sz w:val="19"/>
+          <w:u w:val="none"/>
+        </w:rPr>
+        <w:t>אורגניות</w:t>
+      </w:r>
+    </w:p>
+    <w:p>
+      <w:pPr>
+        <w:bidi w:val="1"/>
+        <w:spacing w:after="30"/>
+        <w:jc w:val="right"/>
+      </w:pPr>
+      <w:r>
+        <w:rPr>
+          <w:rFonts w:ascii="Arial" w:hAnsi="Arial" w:cs="Arial"/>
+          <w:b/>
+          <w:sz w:val="19"/>
+        </w:rPr>
+        <w:t>▪ בין העקרונות של גישת ?TQM?</w:t>
+      </w:r>
+      <w:r>
+        <w:rPr>
+          <w:rFonts w:ascii="Arial" w:hAnsi="Arial" w:cs="Arial"/>
+          <w:sz w:val="19"/>
+        </w:rPr>
+        <w:t xml:space="preserve"> — </w:t>
+      </w:r>
+      <w:r>
+        <w:rPr>
+          <w:rFonts w:ascii="Arial" w:hAnsi="Arial" w:cs="Arial"/>
+          <w:b w:val="0"/>
+          <w:sz w:val="19"/>
+          <w:u w:val="none"/>
+        </w:rPr>
+        <w:t>כל ההיגדים נכונים</w:t>
+      </w:r>
+    </w:p>
+    <w:p>
+      <w:pPr>
+        <w:bidi w:val="1"/>
+        <w:jc w:val="right"/>
+      </w:pPr>
+      <w:r>
+        <w:rPr>
+          <w:rFonts w:ascii="Arial" w:hAnsi="Arial" w:cs="Arial"/>
+          <w:b/>
+          <w:sz w:val="19"/>
+          <w:u w:val="none"/>
+        </w:rPr>
+      </w:r>
+    </w:p>
+    <w:p>
+      <w:pPr>
+        <w:bidi w:val="1"/>
+        <w:spacing w:after="30"/>
+        <w:jc w:val="right"/>
+      </w:pPr>
+      <w:r>
+        <w:rPr>
+          <w:rFonts w:ascii="Arial" w:hAnsi="Arial" w:cs="Arial"/>
+          <w:b/>
+          <w:sz w:val="19"/>
+        </w:rPr>
+        <w:t>▪ הם מהווים את הגישות: Y, מחקרי האות'ורן, גישת יחסי אנוש וגישת?</w:t>
+      </w:r>
+      <w:r>
+        <w:rPr>
+          <w:rFonts w:ascii="Arial" w:hAnsi="Arial" w:cs="Arial"/>
+          <w:sz w:val="19"/>
+        </w:rPr>
+        <w:t xml:space="preserve"> — </w:t>
+      </w:r>
+      <w:r>
+        <w:rPr>
+          <w:rFonts w:ascii="Arial" w:hAnsi="Arial" w:cs="Arial"/>
+          <w:b w:val="0"/>
+          <w:sz w:val="19"/>
+          <w:u w:val="none"/>
+        </w:rPr>
+        <w:t>האורגניות</w:t>
+      </w:r>
+    </w:p>
+    <w:p>
+      <w:pPr>
+        <w:bidi w:val="1"/>
+        <w:spacing w:after="30"/>
+        <w:jc w:val="right"/>
+      </w:pPr>
+      <w:r>
+        <w:rPr>
+          <w:rFonts w:ascii="Arial" w:hAnsi="Arial" w:cs="Arial"/>
+          <w:b/>
+          <w:sz w:val="19"/>
+        </w:rPr>
+        <w:t>▪ תמיד כדאי לזהות את המנהיגות הלא פורמלית שהצמיח הצוות ולעשות בה שימוש להנעתו. עיקרון זה הוא לא עיקרון ניהולי שעולה מתוך?</w:t>
+      </w:r>
+      <w:r>
+        <w:rPr>
+          <w:rFonts w:ascii="Arial" w:hAnsi="Arial" w:cs="Arial"/>
+          <w:sz w:val="19"/>
+        </w:rPr>
+        <w:t xml:space="preserve"> — </w:t>
+      </w:r>
+      <w:r>
+        <w:rPr>
+          <w:rFonts w:ascii="Arial" w:hAnsi="Arial" w:cs="Arial"/>
+          <w:b w:val="0"/>
+          <w:sz w:val="19"/>
+          <w:u w:val="none"/>
+        </w:rPr>
+        <w:t>ניסויי / מחקרי האות'ורן</w:t>
+      </w:r>
+    </w:p>
+    <w:p>
+      <w:pPr>
+        <w:bidi w:val="1"/>
+        <w:spacing w:after="30"/>
+        <w:jc w:val="right"/>
+      </w:pPr>
+      <w:r>
+        <w:rPr>
+          <w:rFonts w:ascii="Arial" w:hAnsi="Arial" w:cs="Arial"/>
+          <w:b/>
+          <w:sz w:val="19"/>
+        </w:rPr>
+        <w:t>▪ התרגיל של נאסא שעשינו בכיתה בא להראו?</w:t>
+      </w:r>
+      <w:r>
+        <w:rPr>
+          <w:rFonts w:ascii="Arial" w:hAnsi="Arial" w:cs="Arial"/>
+          <w:sz w:val="19"/>
+        </w:rPr>
+        <w:t xml:space="preserve"> — </w:t>
+      </w:r>
+      <w:r>
+        <w:rPr>
+          <w:rFonts w:ascii="Arial" w:hAnsi="Arial" w:cs="Arial"/>
+          <w:b w:val="0"/>
+          <w:sz w:val="19"/>
+          <w:u w:val="none"/>
+        </w:rPr>
+        <w:t>ת. קבלת החלטות בקבוצה היא טובה יותר מאשר החלטה לבד</w:t>
+      </w:r>
+    </w:p>
+    <w:p>
+      <w:pPr>
+        <w:bidi w:val="1"/>
+        <w:spacing w:after="30"/>
+        <w:jc w:val="right"/>
+      </w:pPr>
+      <w:r>
+        <w:rPr>
+          <w:rFonts w:ascii="Arial" w:hAnsi="Arial" w:cs="Arial"/>
+          <w:b/>
+          <w:sz w:val="19"/>
+        </w:rPr>
+        <w:t>▪ משה בנה צוות חדש הוא צריך לעשות שימוש בואילו ליעקב מוות בשל שעובד לבד ולכן דפוס המנהיגות יהיה .?</w:t>
+      </w:r>
+      <w:r>
+        <w:rPr>
+          <w:rFonts w:ascii="Arial" w:hAnsi="Arial" w:cs="Arial"/>
+          <w:sz w:val="19"/>
+        </w:rPr>
+        <w:t xml:space="preserve"> — </w:t>
+      </w:r>
+      <w:r>
+        <w:rPr>
+          <w:rFonts w:ascii="Arial" w:hAnsi="Arial" w:cs="Arial"/>
+          <w:b w:val="0"/>
+          <w:sz w:val="19"/>
+          <w:u w:val="none"/>
+        </w:rPr>
+        <w:t>מנהיגות משימתית, מנהיגות מעצבת.</w:t>
+      </w:r>
+    </w:p>
+    <w:p>
+      <w:pPr>
+        <w:bidi w:val="1"/>
+        <w:jc w:val="right"/>
+      </w:pPr>
+      <w:r>
+        <w:rPr>
+          <w:rFonts w:ascii="Arial" w:hAnsi="Arial" w:cs="Arial"/>
+          <w:b/>
+          <w:sz w:val="19"/>
+          <w:u w:val="none"/>
+        </w:rPr>
+      </w:r>
+    </w:p>
+    <w:p>
+      <w:pPr>
+        <w:bidi w:val="1"/>
+        <w:spacing w:after="30"/>
+        <w:jc w:val="right"/>
+      </w:pPr>
+      <w:r>
+        <w:rPr>
+          <w:rFonts w:ascii="Arial" w:hAnsi="Arial" w:cs="Arial"/>
+          <w:b/>
+          <w:sz w:val="19"/>
+        </w:rPr>
+        <w:t>▪ מנהיגות מתקנת (ניהול חריגים אקטיבי) ומנהיגות מתקנת נחשבים.?</w:t>
+      </w:r>
+      <w:r>
+        <w:rPr>
+          <w:rFonts w:ascii="Arial" w:hAnsi="Arial" w:cs="Arial"/>
+          <w:sz w:val="19"/>
+        </w:rPr>
+        <w:t xml:space="preserve"> — </w:t>
+      </w:r>
+      <w:r>
+        <w:rPr>
+          <w:rFonts w:ascii="Arial" w:hAnsi="Arial" w:cs="Arial"/>
+          <w:b w:val="0"/>
+          <w:sz w:val="19"/>
+          <w:u w:val="none"/>
+        </w:rPr>
+        <w:t>סגנונות מנהיגות</w:t>
+      </w:r>
+    </w:p>
+    <w:p>
+      <w:pPr>
+        <w:bidi w:val="1"/>
+        <w:jc w:val="right"/>
+      </w:pPr>
+      <w:r>
+        <w:rPr>
+          <w:rFonts w:ascii="Arial" w:hAnsi="Arial" w:cs="Arial"/>
+          <w:b w:val="0"/>
+          <w:sz w:val="19"/>
+          <w:u w:val="none"/>
+        </w:rPr>
+        <w:t>מרכיבים של מנהיגות מתגמלת (Transactional Leadership)</w:t>
+      </w:r>
+    </w:p>
+    <w:p>
+      <w:pPr>
+        <w:bidi w:val="1"/>
+        <w:jc w:val="right"/>
+      </w:pPr>
+      <w:r>
+        <w:rPr>
+          <w:rFonts w:ascii="Arial" w:hAnsi="Arial" w:cs="Arial"/>
+          <w:b w:val="0"/>
+          <w:sz w:val="19"/>
+          <w:u w:val="none"/>
+        </w:rPr>
+        <w:t>ש. אצל אדיג'ס E טיפוס : מקבל למנהיגות מעצבת במודל שח בס ואובוליו**</w:t>
+      </w:r>
+    </w:p>
+    <w:p>
+      <w:pPr>
+        <w:bidi w:val="1"/>
+        <w:jc w:val="right"/>
+      </w:pPr>
+      <w:r>
+        <w:rPr>
+          <w:rFonts w:ascii="Arial" w:hAnsi="Arial" w:cs="Arial"/>
+          <w:b/>
+          <w:sz w:val="19"/>
+          <w:u w:val="none"/>
+        </w:rPr>
+      </w:r>
+    </w:p>
+    <w:p>
+      <w:pPr>
+        <w:bidi w:val="1"/>
+        <w:spacing w:after="30"/>
+        <w:jc w:val="right"/>
+      </w:pPr>
+      <w:r>
+        <w:rPr>
+          <w:rFonts w:ascii="Arial" w:hAnsi="Arial" w:cs="Arial"/>
+          <w:b/>
+          <w:sz w:val="19"/>
+        </w:rPr>
+        <w:t>▪ אם תרצו לקדם ראש צוות למנהל בכיר תעשו שימוש ב- ,?</w:t>
+      </w:r>
+      <w:r>
+        <w:rPr>
+          <w:rFonts w:ascii="Arial" w:hAnsi="Arial" w:cs="Arial"/>
+          <w:sz w:val="19"/>
+        </w:rPr>
+        <w:t xml:space="preserve"> — </w:t>
+      </w:r>
+      <w:r>
+        <w:rPr>
+          <w:rFonts w:ascii="Arial" w:hAnsi="Arial" w:cs="Arial"/>
+          <w:b w:val="0"/>
+          <w:sz w:val="19"/>
+          <w:u w:val="none"/>
+        </w:rPr>
+        <w:t>כל התשובות : לפי אדיגס תבדקו אם לאדם יש דפוס, תבדקו אם לאדם יש ממוצע גבוה במנהיגות מעצבת לפי מודל בס ואבוליו.</w:t>
+      </w:r>
+    </w:p>
+    <w:p>
+      <w:pPr>
+        <w:bidi w:val="1"/>
+        <w:jc w:val="right"/>
+      </w:pPr>
+      <w:r>
+        <w:rPr>
+          <w:rFonts w:ascii="Arial" w:hAnsi="Arial" w:cs="Arial"/>
+          <w:b w:val="0"/>
+          <w:sz w:val="19"/>
+          <w:u w:val="none"/>
+        </w:rPr>
+        <w:t>ש. נוסחת ההצלחה לניהול טוב שמביא תוצאות ע"פ אדיגס היא : לבנות צוות שלכל אחד סגנון ניהולי שונה</w:t>
+      </w:r>
+    </w:p>
+    <w:p>
+      <w:pPr>
+        <w:bidi w:val="1"/>
+        <w:spacing w:after="30"/>
+        <w:jc w:val="right"/>
+      </w:pPr>
+      <w:r>
+        <w:rPr>
+          <w:rFonts w:ascii="Arial" w:hAnsi="Arial" w:cs="Arial"/>
+          <w:b/>
+          <w:sz w:val="19"/>
+        </w:rPr>
+        <w:t>▪ מה נכון באשר לפיתוח צוות בהשוואה לבניית צוו?</w:t>
+      </w:r>
+      <w:r>
+        <w:rPr>
+          <w:rFonts w:ascii="Arial" w:hAnsi="Arial" w:cs="Arial"/>
+          <w:sz w:val="19"/>
+        </w:rPr>
+        <w:t xml:space="preserve"> — </w:t>
+      </w:r>
+      <w:r>
+        <w:rPr>
+          <w:rFonts w:ascii="Arial" w:hAnsi="Arial" w:cs="Arial"/>
+          <w:b w:val="0"/>
+          <w:sz w:val="19"/>
+          <w:u w:val="none"/>
+        </w:rPr>
+        <w:t>פיתוח צוות נעשה ל : צוות שעובד כבר ויש לו היסטוריה ויש צורך למנפו לביצועים גבוה</w:t>
+      </w:r>
+    </w:p>
+    <w:p>
+      <w:pPr>
+        <w:bidi w:val="1"/>
+        <w:jc w:val="right"/>
+      </w:pPr>
+      <w:r>
+        <w:rPr>
+          <w:rFonts w:ascii="Arial" w:hAnsi="Arial" w:cs="Arial"/>
+          <w:b/>
+          <w:sz w:val="19"/>
+          <w:u w:val="none"/>
+        </w:rPr>
+      </w:r>
+    </w:p>
+    <w:p>
+      <w:pPr>
+        <w:bidi w:val="1"/>
+        <w:jc w:val="right"/>
+      </w:pPr>
+      <w:r>
+        <w:rPr>
+          <w:rFonts w:ascii="Arial" w:hAnsi="Arial" w:cs="Arial"/>
+          <w:b w:val="0"/>
+          <w:sz w:val="19"/>
+          <w:u w:val="none"/>
+        </w:rPr>
+        <w:t>ש. ראש צוות שעסוק באופן אובססיבי באיצור סטיות וכישלונות ואי עמידה ביעדים דפוס הניהול שלו הוא : ניהול חריגים אקטיבי**</w:t>
+      </w:r>
+    </w:p>
+    <w:p>
+      <w:pPr>
+        <w:bidi w:val="1"/>
+        <w:jc w:val="right"/>
+      </w:pPr>
+      <w:r>
+        <w:rPr>
+          <w:rFonts w:ascii="Arial" w:hAnsi="Arial" w:cs="Arial"/>
+          <w:b/>
+          <w:sz w:val="19"/>
+          <w:u w:val="none"/>
+        </w:rPr>
+      </w:r>
+    </w:p>
+    <w:p>
+      <w:pPr>
+        <w:bidi w:val="1"/>
+        <w:jc w:val="right"/>
+      </w:pPr>
+      <w:r>
+        <w:rPr>
+          <w:rFonts w:ascii="Arial" w:hAnsi="Arial" w:cs="Arial"/>
+          <w:b w:val="0"/>
+          <w:sz w:val="19"/>
+          <w:u w:val="none"/>
+        </w:rPr>
+        <w:t>ש. כאשר מנהל עסוק באיתור סטיות וכישלונות באופן קיצוני הוא מנהל מסוג : ניהול חריגים אקטיבי</w:t>
+      </w:r>
+    </w:p>
+    <w:p>
+      <w:pPr>
+        <w:bidi w:val="1"/>
+        <w:jc w:val="right"/>
+      </w:pPr>
+      <w:r>
+        <w:rPr>
+          <w:rFonts w:ascii="Arial" w:hAnsi="Arial" w:cs="Arial"/>
+          <w:b w:val="0"/>
+          <w:sz w:val="19"/>
+          <w:u w:val="none"/>
+        </w:rPr>
+        <w:t>ש. מה נכון לפי הטווח המלא : מנהיגות מעצבת היא הדפוס האפקטיבי ביותר ליצירת שינוי והשפעה**</w:t>
+      </w:r>
+    </w:p>
+    <w:p>
+      <w:pPr>
+        <w:bidi w:val="1"/>
+        <w:jc w:val="right"/>
+      </w:pPr>
+      <w:r>
+        <w:rPr>
+          <w:rFonts w:ascii="Arial" w:hAnsi="Arial" w:cs="Arial"/>
+          <w:b/>
+          <w:sz w:val="19"/>
+          <w:u w:val="none"/>
+        </w:rPr>
+      </w:r>
+    </w:p>
+    <w:p>
+      <w:pPr>
+        <w:bidi w:val="1"/>
+        <w:jc w:val="right"/>
+      </w:pPr>
+      <w:r>
+        <w:rPr>
+          <w:rFonts w:ascii="Arial" w:hAnsi="Arial" w:cs="Arial"/>
+          <w:b w:val="0"/>
+          <w:sz w:val="19"/>
+          <w:u w:val="none"/>
+        </w:rPr>
+        <w:t>ש. לפי פידלר בתנאים קיצוניים יש צורך : במנהיג מכוון משימה**</w:t>
+      </w:r>
+    </w:p>
+    <w:p>
+      <w:pPr>
+        <w:bidi w:val="1"/>
+        <w:jc w:val="right"/>
+      </w:pPr>
+      <w:r>
+        <w:rPr>
+          <w:rFonts w:ascii="Arial" w:hAnsi="Arial" w:cs="Arial"/>
+          <w:b/>
+          <w:sz w:val="19"/>
+          <w:u w:val="none"/>
+        </w:rPr>
+      </w:r>
+    </w:p>
+    <w:p>
+      <w:pPr>
+        <w:bidi w:val="1"/>
+        <w:spacing w:after="30"/>
+        <w:jc w:val="right"/>
+      </w:pPr>
+      <w:r>
+        <w:rPr>
+          <w:rFonts w:ascii="Arial" w:hAnsi="Arial" w:cs="Arial"/>
+          <w:b/>
+          <w:sz w:val="19"/>
+        </w:rPr>
+        <w:t>▪ לפי המודלים הפסיכדינאמיים למנהיגו?</w:t>
+      </w:r>
+      <w:r>
+        <w:rPr>
+          <w:rFonts w:ascii="Arial" w:hAnsi="Arial" w:cs="Arial"/>
+          <w:sz w:val="19"/>
+        </w:rPr>
+        <w:t xml:space="preserve"> — </w:t>
+      </w:r>
+      <w:r>
+        <w:rPr>
+          <w:rFonts w:ascii="Arial" w:hAnsi="Arial" w:cs="Arial"/>
+          <w:b w:val="0"/>
+          <w:sz w:val="19"/>
+          <w:u w:val="none"/>
+        </w:rPr>
+        <w:t>אנשים הולכים אחרי מנהיג משום שהוא : ממלא צרכים נפשיים, מאווים של אנשים</w:t>
+      </w:r>
+    </w:p>
+    <w:p>
+      <w:pPr>
+        <w:bidi w:val="1"/>
+        <w:jc w:val="right"/>
+      </w:pPr>
+      <w:r>
+        <w:rPr>
+          <w:rFonts w:ascii="Arial" w:hAnsi="Arial" w:cs="Arial"/>
+          <w:b/>
+          <w:sz w:val="19"/>
+          <w:u w:val="none"/>
+        </w:rPr>
+      </w:r>
+    </w:p>
+    <w:p>
+      <w:pPr>
+        <w:bidi w:val="1"/>
+        <w:jc w:val="right"/>
+      </w:pPr>
+      <w:r>
+        <w:rPr>
+          <w:rFonts w:ascii="Arial" w:hAnsi="Arial" w:cs="Arial"/>
+          <w:b w:val="0"/>
+          <w:sz w:val="19"/>
+          <w:u w:val="none"/>
+        </w:rPr>
+        <w:t>ש. סוג המנהיגות שראינו בסרט מונה ליזה הוא : איתגור אינטלקטואלי</w:t>
+      </w:r>
+    </w:p>
+    <w:p>
+      <w:pPr>
+        <w:bidi w:val="1"/>
+        <w:jc w:val="right"/>
+      </w:pPr>
+      <w:r>
+        <w:rPr>
+          <w:rFonts w:ascii="Arial" w:hAnsi="Arial" w:cs="Arial"/>
+          <w:b w:val="0"/>
+          <w:sz w:val="19"/>
+          <w:u w:val="none"/>
+        </w:rPr>
+        <w:t>ש. תיאורית התכונות מצאה ש : אין סדרה של תכונות ומיומויות שיכולה לנבא מנהיגות</w:t>
+      </w:r>
+    </w:p>
+    <w:p>
+      <w:pPr>
+        <w:bidi w:val="1"/>
+        <w:jc w:val="right"/>
+      </w:pPr>
+      <w:r>
+        <w:rPr>
+          <w:rFonts w:ascii="Arial" w:hAnsi="Arial" w:cs="Arial"/>
+          <w:b w:val="0"/>
+          <w:sz w:val="19"/>
+          <w:u w:val="none"/>
+        </w:rPr>
+        <w:t>ש. לפי אדיגס יש סתירה בין סגנונות הניהול ולכן יש ליצור צוות/ניהולי שמורכב מכל הסגנונות : נכון</w:t>
+      </w:r>
+    </w:p>
+    <w:p>
+      <w:pPr>
+        <w:bidi w:val="1"/>
+        <w:jc w:val="right"/>
+      </w:pPr>
+      <w:r>
+        <w:rPr>
+          <w:rFonts w:ascii="Arial" w:hAnsi="Arial" w:cs="Arial"/>
+          <w:b w:val="0"/>
+          <w:sz w:val="19"/>
+          <w:u w:val="none"/>
+        </w:rPr>
+        <w:t>ש. סגנון המנהיגות של קארין ווטסון (המרצה) שראינו בכיתה הוא : אתגור אינטלקטואלי**</w:t>
+      </w:r>
+    </w:p>
+    <w:p>
+      <w:pPr>
+        <w:bidi w:val="1"/>
+        <w:jc w:val="right"/>
+      </w:pPr>
+      <w:r>
+        <w:rPr>
+          <w:rFonts w:ascii="Arial" w:hAnsi="Arial" w:cs="Arial"/>
+          <w:b/>
+          <w:sz w:val="19"/>
+          <w:u w:val="none"/>
+        </w:rPr>
+      </w:r>
+    </w:p>
+    <w:p>
+      <w:pPr>
+        <w:bidi w:val="1"/>
+        <w:jc w:val="right"/>
+      </w:pPr>
+      <w:r>
+        <w:rPr>
+          <w:rFonts w:ascii="Arial" w:hAnsi="Arial" w:cs="Arial"/>
+          <w:b w:val="0"/>
+          <w:sz w:val="19"/>
+          <w:u w:val="none"/>
+        </w:rPr>
+        <w:t>ש. מנהל צוות שמקדיש זמן לעבור בין חדרי עובדיו לזהות תסיכולים ומזמין אותם לחדרו הוא : מנהיגו שדפוס המנהיגות שלו הוא התייחסות אישית**</w:t>
+      </w:r>
+    </w:p>
+    <w:p>
+      <w:pPr>
+        <w:bidi w:val="1"/>
+        <w:jc w:val="right"/>
+      </w:pPr>
+      <w:r>
+        <w:rPr>
+          <w:rFonts w:ascii="Arial" w:hAnsi="Arial" w:cs="Arial"/>
+          <w:b/>
+          <w:sz w:val="19"/>
+          <w:u w:val="none"/>
+        </w:rPr>
+      </w:r>
+    </w:p>
+    <w:p>
+      <w:pPr>
+        <w:bidi w:val="1"/>
+        <w:jc w:val="right"/>
+      </w:pPr>
+      <w:r>
+        <w:rPr>
+          <w:rFonts w:ascii="Arial" w:hAnsi="Arial" w:cs="Arial"/>
+          <w:b w:val="0"/>
+          <w:sz w:val="19"/>
+          <w:u w:val="none"/>
+        </w:rPr>
+        <w:t>ש. כאשר למונהגים אין יכולת ואין מוטיבציה לפי הרסי ובלאנשרד דפוס המנהיגות שצריך להיות הוא : נותן הוראות</w:t>
+      </w:r>
+    </w:p>
+    <w:p>
+      <w:pPr>
+        <w:bidi w:val="1"/>
+        <w:jc w:val="right"/>
+      </w:pPr>
+      <w:r>
+        <w:rPr>
+          <w:rFonts w:ascii="Arial" w:hAnsi="Arial" w:cs="Arial"/>
+          <w:b w:val="0"/>
+          <w:sz w:val="19"/>
+          <w:u w:val="none"/>
+        </w:rPr>
+        <w:t>ש. בחב"ש כל הזמן מסיבות ולא מתבצעת כמעט עבודה, לפי הסריג הניהולי איזה סגנון מנהיגות מאפיין את החברה: סגנון ניהול מועדון country club**</w:t>
+      </w:r>
+    </w:p>
+    <w:p>
+      <w:pPr>
+        <w:bidi w:val="1"/>
+        <w:jc w:val="right"/>
+      </w:pPr>
+      <w:r>
+        <w:rPr>
+          <w:rFonts w:ascii="Arial" w:hAnsi="Arial" w:cs="Arial"/>
+          <w:b/>
+          <w:sz w:val="19"/>
+          <w:u w:val="none"/>
+        </w:rPr>
+      </w:r>
+    </w:p>
+    <w:p>
+      <w:pPr>
+        <w:bidi w:val="1"/>
+        <w:jc w:val="right"/>
+      </w:pPr>
+      <w:r>
+        <w:rPr>
+          <w:rFonts w:ascii="Arial" w:hAnsi="Arial" w:cs="Arial"/>
+          <w:b w:val="0"/>
+          <w:sz w:val="19"/>
+          <w:u w:val="none"/>
+        </w:rPr>
+        <w:t>ש. על פי תיאוריה X של מקגרגור, כיצד נתפסים העובדים מטבעם? עצלנים ומתחמקים מעבודה. תיאוריה X מניחה שעובדים הם עצלנים ומתחמקים מעבודה מטבעם, ולכן דורשים פיקוח ושליטה.**</w:t>
+      </w:r>
+    </w:p>
+    <w:p>
+      <w:pPr>
+        <w:bidi w:val="1"/>
+        <w:jc w:val="right"/>
+      </w:pPr>
+      <w:r>
+        <w:rPr>
+          <w:rFonts w:ascii="Arial" w:hAnsi="Arial" w:cs="Arial"/>
+          <w:b/>
+          <w:sz w:val="19"/>
+          <w:u w:val="none"/>
+        </w:rPr>
+      </w:r>
+    </w:p>
+    <w:p>
+      <w:pPr>
+        <w:bidi w:val="1"/>
+        <w:jc w:val="right"/>
+      </w:pPr>
+      <w:r>
+        <w:rPr>
+          <w:rFonts w:ascii="Arial" w:hAnsi="Arial" w:cs="Arial"/>
+          <w:b w:val="0"/>
+          <w:sz w:val="19"/>
+          <w:u w:val="none"/>
+        </w:rPr>
+        <w:t>ש. מהו אחד העקרונות המרכזיים של הניהול המדעי לפי טיילור? חלוקה ברורה בין תכנון לביצוע. טיילור דגל בהפרדה מוחלטת בין תפקידי התכנון של המנהל לבין תפקידי הביצוע של העובד.**</w:t>
+      </w:r>
+    </w:p>
+    <w:p>
+      <w:pPr>
+        <w:bidi w:val="1"/>
+        <w:jc w:val="right"/>
+      </w:pPr>
+      <w:r>
+        <w:rPr>
+          <w:rFonts w:ascii="Arial" w:hAnsi="Arial" w:cs="Arial"/>
+          <w:b/>
+          <w:sz w:val="19"/>
+          <w:u w:val="none"/>
+        </w:rPr>
+      </w:r>
+    </w:p>
+    <w:p>
+      <w:pPr>
+        <w:bidi w:val="1"/>
+        <w:jc w:val="right"/>
+      </w:pPr>
+      <w:r>
+        <w:rPr>
+          <w:rFonts w:ascii="Arial" w:hAnsi="Arial" w:cs="Arial"/>
+          <w:b w:val="0"/>
+          <w:sz w:val="19"/>
+          <w:u w:val="none"/>
+        </w:rPr>
+        <w:t>ש. אילו חמש פונקציות ניהול הגדיר אנרי פיול? תכנון, ארגון, הנהגה, תיאום, בקרה. פיול הגדיר חמש פונקציות ניהוליות אלו כבסיס לכל ארגון.</w:t>
+      </w:r>
+    </w:p>
+    <w:p>
+      <w:pPr>
+        <w:bidi w:val="1"/>
+        <w:jc w:val="right"/>
+      </w:pPr>
+      <w:r>
+        <w:rPr>
+          <w:rFonts w:ascii="Arial" w:hAnsi="Arial" w:cs="Arial"/>
+          <w:b w:val="0"/>
+          <w:sz w:val="19"/>
+          <w:u w:val="none"/>
+        </w:rPr>
+        <w:t>ש. מהי המסקנה העיקרית של מחקרי הות'ורן (Hawthorne Studies)? יחסים בינאישיים ותשומת לב חשובים יותר מתנאים פיזיים לפריון עבודה. מחקרי הות'ורן הראו כי לא התנאים הפיזיים עצמם, אלא תשומת הלב שקיבלו העובדים, הם שהובילו לעלייה בתפוקה.</w:t>
+      </w:r>
+    </w:p>
+    <w:p>
+      <w:pPr>
+        <w:bidi w:val="1"/>
+        <w:spacing w:before="100"/>
+        <w:jc w:val="right"/>
+      </w:pPr>
+      <w:r>
+        <w:rPr>
+          <w:rFonts w:ascii="Arial" w:hAnsi="Arial" w:cs="Arial"/>
+          <w:b/>
+          <w:color w:val="4527A0"/>
+          <w:sz w:val="21"/>
+        </w:rPr>
+        <w:t>ש. על פי גישת יחסי האנו</w:t>
+      </w:r>
+    </w:p>
+    <w:p>
+      <w:pPr>
+        <w:bidi w:val="1"/>
+        <w:jc w:val="right"/>
+      </w:pPr>
+      <w:r>
+        <w:rPr>
+          <w:rFonts w:ascii="Arial" w:hAnsi="Arial" w:cs="Arial"/>
+          <w:b w:val="0"/>
+          <w:sz w:val="19"/>
+          <w:u w:val="none"/>
+        </w:rPr>
+        <w:t>ש, מהו צורך מרכזי של העובד בנוסף להיבט הכלכלי? הכרה, שייכות ושיתוף. גישת יחסי האנוש הדגישה כי העובד הוא יצור חברתי שזקוק להכרה, שייכות ויחס אישי.**</w:t>
+      </w:r>
+    </w:p>
+    <w:p>
+      <w:pPr>
+        <w:bidi w:val="1"/>
+        <w:jc w:val="right"/>
+      </w:pPr>
+      <w:r>
+        <w:rPr>
+          <w:rFonts w:ascii="Arial" w:hAnsi="Arial" w:cs="Arial"/>
+          <w:b/>
+          <w:sz w:val="19"/>
+          <w:u w:val="none"/>
+        </w:rPr>
+      </w:r>
+    </w:p>
+    <w:p>
+      <w:pPr>
+        <w:bidi w:val="1"/>
+        <w:jc w:val="right"/>
+      </w:pPr>
+      <w:r>
+        <w:rPr>
+          <w:rFonts w:ascii="Arial" w:hAnsi="Arial" w:cs="Arial"/>
+          <w:b w:val="0"/>
+          <w:sz w:val="19"/>
+          <w:u w:val="none"/>
+        </w:rPr>
+        <w:t>ש. מהו העיקרון המרכזי בגישת ניהול איכות כוללת (TQM)? איכות היא משימה של כל העובדים. TQM שמה דגש על כך שאיכות היא אחריות משותפת של כל חלקי הארגון, מכל הדרגים.</w:t>
+      </w:r>
+    </w:p>
+    <w:p>
+      <w:pPr>
+        <w:bidi w:val="1"/>
+        <w:jc w:val="right"/>
+      </w:pPr>
+      <w:r>
+        <w:rPr>
+          <w:rFonts w:ascii="Arial" w:hAnsi="Arial" w:cs="Arial"/>
+          <w:b w:val="0"/>
+          <w:sz w:val="19"/>
+          <w:u w:val="none"/>
+        </w:rPr>
+        <w:t>ש. מהי שאלת המפתח בגישת ההינדוס מחדש (Reengineering)? "איך היינו עושים את זה אם היינו מתחילים מאפס?" הינדוס מחדש דוגל בשינוי רדיקלי ויסודי, כאילו בונים את הארגון מחדש לחלוטין.**</w:t>
+      </w:r>
+    </w:p>
+    <w:p>
+      <w:pPr>
+        <w:bidi w:val="1"/>
+        <w:jc w:val="right"/>
+      </w:pPr>
+      <w:r>
+        <w:rPr>
+          <w:rFonts w:ascii="Arial" w:hAnsi="Arial" w:cs="Arial"/>
+          <w:b/>
+          <w:sz w:val="19"/>
+          <w:u w:val="none"/>
+        </w:rPr>
+      </w:r>
+    </w:p>
+    <w:p>
+      <w:pPr>
+        <w:bidi w:val="1"/>
+        <w:spacing w:after="30"/>
+        <w:jc w:val="right"/>
+      </w:pPr>
+      <w:r>
+        <w:rPr>
+          <w:rFonts w:ascii="Arial" w:hAnsi="Arial" w:cs="Arial"/>
+          <w:b/>
+          <w:sz w:val="19"/>
+        </w:rPr>
+        <w:t>▪ לפי גישת המערכ?</w:t>
+      </w:r>
+      <w:r>
+        <w:rPr>
+          <w:rFonts w:ascii="Arial" w:hAnsi="Arial" w:cs="Arial"/>
+          <w:sz w:val="19"/>
+        </w:rPr>
+        <w:t xml:space="preserve"> — </w:t>
+      </w:r>
+      <w:r>
+        <w:rPr>
+          <w:rFonts w:ascii="Arial" w:hAnsi="Arial" w:cs="Arial"/>
+          <w:b w:val="0"/>
+          <w:sz w:val="19"/>
+          <w:u w:val="none"/>
+        </w:rPr>
+        <w:t>כיצד יש להתבונן בחלקי הארגון? כמערכת אחת מקושרת, עם קשר מתמיד עם הסביבה. גישת המערכת דוגלת בהסתכלות הוליסטית על הארגון כשלם, המקיים יחסי גומלין עם סביבתו.</w:t>
+      </w:r>
+    </w:p>
+    <w:p>
+      <w:pPr>
+        <w:bidi w:val="1"/>
+        <w:jc w:val="right"/>
+      </w:pPr>
+      <w:r>
+        <w:rPr>
+          <w:rFonts w:ascii="Arial" w:hAnsi="Arial" w:cs="Arial"/>
+          <w:b/>
+          <w:sz w:val="19"/>
+          <w:u w:val="none"/>
+        </w:rPr>
+      </w:r>
+    </w:p>
+    <w:p>
+      <w:pPr>
+        <w:bidi w:val="1"/>
+        <w:jc w:val="right"/>
+      </w:pPr>
+      <w:r>
+        <w:rPr>
+          <w:rFonts w:ascii="Arial" w:hAnsi="Arial" w:cs="Arial"/>
+          <w:b w:val="0"/>
+          <w:sz w:val="19"/>
+          <w:u w:val="none"/>
+        </w:rPr>
+        <w:t>ש. מהו העיקרון המרכזי של גישת התלות (Contingency Approach)? אין פתרון אחד שמתאים לכולם – הכול תלוי במצב. גישת התלות טוענת כי יעילות ניהולית תלויה בהתאמת הסגנון הניהולי למאפייני הסיטואציה.**</w:t>
+      </w:r>
+    </w:p>
+    <w:p>
+      <w:pPr>
+        <w:bidi w:val="1"/>
+        <w:jc w:val="right"/>
+      </w:pPr>
+      <w:r>
+        <w:rPr>
+          <w:rFonts w:ascii="Arial" w:hAnsi="Arial" w:cs="Arial"/>
+          <w:b/>
+          <w:sz w:val="19"/>
+          <w:u w:val="none"/>
+        </w:rPr>
+      </w:r>
+    </w:p>
+    <w:p>
+      <w:pPr>
+        <w:bidi w:val="1"/>
+        <w:spacing w:after="30"/>
+        <w:jc w:val="right"/>
+      </w:pPr>
+      <w:r>
+        <w:rPr>
+          <w:rFonts w:ascii="Arial" w:hAnsi="Arial" w:cs="Arial"/>
+          <w:b/>
+          <w:sz w:val="19"/>
+        </w:rPr>
+        <w:t>▪ על פי תיאוריית התכונות במנהיגו?</w:t>
+      </w:r>
+      <w:r>
+        <w:rPr>
+          <w:rFonts w:ascii="Arial" w:hAnsi="Arial" w:cs="Arial"/>
+          <w:sz w:val="19"/>
+        </w:rPr>
+        <w:t xml:space="preserve"> — </w:t>
+      </w:r>
+      <w:r>
+        <w:rPr>
+          <w:rFonts w:ascii="Arial" w:hAnsi="Arial" w:cs="Arial"/>
+          <w:b w:val="0"/>
+          <w:sz w:val="19"/>
+          <w:u w:val="none"/>
+        </w:rPr>
+        <w:t>מהו הרעיון המרכזי? מנהיגות היא תכונה מולדת. תיאוריית התכונות, שהיא הגישה הקדומה ביותר, האמינה שמנהיגים נולדים עם תכונות מסוימות.</w:t>
+      </w:r>
+    </w:p>
+    <w:p>
+      <w:pPr>
+        <w:bidi w:val="1"/>
+        <w:jc w:val="right"/>
+      </w:pPr>
+      <w:r>
+        <w:rPr>
+          <w:rFonts w:ascii="Arial" w:hAnsi="Arial" w:cs="Arial"/>
+          <w:b/>
+          <w:sz w:val="19"/>
+          <w:u w:val="none"/>
+        </w:rPr>
+      </w:r>
+    </w:p>
+    <w:p>
+      <w:pPr>
+        <w:bidi w:val="1"/>
+        <w:spacing w:after="30"/>
+        <w:jc w:val="right"/>
+      </w:pPr>
+      <w:r>
+        <w:rPr>
+          <w:rFonts w:ascii="Arial" w:hAnsi="Arial" w:cs="Arial"/>
+          <w:b/>
+          <w:sz w:val="19"/>
+        </w:rPr>
+        <w:t>▪ מהי הביקורת העיקרית על תיאוריית התכונות במנהיגות? אין קונצנזוס לגבי התכונות "הנכונות" והיא מתעלמת מהקשר. הביקורת העיקרית היא שחוקרים שונים זיהו תכונות שונו?</w:t>
+      </w:r>
+      <w:r>
+        <w:rPr>
+          <w:rFonts w:ascii="Arial" w:hAnsi="Arial" w:cs="Arial"/>
+          <w:sz w:val="19"/>
+        </w:rPr>
+        <w:t xml:space="preserve"> — </w:t>
+      </w:r>
+      <w:r>
+        <w:rPr>
+          <w:rFonts w:ascii="Arial" w:hAnsi="Arial" w:cs="Arial"/>
+          <w:b w:val="0"/>
+          <w:sz w:val="19"/>
+          <w:u w:val="none"/>
+        </w:rPr>
+        <w:t>והתיאוריה לא התחשבה בהשפעת הסביבה והקבוצה.</w:t>
+      </w:r>
+    </w:p>
+    <w:p>
+      <w:pPr>
+        <w:bidi w:val="1"/>
+        <w:jc w:val="right"/>
+      </w:pPr>
+      <w:r>
+        <w:rPr>
+          <w:rFonts w:ascii="Arial" w:hAnsi="Arial" w:cs="Arial"/>
+          <w:b/>
+          <w:sz w:val="19"/>
+          <w:u w:val="none"/>
+        </w:rPr>
+      </w:r>
+    </w:p>
+    <w:p>
+      <w:pPr>
+        <w:bidi w:val="1"/>
+        <w:jc w:val="right"/>
+      </w:pPr>
+      <w:r>
+        <w:rPr>
+          <w:rFonts w:ascii="Arial" w:hAnsi="Arial" w:cs="Arial"/>
+          <w:b w:val="0"/>
+          <w:sz w:val="19"/>
+          <w:u w:val="none"/>
+        </w:rPr>
+        <w:t>ש. מהם שני צירי ההתנהגות המרכזיים בגישה ההתנהגותית למנהיגות? התמקדות במשימה והתמקדות באנשים. הגישה ההתנהגותית בוחנת כיצד מנהיגים מתנהגים בשני מימדים אלו.**</w:t>
+      </w:r>
+    </w:p>
+    <w:p>
+      <w:pPr>
+        <w:bidi w:val="1"/>
+        <w:jc w:val="right"/>
+      </w:pPr>
+      <w:r>
+        <w:rPr>
+          <w:rFonts w:ascii="Arial" w:hAnsi="Arial" w:cs="Arial"/>
+          <w:b/>
+          <w:sz w:val="19"/>
+          <w:u w:val="none"/>
+        </w:rPr>
+      </w:r>
+    </w:p>
+    <w:p>
+      <w:pPr>
+        <w:bidi w:val="1"/>
+        <w:jc w:val="right"/>
+      </w:pPr>
+      <w:r>
+        <w:rPr>
+          <w:rFonts w:ascii="Arial" w:hAnsi="Arial" w:cs="Arial"/>
+          <w:b w:val="0"/>
+          <w:sz w:val="19"/>
+          <w:u w:val="none"/>
+        </w:rPr>
+        <w:t>ש. לפי מודל פידלר (Fiedler’s Contingency Model), מהו אחד משלושת המשתנים שקובעים את יעילות סגנון המנהיג? יחסים בין המנהיג לקבוצה. פידלר זיהה את איכות היחסים בין המנהיג למונהגים כאחד משלושת המשתנים הקריטיים לקביעת יעילות המנהיגות.**</w:t>
+      </w:r>
+    </w:p>
+    <w:p>
+      <w:pPr>
+        <w:bidi w:val="1"/>
+        <w:jc w:val="right"/>
+      </w:pPr>
+      <w:r>
+        <w:rPr>
+          <w:rFonts w:ascii="Arial" w:hAnsi="Arial" w:cs="Arial"/>
+          <w:b/>
+          <w:sz w:val="19"/>
+          <w:u w:val="none"/>
+        </w:rPr>
+      </w:r>
+    </w:p>
+    <w:p>
+      <w:pPr>
+        <w:bidi w:val="1"/>
+        <w:jc w:val="right"/>
+      </w:pPr>
+      <w:r>
+        <w:rPr>
+          <w:rFonts w:ascii="Arial" w:hAnsi="Arial" w:cs="Arial"/>
+          <w:b w:val="0"/>
+          <w:sz w:val="19"/>
+          <w:u w:val="none"/>
+        </w:rPr>
+        <w:t>ש. מהי אחת הביקורות על הגישות המצביות במנהיגות? הן לא מסבירות מספיק מתי כדאי להשתמש בכל סגנון. למרות שהן מדגישות את התלות במצב, לעיתים קשה ליישם אותן בפועל ולדעת באיזה סגנון לבחור בכל סיטואציה.**</w:t>
+      </w:r>
+    </w:p>
+    <w:p>
+      <w:pPr>
+        <w:bidi w:val="1"/>
+        <w:jc w:val="right"/>
+      </w:pPr>
+      <w:r>
+        <w:rPr>
+          <w:rFonts w:ascii="Arial" w:hAnsi="Arial" w:cs="Arial"/>
+          <w:b/>
+          <w:sz w:val="19"/>
+          <w:u w:val="none"/>
+        </w:rPr>
+      </w:r>
+    </w:p>
+    <w:p>
+      <w:pPr>
+        <w:bidi w:val="1"/>
+        <w:spacing w:after="30"/>
+        <w:jc w:val="right"/>
+      </w:pPr>
+      <w:r>
+        <w:rPr>
+          <w:rFonts w:ascii="Arial" w:hAnsi="Arial" w:cs="Arial"/>
+          <w:b/>
+          <w:sz w:val="19"/>
+        </w:rPr>
+        <w:t>▪ לפי מודל הטווח המלא של בס ואבוליו, מהי רמת המנהיגות הפחות אפקטיבית ביותר? מנהיגות לסה-פר (Laissez-Faire). מנהיגות לסה-פר מאופיינת בחוסר מעורבות והימנעות מקבלת החלטו?</w:t>
+      </w:r>
+      <w:r>
+        <w:rPr>
+          <w:rFonts w:ascii="Arial" w:hAnsi="Arial" w:cs="Arial"/>
+          <w:sz w:val="19"/>
+        </w:rPr>
+        <w:t xml:space="preserve"> — </w:t>
+      </w:r>
+      <w:r>
+        <w:rPr>
+          <w:rFonts w:ascii="Arial" w:hAnsi="Arial" w:cs="Arial"/>
+          <w:b w:val="0"/>
+          <w:sz w:val="19"/>
+          <w:u w:val="none"/>
+        </w:rPr>
+        <w:t>ונחשבת לפחות אפקטיבית.</w:t>
+      </w:r>
+    </w:p>
+    <w:p>
+      <w:pPr>
+        <w:bidi w:val="1"/>
+        <w:jc w:val="right"/>
+      </w:pPr>
+      <w:r>
+        <w:rPr>
+          <w:rFonts w:ascii="Arial" w:hAnsi="Arial" w:cs="Arial"/>
+          <w:b/>
+          <w:sz w:val="19"/>
+          <w:u w:val="none"/>
+        </w:rPr>
+      </w:r>
+    </w:p>
+    <w:p>
+      <w:pPr>
+        <w:bidi w:val="1"/>
+        <w:jc w:val="right"/>
+      </w:pPr>
+      <w:r>
+        <w:rPr>
+          <w:rFonts w:ascii="Arial" w:hAnsi="Arial" w:cs="Arial"/>
+          <w:b w:val="0"/>
+          <w:sz w:val="19"/>
+          <w:u w:val="none"/>
+        </w:rPr>
+        <w:t>ש. מהו אחד המרכיבים המרכזיים של מנהיגות עסקית (Transactional Leadership)? תגמול מותנה (Contingent Reward). מנהיגות עסקית מבוססת על עסקאות של "אם תבצע – תקבל תגמול".**</w:t>
+      </w:r>
+    </w:p>
+    <w:p>
+      <w:pPr>
+        <w:bidi w:val="1"/>
+        <w:jc w:val="right"/>
+      </w:pPr>
+      <w:r>
+        <w:rPr>
+          <w:rFonts w:ascii="Arial" w:hAnsi="Arial" w:cs="Arial"/>
+          <w:b/>
+          <w:sz w:val="19"/>
+          <w:u w:val="none"/>
+        </w:rPr>
+      </w:r>
+    </w:p>
+    <w:p>
+      <w:pPr>
+        <w:bidi w:val="1"/>
+        <w:jc w:val="right"/>
+      </w:pPr>
+      <w:r>
+        <w:rPr>
+          <w:rFonts w:ascii="Arial" w:hAnsi="Arial" w:cs="Arial"/>
+          <w:b w:val="0"/>
+          <w:sz w:val="19"/>
+          <w:u w:val="none"/>
+        </w:rPr>
+        <w:t>ש. מהו אפקט פיגמליון? כאשר ציפיות גבוהות של מנהל מעובדים מובילות לביצועים טובים יותר. אפקט פיגמליון מתאר את התופעה שבה ציפיות חיוביות מובילות למימוש עצמי של אותן ציפיות.**</w:t>
+      </w:r>
+    </w:p>
+    <w:p>
+      <w:pPr>
+        <w:bidi w:val="1"/>
+        <w:jc w:val="right"/>
+      </w:pPr>
+      <w:r>
+        <w:rPr>
+          <w:rFonts w:ascii="Arial" w:hAnsi="Arial" w:cs="Arial"/>
+          <w:b/>
+          <w:sz w:val="19"/>
+          <w:u w:val="none"/>
+        </w:rPr>
+      </w:r>
+    </w:p>
+    <w:p>
+      <w:pPr>
+        <w:bidi w:val="1"/>
+        <w:spacing w:after="30"/>
+        <w:jc w:val="right"/>
+      </w:pPr>
+      <w:r>
+        <w:rPr>
+          <w:rFonts w:ascii="Arial" w:hAnsi="Arial" w:cs="Arial"/>
+          <w:b/>
+          <w:sz w:val="19"/>
+        </w:rPr>
+        <w:t>▪ על פי מודל Tuckman, מהו השלב שבו מתרחשים קונפליקטים ומחלוקות בקבוצה? Storming (שלב הקונפליקטים). שלב ה-Storming במודל טקמן מתאפיין בהתנגשויו?</w:t>
+      </w:r>
+      <w:r>
+        <w:rPr>
+          <w:rFonts w:ascii="Arial" w:hAnsi="Arial" w:cs="Arial"/>
+          <w:sz w:val="19"/>
+        </w:rPr>
+        <w:t xml:space="preserve"> — </w:t>
+      </w:r>
+      <w:r>
+        <w:rPr>
+          <w:rFonts w:ascii="Arial" w:hAnsi="Arial" w:cs="Arial"/>
+          <w:b w:val="0"/>
+          <w:sz w:val="19"/>
+          <w:u w:val="none"/>
+        </w:rPr>
+        <w:t>מחלוקות ועימותים בין חברי הקבוצה.</w:t>
+      </w:r>
+    </w:p>
+    <w:p>
+      <w:pPr>
+        <w:bidi w:val="1"/>
+        <w:jc w:val="right"/>
+      </w:pPr>
+      <w:r>
+        <w:rPr>
+          <w:rFonts w:ascii="Arial" w:hAnsi="Arial" w:cs="Arial"/>
+          <w:b/>
+          <w:sz w:val="19"/>
+          <w:u w:val="none"/>
+        </w:rPr>
+      </w:r>
+    </w:p>
+    <w:p>
+      <w:pPr>
+        <w:bidi w:val="1"/>
+        <w:jc w:val="right"/>
+      </w:pPr>
+      <w:r>
+        <w:rPr>
+          <w:rFonts w:ascii="Arial" w:hAnsi="Arial" w:cs="Arial"/>
+          <w:b w:val="0"/>
+          <w:sz w:val="19"/>
+          <w:u w:val="none"/>
+        </w:rPr>
+        <w:t>ש. מהו עיקרון פיטר (Peter Principle)? אנשים מקודמים בארגון עד לרמה שבה הם כבר לא טובים. עיקרון פיטר מתאר את התופעה שבה אדם מצטיין בתפקידו הנוכחי ולכן מקודם, אך נכשל בתפקיד הבא מכיוון שחסרים לו הכישורים הנדרשים לרמה זו.**</w:t>
+      </w:r>
+    </w:p>
+    <w:p>
+      <w:pPr>
+        <w:bidi w:val="1"/>
+        <w:jc w:val="right"/>
+      </w:pPr>
+      <w:r>
+        <w:rPr>
+          <w:rFonts w:ascii="Arial" w:hAnsi="Arial" w:cs="Arial"/>
+          <w:b/>
+          <w:sz w:val="19"/>
+          <w:u w:val="none"/>
+        </w:rPr>
+      </w:r>
+    </w:p>
+    <w:p>
+      <w:pPr>
+        <w:bidi w:val="1"/>
+        <w:jc w:val="right"/>
+      </w:pPr>
+      <w:r>
+        <w:rPr>
+          <w:rFonts w:ascii="Arial" w:hAnsi="Arial" w:cs="Arial"/>
+          <w:b w:val="0"/>
+          <w:sz w:val="19"/>
+          <w:u w:val="none"/>
+        </w:rPr>
+        <w:t>ש. לפי מודל ה-PAEI של אדיג'ס, איזה סגנון ניהול נשאל את השאלה "איך עושים?" A (Administrator) - המינהלן. המינהלן (A) מתמקד בתהליכים, נהלים וכיצד לבצע דברים באופן מסודר ויעיל.**</w:t>
+      </w:r>
+    </w:p>
+    <w:p>
+      <w:pPr>
+        <w:bidi w:val="1"/>
+        <w:jc w:val="right"/>
+      </w:pPr>
+      <w:r>
+        <w:rPr>
+          <w:rFonts w:ascii="Arial" w:hAnsi="Arial" w:cs="Arial"/>
+          <w:b/>
+          <w:sz w:val="19"/>
+          <w:u w:val="none"/>
+        </w:rPr>
+      </w:r>
+    </w:p>
+    <w:p>
+      <w:pPr>
+        <w:bidi w:val="1"/>
+        <w:spacing w:after="30"/>
+        <w:jc w:val="right"/>
+      </w:pPr>
+      <w:r>
+        <w:rPr>
+          <w:rFonts w:ascii="Arial" w:hAnsi="Arial" w:cs="Arial"/>
+          <w:b/>
+          <w:sz w:val="19"/>
+        </w:rPr>
+        <w:t>▪ באיזה שלב במודל מחזור החיים הארגוני של אדיג'ס מתקיים איזון מושלם בין חדשנות ליציבות? שלב המיטב (Prime). שלב המיטב נחשב לשלב האופטימלי במחזור חיי הארגון, בו יש איזון בין חדשנו?</w:t>
+      </w:r>
+      <w:r>
+        <w:rPr>
+          <w:rFonts w:ascii="Arial" w:hAnsi="Arial" w:cs="Arial"/>
+          <w:sz w:val="19"/>
+        </w:rPr>
+        <w:t xml:space="preserve"> — </w:t>
+      </w:r>
+      <w:r>
+        <w:rPr>
+          <w:rFonts w:ascii="Arial" w:hAnsi="Arial" w:cs="Arial"/>
+          <w:b w:val="0"/>
+          <w:sz w:val="19"/>
+          <w:u w:val="none"/>
+        </w:rPr>
+        <w:t>יציבות ותפקוד יעיל.</w:t>
+      </w:r>
+    </w:p>
+    <w:p>
+      <w:pPr>
+        <w:bidi w:val="1"/>
+        <w:jc w:val="right"/>
+      </w:pPr>
+      <w:r>
+        <w:rPr>
+          <w:rFonts w:ascii="Arial" w:hAnsi="Arial" w:cs="Arial"/>
+          <w:b/>
+          <w:sz w:val="19"/>
+          <w:u w:val="none"/>
+        </w:rPr>
+      </w:r>
+    </w:p>
+    <w:p>
+      <w:pPr>
+        <w:bidi w:val="1"/>
+        <w:jc w:val="right"/>
+      </w:pPr>
+      <w:r>
+        <w:rPr>
+          <w:rFonts w:ascii="Arial" w:hAnsi="Arial" w:cs="Arial"/>
+          <w:b w:val="0"/>
+          <w:sz w:val="19"/>
+          <w:u w:val="none"/>
+        </w:rPr>
+        <w:t>ש. לפי אדיג'ס יש סתירה בין סגנונות הניהול ולכן יש ליצור צוות/ ניהולי שמורכב מכל הסגנונות? אמת</w:t>
+      </w:r>
+    </w:p>
+    <w:p>
+      <w:pPr>
+        <w:bidi w:val="1"/>
+        <w:jc w:val="right"/>
+      </w:pPr>
+      <w:r>
+        <w:rPr>
+          <w:rFonts w:ascii="Arial" w:hAnsi="Arial" w:cs="Arial"/>
+          <w:b w:val="0"/>
+          <w:sz w:val="19"/>
+          <w:u w:val="none"/>
+        </w:rPr>
+        <w:t>ש. אפקט האותורן משמעו? העובדה שעובדים יודעים שצופים בהם ונותנים להם תשומת לב מובילה להגברת תפוקה.</w:t>
+      </w:r>
+    </w:p>
+    <w:p>
+      <w:pPr>
+        <w:bidi w:val="1"/>
+        <w:jc w:val="right"/>
+      </w:pPr>
+      <w:r>
+        <w:rPr>
+          <w:rFonts w:ascii="Arial" w:hAnsi="Arial" w:cs="Arial"/>
+          <w:b w:val="0"/>
+          <w:sz w:val="19"/>
+          <w:u w:val="none"/>
+        </w:rPr>
+        <w:t>מי מבין ארבעת הטיפוסים נוטה לדיוק, יסודיות, תכנון והימנעות משגיאות ? A המנהלן</w:t>
+      </w:r>
+    </w:p>
+    <w:p>
+      <w:pPr>
+        <w:bidi w:val="1"/>
+        <w:jc w:val="right"/>
+      </w:pPr>
+      <w:r>
+        <w:rPr>
+          <w:rFonts w:ascii="Arial" w:hAnsi="Arial" w:cs="Arial"/>
+          <w:b w:val="0"/>
+          <w:sz w:val="19"/>
+          <w:u w:val="none"/>
+        </w:rPr>
+        <w:t>לצוות שהוא בשלב התחלתי איזה סוג ניהול נדרש? מנהיגות מתגמלת</w:t>
+      </w:r>
+    </w:p>
+    <w:p>
+      <w:pPr>
+        <w:bidi w:val="1"/>
+        <w:jc w:val="right"/>
+      </w:pPr>
+      <w:r>
+        <w:rPr>
+          <w:rFonts w:ascii="Arial" w:hAnsi="Arial" w:cs="Arial"/>
+          <w:b w:val="0"/>
+          <w:sz w:val="19"/>
+          <w:u w:val="none"/>
+        </w:rPr>
+        <w:t>על ראש הארגון למצוא מנהל לצוות שעובד כבר כמה חודשים. איזה מנהל תייעץ לו לחפש ולמה? שיש לו ציון ממוצע גבוה בכל מדדי מנהיגות מעצבת לפי מודל אובליו של מנהיגות</w:t>
+      </w:r>
+    </w:p>
+    <w:p>
+      <w:pPr>
+        <w:bidi w:val="1"/>
+        <w:jc w:val="right"/>
+      </w:pPr>
+      <w:r>
+        <w:rPr>
+          <w:rFonts w:ascii="Arial" w:hAnsi="Arial" w:cs="Arial"/>
+          <w:b w:val="0"/>
+          <w:sz w:val="19"/>
+          <w:u w:val="none"/>
+        </w:rPr>
+        <w:t>כאשר חברה נמצאת בשלב האריסטוקרטיה היא כבר... באקסקלציה למוות ארגוני</w:t>
+      </w:r>
+    </w:p>
+    <w:p>
+      <w:pPr>
+        <w:bidi w:val="1"/>
+        <w:jc w:val="right"/>
+      </w:pPr>
+      <w:r>
+        <w:rPr>
+          <w:rFonts w:ascii="Arial" w:hAnsi="Arial" w:cs="Arial"/>
+          <w:b w:val="0"/>
+          <w:sz w:val="19"/>
+          <w:u w:val="none"/>
+        </w:rPr>
+        <w:t>על פי תיאוריית התלויות של פידלר בוחנים את אופי היחסים בין המנהל לעובדים על פי.. הציון שקיבל המנהל במדד ה-LPC</w:t>
+      </w:r>
+    </w:p>
+    <w:p>
+      <w:pPr>
+        <w:bidi w:val="1"/>
+        <w:jc w:val="right"/>
+      </w:pPr>
+      <w:r>
+        <w:rPr>
+          <w:rFonts w:ascii="Arial" w:hAnsi="Arial" w:cs="Arial"/>
+          <w:b w:val="0"/>
+          <w:sz w:val="19"/>
+          <w:u w:val="none"/>
+        </w:rPr>
+        <w:t>לפי BASS &amp; AVOLIO, תגמול מותנה, ניהול חריגים אקטיבי וניהול חריגים פסיבי שייכים ל... ניהול</w:t>
+      </w:r>
+    </w:p>
+    <w:p>
+      <w:pPr>
+        <w:bidi w:val="1"/>
+        <w:jc w:val="right"/>
+      </w:pPr>
+      <w:r>
+        <w:rPr>
+          <w:rFonts w:ascii="Arial" w:hAnsi="Arial" w:cs="Arial"/>
+          <w:b w:val="0"/>
+          <w:sz w:val="19"/>
+          <w:u w:val="none"/>
+        </w:rPr>
+        <w:t>כדי להיות מנהיג יש לקבל ציון גבוה במרכיבי.. כריזמה, הנעת השראה, אתגור אינטלקטואלי, התייחסות אישית</w:t>
+      </w:r>
+    </w:p>
+    <w:p>
+      <w:pPr>
+        <w:bidi w:val="1"/>
+        <w:jc w:val="right"/>
+      </w:pPr>
+      <w:r>
+        <w:rPr>
+          <w:rFonts w:ascii="Arial" w:hAnsi="Arial" w:cs="Arial"/>
+          <w:b w:val="0"/>
+          <w:sz w:val="19"/>
+          <w:u w:val="none"/>
+        </w:rPr>
+        <w:t>משה מנהל בכיר אבל מגיע כל יום מאוחר לחדר ומכיר את המנהגים.: משה בעל סגנון התייחסות אישית</w:t>
+      </w:r>
+    </w:p>
+    <w:p>
+      <w:pPr>
+        <w:bidi w:val="1"/>
+        <w:jc w:val="right"/>
+      </w:pPr>
+      <w:r>
+        <w:rPr>
+          <w:rFonts w:ascii="Arial" w:hAnsi="Arial" w:cs="Arial"/>
+          <w:b w:val="0"/>
+          <w:sz w:val="19"/>
+          <w:u w:val="none"/>
+        </w:rPr>
+        <w:t>גלית חושבת שיש להגיע עובדים בתדירות תשלום שכר, כן חשוב שלילי וחיובי והצבת יעדים סגנון ניהול הוא תגמול מותנה</w:t>
+      </w:r>
+    </w:p>
+    <w:p>
+      <w:pPr>
+        <w:bidi w:val="1"/>
+        <w:jc w:val="right"/>
+      </w:pPr>
+      <w:r>
+        <w:rPr>
+          <w:rFonts w:ascii="Arial" w:hAnsi="Arial" w:cs="Arial"/>
+          <w:b w:val="0"/>
+          <w:sz w:val="19"/>
+          <w:u w:val="none"/>
+        </w:rPr>
+        <w:t>לפי מודל BASS &amp; AVOLIO מנהל שהוא מנהיג יתאפיין ב...: מנהיגות מתמירה/מעצבת</w:t>
+      </w:r>
+    </w:p>
+    <w:p>
+      <w:pPr>
+        <w:bidi w:val="1"/>
+        <w:jc w:val="right"/>
+      </w:pPr>
+      <w:r>
+        <w:rPr>
+          <w:rFonts w:ascii="Arial" w:hAnsi="Arial" w:cs="Arial"/>
+          <w:b w:val="0"/>
+          <w:sz w:val="19"/>
+          <w:u w:val="none"/>
+        </w:rPr>
+        <w:t>גלית מניעה אנשים בסיעות חזון, היא מסבירה מה החזון ובונה יחד עמם חזון משותף.: שהיא ניחנת בסגנון השראה</w:t>
+      </w:r>
+    </w:p>
+    <w:p>
+      <w:pPr>
+        <w:bidi w:val="1"/>
+        <w:jc w:val="right"/>
+      </w:pPr>
+      <w:r>
+        <w:rPr>
+          <w:rFonts w:ascii="Arial" w:hAnsi="Arial" w:cs="Arial"/>
+          <w:b w:val="0"/>
+          <w:sz w:val="19"/>
+          <w:u w:val="none"/>
+        </w:rPr>
+        <w:t>העובדים חושבים שירן סוחף וממגנט. הם חושבים שהוא ניחן ב...: כריזמה מיוחסת</w:t>
+      </w:r>
+    </w:p>
+    <w:p>
+      <w:pPr>
+        <w:bidi w:val="1"/>
+        <w:spacing w:before="100"/>
+        <w:jc w:val="right"/>
+      </w:pPr>
+      <w:r>
+        <w:rPr>
+          <w:rFonts w:ascii="Arial" w:hAnsi="Arial" w:cs="Arial"/>
+          <w:b/>
+          <w:color w:val="4527A0"/>
+          <w:sz w:val="21"/>
+        </w:rPr>
+        <w:t>ביקורת על גישת התכונות.: כל התשובות נכונות</w:t>
+      </w:r>
+    </w:p>
+    <w:p>
+      <w:pPr>
+        <w:bidi w:val="1"/>
+        <w:jc w:val="right"/>
+      </w:pPr>
+      <w:r>
+        <w:rPr>
+          <w:rFonts w:ascii="Arial" w:hAnsi="Arial" w:cs="Arial"/>
+          <w:b w:val="0"/>
+          <w:sz w:val="19"/>
+          <w:u w:val="none"/>
+        </w:rPr>
+        <w:t>מחקרי מישיגן העוסקים במנהיגות קבעו...: שמנהיגים אינם יכולים לבטא שני סוגי התנהגות בו זמנית.</w:t>
+      </w:r>
+    </w:p>
+    <w:p>
+      <w:pPr>
+        <w:bidi w:val="1"/>
+        <w:jc w:val="right"/>
+      </w:pPr>
+      <w:r>
+        <w:rPr>
+          <w:rFonts w:ascii="Arial" w:hAnsi="Arial" w:cs="Arial"/>
+          <w:b w:val="0"/>
+          <w:sz w:val="19"/>
+          <w:u w:val="none"/>
+        </w:rPr>
+        <w:t>נוסחת ההצלחה לניהול טוב שמביא תוצאות ע"פ אדיג'ס היא...: לבנות צוות שלכל אחד סכנון ניהולי שונה</w:t>
+      </w:r>
+    </w:p>
+    <w:p>
+      <w:pPr>
+        <w:bidi w:val="1"/>
+        <w:jc w:val="right"/>
+      </w:pPr>
+      <w:r>
+        <w:rPr>
+          <w:rFonts w:ascii="Arial" w:hAnsi="Arial" w:cs="Arial"/>
+          <w:b w:val="0"/>
+          <w:sz w:val="19"/>
+          <w:u w:val="none"/>
+        </w:rPr>
+        <w:t>איזה דפוס ניהול לפי אדיג'ס הוא דפוס שמתאים למנכ"ל ארגון: E יזם</w:t>
+      </w:r>
+    </w:p>
+    <w:p>
+      <w:pPr>
+        <w:bidi w:val="1"/>
+        <w:jc w:val="right"/>
+      </w:pPr>
+      <w:r>
+        <w:rPr>
+          <w:rFonts w:ascii="Arial" w:hAnsi="Arial" w:cs="Arial"/>
+          <w:b w:val="0"/>
+          <w:sz w:val="19"/>
+          <w:u w:val="none"/>
+        </w:rPr>
+        <w:t>מנהל ממוקד עובדים הוא לפי אדיג'ס מנהל מסוג...: מתכלל</w:t>
+      </w:r>
+    </w:p>
+    <w:p>
+      <w:pPr>
+        <w:bidi w:val="1"/>
+        <w:jc w:val="right"/>
+      </w:pPr>
+      <w:r>
+        <w:rPr>
+          <w:rFonts w:ascii="Arial" w:hAnsi="Arial" w:cs="Arial"/>
+          <w:b w:val="0"/>
+          <w:sz w:val="19"/>
+          <w:u w:val="none"/>
+        </w:rPr>
+        <w:t>לפי הלמד...: כל ההיגדים נכונים (מנהיגות E, מתגמלת A, התייחסות אישית I)</w:t>
+      </w:r>
+    </w:p>
+    <w:p>
+      <w:pPr>
+        <w:bidi w:val="1"/>
+        <w:jc w:val="right"/>
+      </w:pPr>
+      <w:r>
+        <w:rPr>
+          <w:rFonts w:ascii="Arial" w:hAnsi="Arial" w:cs="Arial"/>
+          <w:b w:val="0"/>
+          <w:sz w:val="19"/>
+          <w:u w:val="none"/>
+        </w:rPr>
+        <w:t>לפי אדיג'ס דפוס הניהול האפקטיבי ביותר שממוקד באנשים וגם במשימה הוא: E- יזם</w:t>
+      </w:r>
+    </w:p>
+    <w:p>
+      <w:pPr>
+        <w:bidi w:val="1"/>
+        <w:jc w:val="right"/>
+      </w:pPr>
+      <w:r>
+        <w:rPr>
+          <w:rFonts w:ascii="Arial" w:hAnsi="Arial" w:cs="Arial"/>
+          <w:b w:val="0"/>
+          <w:sz w:val="19"/>
+          <w:u w:val="none"/>
+        </w:rPr>
+        <w:t>לפי מחקרי אוניברסיטת אוהיו...: מנהיגות מכוונת משימה ואנשים תלויים זה בזה</w:t>
+      </w:r>
+    </w:p>
+    <w:p>
+      <w:pPr>
+        <w:bidi w:val="1"/>
+        <w:jc w:val="right"/>
+      </w:pPr>
+      <w:r>
+        <w:rPr>
+          <w:rFonts w:ascii="Arial" w:hAnsi="Arial" w:cs="Arial"/>
+          <w:b w:val="0"/>
+          <w:sz w:val="19"/>
+          <w:u w:val="none"/>
+        </w:rPr>
+        <w:t>לפי הרסי ובלנשרד כאשר למנהלים אין מוכנות ואין בשלות... נכון לעשות שימוש בסגנון מנהיגות הוראתי</w:t>
+      </w:r>
+    </w:p>
+    <w:p>
+      <w:pPr>
+        <w:bidi w:val="1"/>
+        <w:jc w:val="right"/>
+      </w:pPr>
+      <w:r>
+        <w:rPr>
+          <w:rFonts w:ascii="Arial" w:hAnsi="Arial" w:cs="Arial"/>
+          <w:b w:val="0"/>
+          <w:sz w:val="19"/>
+          <w:u w:val="none"/>
+        </w:rPr>
+        <w:t>לפי מנהיגות הטווח המלא...: כל ההיגדים נכונים (מנהיגות מתגמלת, מנהיגות מעצבת יותר אפקטיבית, עסקית עדיפה יותר)</w:t>
+      </w:r>
+    </w:p>
+    <w:p>
+      <w:pPr>
+        <w:bidi w:val="1"/>
+        <w:jc w:val="right"/>
+      </w:pPr>
+      <w:r>
+        <w:rPr>
+          <w:rFonts w:ascii="Arial" w:hAnsi="Arial" w:cs="Arial"/>
+          <w:b w:val="0"/>
+          <w:sz w:val="19"/>
+          <w:u w:val="none"/>
+        </w:rPr>
+        <w:t>בכדי לנהל את המנהל עליך...לפי אדיג'ס. הכר את איזה דפוסי ניהול אין לו וסייע לו בנקודות אלו</w:t>
+      </w:r>
+    </w:p>
+    <w:p>
+      <w:pPr>
+        <w:bidi w:val="1"/>
+        <w:jc w:val="right"/>
+      </w:pPr>
+      <w:r>
+        <w:rPr>
+          <w:rFonts w:ascii="Arial" w:hAnsi="Arial" w:cs="Arial"/>
+          <w:b w:val="0"/>
+          <w:sz w:val="19"/>
+          <w:u w:val="none"/>
+        </w:rPr>
+        <w:t>על פי תיאורניית התלויות של פידלר, אופי המנהיגות תלוי ב.. יחסי המנהיג מונהג מובנות המשימה ועמדת המנהיג בארגון.</w:t>
+      </w:r>
+    </w:p>
+    <w:p>
+      <w:pPr>
+        <w:bidi w:val="1"/>
+        <w:jc w:val="right"/>
+      </w:pPr>
+      <w:r>
+        <w:rPr>
+          <w:rFonts w:ascii="Arial" w:hAnsi="Arial" w:cs="Arial"/>
+          <w:b w:val="0"/>
+          <w:sz w:val="19"/>
+          <w:u w:val="none"/>
+        </w:rPr>
+        <w:t>מנהיגות מעצבת מוגדרת באמצעות. התייחסות אינדיבידואלית איתגור אינטלקטוארי הנעה הרשאית ומודל לחיקוי.**</w:t>
       </w:r>
     </w:p>
     <w:sectPr>

--- a/חומר פתוח - מנהיגות בניהול.docx
+++ b/חומר פתוח - מנהיגות בניהול.docx
@@ -22163,46 +22163,1304 @@
         <w:t>מבחן TAT (סיפור תמונות): הנבדק מספר סיפור על תמונות עמומות. הניתוח מתמקד בצרכים, שאיפות, התמודדות עם מכשולים ויחס לדמויות סמכות.</w:t>
       </w:r>
     </w:p>
-    <w:p>
-      <w:pPr>
-        <w:bidi w:val="1"/>
-        <w:jc w:val="center"/>
-      </w:pPr>
-      <w:r>
-        <w:drawing>
-          <wp:inline xmlns:a="http://schemas.openxmlformats.org/drawingml/2006/main" xmlns:pic="http://schemas.openxmlformats.org/drawingml/2006/picture">
-            <wp:extent cx="3060000" cy="1048500"/>
-            <wp:docPr id="12" name="Picture 12"/>
-            <wp:cNvGraphicFramePr>
-              <a:graphicFrameLocks noChangeAspect="1"/>
-            </wp:cNvGraphicFramePr>
-            <a:graphic>
-              <a:graphicData uri="http://schemas.openxmlformats.org/drawingml/2006/picture">
-                <pic:pic>
-                  <pic:nvPicPr>
-                    <pic:cNvPr id="0" name="image.jpg"/>
-                    <pic:cNvPicPr/>
-                  </pic:nvPicPr>
-                  <pic:blipFill>
-                    <a:blip r:embed="rId20"/>
-                    <a:stretch>
-                      <a:fillRect/>
-                    </a:stretch>
-                  </pic:blipFill>
-                  <pic:spPr>
-                    <a:xfrm>
-                      <a:off x="0" y="0"/>
-                      <a:ext cx="3060000" cy="1048500"/>
-                    </a:xfrm>
-                    <a:prstGeom prst="rect"/>
-                  </pic:spPr>
-                </pic:pic>
-              </a:graphicData>
-            </a:graphic>
-          </wp:inline>
-        </w:drawing>
-      </w:r>
-    </w:p>
+    <w:tbl>
+      <w:tblPr>
+        <w:tblStyle w:val="TableGrid"/>
+        <w:bidiVisual/>
+        <w:tblW w:type="auto" w:w="0"/>
+        <w:tblLook w:firstColumn="1" w:firstRow="1" w:lastColumn="0" w:lastRow="0" w:noHBand="0" w:noVBand="1" w:val="04A0"/>
+      </w:tblPr>
+      <w:tblGrid>
+        <w:gridCol w:w="1776"/>
+        <w:gridCol w:w="1776"/>
+        <w:gridCol w:w="1776"/>
+        <w:gridCol w:w="1776"/>
+        <w:gridCol w:w="1776"/>
+        <w:gridCol w:w="1776"/>
+      </w:tblGrid>
+      <w:tr>
+        <w:tc>
+          <w:tcPr>
+            <w:tcW w:type="dxa" w:w="1776"/>
+          </w:tcPr>
+          <w:p>
+            <w:pPr>
+              <w:bidi w:val="1"/>
+              <w:jc w:val="right"/>
+            </w:pPr>
+            <w:r>
+              <w:rPr>
+                <w:rFonts w:ascii="Arial" w:hAnsi="Arial" w:cs="Arial"/>
+                <w:b/>
+                <w:sz w:val="17"/>
+                <w:u w:val="none"/>
+              </w:rPr>
+              <w:t>שם הכלי/המבחן</w:t>
+            </w:r>
+          </w:p>
+        </w:tc>
+        <w:tc>
+          <w:tcPr>
+            <w:tcW w:type="dxa" w:w="1776"/>
+          </w:tcPr>
+          <w:p>
+            <w:pPr>
+              <w:bidi w:val="1"/>
+              <w:jc w:val="right"/>
+            </w:pPr>
+            <w:r>
+              <w:rPr>
+                <w:rFonts w:ascii="Arial" w:hAnsi="Arial" w:cs="Arial"/>
+                <w:b/>
+                <w:sz w:val="17"/>
+                <w:u w:val="none"/>
+              </w:rPr>
+              <w:t>סוג הכלי</w:t>
+            </w:r>
+          </w:p>
+        </w:tc>
+        <w:tc>
+          <w:tcPr>
+            <w:tcW w:type="dxa" w:w="1776"/>
+          </w:tcPr>
+          <w:p>
+            <w:pPr>
+              <w:bidi w:val="1"/>
+              <w:jc w:val="right"/>
+            </w:pPr>
+            <w:r>
+              <w:rPr>
+                <w:rFonts w:ascii="Arial" w:hAnsi="Arial" w:cs="Arial"/>
+                <w:b/>
+                <w:sz w:val="17"/>
+                <w:u w:val="none"/>
+              </w:rPr>
+              <w:t>מטרת הכלי / היבטים נבדקים</w:t>
+            </w:r>
+          </w:p>
+        </w:tc>
+        <w:tc>
+          <w:tcPr>
+            <w:tcW w:type="dxa" w:w="1776"/>
+          </w:tcPr>
+          <w:p>
+            <w:pPr>
+              <w:bidi w:val="1"/>
+              <w:jc w:val="right"/>
+            </w:pPr>
+            <w:r>
+              <w:rPr>
+                <w:rFonts w:ascii="Arial" w:hAnsi="Arial" w:cs="Arial"/>
+                <w:b/>
+                <w:sz w:val="17"/>
+                <w:u w:val="none"/>
+              </w:rPr>
+              <w:t>מאפיינים ושיטת ביצוע</w:t>
+            </w:r>
+          </w:p>
+        </w:tc>
+        <w:tc>
+          <w:tcPr>
+            <w:tcW w:type="dxa" w:w="1776"/>
+          </w:tcPr>
+          <w:p>
+            <w:pPr>
+              <w:bidi w:val="1"/>
+              <w:jc w:val="right"/>
+            </w:pPr>
+            <w:r>
+              <w:rPr>
+                <w:rFonts w:ascii="Arial" w:hAnsi="Arial" w:cs="Arial"/>
+                <w:b/>
+                <w:sz w:val="17"/>
+                <w:u w:val="none"/>
+              </w:rPr>
+              <w:t xml:space="preserve">תוקף </w:t>
+            </w:r>
+            <w:r>
+              <w:rPr>
+                <w:rFonts w:ascii="Arial" w:hAnsi="Arial" w:cs="Arial"/>
+                <w:b/>
+                <w:sz w:val="17"/>
+                <w:u w:val="none"/>
+              </w:rPr>
+              <w:t>Schmidt, 1998</w:t>
+            </w:r>
+          </w:p>
+        </w:tc>
+        <w:tc>
+          <w:tcPr>
+            <w:tcW w:type="dxa" w:w="1776"/>
+          </w:tcPr>
+          <w:p>
+            <w:pPr>
+              <w:bidi w:val="1"/>
+              <w:jc w:val="right"/>
+            </w:pPr>
+            <w:r>
+              <w:rPr>
+                <w:rFonts w:ascii="Arial" w:hAnsi="Arial" w:cs="Arial"/>
+                <w:b/>
+                <w:sz w:val="17"/>
+                <w:u w:val="none"/>
+              </w:rPr>
+              <w:t>יתרונות וחסרונות</w:t>
+            </w:r>
+          </w:p>
+        </w:tc>
+      </w:tr>
+      <w:tr>
+        <w:tc>
+          <w:tcPr>
+            <w:tcW w:type="dxa" w:w="1776"/>
+          </w:tcPr>
+          <w:p>
+            <w:pPr>
+              <w:bidi w:val="1"/>
+              <w:jc w:val="right"/>
+            </w:pPr>
+            <w:r>
+              <w:rPr>
+                <w:rFonts w:ascii="Arial" w:hAnsi="Arial" w:cs="Arial"/>
+                <w:b/>
+                <w:sz w:val="17"/>
+                <w:u w:val="none"/>
+              </w:rPr>
+              <w:t>שאלון MMPI</w:t>
+            </w:r>
+          </w:p>
+        </w:tc>
+        <w:tc>
+          <w:tcPr>
+            <w:tcW w:type="dxa" w:w="1776"/>
+          </w:tcPr>
+          <w:p>
+            <w:pPr>
+              <w:bidi w:val="1"/>
+              <w:jc w:val="right"/>
+            </w:pPr>
+            <w:r>
+              <w:rPr>
+                <w:rFonts w:ascii="Arial" w:hAnsi="Arial" w:cs="Arial"/>
+                <w:b w:val="0"/>
+                <w:sz w:val="17"/>
+                <w:u w:val="none"/>
+              </w:rPr>
+              <w:t>אובייקטיבי</w:t>
+            </w:r>
+          </w:p>
+        </w:tc>
+        <w:tc>
+          <w:tcPr>
+            <w:tcW w:type="dxa" w:w="1776"/>
+          </w:tcPr>
+          <w:p>
+            <w:pPr>
+              <w:bidi w:val="1"/>
+              <w:jc w:val="right"/>
+            </w:pPr>
+            <w:r>
+              <w:rPr>
+                <w:rFonts w:ascii="Arial" w:hAnsi="Arial" w:cs="Arial"/>
+                <w:b w:val="0"/>
+                <w:sz w:val="17"/>
+                <w:u w:val="none"/>
+              </w:rPr>
+              <w:t>בחינת אישיות, פסיכופתולוגיות או הפרעות בולטות בהתנהגות (היפוכונדריה, דיכאון, היסטריה).</w:t>
+            </w:r>
+          </w:p>
+        </w:tc>
+        <w:tc>
+          <w:tcPr>
+            <w:tcW w:type="dxa" w:w="1776"/>
+          </w:tcPr>
+          <w:p>
+            <w:pPr>
+              <w:bidi w:val="1"/>
+              <w:jc w:val="right"/>
+            </w:pPr>
+            <w:r>
+              <w:rPr>
+                <w:rFonts w:ascii="Arial" w:hAnsi="Arial" w:cs="Arial"/>
+                <w:b w:val="0"/>
+                <w:sz w:val="17"/>
+                <w:u w:val="none"/>
+              </w:rPr>
+              <w:t>שאלון דיווח עצמי הכולל פריטים המחולקים ל-</w:t>
+            </w:r>
+            <w:r>
+              <w:rPr>
+                <w:rFonts w:ascii="Arial" w:hAnsi="Arial" w:cs="Arial"/>
+                <w:b/>
+                <w:sz w:val="17"/>
+                <w:u w:val="none"/>
+              </w:rPr>
+              <w:t>10</w:t>
+            </w:r>
+            <w:r>
+              <w:rPr>
+                <w:rFonts w:ascii="Arial" w:hAnsi="Arial" w:cs="Arial"/>
+                <w:b w:val="0"/>
+                <w:sz w:val="17"/>
+                <w:u w:val="none"/>
+              </w:rPr>
+              <w:t xml:space="preserve"> סולמות קליניים.</w:t>
+            </w:r>
+          </w:p>
+        </w:tc>
+        <w:tc>
+          <w:tcPr>
+            <w:tcW w:type="dxa" w:w="1776"/>
+          </w:tcPr>
+          <w:p>
+            <w:pPr>
+              <w:bidi w:val="1"/>
+              <w:jc w:val="right"/>
+            </w:pPr>
+            <w:r>
+              <w:rPr>
+                <w:rFonts w:ascii="Arial" w:hAnsi="Arial" w:cs="Arial"/>
+                <w:b/>
+                <w:sz w:val="17"/>
+                <w:u w:val="none"/>
+              </w:rPr>
+              <w:t>0.45</w:t>
+            </w:r>
+            <w:r>
+              <w:rPr>
+                <w:rFonts w:ascii="Arial" w:hAnsi="Arial" w:cs="Arial"/>
+                <w:b w:val="0"/>
+                <w:sz w:val="17"/>
+                <w:u w:val="none"/>
+              </w:rPr>
+              <w:t xml:space="preserve"> (כללי למבחני אישיות)</w:t>
+            </w:r>
+          </w:p>
+        </w:tc>
+        <w:tc>
+          <w:tcPr>
+            <w:tcW w:type="dxa" w:w="1776"/>
+          </w:tcPr>
+          <w:p>
+            <w:pPr>
+              <w:bidi w:val="1"/>
+              <w:jc w:val="right"/>
+            </w:pPr>
+            <w:r>
+              <w:rPr>
+                <w:rFonts w:ascii="Arial" w:hAnsi="Arial" w:cs="Arial"/>
+                <w:b/>
+                <w:sz w:val="17"/>
+                <w:u w:val="none"/>
+              </w:rPr>
+              <w:t>יתרון:</w:t>
+            </w:r>
+            <w:r>
+              <w:rPr>
+                <w:rFonts w:ascii="Arial" w:hAnsi="Arial" w:cs="Arial"/>
+                <w:b w:val="0"/>
+                <w:sz w:val="17"/>
+                <w:u w:val="none"/>
+              </w:rPr>
+              <w:t xml:space="preserve"> קל להעברה, חסכון בזמן, אחיד. </w:t>
+            </w:r>
+            <w:r>
+              <w:rPr>
+                <w:rFonts w:ascii="Arial" w:hAnsi="Arial" w:cs="Arial"/>
+                <w:b/>
+                <w:sz w:val="17"/>
+                <w:u w:val="none"/>
+              </w:rPr>
+              <w:t>חיסרון:</w:t>
+            </w:r>
+            <w:r>
+              <w:rPr>
+                <w:rFonts w:ascii="Arial" w:hAnsi="Arial" w:cs="Arial"/>
+                <w:b w:val="0"/>
+                <w:sz w:val="17"/>
+                <w:u w:val="none"/>
+              </w:rPr>
+              <w:t xml:space="preserve"> אפשרות לסילוף (רציה חברתית).</w:t>
+            </w:r>
+          </w:p>
+        </w:tc>
+      </w:tr>
+      <w:tr>
+        <w:tc>
+          <w:tcPr>
+            <w:tcW w:type="dxa" w:w="1776"/>
+          </w:tcPr>
+          <w:p>
+            <w:pPr>
+              <w:bidi w:val="1"/>
+              <w:jc w:val="right"/>
+            </w:pPr>
+            <w:r>
+              <w:rPr>
+                <w:rFonts w:ascii="Arial" w:hAnsi="Arial" w:cs="Arial"/>
+                <w:b/>
+                <w:sz w:val="17"/>
+                <w:u w:val="none"/>
+              </w:rPr>
+              <w:t>מודל חמשת הגורמים (Big-5)</w:t>
+            </w:r>
+          </w:p>
+        </w:tc>
+        <w:tc>
+          <w:tcPr>
+            <w:tcW w:type="dxa" w:w="1776"/>
+          </w:tcPr>
+          <w:p>
+            <w:pPr>
+              <w:bidi w:val="1"/>
+              <w:jc w:val="right"/>
+            </w:pPr>
+            <w:r>
+              <w:rPr>
+                <w:rFonts w:ascii="Arial" w:hAnsi="Arial" w:cs="Arial"/>
+                <w:b w:val="0"/>
+                <w:sz w:val="17"/>
+                <w:u w:val="none"/>
+              </w:rPr>
+              <w:t>אובייקטיבי</w:t>
+            </w:r>
+          </w:p>
+        </w:tc>
+        <w:tc>
+          <w:tcPr>
+            <w:tcW w:type="dxa" w:w="1776"/>
+          </w:tcPr>
+          <w:p>
+            <w:pPr>
+              <w:bidi w:val="1"/>
+              <w:jc w:val="right"/>
+            </w:pPr>
+            <w:r>
+              <w:rPr>
+                <w:rFonts w:ascii="Arial" w:hAnsi="Arial" w:cs="Arial"/>
+                <w:b w:val="0"/>
+                <w:sz w:val="17"/>
+                <w:u w:val="none"/>
+              </w:rPr>
+              <w:t>מדידת חמישה מימדי אישיות רחבים: אקסטרוברטיות, נאורוטיות, מצפוניות, פתיחות לחוויות והסכמתיות.</w:t>
+            </w:r>
+          </w:p>
+        </w:tc>
+        <w:tc>
+          <w:tcPr>
+            <w:tcW w:type="dxa" w:w="1776"/>
+          </w:tcPr>
+          <w:p>
+            <w:pPr>
+              <w:bidi w:val="1"/>
+              <w:jc w:val="right"/>
+            </w:pPr>
+            <w:r>
+              <w:rPr>
+                <w:rFonts w:ascii="Arial" w:hAnsi="Arial" w:cs="Arial"/>
+                <w:b w:val="0"/>
+                <w:sz w:val="17"/>
+                <w:u w:val="none"/>
+              </w:rPr>
+              <w:t>שאלון המבוסס על ניתוח גורמים, בעל תתי-מימדים ספציפיים.</w:t>
+            </w:r>
+          </w:p>
+        </w:tc>
+        <w:tc>
+          <w:tcPr>
+            <w:tcW w:type="dxa" w:w="1776"/>
+          </w:tcPr>
+          <w:p>
+            <w:pPr>
+              <w:bidi w:val="1"/>
+              <w:jc w:val="right"/>
+            </w:pPr>
+            <w:r>
+              <w:rPr>
+                <w:rFonts w:ascii="Arial" w:hAnsi="Arial" w:cs="Arial"/>
+                <w:b/>
+                <w:sz w:val="17"/>
+                <w:u w:val="none"/>
+              </w:rPr>
+              <w:t>0.31</w:t>
+            </w:r>
+            <w:r>
+              <w:rPr>
+                <w:rFonts w:ascii="Arial" w:hAnsi="Arial" w:cs="Arial"/>
+                <w:b w:val="0"/>
+                <w:sz w:val="17"/>
+                <w:u w:val="none"/>
+              </w:rPr>
+              <w:t xml:space="preserve"> (למצפוניות) / </w:t>
+            </w:r>
+            <w:r>
+              <w:rPr>
+                <w:rFonts w:ascii="Arial" w:hAnsi="Arial" w:cs="Arial"/>
+                <w:b/>
+                <w:sz w:val="17"/>
+                <w:u w:val="none"/>
+              </w:rPr>
+              <w:t>0.45</w:t>
+            </w:r>
+            <w:r>
+              <w:rPr>
+                <w:rFonts w:ascii="Arial" w:hAnsi="Arial" w:cs="Arial"/>
+                <w:b w:val="0"/>
+                <w:sz w:val="17"/>
+                <w:u w:val="none"/>
+              </w:rPr>
+              <w:t xml:space="preserve"> (אישיות כללי)</w:t>
+            </w:r>
+          </w:p>
+        </w:tc>
+        <w:tc>
+          <w:tcPr>
+            <w:tcW w:type="dxa" w:w="1776"/>
+          </w:tcPr>
+          <w:p>
+            <w:pPr>
+              <w:bidi w:val="1"/>
+              <w:jc w:val="right"/>
+            </w:pPr>
+            <w:r>
+              <w:rPr>
+                <w:rFonts w:ascii="Arial" w:hAnsi="Arial" w:cs="Arial"/>
+                <w:b/>
+                <w:sz w:val="17"/>
+                <w:u w:val="none"/>
+              </w:rPr>
+              <w:t>יתרון:</w:t>
+            </w:r>
+            <w:r>
+              <w:rPr>
+                <w:rFonts w:ascii="Arial" w:hAnsi="Arial" w:cs="Arial"/>
+                <w:b w:val="0"/>
+                <w:sz w:val="17"/>
+                <w:u w:val="none"/>
+              </w:rPr>
+              <w:t xml:space="preserve"> תקף על פני תרבויות שונות, מנבא התמודדות בעבודה.</w:t>
+            </w:r>
+          </w:p>
+        </w:tc>
+      </w:tr>
+      <w:tr>
+        <w:tc>
+          <w:tcPr>
+            <w:tcW w:type="dxa" w:w="1776"/>
+          </w:tcPr>
+          <w:p>
+            <w:pPr>
+              <w:bidi w:val="1"/>
+              <w:jc w:val="right"/>
+            </w:pPr>
+            <w:r>
+              <w:rPr>
+                <w:rFonts w:ascii="Arial" w:hAnsi="Arial" w:cs="Arial"/>
+                <w:b/>
+                <w:sz w:val="17"/>
+                <w:u w:val="none"/>
+              </w:rPr>
+              <w:t>השלמת משפטים</w:t>
+            </w:r>
+          </w:p>
+        </w:tc>
+        <w:tc>
+          <w:tcPr>
+            <w:tcW w:type="dxa" w:w="1776"/>
+          </w:tcPr>
+          <w:p>
+            <w:pPr>
+              <w:bidi w:val="1"/>
+              <w:jc w:val="right"/>
+            </w:pPr>
+            <w:r>
+              <w:rPr>
+                <w:rFonts w:ascii="Arial" w:hAnsi="Arial" w:cs="Arial"/>
+                <w:b w:val="0"/>
+                <w:sz w:val="17"/>
+                <w:u w:val="none"/>
+              </w:rPr>
+              <w:t>השלכתי</w:t>
+            </w:r>
+          </w:p>
+        </w:tc>
+        <w:tc>
+          <w:tcPr>
+            <w:tcW w:type="dxa" w:w="1776"/>
+          </w:tcPr>
+          <w:p>
+            <w:pPr>
+              <w:bidi w:val="1"/>
+              <w:jc w:val="right"/>
+            </w:pPr>
+            <w:r>
+              <w:rPr>
+                <w:rFonts w:ascii="Arial" w:hAnsi="Arial" w:cs="Arial"/>
+                <w:b w:val="0"/>
+                <w:sz w:val="17"/>
+                <w:u w:val="none"/>
+              </w:rPr>
+              <w:t>בחינת דפוסי התמודדות, השקפת עולם, קונפליקטים, צרכים ורגשות סמויים.</w:t>
+            </w:r>
+          </w:p>
+        </w:tc>
+        <w:tc>
+          <w:tcPr>
+            <w:tcW w:type="dxa" w:w="1776"/>
+          </w:tcPr>
+          <w:p>
+            <w:pPr>
+              <w:bidi w:val="1"/>
+              <w:jc w:val="right"/>
+            </w:pPr>
+            <w:r>
+              <w:rPr>
+                <w:rFonts w:ascii="Arial" w:hAnsi="Arial" w:cs="Arial"/>
+                <w:b w:val="0"/>
+                <w:sz w:val="17"/>
+                <w:u w:val="none"/>
+              </w:rPr>
+              <w:t xml:space="preserve">הנבדק משלים סדרה של </w:t>
+            </w:r>
+            <w:r>
+              <w:rPr>
+                <w:rFonts w:ascii="Arial" w:hAnsi="Arial" w:cs="Arial"/>
+                <w:b/>
+                <w:sz w:val="17"/>
+                <w:u w:val="none"/>
+              </w:rPr>
+              <w:t>30-100</w:t>
+            </w:r>
+            <w:r>
+              <w:rPr>
+                <w:rFonts w:ascii="Arial" w:hAnsi="Arial" w:cs="Arial"/>
+                <w:b w:val="0"/>
+                <w:sz w:val="17"/>
+                <w:u w:val="none"/>
+              </w:rPr>
+              <w:t xml:space="preserve"> משפטים במהירות, עם הדבר הראשון שעולה בדעתו.</w:t>
+            </w:r>
+          </w:p>
+        </w:tc>
+        <w:tc>
+          <w:tcPr>
+            <w:tcW w:type="dxa" w:w="1776"/>
+          </w:tcPr>
+          <w:p>
+            <w:pPr>
+              <w:bidi w:val="1"/>
+              <w:jc w:val="right"/>
+            </w:pPr>
+            <w:r>
+              <w:rPr>
+                <w:rFonts w:ascii="Arial" w:hAnsi="Arial" w:cs="Arial"/>
+                <w:b w:val="0"/>
+                <w:sz w:val="17"/>
+                <w:u w:val="none"/>
+              </w:rPr>
+              <w:t>לא מצוין ערך ספציפי</w:t>
+            </w:r>
+          </w:p>
+        </w:tc>
+        <w:tc>
+          <w:tcPr>
+            <w:tcW w:type="dxa" w:w="1776"/>
+          </w:tcPr>
+          <w:p>
+            <w:pPr>
+              <w:bidi w:val="1"/>
+              <w:jc w:val="right"/>
+            </w:pPr>
+            <w:r>
+              <w:rPr>
+                <w:rFonts w:ascii="Arial" w:hAnsi="Arial" w:cs="Arial"/>
+                <w:b/>
+                <w:sz w:val="17"/>
+                <w:u w:val="none"/>
+              </w:rPr>
+              <w:t>יתרון:</w:t>
+            </w:r>
+            <w:r>
+              <w:rPr>
+                <w:rFonts w:ascii="Arial" w:hAnsi="Arial" w:cs="Arial"/>
+                <w:b w:val="0"/>
+                <w:sz w:val="17"/>
+                <w:u w:val="none"/>
+              </w:rPr>
+              <w:t xml:space="preserve"> חסין יותר מסילוף, מאפשר ביטוי חופשי. </w:t>
+            </w:r>
+            <w:r>
+              <w:rPr>
+                <w:rFonts w:ascii="Arial" w:hAnsi="Arial" w:cs="Arial"/>
+                <w:b/>
+                <w:sz w:val="17"/>
+                <w:u w:val="none"/>
+              </w:rPr>
+              <w:t>חיסרון:</w:t>
+            </w:r>
+            <w:r>
+              <w:rPr>
+                <w:rFonts w:ascii="Arial" w:hAnsi="Arial" w:cs="Arial"/>
+                <w:b w:val="0"/>
+                <w:sz w:val="17"/>
+                <w:u w:val="none"/>
+              </w:rPr>
+              <w:t xml:space="preserve"> ניתוח סובייקטיבי ומורכב.</w:t>
+            </w:r>
+          </w:p>
+        </w:tc>
+      </w:tr>
+      <w:tr>
+        <w:tc>
+          <w:tcPr>
+            <w:tcW w:type="dxa" w:w="1776"/>
+          </w:tcPr>
+          <w:p>
+            <w:pPr>
+              <w:bidi w:val="1"/>
+              <w:jc w:val="right"/>
+            </w:pPr>
+            <w:r>
+              <w:rPr>
+                <w:rFonts w:ascii="Arial" w:hAnsi="Arial" w:cs="Arial"/>
+                <w:b/>
+                <w:sz w:val="17"/>
+                <w:u w:val="none"/>
+              </w:rPr>
+              <w:t>ציור איש / עץ</w:t>
+            </w:r>
+          </w:p>
+        </w:tc>
+        <w:tc>
+          <w:tcPr>
+            <w:tcW w:type="dxa" w:w="1776"/>
+          </w:tcPr>
+          <w:p>
+            <w:pPr>
+              <w:bidi w:val="1"/>
+              <w:jc w:val="right"/>
+            </w:pPr>
+            <w:r>
+              <w:rPr>
+                <w:rFonts w:ascii="Arial" w:hAnsi="Arial" w:cs="Arial"/>
+                <w:b w:val="0"/>
+                <w:sz w:val="17"/>
+                <w:u w:val="none"/>
+              </w:rPr>
+              <w:t>השלכתי</w:t>
+            </w:r>
+          </w:p>
+        </w:tc>
+        <w:tc>
+          <w:tcPr>
+            <w:tcW w:type="dxa" w:w="1776"/>
+          </w:tcPr>
+          <w:p>
+            <w:pPr>
+              <w:bidi w:val="1"/>
+              <w:jc w:val="right"/>
+            </w:pPr>
+            <w:r>
+              <w:rPr>
+                <w:rFonts w:ascii="Arial" w:hAnsi="Arial" w:cs="Arial"/>
+                <w:b w:val="0"/>
+                <w:sz w:val="17"/>
+                <w:u w:val="none"/>
+              </w:rPr>
+              <w:t>הערכת דימוי עצמי, יחסים עם הסביבה, כוחות, חרדה ותוקפנות.</w:t>
+            </w:r>
+          </w:p>
+        </w:tc>
+        <w:tc>
+          <w:tcPr>
+            <w:tcW w:type="dxa" w:w="1776"/>
+          </w:tcPr>
+          <w:p>
+            <w:pPr>
+              <w:bidi w:val="1"/>
+              <w:jc w:val="right"/>
+            </w:pPr>
+            <w:r>
+              <w:rPr>
+                <w:rFonts w:ascii="Arial" w:hAnsi="Arial" w:cs="Arial"/>
+                <w:b w:val="0"/>
+                <w:sz w:val="17"/>
+                <w:u w:val="none"/>
+              </w:rPr>
+              <w:t>מטלה לא ורבלית של ציור דמות על דף, ולאחריה לעיתים שלב ורבלי של שאלות על הדמות.</w:t>
+            </w:r>
+          </w:p>
+        </w:tc>
+        <w:tc>
+          <w:tcPr>
+            <w:tcW w:type="dxa" w:w="1776"/>
+          </w:tcPr>
+          <w:p>
+            <w:pPr>
+              <w:bidi w:val="1"/>
+              <w:jc w:val="right"/>
+            </w:pPr>
+            <w:r>
+              <w:rPr>
+                <w:rFonts w:ascii="Arial" w:hAnsi="Arial" w:cs="Arial"/>
+                <w:b w:val="0"/>
+                <w:sz w:val="17"/>
+                <w:u w:val="none"/>
+              </w:rPr>
+              <w:t>לא מצוין ערך ספציפי</w:t>
+            </w:r>
+          </w:p>
+        </w:tc>
+        <w:tc>
+          <w:tcPr>
+            <w:tcW w:type="dxa" w:w="1776"/>
+          </w:tcPr>
+          <w:p>
+            <w:pPr>
+              <w:bidi w:val="1"/>
+              <w:jc w:val="right"/>
+            </w:pPr>
+            <w:r>
+              <w:rPr>
+                <w:rFonts w:ascii="Arial" w:hAnsi="Arial" w:cs="Arial"/>
+                <w:b/>
+                <w:sz w:val="17"/>
+                <w:u w:val="none"/>
+              </w:rPr>
+              <w:t>יתרון:</w:t>
+            </w:r>
+            <w:r>
+              <w:rPr>
+                <w:rFonts w:ascii="Arial" w:hAnsi="Arial" w:cs="Arial"/>
+                <w:b w:val="0"/>
+                <w:sz w:val="17"/>
+                <w:u w:val="none"/>
+              </w:rPr>
+              <w:t xml:space="preserve"> עוקף הגנות, מתאים למי שמתקשה בביטוי מילולי. </w:t>
+            </w:r>
+            <w:r>
+              <w:rPr>
+                <w:rFonts w:ascii="Arial" w:hAnsi="Arial" w:cs="Arial"/>
+                <w:b/>
+                <w:sz w:val="17"/>
+                <w:u w:val="none"/>
+              </w:rPr>
+              <w:t>חיסרון:</w:t>
+            </w:r>
+            <w:r>
+              <w:rPr>
+                <w:rFonts w:ascii="Arial" w:hAnsi="Arial" w:cs="Arial"/>
+                <w:b w:val="0"/>
+                <w:sz w:val="17"/>
+                <w:u w:val="none"/>
+              </w:rPr>
+              <w:t xml:space="preserve"> דורש מיומנות גבוהה לפירוש.</w:t>
+            </w:r>
+          </w:p>
+        </w:tc>
+      </w:tr>
+      <w:tr>
+        <w:tc>
+          <w:tcPr>
+            <w:tcW w:type="dxa" w:w="1776"/>
+          </w:tcPr>
+          <w:p>
+            <w:pPr>
+              <w:bidi w:val="1"/>
+              <w:jc w:val="right"/>
+            </w:pPr>
+            <w:r>
+              <w:rPr>
+                <w:rFonts w:ascii="Arial" w:hAnsi="Arial" w:cs="Arial"/>
+                <w:b/>
+                <w:sz w:val="17"/>
+                <w:u w:val="none"/>
+              </w:rPr>
+              <w:t>מבחן בנדר (Bender-Gestalt)</w:t>
+            </w:r>
+          </w:p>
+        </w:tc>
+        <w:tc>
+          <w:tcPr>
+            <w:tcW w:type="dxa" w:w="1776"/>
+          </w:tcPr>
+          <w:p>
+            <w:pPr>
+              <w:bidi w:val="1"/>
+              <w:jc w:val="right"/>
+            </w:pPr>
+            <w:r>
+              <w:rPr>
+                <w:rFonts w:ascii="Arial" w:hAnsi="Arial" w:cs="Arial"/>
+                <w:b w:val="0"/>
+                <w:sz w:val="17"/>
+                <w:u w:val="none"/>
+              </w:rPr>
+              <w:t>השלכתי (במקור ויזו-מוטורי)</w:t>
+            </w:r>
+          </w:p>
+        </w:tc>
+        <w:tc>
+          <w:tcPr>
+            <w:tcW w:type="dxa" w:w="1776"/>
+          </w:tcPr>
+          <w:p>
+            <w:pPr>
+              <w:bidi w:val="1"/>
+              <w:jc w:val="right"/>
+            </w:pPr>
+            <w:r>
+              <w:rPr>
+                <w:rFonts w:ascii="Arial" w:hAnsi="Arial" w:cs="Arial"/>
+                <w:b w:val="0"/>
+                <w:sz w:val="17"/>
+                <w:u w:val="none"/>
+              </w:rPr>
+              <w:t>בחינת תפיסה וארגון במרחב, יכולת הסתגלות, תכנון ואיכות ביצוע.</w:t>
+            </w:r>
+          </w:p>
+        </w:tc>
+        <w:tc>
+          <w:tcPr>
+            <w:tcW w:type="dxa" w:w="1776"/>
+          </w:tcPr>
+          <w:p>
+            <w:pPr>
+              <w:bidi w:val="1"/>
+              <w:jc w:val="right"/>
+            </w:pPr>
+            <w:r>
+              <w:rPr>
+                <w:rFonts w:ascii="Arial" w:hAnsi="Arial" w:cs="Arial"/>
+                <w:b w:val="0"/>
+                <w:sz w:val="17"/>
+                <w:u w:val="none"/>
+              </w:rPr>
+              <w:t xml:space="preserve">העתקת </w:t>
+            </w:r>
+            <w:r>
+              <w:rPr>
+                <w:rFonts w:ascii="Arial" w:hAnsi="Arial" w:cs="Arial"/>
+                <w:b/>
+                <w:sz w:val="17"/>
+                <w:u w:val="none"/>
+              </w:rPr>
+              <w:t>9</w:t>
+            </w:r>
+            <w:r>
+              <w:rPr>
+                <w:rFonts w:ascii="Arial" w:hAnsi="Arial" w:cs="Arial"/>
+                <w:b w:val="0"/>
+                <w:sz w:val="17"/>
+                <w:u w:val="none"/>
+              </w:rPr>
+              <w:t xml:space="preserve"> צורות גיאומטריות מכרטיסיות לדף נקי, באופן המדויק ביותר.</w:t>
+            </w:r>
+          </w:p>
+        </w:tc>
+        <w:tc>
+          <w:tcPr>
+            <w:tcW w:type="dxa" w:w="1776"/>
+          </w:tcPr>
+          <w:p>
+            <w:pPr>
+              <w:bidi w:val="1"/>
+              <w:jc w:val="right"/>
+            </w:pPr>
+            <w:r>
+              <w:rPr>
+                <w:rFonts w:ascii="Arial" w:hAnsi="Arial" w:cs="Arial"/>
+                <w:b w:val="0"/>
+                <w:sz w:val="17"/>
+                <w:u w:val="none"/>
+              </w:rPr>
+              <w:t>לא מצוין ערך ספציפי</w:t>
+            </w:r>
+          </w:p>
+        </w:tc>
+        <w:tc>
+          <w:tcPr>
+            <w:tcW w:type="dxa" w:w="1776"/>
+          </w:tcPr>
+          <w:p>
+            <w:pPr>
+              <w:bidi w:val="1"/>
+              <w:jc w:val="right"/>
+            </w:pPr>
+            <w:r>
+              <w:rPr>
+                <w:rFonts w:ascii="Arial" w:hAnsi="Arial" w:cs="Arial"/>
+                <w:b/>
+                <w:sz w:val="17"/>
+                <w:u w:val="none"/>
+              </w:rPr>
+              <w:t>יתרון:</w:t>
+            </w:r>
+            <w:r>
+              <w:rPr>
+                <w:rFonts w:ascii="Arial" w:hAnsi="Arial" w:cs="Arial"/>
+                <w:b w:val="0"/>
+                <w:sz w:val="17"/>
+                <w:u w:val="none"/>
+              </w:rPr>
+              <w:t xml:space="preserve"> מובנה יחסית, לא מעורר חרדה גבוהה. </w:t>
+            </w:r>
+            <w:r>
+              <w:rPr>
+                <w:rFonts w:ascii="Arial" w:hAnsi="Arial" w:cs="Arial"/>
+                <w:b/>
+                <w:sz w:val="17"/>
+                <w:u w:val="none"/>
+              </w:rPr>
+              <w:t>חיסרון:</w:t>
+            </w:r>
+            <w:r>
+              <w:rPr>
+                <w:rFonts w:ascii="Arial" w:hAnsi="Arial" w:cs="Arial"/>
+                <w:b w:val="0"/>
+                <w:sz w:val="17"/>
+                <w:u w:val="none"/>
+              </w:rPr>
+              <w:t xml:space="preserve"> פירוש השלכתי עשוי להיות סובייקטיבי.</w:t>
+            </w:r>
+          </w:p>
+        </w:tc>
+      </w:tr>
+      <w:tr>
+        <w:tc>
+          <w:tcPr>
+            <w:tcW w:type="dxa" w:w="1776"/>
+          </w:tcPr>
+          <w:p>
+            <w:pPr>
+              <w:bidi w:val="1"/>
+              <w:jc w:val="right"/>
+            </w:pPr>
+            <w:r>
+              <w:rPr>
+                <w:rFonts w:ascii="Arial" w:hAnsi="Arial" w:cs="Arial"/>
+                <w:b/>
+                <w:sz w:val="17"/>
+                <w:u w:val="none"/>
+              </w:rPr>
+              <w:t>מבחן TAT (תמונות)</w:t>
+            </w:r>
+          </w:p>
+        </w:tc>
+        <w:tc>
+          <w:tcPr>
+            <w:tcW w:type="dxa" w:w="1776"/>
+          </w:tcPr>
+          <w:p>
+            <w:pPr>
+              <w:bidi w:val="1"/>
+              <w:jc w:val="right"/>
+            </w:pPr>
+            <w:r>
+              <w:rPr>
+                <w:rFonts w:ascii="Arial" w:hAnsi="Arial" w:cs="Arial"/>
+                <w:b w:val="0"/>
+                <w:sz w:val="17"/>
+                <w:u w:val="none"/>
+              </w:rPr>
+              <w:t>השלכתי</w:t>
+            </w:r>
+          </w:p>
+        </w:tc>
+        <w:tc>
+          <w:tcPr>
+            <w:tcW w:type="dxa" w:w="1776"/>
+          </w:tcPr>
+          <w:p>
+            <w:pPr>
+              <w:bidi w:val="1"/>
+              <w:jc w:val="right"/>
+            </w:pPr>
+            <w:r>
+              <w:rPr>
+                <w:rFonts w:ascii="Arial" w:hAnsi="Arial" w:cs="Arial"/>
+                <w:b w:val="0"/>
+                <w:sz w:val="17"/>
+                <w:u w:val="none"/>
+              </w:rPr>
+              <w:t>חשיפת רבדים לא מודעים, יחס לדמויות סמכות, מוטיבציות הישג והתמודדות עם קונפליקטים.</w:t>
+            </w:r>
+          </w:p>
+        </w:tc>
+        <w:tc>
+          <w:tcPr>
+            <w:tcW w:type="dxa" w:w="1776"/>
+          </w:tcPr>
+          <w:p>
+            <w:pPr>
+              <w:bidi w:val="1"/>
+              <w:jc w:val="right"/>
+            </w:pPr>
+            <w:r>
+              <w:rPr>
+                <w:rFonts w:ascii="Arial" w:hAnsi="Arial" w:cs="Arial"/>
+                <w:b w:val="0"/>
+                <w:sz w:val="17"/>
+                <w:u w:val="none"/>
+              </w:rPr>
+              <w:t>הצגת תמונות עמומות, והנבדק מתבקש לספר סיפור הכולל עבר, הווה ועתיד.</w:t>
+            </w:r>
+          </w:p>
+        </w:tc>
+        <w:tc>
+          <w:tcPr>
+            <w:tcW w:type="dxa" w:w="1776"/>
+          </w:tcPr>
+          <w:p>
+            <w:pPr>
+              <w:bidi w:val="1"/>
+              <w:jc w:val="right"/>
+            </w:pPr>
+            <w:r>
+              <w:rPr>
+                <w:rFonts w:ascii="Arial" w:hAnsi="Arial" w:cs="Arial"/>
+                <w:b w:val="0"/>
+                <w:sz w:val="17"/>
+                <w:u w:val="none"/>
+              </w:rPr>
+              <w:t>לא מצוין ערך ספציפי</w:t>
+            </w:r>
+          </w:p>
+        </w:tc>
+        <w:tc>
+          <w:tcPr>
+            <w:tcW w:type="dxa" w:w="1776"/>
+          </w:tcPr>
+          <w:p>
+            <w:pPr>
+              <w:bidi w:val="1"/>
+              <w:jc w:val="right"/>
+            </w:pPr>
+            <w:r>
+              <w:rPr>
+                <w:rFonts w:ascii="Arial" w:hAnsi="Arial" w:cs="Arial"/>
+                <w:b/>
+                <w:sz w:val="17"/>
+                <w:u w:val="none"/>
+              </w:rPr>
+              <w:t>יתרון:</w:t>
+            </w:r>
+            <w:r>
+              <w:rPr>
+                <w:rFonts w:ascii="Arial" w:hAnsi="Arial" w:cs="Arial"/>
+                <w:b w:val="0"/>
+                <w:sz w:val="17"/>
+                <w:u w:val="none"/>
+              </w:rPr>
+              <w:t xml:space="preserve"> מעמיק מאוד, מאפשר התרשמות אינטלקטואלית ורגשית כאחד. </w:t>
+            </w:r>
+            <w:r>
+              <w:rPr>
+                <w:rFonts w:ascii="Arial" w:hAnsi="Arial" w:cs="Arial"/>
+                <w:b/>
+                <w:sz w:val="17"/>
+                <w:u w:val="none"/>
+              </w:rPr>
+              <w:t>חיסרון:</w:t>
+            </w:r>
+            <w:r>
+              <w:rPr>
+                <w:rFonts w:ascii="Arial" w:hAnsi="Arial" w:cs="Arial"/>
+                <w:b w:val="0"/>
+                <w:sz w:val="17"/>
+                <w:u w:val="none"/>
+              </w:rPr>
+              <w:t xml:space="preserve"> דורש זמן רב לניתוח.</w:t>
+            </w:r>
+          </w:p>
+        </w:tc>
+      </w:tr>
+      <w:tr>
+        <w:tc>
+          <w:tcPr>
+            <w:tcW w:type="dxa" w:w="1776"/>
+          </w:tcPr>
+          <w:p>
+            <w:pPr>
+              <w:bidi w:val="1"/>
+              <w:jc w:val="right"/>
+            </w:pPr>
+            <w:r>
+              <w:rPr>
+                <w:rFonts w:ascii="Arial" w:hAnsi="Arial" w:cs="Arial"/>
+                <w:b/>
+                <w:sz w:val="17"/>
+                <w:u w:val="none"/>
+              </w:rPr>
+              <w:t>מרכזי הערכה</w:t>
+            </w:r>
+          </w:p>
+        </w:tc>
+        <w:tc>
+          <w:tcPr>
+            <w:tcW w:type="dxa" w:w="1776"/>
+          </w:tcPr>
+          <w:p>
+            <w:pPr>
+              <w:bidi w:val="1"/>
+              <w:jc w:val="right"/>
+            </w:pPr>
+            <w:r>
+              <w:rPr>
+                <w:rFonts w:ascii="Arial" w:hAnsi="Arial" w:cs="Arial"/>
+                <w:b w:val="0"/>
+                <w:sz w:val="17"/>
+                <w:u w:val="none"/>
+              </w:rPr>
+              <w:t>משולב (שיטת הערכה מעמיקה)</w:t>
+            </w:r>
+          </w:p>
+        </w:tc>
+        <w:tc>
+          <w:tcPr>
+            <w:tcW w:type="dxa" w:w="1776"/>
+          </w:tcPr>
+          <w:p>
+            <w:pPr>
+              <w:bidi w:val="1"/>
+              <w:jc w:val="right"/>
+            </w:pPr>
+            <w:r>
+              <w:rPr>
+                <w:rFonts w:ascii="Arial" w:hAnsi="Arial" w:cs="Arial"/>
+                <w:b w:val="0"/>
+                <w:sz w:val="17"/>
+                <w:u w:val="none"/>
+              </w:rPr>
+              <w:t>הערכה כוללת של התאמת מועמדים לתפקיד מוגדר (</w:t>
+            </w:r>
+            <w:r>
+              <w:rPr>
+                <w:rFonts w:ascii="Arial" w:hAnsi="Arial" w:cs="Arial"/>
+                <w:b/>
+                <w:sz w:val="17"/>
+                <w:u w:val="none"/>
+              </w:rPr>
+              <w:t>KSAOs</w:t>
+            </w:r>
+            <w:r>
+              <w:rPr>
+                <w:rFonts w:ascii="Arial" w:hAnsi="Arial" w:cs="Arial"/>
+                <w:b w:val="0"/>
+                <w:sz w:val="17"/>
+                <w:u w:val="none"/>
+              </w:rPr>
+              <w:t>).</w:t>
+            </w:r>
+          </w:p>
+        </w:tc>
+        <w:tc>
+          <w:tcPr>
+            <w:tcW w:type="dxa" w:w="1776"/>
+          </w:tcPr>
+          <w:p>
+            <w:pPr>
+              <w:bidi w:val="1"/>
+              <w:jc w:val="right"/>
+            </w:pPr>
+            <w:r>
+              <w:rPr>
+                <w:rFonts w:ascii="Arial" w:hAnsi="Arial" w:cs="Arial"/>
+                <w:b w:val="0"/>
+                <w:sz w:val="17"/>
+                <w:u w:val="none"/>
+              </w:rPr>
+              <w:t>שילוב של סימולציות, מבחני אישיות, ראיונות ודירוגי עמיתים.</w:t>
+            </w:r>
+          </w:p>
+        </w:tc>
+        <w:tc>
+          <w:tcPr>
+            <w:tcW w:type="dxa" w:w="1776"/>
+          </w:tcPr>
+          <w:p>
+            <w:pPr>
+              <w:bidi w:val="1"/>
+              <w:jc w:val="right"/>
+            </w:pPr>
+            <w:r>
+              <w:rPr>
+                <w:rFonts w:ascii="Arial" w:hAnsi="Arial" w:cs="Arial"/>
+                <w:b/>
+                <w:sz w:val="17"/>
+                <w:u w:val="single"/>
+              </w:rPr>
+              <w:t>⟨0.76⟩</w:t>
+            </w:r>
+          </w:p>
+        </w:tc>
+        <w:tc>
+          <w:tcPr>
+            <w:tcW w:type="dxa" w:w="1776"/>
+          </w:tcPr>
+          <w:p>
+            <w:pPr>
+              <w:bidi w:val="1"/>
+              <w:jc w:val="right"/>
+            </w:pPr>
+            <w:r>
+              <w:rPr>
+                <w:rFonts w:ascii="Arial" w:hAnsi="Arial" w:cs="Arial"/>
+                <w:b/>
+                <w:sz w:val="17"/>
+                <w:u w:val="none"/>
+              </w:rPr>
+              <w:t>יתרון:</w:t>
+            </w:r>
+            <w:r>
+              <w:rPr>
+                <w:rFonts w:ascii="Arial" w:hAnsi="Arial" w:cs="Arial"/>
+                <w:b w:val="0"/>
+                <w:sz w:val="17"/>
+                <w:u w:val="none"/>
+              </w:rPr>
+              <w:t xml:space="preserve"> </w:t>
+            </w:r>
+            <w:r>
+              <w:rPr>
+                <w:rFonts w:ascii="Arial" w:hAnsi="Arial" w:cs="Arial"/>
+                <w:b/>
+                <w:sz w:val="17"/>
+                <w:u w:val="single"/>
+              </w:rPr>
+              <w:t>התוקף הגבוה ביותר לניבוי הצלחה</w:t>
+            </w:r>
+            <w:r>
+              <w:rPr>
+                <w:rFonts w:ascii="Arial" w:hAnsi="Arial" w:cs="Arial"/>
+                <w:b w:val="0"/>
+                <w:sz w:val="17"/>
+                <w:u w:val="none"/>
+              </w:rPr>
+              <w:t xml:space="preserve">. </w:t>
+            </w:r>
+            <w:r>
+              <w:rPr>
+                <w:rFonts w:ascii="Arial" w:hAnsi="Arial" w:cs="Arial"/>
+                <w:b/>
+                <w:sz w:val="17"/>
+                <w:u w:val="none"/>
+              </w:rPr>
+              <w:t>חיסרון:</w:t>
+            </w:r>
+            <w:r>
+              <w:rPr>
+                <w:rFonts w:ascii="Arial" w:hAnsi="Arial" w:cs="Arial"/>
+                <w:b w:val="0"/>
+                <w:sz w:val="17"/>
+                <w:u w:val="none"/>
+              </w:rPr>
+              <w:t xml:space="preserve"> יקר מאוד ומורכב לביצוע.</w:t>
+            </w:r>
+          </w:p>
+        </w:tc>
+      </w:tr>
+    </w:tbl>
     <w:p>
       <w:pPr>
         <w:bidi w:val="1"/>

--- a/חומר פתוח - מנהיגות בניהול.docx
+++ b/חומר פתוח - מנהיגות בניהול.docx
@@ -95,8 +95,9 @@
           <w:b/>
           <w:color w:val="37474F"/>
           <w:sz w:val="21"/>
-        </w:rPr>
-        <w:t>**מהי מנהיגות ואיפה היא יושבת**</w:t>
+          <w:u w:val="none"/>
+        </w:rPr>
+        <w:t>מהי מנהיגות ואיפה היא יושבת</w:t>
       </w:r>
     </w:p>
     <w:p>
@@ -111,7 +112,16 @@
           <w:b/>
           <w:sz w:val="19"/>
         </w:rPr>
-        <w:t>▪ **מנהיגות**</w:t>
+        <w:t xml:space="preserve">▪ </w:t>
+      </w:r>
+      <w:r>
+        <w:rPr>
+          <w:rFonts w:ascii="Arial" w:hAnsi="Arial" w:cs="Arial"/>
+          <w:b/>
+          <w:sz w:val="19"/>
+          <w:u w:val="none"/>
+        </w:rPr>
+        <w:t>מנהיגות</w:t>
       </w:r>
       <w:r>
         <w:rPr>
@@ -169,7 +179,16 @@
           <w:b/>
           <w:sz w:val="19"/>
         </w:rPr>
-        <w:t>▪ **תפקיד המנהיג**</w:t>
+        <w:t xml:space="preserve">▪ </w:t>
+      </w:r>
+      <w:r>
+        <w:rPr>
+          <w:rFonts w:ascii="Arial" w:hAnsi="Arial" w:cs="Arial"/>
+          <w:b/>
+          <w:sz w:val="19"/>
+          <w:u w:val="none"/>
+        </w:rPr>
+        <w:t>תפקיד המנהיג</w:t>
       </w:r>
       <w:r>
         <w:rPr>
@@ -218,7 +237,16 @@
           <w:b/>
           <w:sz w:val="19"/>
         </w:rPr>
-        <w:t>▪ **אמירת ברנס ⟨1978⟩**</w:t>
+        <w:t xml:space="preserve">▪ </w:t>
+      </w:r>
+      <w:r>
+        <w:rPr>
+          <w:rFonts w:ascii="Arial" w:hAnsi="Arial" w:cs="Arial"/>
+          <w:b/>
+          <w:sz w:val="19"/>
+          <w:u w:val="none"/>
+        </w:rPr>
+        <w:t>אמירת ברנס ⟨1978⟩</w:t>
       </w:r>
       <w:r>
         <w:rPr>
@@ -267,7 +295,16 @@
           <w:b/>
           <w:sz w:val="19"/>
         </w:rPr>
-        <w:t>▪ **היכן ממוקם התחום**</w:t>
+        <w:t xml:space="preserve">▪ </w:t>
+      </w:r>
+      <w:r>
+        <w:rPr>
+          <w:rFonts w:ascii="Arial" w:hAnsi="Arial" w:cs="Arial"/>
+          <w:b/>
+          <w:sz w:val="19"/>
+          <w:u w:val="none"/>
+        </w:rPr>
+        <w:t>היכן ממוקם התחום</w:t>
       </w:r>
       <w:r>
         <w:rPr>
@@ -316,8 +353,9 @@
           <w:b/>
           <w:color w:val="37474F"/>
           <w:sz w:val="21"/>
-        </w:rPr>
-        <w:t>**התנהגות ארגונית**</w:t>
+          <w:u w:val="none"/>
+        </w:rPr>
+        <w:t>התנהגות ארגונית</w:t>
       </w:r>
     </w:p>
     <w:p>
@@ -332,7 +370,16 @@
           <w:b/>
           <w:sz w:val="19"/>
         </w:rPr>
-        <w:t>▪ **התנהגות ארגונית**</w:t>
+        <w:t xml:space="preserve">▪ </w:t>
+      </w:r>
+      <w:r>
+        <w:rPr>
+          <w:rFonts w:ascii="Arial" w:hAnsi="Arial" w:cs="Arial"/>
+          <w:b/>
+          <w:sz w:val="19"/>
+          <w:u w:val="none"/>
+        </w:rPr>
+        <w:t>התנהגות ארגונית</w:t>
       </w:r>
       <w:r>
         <w:rPr>
@@ -399,7 +446,16 @@
           <w:b/>
           <w:sz w:val="19"/>
         </w:rPr>
-        <w:t>▪ **עולם תוכן רב-תחומי**</w:t>
+        <w:t xml:space="preserve">▪ </w:t>
+      </w:r>
+      <w:r>
+        <w:rPr>
+          <w:rFonts w:ascii="Arial" w:hAnsi="Arial" w:cs="Arial"/>
+          <w:b/>
+          <w:sz w:val="19"/>
+          <w:u w:val="none"/>
+        </w:rPr>
+        <w:t>עולם תוכן רב-תחומי</w:t>
       </w:r>
       <w:r>
         <w:rPr>
@@ -529,7 +585,16 @@
           <w:b/>
           <w:sz w:val="19"/>
         </w:rPr>
-        <w:t>▪ **ממדי ניתוח**</w:t>
+        <w:t xml:space="preserve">▪ </w:t>
+      </w:r>
+      <w:r>
+        <w:rPr>
+          <w:rFonts w:ascii="Arial" w:hAnsi="Arial" w:cs="Arial"/>
+          <w:b/>
+          <w:sz w:val="19"/>
+          <w:u w:val="none"/>
+        </w:rPr>
+        <w:t>ממדי ניתוח</w:t>
       </w:r>
       <w:r>
         <w:rPr>
@@ -605,8 +670,9 @@
           <w:b/>
           <w:color w:val="37474F"/>
           <w:sz w:val="21"/>
-        </w:rPr>
-        <w:t>**תיאוריה ארגונית מול ניהולית**</w:t>
+          <w:u w:val="none"/>
+        </w:rPr>
+        <w:t>תיאוריה ארגונית מול ניהולית</w:t>
       </w:r>
     </w:p>
     <w:tbl>
@@ -838,8 +904,9 @@
           <w:b/>
           <w:color w:val="37474F"/>
           <w:sz w:val="21"/>
-        </w:rPr>
-        <w:t>**ניהול וארגון**</w:t>
+          <w:u w:val="none"/>
+        </w:rPr>
+        <w:t>ניהול וארגון</w:t>
       </w:r>
     </w:p>
     <w:p>
@@ -854,7 +921,16 @@
           <w:b/>
           <w:sz w:val="19"/>
         </w:rPr>
-        <w:t>▪ **ניהול**</w:t>
+        <w:t xml:space="preserve">▪ </w:t>
+      </w:r>
+      <w:r>
+        <w:rPr>
+          <w:rFonts w:ascii="Arial" w:hAnsi="Arial" w:cs="Arial"/>
+          <w:b/>
+          <w:sz w:val="19"/>
+          <w:u w:val="none"/>
+        </w:rPr>
+        <w:t>ניהול</w:t>
       </w:r>
       <w:r>
         <w:rPr>
@@ -903,7 +979,16 @@
           <w:b/>
           <w:sz w:val="19"/>
         </w:rPr>
-        <w:t>▪ **גישות ניהוליות**</w:t>
+        <w:t xml:space="preserve">▪ </w:t>
+      </w:r>
+      <w:r>
+        <w:rPr>
+          <w:rFonts w:ascii="Arial" w:hAnsi="Arial" w:cs="Arial"/>
+          <w:b/>
+          <w:sz w:val="19"/>
+          <w:u w:val="none"/>
+        </w:rPr>
+        <w:t>גישות ניהוליות</w:t>
       </w:r>
       <w:r>
         <w:rPr>
@@ -961,7 +1046,16 @@
           <w:b/>
           <w:sz w:val="19"/>
         </w:rPr>
-        <w:t>▪ **ארגון**</w:t>
+        <w:t xml:space="preserve">▪ </w:t>
+      </w:r>
+      <w:r>
+        <w:rPr>
+          <w:rFonts w:ascii="Arial" w:hAnsi="Arial" w:cs="Arial"/>
+          <w:b/>
+          <w:sz w:val="19"/>
+          <w:u w:val="none"/>
+        </w:rPr>
+        <w:t>ארגון</w:t>
       </w:r>
       <w:r>
         <w:rPr>
@@ -1061,7 +1155,16 @@
           <w:b/>
           <w:sz w:val="19"/>
         </w:rPr>
-        <w:t>▪ **מה מסייע להשגת מטרות הארגון**</w:t>
+        <w:t xml:space="preserve">▪ </w:t>
+      </w:r>
+      <w:r>
+        <w:rPr>
+          <w:rFonts w:ascii="Arial" w:hAnsi="Arial" w:cs="Arial"/>
+          <w:b/>
+          <w:sz w:val="19"/>
+          <w:u w:val="none"/>
+        </w:rPr>
+        <w:t>מה מסייע להשגת מטרות הארגון</w:t>
       </w:r>
       <w:r>
         <w:rPr>
@@ -1092,8 +1195,9 @@
           <w:b/>
           <w:color w:val="37474F"/>
           <w:sz w:val="21"/>
-        </w:rPr>
-        <w:t>**התפתחות הגישות הניהוליות**</w:t>
+          <w:u w:val="none"/>
+        </w:rPr>
+        <w:t>התפתחות הגישות הניהוליות</w:t>
       </w:r>
     </w:p>
     <w:tbl>
@@ -1306,8 +1410,9 @@
           <w:b/>
           <w:color w:val="37474F"/>
           <w:sz w:val="21"/>
-        </w:rPr>
-        <w:t>**המודל של פיול**</w:t>
+          <w:u w:val="none"/>
+        </w:rPr>
+        <w:t>המודל של פיול</w:t>
       </w:r>
     </w:p>
     <w:p>
@@ -1337,7 +1442,16 @@
           <w:b/>
           <w:sz w:val="19"/>
         </w:rPr>
-        <w:t>▪ **עקרונות המנהל**</w:t>
+        <w:t xml:space="preserve">▪ </w:t>
+      </w:r>
+      <w:r>
+        <w:rPr>
+          <w:rFonts w:ascii="Arial" w:hAnsi="Arial" w:cs="Arial"/>
+          <w:b/>
+          <w:sz w:val="19"/>
+          <w:u w:val="none"/>
+        </w:rPr>
+        <w:t>עקרונות המנהל</w:t>
       </w:r>
       <w:r>
         <w:rPr>
@@ -1377,7 +1491,16 @@
           <w:b/>
           <w:sz w:val="19"/>
         </w:rPr>
-        <w:t>▪ **חלוקת עבודה**</w:t>
+        <w:t xml:space="preserve">▪ </w:t>
+      </w:r>
+      <w:r>
+        <w:rPr>
+          <w:rFonts w:ascii="Arial" w:hAnsi="Arial" w:cs="Arial"/>
+          <w:b/>
+          <w:sz w:val="19"/>
+          <w:u w:val="none"/>
+        </w:rPr>
+        <w:t>חלוקת עבודה</w:t>
       </w:r>
       <w:r>
         <w:rPr>
@@ -1426,7 +1549,16 @@
           <w:b/>
           <w:sz w:val="19"/>
         </w:rPr>
-        <w:t>▪ **סמכות ואחריות**</w:t>
+        <w:t xml:space="preserve">▪ </w:t>
+      </w:r>
+      <w:r>
+        <w:rPr>
+          <w:rFonts w:ascii="Arial" w:hAnsi="Arial" w:cs="Arial"/>
+          <w:b/>
+          <w:sz w:val="19"/>
+          <w:u w:val="none"/>
+        </w:rPr>
+        <w:t>סמכות ואחריות</w:t>
       </w:r>
       <w:r>
         <w:rPr>
@@ -1475,7 +1607,16 @@
           <w:b/>
           <w:sz w:val="19"/>
         </w:rPr>
-        <w:t>▪ **משמעת**</w:t>
+        <w:t xml:space="preserve">▪ </w:t>
+      </w:r>
+      <w:r>
+        <w:rPr>
+          <w:rFonts w:ascii="Arial" w:hAnsi="Arial" w:cs="Arial"/>
+          <w:b/>
+          <w:sz w:val="19"/>
+          <w:u w:val="none"/>
+        </w:rPr>
+        <w:t>משמעת</w:t>
       </w:r>
       <w:r>
         <w:rPr>
@@ -1524,7 +1665,16 @@
           <w:b/>
           <w:sz w:val="19"/>
         </w:rPr>
-        <w:t>▪ **אחדות הפיקוד**</w:t>
+        <w:t xml:space="preserve">▪ </w:t>
+      </w:r>
+      <w:r>
+        <w:rPr>
+          <w:rFonts w:ascii="Arial" w:hAnsi="Arial" w:cs="Arial"/>
+          <w:b/>
+          <w:sz w:val="19"/>
+          <w:u w:val="none"/>
+        </w:rPr>
+        <w:t>אחדות הפיקוד</w:t>
       </w:r>
       <w:r>
         <w:rPr>
@@ -1573,7 +1723,16 @@
           <w:b/>
           <w:sz w:val="19"/>
         </w:rPr>
-        <w:t>▪ **אחדות הכיוון**</w:t>
+        <w:t xml:space="preserve">▪ </w:t>
+      </w:r>
+      <w:r>
+        <w:rPr>
+          <w:rFonts w:ascii="Arial" w:hAnsi="Arial" w:cs="Arial"/>
+          <w:b/>
+          <w:sz w:val="19"/>
+          <w:u w:val="none"/>
+        </w:rPr>
+        <w:t>אחדות הכיוון</w:t>
       </w:r>
       <w:r>
         <w:rPr>
@@ -1622,7 +1781,16 @@
           <w:b/>
           <w:sz w:val="19"/>
         </w:rPr>
-        <w:t>▪ **תגמול**</w:t>
+        <w:t xml:space="preserve">▪ </w:t>
+      </w:r>
+      <w:r>
+        <w:rPr>
+          <w:rFonts w:ascii="Arial" w:hAnsi="Arial" w:cs="Arial"/>
+          <w:b/>
+          <w:sz w:val="19"/>
+          <w:u w:val="none"/>
+        </w:rPr>
+        <w:t>תגמול</w:t>
       </w:r>
       <w:r>
         <w:rPr>
@@ -1671,7 +1839,16 @@
           <w:b/>
           <w:sz w:val="19"/>
         </w:rPr>
-        <w:t>▪ **ריכוז מול ביזור**</w:t>
+        <w:t xml:space="preserve">▪ </w:t>
+      </w:r>
+      <w:r>
+        <w:rPr>
+          <w:rFonts w:ascii="Arial" w:hAnsi="Arial" w:cs="Arial"/>
+          <w:b/>
+          <w:sz w:val="19"/>
+          <w:u w:val="none"/>
+        </w:rPr>
+        <w:t>ריכוז מול ביזור</w:t>
       </w:r>
       <w:r>
         <w:rPr>
@@ -1720,7 +1897,16 @@
           <w:b/>
           <w:sz w:val="19"/>
         </w:rPr>
-        <w:t>▪ **עקרונות נוספים**</w:t>
+        <w:t xml:space="preserve">▪ </w:t>
+      </w:r>
+      <w:r>
+        <w:rPr>
+          <w:rFonts w:ascii="Arial" w:hAnsi="Arial" w:cs="Arial"/>
+          <w:b/>
+          <w:sz w:val="19"/>
+          <w:u w:val="none"/>
+        </w:rPr>
+        <w:t>עקרונות נוספים</w:t>
       </w:r>
       <w:r>
         <w:rPr>
@@ -1832,7 +2018,16 @@
           <w:b/>
           <w:sz w:val="19"/>
         </w:rPr>
-        <w:t>▪ **אחדות מטרות**</w:t>
+        <w:t xml:space="preserve">▪ </w:t>
+      </w:r>
+      <w:r>
+        <w:rPr>
+          <w:rFonts w:ascii="Arial" w:hAnsi="Arial" w:cs="Arial"/>
+          <w:b/>
+          <w:sz w:val="19"/>
+          <w:u w:val="none"/>
+        </w:rPr>
+        <w:t>אחדות מטרות</w:t>
       </w:r>
       <w:r>
         <w:rPr>
@@ -1863,8 +2058,9 @@
           <w:b/>
           <w:color w:val="37474F"/>
           <w:sz w:val="21"/>
-        </w:rPr>
-        <w:t>**הניהול המדעי — פרידריך טיילור**</w:t>
+          <w:u w:val="none"/>
+        </w:rPr>
+        <w:t>הניהול המדעי — פרידריך טיילור</w:t>
       </w:r>
     </w:p>
     <w:p>
@@ -1957,7 +2153,16 @@
           <w:b/>
           <w:sz w:val="19"/>
         </w:rPr>
-        <w:t>▪ **One Best Way**</w:t>
+        <w:t xml:space="preserve">▪ </w:t>
+      </w:r>
+      <w:r>
+        <w:rPr>
+          <w:rFonts w:ascii="Arial" w:hAnsi="Arial" w:cs="Arial"/>
+          <w:b/>
+          <w:sz w:val="19"/>
+          <w:u w:val="none"/>
+        </w:rPr>
+        <w:t>One Best Way</w:t>
       </w:r>
       <w:r>
         <w:rPr>
@@ -2024,7 +2229,16 @@
           <w:b/>
           <w:sz w:val="19"/>
         </w:rPr>
-        <w:t>▪ **הנחת היסוד של השיטה: (1) אינטרס משותף**</w:t>
+        <w:t xml:space="preserve">▪ </w:t>
+      </w:r>
+      <w:r>
+        <w:rPr>
+          <w:rFonts w:ascii="Arial" w:hAnsi="Arial" w:cs="Arial"/>
+          <w:b/>
+          <w:sz w:val="19"/>
+          <w:u w:val="none"/>
+        </w:rPr>
+        <w:t>הנחת היסוד של השיטה: (1) אינטרס משותף</w:t>
       </w:r>
       <w:r>
         <w:rPr>
@@ -2100,7 +2314,16 @@
           <w:b/>
           <w:sz w:val="19"/>
         </w:rPr>
-        <w:t>▪ **(3) תפיסת העובד**</w:t>
+        <w:t xml:space="preserve">▪ </w:t>
+      </w:r>
+      <w:r>
+        <w:rPr>
+          <w:rFonts w:ascii="Arial" w:hAnsi="Arial" w:cs="Arial"/>
+          <w:b/>
+          <w:sz w:val="19"/>
+          <w:u w:val="none"/>
+        </w:rPr>
+        <w:t>(3) תפיסת העובד</w:t>
       </w:r>
       <w:r>
         <w:rPr>
@@ -2158,7 +2381,16 @@
           <w:b/>
           <w:sz w:val="19"/>
         </w:rPr>
-        <w:t>▪ **איך מגדילים פריון**</w:t>
+        <w:t xml:space="preserve">▪ </w:t>
+      </w:r>
+      <w:r>
+        <w:rPr>
+          <w:rFonts w:ascii="Arial" w:hAnsi="Arial" w:cs="Arial"/>
+          <w:b/>
+          <w:sz w:val="19"/>
+          <w:u w:val="none"/>
+        </w:rPr>
+        <w:t>איך מגדילים פריון</w:t>
       </w:r>
       <w:r>
         <w:rPr>
@@ -2234,7 +2466,16 @@
           <w:b/>
           <w:sz w:val="19"/>
         </w:rPr>
-        <w:t>▪ **עקרונות הגישה**</w:t>
+        <w:t xml:space="preserve">▪ </w:t>
+      </w:r>
+      <w:r>
+        <w:rPr>
+          <w:rFonts w:ascii="Arial" w:hAnsi="Arial" w:cs="Arial"/>
+          <w:b/>
+          <w:sz w:val="19"/>
+          <w:u w:val="none"/>
+        </w:rPr>
+        <w:t>עקרונות הגישה</w:t>
       </w:r>
       <w:r>
         <w:rPr>
@@ -2301,7 +2542,16 @@
           <w:b/>
           <w:sz w:val="19"/>
         </w:rPr>
-        <w:t>▪ **ניהול מכאניסטי-אינסטרומנטלי**</w:t>
+        <w:t xml:space="preserve">▪ </w:t>
+      </w:r>
+      <w:r>
+        <w:rPr>
+          <w:rFonts w:ascii="Arial" w:hAnsi="Arial" w:cs="Arial"/>
+          <w:b/>
+          <w:sz w:val="19"/>
+          <w:u w:val="none"/>
+        </w:rPr>
+        <w:t>ניהול מכאניסטי-אינסטרומנטלי</w:t>
       </w:r>
       <w:r>
         <w:rPr>
@@ -2401,8 +2651,9 @@
           <w:b/>
           <w:color w:val="37474F"/>
           <w:sz w:val="21"/>
-        </w:rPr>
-        <w:t>**הגישה המכאנית**</w:t>
+          <w:u w:val="none"/>
+        </w:rPr>
+        <w:t>הגישה המכאנית</w:t>
       </w:r>
     </w:p>
     <w:p>
@@ -2417,7 +2668,16 @@
           <w:b/>
           <w:sz w:val="19"/>
         </w:rPr>
-        <w:t>▪ **הגישה המכאנית**</w:t>
+        <w:t xml:space="preserve">▪ </w:t>
+      </w:r>
+      <w:r>
+        <w:rPr>
+          <w:rFonts w:ascii="Arial" w:hAnsi="Arial" w:cs="Arial"/>
+          <w:b/>
+          <w:sz w:val="19"/>
+          <w:u w:val="none"/>
+        </w:rPr>
+        <w:t>הגישה המכאנית</w:t>
       </w:r>
       <w:r>
         <w:rPr>
@@ -2484,8 +2744,9 @@
           <w:b/>
           <w:color w:val="37474F"/>
           <w:sz w:val="21"/>
-        </w:rPr>
-        <w:t>**בירוקרטיה — מקס וובר**</w:t>
+          <w:u w:val="none"/>
+        </w:rPr>
+        <w:t>בירוקרטיה — מקס וובר</w:t>
       </w:r>
     </w:p>
     <w:p>
@@ -2500,7 +2761,16 @@
           <w:b/>
           <w:sz w:val="19"/>
         </w:rPr>
-        <w:t>▪ **מקור השם**</w:t>
+        <w:t xml:space="preserve">▪ </w:t>
+      </w:r>
+      <w:r>
+        <w:rPr>
+          <w:rFonts w:ascii="Arial" w:hAnsi="Arial" w:cs="Arial"/>
+          <w:b/>
+          <w:sz w:val="19"/>
+          <w:u w:val="none"/>
+        </w:rPr>
+        <w:t>מקור השם</w:t>
       </w:r>
       <w:r>
         <w:rPr>
@@ -2558,7 +2828,16 @@
           <w:b/>
           <w:sz w:val="19"/>
         </w:rPr>
-        <w:t>▪ **הציטוט**</w:t>
+        <w:t xml:space="preserve">▪ </w:t>
+      </w:r>
+      <w:r>
+        <w:rPr>
+          <w:rFonts w:ascii="Arial" w:hAnsi="Arial" w:cs="Arial"/>
+          <w:b/>
+          <w:sz w:val="19"/>
+          <w:u w:val="none"/>
+        </w:rPr>
+        <w:t>הציטוט</w:t>
       </w:r>
       <w:r>
         <w:rPr>
@@ -2703,7 +2982,16 @@
           <w:b/>
           <w:sz w:val="19"/>
         </w:rPr>
-        <w:t>▪ **מקור הסמכות**</w:t>
+        <w:t xml:space="preserve">▪ </w:t>
+      </w:r>
+      <w:r>
+        <w:rPr>
+          <w:rFonts w:ascii="Arial" w:hAnsi="Arial" w:cs="Arial"/>
+          <w:b/>
+          <w:sz w:val="19"/>
+          <w:u w:val="none"/>
+        </w:rPr>
+        <w:t>מקור הסמכות</w:t>
       </w:r>
       <w:r>
         <w:rPr>
@@ -2743,7 +3031,16 @@
           <w:b/>
           <w:sz w:val="19"/>
         </w:rPr>
-        <w:t>▪ **תפיסת העובד**</w:t>
+        <w:t xml:space="preserve">▪ </w:t>
+      </w:r>
+      <w:r>
+        <w:rPr>
+          <w:rFonts w:ascii="Arial" w:hAnsi="Arial" w:cs="Arial"/>
+          <w:b/>
+          <w:sz w:val="19"/>
+          <w:u w:val="none"/>
+        </w:rPr>
+        <w:t>תפיסת העובד</w:t>
       </w:r>
       <w:r>
         <w:rPr>
@@ -2798,7 +3095,16 @@
           <w:b/>
           <w:sz w:val="19"/>
         </w:rPr>
-        <w:t>▪ **מטרת הגישה**</w:t>
+        <w:t xml:space="preserve">▪ </w:t>
+      </w:r>
+      <w:r>
+        <w:rPr>
+          <w:rFonts w:ascii="Arial" w:hAnsi="Arial" w:cs="Arial"/>
+          <w:b/>
+          <w:sz w:val="19"/>
+          <w:u w:val="none"/>
+        </w:rPr>
+        <w:t>מטרת הגישה</w:t>
       </w:r>
       <w:r>
         <w:rPr>
@@ -2847,8 +3153,9 @@
           <w:b/>
           <w:color w:val="37474F"/>
           <w:sz w:val="21"/>
-        </w:rPr>
-        <w:t>**תשעת עקרונות הארגון הביורוקרטי**</w:t>
+          <w:u w:val="none"/>
+        </w:rPr>
+        <w:t>תשעת עקרונות הארגון הביורוקרטי</w:t>
       </w:r>
     </w:p>
     <w:p>
@@ -2863,7 +3170,16 @@
           <w:b/>
           <w:sz w:val="19"/>
         </w:rPr>
-        <w:t>▪ **עקרונות הארגון הביורוקרטי**</w:t>
+        <w:t xml:space="preserve">▪ </w:t>
+      </w:r>
+      <w:r>
+        <w:rPr>
+          <w:rFonts w:ascii="Arial" w:hAnsi="Arial" w:cs="Arial"/>
+          <w:b/>
+          <w:sz w:val="19"/>
+          <w:u w:val="none"/>
+        </w:rPr>
+        <w:t>עקרונות הארגון הביורוקרטי</w:t>
       </w:r>
       <w:r>
         <w:rPr>
@@ -3033,8 +3349,9 @@
           <w:b/>
           <w:color w:val="2E7D32"/>
           <w:sz w:val="21"/>
-        </w:rPr>
-        <w:t>**מחקרי האות'ורן ⟨1927-1929⟩**</w:t>
+          <w:u w:val="none"/>
+        </w:rPr>
+        <w:t>מחקרי האות'ורן ⟨1927-1929⟩</w:t>
       </w:r>
     </w:p>
     <w:p>
@@ -3049,7 +3366,16 @@
           <w:b/>
           <w:sz w:val="19"/>
         </w:rPr>
-        <w:t>▪ **מה נבדק**</w:t>
+        <w:t xml:space="preserve">▪ </w:t>
+      </w:r>
+      <w:r>
+        <w:rPr>
+          <w:rFonts w:ascii="Arial" w:hAnsi="Arial" w:cs="Arial"/>
+          <w:b/>
+          <w:sz w:val="19"/>
+          <w:u w:val="none"/>
+        </w:rPr>
+        <w:t>מה נבדק</w:t>
       </w:r>
       <w:r>
         <w:rPr>
@@ -3116,7 +3442,16 @@
           <w:b/>
           <w:sz w:val="19"/>
         </w:rPr>
-        <w:t>▪ **מה שינו**</w:t>
+        <w:t xml:space="preserve">▪ </w:t>
+      </w:r>
+      <w:r>
+        <w:rPr>
+          <w:rFonts w:ascii="Arial" w:hAnsi="Arial" w:cs="Arial"/>
+          <w:b/>
+          <w:sz w:val="19"/>
+          <w:u w:val="none"/>
+        </w:rPr>
+        <w:t>מה שינו</w:t>
       </w:r>
       <w:r>
         <w:rPr>
@@ -3165,7 +3500,16 @@
           <w:b/>
           <w:sz w:val="19"/>
         </w:rPr>
-        <w:t>▪ **הנחת המחקר**</w:t>
+        <w:t xml:space="preserve">▪ </w:t>
+      </w:r>
+      <w:r>
+        <w:rPr>
+          <w:rFonts w:ascii="Arial" w:hAnsi="Arial" w:cs="Arial"/>
+          <w:b/>
+          <w:sz w:val="19"/>
+          <w:u w:val="none"/>
+        </w:rPr>
+        <w:t>הנחת המחקר</w:t>
       </w:r>
       <w:r>
         <w:rPr>
@@ -3196,7 +3540,16 @@
           <w:b/>
           <w:sz w:val="19"/>
         </w:rPr>
-        <w:t>▪ **התוצאה**</w:t>
+        <w:t xml:space="preserve">▪ </w:t>
+      </w:r>
+      <w:r>
+        <w:rPr>
+          <w:rFonts w:ascii="Arial" w:hAnsi="Arial" w:cs="Arial"/>
+          <w:b/>
+          <w:sz w:val="19"/>
+          <w:u w:val="none"/>
+        </w:rPr>
+        <w:t>התוצאה</w:t>
       </w:r>
       <w:r>
         <w:rPr>
@@ -3254,8 +3607,9 @@
           <w:b/>
           <w:color w:val="2E7D32"/>
           <w:sz w:val="21"/>
-        </w:rPr>
-        <w:t>**מה גילו בפועל**</w:t>
+          <w:u w:val="none"/>
+        </w:rPr>
+        <w:t>מה גילו בפועל</w:t>
       </w:r>
     </w:p>
     <w:p>
@@ -3270,7 +3624,16 @@
           <w:b/>
           <w:sz w:val="19"/>
         </w:rPr>
-        <w:t>▪ **מבנה בלתי פורמלי**</w:t>
+        <w:t xml:space="preserve">▪ </w:t>
+      </w:r>
+      <w:r>
+        <w:rPr>
+          <w:rFonts w:ascii="Arial" w:hAnsi="Arial" w:cs="Arial"/>
+          <w:b/>
+          <w:sz w:val="19"/>
+          <w:u w:val="none"/>
+        </w:rPr>
+        <w:t>מבנה בלתי פורמלי</w:t>
       </w:r>
       <w:r>
         <w:rPr>
@@ -3337,7 +3700,16 @@
           <w:b/>
           <w:sz w:val="19"/>
         </w:rPr>
-        <w:t>▪ **נורמות קבוצתיות**</w:t>
+        <w:t xml:space="preserve">▪ </w:t>
+      </w:r>
+      <w:r>
+        <w:rPr>
+          <w:rFonts w:ascii="Arial" w:hAnsi="Arial" w:cs="Arial"/>
+          <w:b/>
+          <w:sz w:val="19"/>
+          <w:u w:val="none"/>
+        </w:rPr>
+        <w:t>נורמות קבוצתיות</w:t>
       </w:r>
       <w:r>
         <w:rPr>
@@ -3422,7 +3794,16 @@
           <w:b/>
           <w:sz w:val="19"/>
         </w:rPr>
-        <w:t>▪ **לכידות חברתית**</w:t>
+        <w:t xml:space="preserve">▪ </w:t>
+      </w:r>
+      <w:r>
+        <w:rPr>
+          <w:rFonts w:ascii="Arial" w:hAnsi="Arial" w:cs="Arial"/>
+          <w:b/>
+          <w:sz w:val="19"/>
+          <w:u w:val="none"/>
+        </w:rPr>
+        <w:t>לכידות חברתית</w:t>
       </w:r>
       <w:r>
         <w:rPr>
@@ -3489,8 +3870,9 @@
           <w:b/>
           <w:color w:val="2E7D32"/>
           <w:sz w:val="21"/>
-        </w:rPr>
-        <w:t>**מסקנות**</w:t>
+          <w:u w:val="none"/>
+        </w:rPr>
+        <w:t>מסקנות</w:t>
       </w:r>
     </w:p>
     <w:p>
@@ -3505,7 +3887,16 @@
           <w:b/>
           <w:sz w:val="19"/>
         </w:rPr>
-        <w:t>▪ **מסקנות האות'ורן**</w:t>
+        <w:t xml:space="preserve">▪ </w:t>
+      </w:r>
+      <w:r>
+        <w:rPr>
+          <w:rFonts w:ascii="Arial" w:hAnsi="Arial" w:cs="Arial"/>
+          <w:b/>
+          <w:sz w:val="19"/>
+          <w:u w:val="none"/>
+        </w:rPr>
+        <w:t>מסקנות האות'ורן</w:t>
       </w:r>
       <w:r>
         <w:rPr>
@@ -3698,6 +4089,7 @@
           <w:b/>
           <w:color w:val="2E7D32"/>
           <w:sz w:val="21"/>
+          <w:u w:val="none"/>
         </w:rPr>
         <w:t>הארגון הינו מערכת חברתית</w:t>
       </w:r>
@@ -3714,8 +4106,9 @@
           <w:b/>
           <w:color w:val="2E7D32"/>
           <w:sz w:val="21"/>
-        </w:rPr>
-        <w:t>**אפקטים נלווים**</w:t>
+          <w:u w:val="none"/>
+        </w:rPr>
+        <w:t>אפקטים נלווים</w:t>
       </w:r>
     </w:p>
     <w:p>
@@ -3730,7 +4123,16 @@
           <w:b/>
           <w:sz w:val="19"/>
         </w:rPr>
-        <w:t>▪ **אפקט הות'ורן**</w:t>
+        <w:t xml:space="preserve">▪ </w:t>
+      </w:r>
+      <w:r>
+        <w:rPr>
+          <w:rFonts w:ascii="Arial" w:hAnsi="Arial" w:cs="Arial"/>
+          <w:b/>
+          <w:sz w:val="19"/>
+          <w:u w:val="none"/>
+        </w:rPr>
+        <w:t>אפקט הות'ורן</w:t>
       </w:r>
       <w:r>
         <w:rPr>
@@ -3779,7 +4181,16 @@
           <w:b/>
           <w:sz w:val="19"/>
         </w:rPr>
-        <w:t>▪ **חוללות עצמית Self efficacy**</w:t>
+        <w:t xml:space="preserve">▪ </w:t>
+      </w:r>
+      <w:r>
+        <w:rPr>
+          <w:rFonts w:ascii="Arial" w:hAnsi="Arial" w:cs="Arial"/>
+          <w:b/>
+          <w:sz w:val="19"/>
+          <w:u w:val="none"/>
+        </w:rPr>
+        <w:t>חוללות עצמית Self efficacy</w:t>
       </w:r>
     </w:p>
     <w:p>
@@ -3878,8 +4289,9 @@
           <w:b/>
           <w:color w:val="2E7D32"/>
           <w:sz w:val="21"/>
-        </w:rPr>
-        <w:t>**גישת יחסי האנוש — מאיו 1930-1960**</w:t>
+          <w:u w:val="none"/>
+        </w:rPr>
+        <w:t>גישת יחסי האנוש — מאיו 1930-1960</w:t>
       </w:r>
     </w:p>
     <w:p>
@@ -3894,7 +4306,16 @@
           <w:b/>
           <w:sz w:val="19"/>
         </w:rPr>
-        <w:t>▪ **אופי הגישה**</w:t>
+        <w:t xml:space="preserve">▪ </w:t>
+      </w:r>
+      <w:r>
+        <w:rPr>
+          <w:rFonts w:ascii="Arial" w:hAnsi="Arial" w:cs="Arial"/>
+          <w:b/>
+          <w:sz w:val="19"/>
+          <w:u w:val="none"/>
+        </w:rPr>
+        <w:t>אופי הגישה</w:t>
       </w:r>
       <w:r>
         <w:rPr>
@@ -3934,7 +4355,16 @@
           <w:b/>
           <w:sz w:val="19"/>
         </w:rPr>
-        <w:t>▪ **תפיסת העובד**</w:t>
+        <w:t xml:space="preserve">▪ </w:t>
+      </w:r>
+      <w:r>
+        <w:rPr>
+          <w:rFonts w:ascii="Arial" w:hAnsi="Arial" w:cs="Arial"/>
+          <w:b/>
+          <w:sz w:val="19"/>
+          <w:u w:val="none"/>
+        </w:rPr>
+        <w:t>תפיסת העובד</w:t>
       </w:r>
       <w:r>
         <w:rPr>
@@ -3992,7 +4422,16 @@
           <w:b/>
           <w:sz w:val="19"/>
         </w:rPr>
-        <w:t>▪ **מה למדוד**</w:t>
+        <w:t xml:space="preserve">▪ </w:t>
+      </w:r>
+      <w:r>
+        <w:rPr>
+          <w:rFonts w:ascii="Arial" w:hAnsi="Arial" w:cs="Arial"/>
+          <w:b/>
+          <w:sz w:val="19"/>
+          <w:u w:val="none"/>
+        </w:rPr>
+        <w:t>מה למדוד</w:t>
       </w:r>
       <w:r>
         <w:rPr>
@@ -4077,7 +4516,16 @@
           <w:b/>
           <w:sz w:val="19"/>
         </w:rPr>
-        <w:t>▪ **תפיסת הניהול**</w:t>
+        <w:t xml:space="preserve">▪ </w:t>
+      </w:r>
+      <w:r>
+        <w:rPr>
+          <w:rFonts w:ascii="Arial" w:hAnsi="Arial" w:cs="Arial"/>
+          <w:b/>
+          <w:sz w:val="19"/>
+          <w:u w:val="none"/>
+        </w:rPr>
+        <w:t>תפיסת הניהול</w:t>
       </w:r>
       <w:r>
         <w:rPr>
@@ -4159,7 +4607,16 @@
           <w:b/>
           <w:sz w:val="19"/>
         </w:rPr>
-        <w:t>▪ **תרבות ארגונית**</w:t>
+        <w:t xml:space="preserve">▪ </w:t>
+      </w:r>
+      <w:r>
+        <w:rPr>
+          <w:rFonts w:ascii="Arial" w:hAnsi="Arial" w:cs="Arial"/>
+          <w:b/>
+          <w:sz w:val="19"/>
+          <w:u w:val="none"/>
+        </w:rPr>
+        <w:t>תרבות ארגונית</w:t>
       </w:r>
       <w:r>
         <w:rPr>
@@ -4217,8 +4674,9 @@
           <w:b/>
           <w:color w:val="2E7D32"/>
           <w:sz w:val="21"/>
-        </w:rPr>
-        <w:t>**גישת X/Y — מקגרגור**</w:t>
+          <w:u w:val="none"/>
+        </w:rPr>
+        <w:t>גישת X/Y — מקגרגור</w:t>
       </w:r>
     </w:p>
     <w:p>
@@ -4642,8 +5100,9 @@
           <w:b/>
           <w:color w:val="2E7D32"/>
           <w:sz w:val="21"/>
-        </w:rPr>
-        <w:t>**ניהול איכות כוללת — TQM**</w:t>
+          <w:u w:val="none"/>
+        </w:rPr>
+        <w:t>ניהול איכות כוללת — TQM</w:t>
       </w:r>
     </w:p>
     <w:p>
@@ -4658,7 +5117,16 @@
           <w:b/>
           <w:sz w:val="19"/>
         </w:rPr>
-        <w:t>▪ **עקרונות**</w:t>
+        <w:t xml:space="preserve">▪ </w:t>
+      </w:r>
+      <w:r>
+        <w:rPr>
+          <w:rFonts w:ascii="Arial" w:hAnsi="Arial" w:cs="Arial"/>
+          <w:b/>
+          <w:sz w:val="19"/>
+          <w:u w:val="none"/>
+        </w:rPr>
+        <w:t>עקרונות</w:t>
       </w:r>
       <w:r>
         <w:rPr>
@@ -4779,8 +5247,9 @@
           <w:b/>
           <w:color w:val="2E7D32"/>
           <w:sz w:val="21"/>
-        </w:rPr>
-        <w:t>**הינדוס מחדש — Re-engineering**</w:t>
+          <w:u w:val="none"/>
+        </w:rPr>
+        <w:t>הינדוס מחדש — Re-engineering</w:t>
       </w:r>
     </w:p>
     <w:p>
@@ -4795,7 +5264,16 @@
           <w:b/>
           <w:sz w:val="19"/>
         </w:rPr>
-        <w:t>▪ **מהו**</w:t>
+        <w:t xml:space="preserve">▪ </w:t>
+      </w:r>
+      <w:r>
+        <w:rPr>
+          <w:rFonts w:ascii="Arial" w:hAnsi="Arial" w:cs="Arial"/>
+          <w:b/>
+          <w:sz w:val="19"/>
+          <w:u w:val="none"/>
+        </w:rPr>
+        <w:t>מהו</w:t>
       </w:r>
       <w:r>
         <w:rPr>
@@ -4835,7 +5313,16 @@
           <w:b/>
           <w:sz w:val="19"/>
         </w:rPr>
-        <w:t>▪ **השאלה המנחה**</w:t>
+        <w:t xml:space="preserve">▪ </w:t>
+      </w:r>
+      <w:r>
+        <w:rPr>
+          <w:rFonts w:ascii="Arial" w:hAnsi="Arial" w:cs="Arial"/>
+          <w:b/>
+          <w:sz w:val="19"/>
+          <w:u w:val="none"/>
+        </w:rPr>
+        <w:t>השאלה המנחה</w:t>
       </w:r>
       <w:r>
         <w:rPr>
@@ -4884,7 +5371,16 @@
           <w:b/>
           <w:sz w:val="19"/>
         </w:rPr>
-        <w:t>▪ **מתי מתאים**</w:t>
+        <w:t xml:space="preserve">▪ </w:t>
+      </w:r>
+      <w:r>
+        <w:rPr>
+          <w:rFonts w:ascii="Arial" w:hAnsi="Arial" w:cs="Arial"/>
+          <w:b/>
+          <w:sz w:val="19"/>
+          <w:u w:val="none"/>
+        </w:rPr>
+        <w:t>מתי מתאים</w:t>
       </w:r>
       <w:r>
         <w:rPr>
@@ -4951,7 +5447,16 @@
           <w:b/>
           <w:sz w:val="19"/>
         </w:rPr>
-        <w:t>▪ **עיקרון**</w:t>
+        <w:t xml:space="preserve">▪ </w:t>
+      </w:r>
+      <w:r>
+        <w:rPr>
+          <w:rFonts w:ascii="Arial" w:hAnsi="Arial" w:cs="Arial"/>
+          <w:b/>
+          <w:sz w:val="19"/>
+          <w:u w:val="none"/>
+        </w:rPr>
+        <w:t>עיקרון</w:t>
       </w:r>
       <w:r>
         <w:rPr>
@@ -4982,8 +5487,19 @@
           <w:b/>
           <w:color w:val="2E7D32"/>
           <w:sz w:val="21"/>
-        </w:rPr>
-        <w:t>**גישת המערכת** – פתוחה וסגורה</w:t>
+          <w:u w:val="none"/>
+        </w:rPr>
+        <w:t>גישת המערכת</w:t>
+      </w:r>
+      <w:r>
+        <w:rPr>
+          <w:rFonts w:ascii="Arial" w:hAnsi="Arial" w:cs="Arial"/>
+          <w:b/>
+          <w:color w:val="2E7D32"/>
+          <w:sz w:val="21"/>
+          <w:u w:val="none"/>
+        </w:rPr>
+        <w:t xml:space="preserve"> – פתוחה וסגורה</w:t>
       </w:r>
     </w:p>
     <w:p>
@@ -4998,7 +5514,16 @@
           <w:b/>
           <w:sz w:val="19"/>
         </w:rPr>
-        <w:t>▪ **התפיסה**</w:t>
+        <w:t xml:space="preserve">▪ </w:t>
+      </w:r>
+      <w:r>
+        <w:rPr>
+          <w:rFonts w:ascii="Arial" w:hAnsi="Arial" w:cs="Arial"/>
+          <w:b/>
+          <w:sz w:val="19"/>
+          <w:u w:val="none"/>
+        </w:rPr>
+        <w:t>התפיסה</w:t>
       </w:r>
       <w:r>
         <w:rPr>
@@ -5371,7 +5896,16 @@
           <w:b/>
           <w:sz w:val="19"/>
         </w:rPr>
-        <w:t>▪ **מדוע התחזקה התלות**</w:t>
+        <w:t xml:space="preserve">▪ </w:t>
+      </w:r>
+      <w:r>
+        <w:rPr>
+          <w:rFonts w:ascii="Arial" w:hAnsi="Arial" w:cs="Arial"/>
+          <w:b/>
+          <w:sz w:val="19"/>
+          <w:u w:val="none"/>
+        </w:rPr>
+        <w:t>מדוע התחזקה התלות</w:t>
       </w:r>
       <w:r>
         <w:rPr>
@@ -5420,8 +5954,9 @@
           <w:b/>
           <w:color w:val="2E7D32"/>
           <w:sz w:val="21"/>
-        </w:rPr>
-        <w:t>**גישת התלות — Contingency**</w:t>
+          <w:u w:val="none"/>
+        </w:rPr>
+        <w:t>גישת התלות — Contingency</w:t>
       </w:r>
     </w:p>
     <w:p>
@@ -5436,7 +5971,16 @@
           <w:b/>
           <w:sz w:val="19"/>
         </w:rPr>
-        <w:t>▪ **הטענה**</w:t>
+        <w:t xml:space="preserve">▪ </w:t>
+      </w:r>
+      <w:r>
+        <w:rPr>
+          <w:rFonts w:ascii="Arial" w:hAnsi="Arial" w:cs="Arial"/>
+          <w:b/>
+          <w:sz w:val="19"/>
+          <w:u w:val="none"/>
+        </w:rPr>
+        <w:t>הטענה</w:t>
       </w:r>
       <w:r>
         <w:rPr>
@@ -5476,7 +6020,16 @@
           <w:b/>
           <w:sz w:val="19"/>
         </w:rPr>
-        <w:t>▪ **הצלחה ניהולית**</w:t>
+        <w:t xml:space="preserve">▪ </w:t>
+      </w:r>
+      <w:r>
+        <w:rPr>
+          <w:rFonts w:ascii="Arial" w:hAnsi="Arial" w:cs="Arial"/>
+          <w:b/>
+          <w:sz w:val="19"/>
+          <w:u w:val="none"/>
+        </w:rPr>
+        <w:t>הצלחה ניהולית</w:t>
       </w:r>
       <w:r>
         <w:rPr>
@@ -5525,7 +6078,16 @@
           <w:b/>
           <w:sz w:val="19"/>
         </w:rPr>
-        <w:t>▪ **משתנים**</w:t>
+        <w:t xml:space="preserve">▪ </w:t>
+      </w:r>
+      <w:r>
+        <w:rPr>
+          <w:rFonts w:ascii="Arial" w:hAnsi="Arial" w:cs="Arial"/>
+          <w:b/>
+          <w:sz w:val="19"/>
+          <w:u w:val="none"/>
+        </w:rPr>
+        <w:t>משתנים</w:t>
       </w:r>
       <w:r>
         <w:rPr>
@@ -5619,7 +6181,16 @@
           <w:b/>
           <w:sz w:val="19"/>
         </w:rPr>
-        <w:t>▪ **המסקנה**</w:t>
+        <w:t xml:space="preserve">▪ </w:t>
+      </w:r>
+      <w:r>
+        <w:rPr>
+          <w:rFonts w:ascii="Arial" w:hAnsi="Arial" w:cs="Arial"/>
+          <w:b/>
+          <w:sz w:val="19"/>
+          <w:u w:val="none"/>
+        </w:rPr>
+        <w:t>המסקנה</w:t>
       </w:r>
       <w:r>
         <w:rPr>
@@ -5684,8 +6255,9 @@
           <w:b/>
           <w:color w:val="6A1B9A"/>
           <w:sz w:val="21"/>
-        </w:rPr>
-        <w:t>**ניהול על פי אדיג'ס**</w:t>
+          <w:u w:val="none"/>
+        </w:rPr>
+        <w:t>ניהול על פי אדיג'ס</w:t>
       </w:r>
     </w:p>
     <w:p>
@@ -5700,7 +6272,16 @@
           <w:b/>
           <w:sz w:val="19"/>
         </w:rPr>
-        <w:t>▪ **הגדרת הניהול**</w:t>
+        <w:t xml:space="preserve">▪ </w:t>
+      </w:r>
+      <w:r>
+        <w:rPr>
+          <w:rFonts w:ascii="Arial" w:hAnsi="Arial" w:cs="Arial"/>
+          <w:b/>
+          <w:sz w:val="19"/>
+          <w:u w:val="none"/>
+        </w:rPr>
+        <w:t>הגדרת הניהול</w:t>
       </w:r>
       <w:r>
         <w:rPr>
@@ -5749,7 +6330,16 @@
           <w:b/>
           <w:sz w:val="19"/>
         </w:rPr>
-        <w:t>▪ **ארבעת הוויטמינים**</w:t>
+        <w:t xml:space="preserve">▪ </w:t>
+      </w:r>
+      <w:r>
+        <w:rPr>
+          <w:rFonts w:ascii="Arial" w:hAnsi="Arial" w:cs="Arial"/>
+          <w:b/>
+          <w:sz w:val="19"/>
+          <w:u w:val="none"/>
+        </w:rPr>
+        <w:t>ארבעת הוויטמינים</w:t>
       </w:r>
       <w:r>
         <w:rPr>
@@ -5843,7 +6433,16 @@
           <w:b/>
           <w:sz w:val="19"/>
         </w:rPr>
-        <w:t>▪ **הכישורים הדרושים**</w:t>
+        <w:t xml:space="preserve">▪ </w:t>
+      </w:r>
+      <w:r>
+        <w:rPr>
+          <w:rFonts w:ascii="Arial" w:hAnsi="Arial" w:cs="Arial"/>
+          <w:b/>
+          <w:sz w:val="19"/>
+          <w:u w:val="none"/>
+        </w:rPr>
+        <w:t>הכישורים הדרושים</w:t>
       </w:r>
       <w:r>
         <w:rPr>
@@ -5874,8 +6473,9 @@
           <w:b/>
           <w:color w:val="6A1B9A"/>
           <w:sz w:val="21"/>
-        </w:rPr>
-        <w:t>**סוגי מנהלים**</w:t>
+          <w:u w:val="none"/>
+        </w:rPr>
+        <w:t>סוגי מנהלים</w:t>
       </w:r>
     </w:p>
     <w:p>
@@ -5905,7 +6505,16 @@
           <w:b/>
           <w:sz w:val="19"/>
         </w:rPr>
-        <w:t>▪ **«המנהל מתוך ספר הלימוד»**</w:t>
+        <w:t xml:space="preserve">▪ </w:t>
+      </w:r>
+      <w:r>
+        <w:rPr>
+          <w:rFonts w:ascii="Arial" w:hAnsi="Arial" w:cs="Arial"/>
+          <w:b/>
+          <w:sz w:val="19"/>
+          <w:u w:val="none"/>
+        </w:rPr>
+        <w:t>«המנהל מתוך ספר הלימוד»</w:t>
       </w:r>
       <w:r>
         <w:rPr>
@@ -5954,7 +6563,16 @@
           <w:b/>
           <w:sz w:val="19"/>
         </w:rPr>
-        <w:t>▪ **«בול עץ יבש»**</w:t>
+        <w:t xml:space="preserve">▪ </w:t>
+      </w:r>
+      <w:r>
+        <w:rPr>
+          <w:rFonts w:ascii="Arial" w:hAnsi="Arial" w:cs="Arial"/>
+          <w:b/>
+          <w:sz w:val="19"/>
+          <w:u w:val="none"/>
+        </w:rPr>
+        <w:t>«בול עץ יבש»</w:t>
       </w:r>
       <w:r>
         <w:rPr>
@@ -6003,7 +6621,16 @@
           <w:b/>
           <w:sz w:val="19"/>
         </w:rPr>
-        <w:t>▪ **בעל סגנון מעורב**</w:t>
+        <w:t xml:space="preserve">▪ </w:t>
+      </w:r>
+      <w:r>
+        <w:rPr>
+          <w:rFonts w:ascii="Arial" w:hAnsi="Arial" w:cs="Arial"/>
+          <w:b/>
+          <w:sz w:val="19"/>
+          <w:u w:val="none"/>
+        </w:rPr>
+        <w:t>בעל סגנון מעורב</w:t>
       </w:r>
       <w:r>
         <w:rPr>
@@ -6052,7 +6679,16 @@
           <w:b/>
           <w:sz w:val="19"/>
         </w:rPr>
-        <w:t>▪ **המציאות**</w:t>
+        <w:t xml:space="preserve">▪ </w:t>
+      </w:r>
+      <w:r>
+        <w:rPr>
+          <w:rFonts w:ascii="Arial" w:hAnsi="Arial" w:cs="Arial"/>
+          <w:b/>
+          <w:sz w:val="19"/>
+          <w:u w:val="none"/>
+        </w:rPr>
+        <w:t>המציאות</w:t>
       </w:r>
       <w:r>
         <w:rPr>
@@ -6113,8 +6749,9 @@
           <w:b/>
           <w:color w:val="6A1B9A"/>
           <w:sz w:val="21"/>
-        </w:rPr>
-        <w:t>**ארבעת סגנונות הניהול**</w:t>
+          <w:u w:val="none"/>
+        </w:rPr>
+        <w:t>ארבעת סגנונות הניהול</w:t>
       </w:r>
     </w:p>
     <w:tbl>
@@ -7084,8 +7721,9 @@
           <w:b/>
           <w:color w:val="6A1B9A"/>
           <w:sz w:val="21"/>
-        </w:rPr>
-        <w:t>**מתחים בין התפקידים**</w:t>
+          <w:u w:val="none"/>
+        </w:rPr>
+        <w:t>מתחים בין התפקידים</w:t>
       </w:r>
     </w:p>
     <w:p>
@@ -7100,7 +7738,16 @@
           <w:b/>
           <w:sz w:val="19"/>
         </w:rPr>
-        <w:t>▪ **P ו-I**</w:t>
+        <w:t xml:space="preserve">▪ </w:t>
+      </w:r>
+      <w:r>
+        <w:rPr>
+          <w:rFonts w:ascii="Arial" w:hAnsi="Arial" w:cs="Arial"/>
+          <w:b/>
+          <w:sz w:val="19"/>
+          <w:u w:val="none"/>
+        </w:rPr>
+        <w:t>P ו-I</w:t>
       </w:r>
       <w:r>
         <w:rPr>
@@ -7167,7 +7814,16 @@
           <w:b/>
           <w:sz w:val="19"/>
         </w:rPr>
-        <w:t>▪ **P ו-E**</w:t>
+        <w:t xml:space="preserve">▪ </w:t>
+      </w:r>
+      <w:r>
+        <w:rPr>
+          <w:rFonts w:ascii="Arial" w:hAnsi="Arial" w:cs="Arial"/>
+          <w:b/>
+          <w:sz w:val="19"/>
+          <w:u w:val="none"/>
+        </w:rPr>
+        <w:t>P ו-E</w:t>
       </w:r>
       <w:r>
         <w:rPr>
@@ -7216,7 +7872,16 @@
           <w:b/>
           <w:sz w:val="19"/>
         </w:rPr>
-        <w:t>▪ **P ו-A**</w:t>
+        <w:t xml:space="preserve">▪ </w:t>
+      </w:r>
+      <w:r>
+        <w:rPr>
+          <w:rFonts w:ascii="Arial" w:hAnsi="Arial" w:cs="Arial"/>
+          <w:b/>
+          <w:sz w:val="19"/>
+          <w:u w:val="none"/>
+        </w:rPr>
+        <w:t>P ו-A</w:t>
       </w:r>
       <w:r>
         <w:rPr>
@@ -7265,7 +7930,16 @@
           <w:b/>
           <w:sz w:val="19"/>
         </w:rPr>
-        <w:t>▪ **A ו-E**</w:t>
+        <w:t xml:space="preserve">▪ </w:t>
+      </w:r>
+      <w:r>
+        <w:rPr>
+          <w:rFonts w:ascii="Arial" w:hAnsi="Arial" w:cs="Arial"/>
+          <w:b/>
+          <w:sz w:val="19"/>
+          <w:u w:val="none"/>
+        </w:rPr>
+        <w:t>A ו-E</w:t>
       </w:r>
       <w:r>
         <w:rPr>
@@ -7314,8 +7988,9 @@
           <w:b/>
           <w:color w:val="6A1B9A"/>
           <w:sz w:val="21"/>
-        </w:rPr>
-        <w:t>**מושגים נלווים**</w:t>
+          <w:u w:val="none"/>
+        </w:rPr>
+        <w:t>מושגים נלווים</w:t>
       </w:r>
     </w:p>
     <w:p>
@@ -7330,7 +8005,16 @@
           <w:b/>
           <w:sz w:val="19"/>
         </w:rPr>
-        <w:t>▪ **אפקטיביות מול יעילות**</w:t>
+        <w:t xml:space="preserve">▪ </w:t>
+      </w:r>
+      <w:r>
+        <w:rPr>
+          <w:rFonts w:ascii="Arial" w:hAnsi="Arial" w:cs="Arial"/>
+          <w:b/>
+          <w:sz w:val="19"/>
+          <w:u w:val="none"/>
+        </w:rPr>
+        <w:t>אפקטיביות מול יעילות</w:t>
       </w:r>
       <w:r>
         <w:rPr>
@@ -7406,7 +8090,16 @@
           <w:b/>
           <w:sz w:val="19"/>
         </w:rPr>
-        <w:t>▪ **העיקרון הפיטרי**</w:t>
+        <w:t xml:space="preserve">▪ </w:t>
+      </w:r>
+      <w:r>
+        <w:rPr>
+          <w:rFonts w:ascii="Arial" w:hAnsi="Arial" w:cs="Arial"/>
+          <w:b/>
+          <w:sz w:val="19"/>
+          <w:u w:val="none"/>
+        </w:rPr>
+        <w:t>העיקרון הפיטרי</w:t>
       </w:r>
       <w:r>
         <w:rPr>
@@ -7696,8 +8389,9 @@
           <w:b/>
           <w:color w:val="6A1B9A"/>
           <w:sz w:val="21"/>
-        </w:rPr>
-        <w:t>**מחזור חיי הארגון**</w:t>
+          <w:u w:val="none"/>
+        </w:rPr>
+        <w:t>מחזור חיי הארגון</w:t>
       </w:r>
     </w:p>
     <w:tbl>
@@ -8270,6 +8964,7 @@
           <w:b/>
           <w:color w:val="6A1B9A"/>
           <w:sz w:val="21"/>
+          <w:u w:val="none"/>
         </w:rPr>
         <w:t>המעבר משלב לשלב במודל מחזור החיים</w:t>
       </w:r>
@@ -8286,7 +8981,16 @@
           <w:b/>
           <w:sz w:val="19"/>
         </w:rPr>
-        <w:t>▪ **המעבר בין שלבים**</w:t>
+        <w:t xml:space="preserve">▪ </w:t>
+      </w:r>
+      <w:r>
+        <w:rPr>
+          <w:rFonts w:ascii="Arial" w:hAnsi="Arial" w:cs="Arial"/>
+          <w:b/>
+          <w:sz w:val="19"/>
+          <w:u w:val="none"/>
+        </w:rPr>
+        <w:t>המעבר בין שלבים</w:t>
       </w:r>
       <w:r>
         <w:rPr>
@@ -8335,7 +9039,16 @@
           <w:b/>
           <w:sz w:val="19"/>
         </w:rPr>
-        <w:t>▪ **הנחת השיטה**</w:t>
+        <w:t xml:space="preserve">▪ </w:t>
+      </w:r>
+      <w:r>
+        <w:rPr>
+          <w:rFonts w:ascii="Arial" w:hAnsi="Arial" w:cs="Arial"/>
+          <w:b/>
+          <w:sz w:val="19"/>
+          <w:u w:val="none"/>
+        </w:rPr>
+        <w:t>הנחת השיטה</w:t>
       </w:r>
       <w:r>
         <w:rPr>
@@ -8533,8 +9246,9 @@
           <w:b/>
           <w:color w:val="AD1457"/>
           <w:sz w:val="21"/>
-        </w:rPr>
-        <w:t>**אש הלהבה**</w:t>
+          <w:u w:val="none"/>
+        </w:rPr>
+        <w:t>אש הלהבה</w:t>
       </w:r>
     </w:p>
     <w:p>
@@ -8549,7 +9263,16 @@
           <w:b/>
           <w:sz w:val="19"/>
         </w:rPr>
-        <w:t>▪ **שלושת המרכיבים**</w:t>
+        <w:t xml:space="preserve">▪ </w:t>
+      </w:r>
+      <w:r>
+        <w:rPr>
+          <w:rFonts w:ascii="Arial" w:hAnsi="Arial" w:cs="Arial"/>
+          <w:b/>
+          <w:sz w:val="19"/>
+          <w:u w:val="none"/>
+        </w:rPr>
+        <w:t>שלושת המרכיבים</w:t>
       </w:r>
       <w:r>
         <w:rPr>
@@ -8625,8 +9348,9 @@
           <w:b/>
           <w:color w:val="AD1457"/>
           <w:sz w:val="21"/>
-        </w:rPr>
-        <w:t>**ניהול מול מנהיגות**</w:t>
+          <w:u w:val="none"/>
+        </w:rPr>
+        <w:t>ניהול מול מנהיגות</w:t>
       </w:r>
     </w:p>
     <w:tbl>
@@ -9517,8 +10241,9 @@
           <w:b/>
           <w:color w:val="AD1457"/>
           <w:sz w:val="21"/>
-        </w:rPr>
-        <w:t>**מנהיגות פורמלית ובלתי-פורמלית**</w:t>
+          <w:u w:val="none"/>
+        </w:rPr>
+        <w:t>מנהיגות פורמלית ובלתי-פורמלית</w:t>
       </w:r>
     </w:p>
     <w:p>
@@ -9533,7 +10258,16 @@
           <w:b/>
           <w:sz w:val="19"/>
         </w:rPr>
-        <w:t>▪ **מנהיג פורמלי**</w:t>
+        <w:t xml:space="preserve">▪ </w:t>
+      </w:r>
+      <w:r>
+        <w:rPr>
+          <w:rFonts w:ascii="Arial" w:hAnsi="Arial" w:cs="Arial"/>
+          <w:b/>
+          <w:sz w:val="19"/>
+          <w:u w:val="none"/>
+        </w:rPr>
+        <w:t>מנהיג פורמלי</w:t>
       </w:r>
       <w:r>
         <w:rPr>
@@ -9582,7 +10316,16 @@
           <w:b/>
           <w:sz w:val="19"/>
         </w:rPr>
-        <w:t>▪ **מנהיג בלתי פורמלי**</w:t>
+        <w:t xml:space="preserve">▪ </w:t>
+      </w:r>
+      <w:r>
+        <w:rPr>
+          <w:rFonts w:ascii="Arial" w:hAnsi="Arial" w:cs="Arial"/>
+          <w:b/>
+          <w:sz w:val="19"/>
+          <w:u w:val="none"/>
+        </w:rPr>
+        <w:t>מנהיג בלתי פורמלי</w:t>
       </w:r>
       <w:r>
         <w:rPr>
@@ -9640,6 +10383,7 @@
           <w:b/>
           <w:color w:val="AD1457"/>
           <w:sz w:val="21"/>
+          <w:u w:val="none"/>
         </w:rPr>
         <w:t>מהי מנהיגות?</w:t>
       </w:r>
@@ -9893,8 +10637,9 @@
           <w:b/>
           <w:color w:val="AD1457"/>
           <w:sz w:val="21"/>
-        </w:rPr>
-        <w:t>**מה משותף לכל ההגדרות**</w:t>
+          <w:u w:val="none"/>
+        </w:rPr>
+        <w:t>מה משותף לכל ההגדרות</w:t>
       </w:r>
     </w:p>
     <w:p>
@@ -9909,7 +10654,16 @@
           <w:b/>
           <w:sz w:val="19"/>
         </w:rPr>
-        <w:t>▪ **המשותף לכל ההגדרות**</w:t>
+        <w:t xml:space="preserve">▪ </w:t>
+      </w:r>
+      <w:r>
+        <w:rPr>
+          <w:rFonts w:ascii="Arial" w:hAnsi="Arial" w:cs="Arial"/>
+          <w:b/>
+          <w:sz w:val="19"/>
+          <w:u w:val="none"/>
+        </w:rPr>
+        <w:t>המשותף לכל ההגדרות</w:t>
       </w:r>
       <w:r>
         <w:rPr>
@@ -9994,7 +10748,16 @@
           <w:b/>
           <w:sz w:val="19"/>
         </w:rPr>
-        <w:t>▪ **סיווג ההגדרות**</w:t>
+        <w:t xml:space="preserve">▪ </w:t>
+      </w:r>
+      <w:r>
+        <w:rPr>
+          <w:rFonts w:ascii="Arial" w:hAnsi="Arial" w:cs="Arial"/>
+          <w:b/>
+          <w:sz w:val="19"/>
+          <w:u w:val="none"/>
+        </w:rPr>
+        <w:t>סיווג ההגדרות</w:t>
       </w:r>
       <w:r>
         <w:rPr>
@@ -10130,7 +10893,16 @@
           <w:b/>
           <w:sz w:val="19"/>
         </w:rPr>
-        <w:t>▪ **כוח ⟨1⟩**</w:t>
+        <w:t xml:space="preserve">▪ </w:t>
+      </w:r>
+      <w:r>
+        <w:rPr>
+          <w:rFonts w:ascii="Arial" w:hAnsi="Arial" w:cs="Arial"/>
+          <w:b/>
+          <w:sz w:val="19"/>
+          <w:u w:val="none"/>
+        </w:rPr>
+        <w:t>כוח ⟨1⟩</w:t>
       </w:r>
       <w:r>
         <w:rPr>
@@ -10188,7 +10960,16 @@
           <w:b/>
           <w:sz w:val="19"/>
         </w:rPr>
-        <w:t>▪ **סמכות ⟨2⟩**</w:t>
+        <w:t xml:space="preserve">▪ </w:t>
+      </w:r>
+      <w:r>
+        <w:rPr>
+          <w:rFonts w:ascii="Arial" w:hAnsi="Arial" w:cs="Arial"/>
+          <w:b/>
+          <w:sz w:val="19"/>
+          <w:u w:val="none"/>
+        </w:rPr>
+        <w:t>סמכות ⟨2⟩</w:t>
       </w:r>
       <w:r>
         <w:rPr>
@@ -10228,7 +11009,16 @@
           <w:b/>
           <w:sz w:val="19"/>
         </w:rPr>
-        <w:t>▪ **השפעה ⟨3⟩**</w:t>
+        <w:t xml:space="preserve">▪ </w:t>
+      </w:r>
+      <w:r>
+        <w:rPr>
+          <w:rFonts w:ascii="Arial" w:hAnsi="Arial" w:cs="Arial"/>
+          <w:b/>
+          <w:sz w:val="19"/>
+          <w:u w:val="none"/>
+        </w:rPr>
+        <w:t>השפעה ⟨3⟩</w:t>
       </w:r>
       <w:r>
         <w:rPr>
@@ -10268,8 +11058,19 @@
           <w:b/>
           <w:color w:val="AD1457"/>
           <w:sz w:val="21"/>
-        </w:rPr>
-        <w:t>**מקורות הכוח** פרנץ ורייבן, 1959</w:t>
+          <w:u w:val="none"/>
+        </w:rPr>
+        <w:t>מקורות הכוח</w:t>
+      </w:r>
+      <w:r>
+        <w:rPr>
+          <w:rFonts w:ascii="Arial" w:hAnsi="Arial" w:cs="Arial"/>
+          <w:b/>
+          <w:color w:val="AD1457"/>
+          <w:sz w:val="21"/>
+          <w:u w:val="none"/>
+        </w:rPr>
+        <w:t xml:space="preserve"> פרנץ ורייבן, 1959</w:t>
       </w:r>
     </w:p>
     <w:tbl>
@@ -10916,8 +11717,9 @@
           <w:b/>
           <w:color w:val="AD1457"/>
           <w:sz w:val="21"/>
-        </w:rPr>
-        <w:t>**איך נבחנת אפקטיביות המנהיג**</w:t>
+          <w:u w:val="none"/>
+        </w:rPr>
+        <w:t>איך נבחנת אפקטיביות המנהיג</w:t>
       </w:r>
     </w:p>
     <w:p>
@@ -10932,7 +11734,16 @@
           <w:b/>
           <w:sz w:val="19"/>
         </w:rPr>
-        <w:t>▪ **שלושה קריטריונים לסיווג התיאוריות**</w:t>
+        <w:t xml:space="preserve">▪ </w:t>
+      </w:r>
+      <w:r>
+        <w:rPr>
+          <w:rFonts w:ascii="Arial" w:hAnsi="Arial" w:cs="Arial"/>
+          <w:b/>
+          <w:sz w:val="19"/>
+          <w:u w:val="none"/>
+        </w:rPr>
+        <w:t>שלושה קריטריונים לסיווג התיאוריות</w:t>
       </w:r>
       <w:r>
         <w:rPr>
@@ -11080,8 +11891,9 @@
           <w:b/>
           <w:color w:val="AD1457"/>
           <w:sz w:val="21"/>
-        </w:rPr>
-        <w:t>**גישת התכונות**</w:t>
+          <w:u w:val="none"/>
+        </w:rPr>
+        <w:t>גישת התכונות</w:t>
       </w:r>
     </w:p>
     <w:p>
@@ -11096,7 +11908,16 @@
           <w:b/>
           <w:sz w:val="19"/>
         </w:rPr>
-        <w:t>▪ **הטענה**</w:t>
+        <w:t xml:space="preserve">▪ </w:t>
+      </w:r>
+      <w:r>
+        <w:rPr>
+          <w:rFonts w:ascii="Arial" w:hAnsi="Arial" w:cs="Arial"/>
+          <w:b/>
+          <w:sz w:val="19"/>
+          <w:u w:val="none"/>
+        </w:rPr>
+        <w:t>הטענה</w:t>
       </w:r>
       <w:r>
         <w:rPr>
@@ -11187,7 +12008,16 @@
           <w:b/>
           <w:sz w:val="19"/>
         </w:rPr>
-        <w:t>▪ **תיאוריית האדם הדגול**</w:t>
+        <w:t xml:space="preserve">▪ </w:t>
+      </w:r>
+      <w:r>
+        <w:rPr>
+          <w:rFonts w:ascii="Arial" w:hAnsi="Arial" w:cs="Arial"/>
+          <w:b/>
+          <w:sz w:val="19"/>
+          <w:u w:val="none"/>
+        </w:rPr>
+        <w:t>תיאוריית האדם הדגול</w:t>
       </w:r>
       <w:r>
         <w:rPr>
@@ -11272,8 +12102,9 @@
           <w:b/>
           <w:color w:val="AD1457"/>
           <w:sz w:val="21"/>
-        </w:rPr>
-        <w:t>**מה נבדק**</w:t>
+          <w:u w:val="none"/>
+        </w:rPr>
+        <w:t>מה נבדק</w:t>
       </w:r>
     </w:p>
     <w:p>
@@ -11288,7 +12119,16 @@
           <w:b/>
           <w:sz w:val="19"/>
         </w:rPr>
-        <w:t>▪ **תכונות פיזיות ⟨1⟩**</w:t>
+        <w:t xml:space="preserve">▪ </w:t>
+      </w:r>
+      <w:r>
+        <w:rPr>
+          <w:rFonts w:ascii="Arial" w:hAnsi="Arial" w:cs="Arial"/>
+          <w:b/>
+          <w:sz w:val="19"/>
+          <w:u w:val="none"/>
+        </w:rPr>
+        <w:t>תכונות פיזיות ⟨1⟩</w:t>
       </w:r>
       <w:r>
         <w:rPr>
@@ -11319,7 +12159,16 @@
           <w:b/>
           <w:sz w:val="19"/>
         </w:rPr>
-        <w:t>▪ **תכונות אישיות ⟨2⟩**</w:t>
+        <w:t xml:space="preserve">▪ </w:t>
+      </w:r>
+      <w:r>
+        <w:rPr>
+          <w:rFonts w:ascii="Arial" w:hAnsi="Arial" w:cs="Arial"/>
+          <w:b/>
+          <w:sz w:val="19"/>
+          <w:u w:val="none"/>
+        </w:rPr>
+        <w:t>תכונות אישיות ⟨2⟩</w:t>
       </w:r>
       <w:r>
         <w:rPr>
@@ -11350,7 +12199,16 @@
           <w:b/>
           <w:sz w:val="19"/>
         </w:rPr>
-        <w:t>▪ **יכולות ⟨3⟩**</w:t>
+        <w:t xml:space="preserve">▪ </w:t>
+      </w:r>
+      <w:r>
+        <w:rPr>
+          <w:rFonts w:ascii="Arial" w:hAnsi="Arial" w:cs="Arial"/>
+          <w:b/>
+          <w:sz w:val="19"/>
+          <w:u w:val="none"/>
+        </w:rPr>
+        <w:t>יכולות ⟨3⟩</w:t>
       </w:r>
       <w:r>
         <w:rPr>
@@ -11381,7 +12239,16 @@
           <w:b/>
           <w:sz w:val="19"/>
         </w:rPr>
-        <w:t>▪ **צרכים ומניעים ⟨4⟩**</w:t>
+        <w:t xml:space="preserve">▪ </w:t>
+      </w:r>
+      <w:r>
+        <w:rPr>
+          <w:rFonts w:ascii="Arial" w:hAnsi="Arial" w:cs="Arial"/>
+          <w:b/>
+          <w:sz w:val="19"/>
+          <w:u w:val="none"/>
+        </w:rPr>
+        <w:t>צרכים ומניעים ⟨4⟩</w:t>
       </w:r>
       <w:r>
         <w:rPr>
@@ -11412,7 +12279,16 @@
           <w:b/>
           <w:sz w:val="19"/>
         </w:rPr>
-        <w:t>▪ **ערכים ⟨5⟩**</w:t>
+        <w:t xml:space="preserve">▪ </w:t>
+      </w:r>
+      <w:r>
+        <w:rPr>
+          <w:rFonts w:ascii="Arial" w:hAnsi="Arial" w:cs="Arial"/>
+          <w:b/>
+          <w:sz w:val="19"/>
+          <w:u w:val="none"/>
+        </w:rPr>
+        <w:t>ערכים ⟨5⟩</w:t>
       </w:r>
       <w:r>
         <w:rPr>
@@ -11443,7 +12319,16 @@
           <w:b/>
           <w:sz w:val="19"/>
         </w:rPr>
-        <w:t>▪ **מחקרי סטוגדיל ⟨1948⟩**</w:t>
+        <w:t xml:space="preserve">▪ </w:t>
+      </w:r>
+      <w:r>
+        <w:rPr>
+          <w:rFonts w:ascii="Arial" w:hAnsi="Arial" w:cs="Arial"/>
+          <w:b/>
+          <w:sz w:val="19"/>
+          <w:u w:val="none"/>
+        </w:rPr>
+        <w:t>מחקרי סטוגדיל ⟨1948⟩</w:t>
       </w:r>
       <w:r>
         <w:rPr>
@@ -11561,7 +12446,16 @@
           <w:b/>
           <w:sz w:val="19"/>
         </w:rPr>
-        <w:t>▪ **כשלא מצאו תכונות</w:t>
+        <w:t xml:space="preserve">▪ </w:t>
+      </w:r>
+      <w:r>
+        <w:rPr>
+          <w:rFonts w:ascii="Arial" w:hAnsi="Arial" w:cs="Arial"/>
+          <w:b/>
+          <w:sz w:val="19"/>
+          <w:u w:val="none"/>
+        </w:rPr>
+        <w:t>כשלא מצאו תכונות</w:t>
       </w:r>
       <w:r>
         <w:rPr>
@@ -11577,21 +12471,12 @@
           <w:sz w:val="19"/>
           <w:u w:val="none"/>
         </w:rPr>
-        <w:t>דיברו על מיומנויות</w:t>
-      </w:r>
-      <w:r>
-        <w:rPr>
-          <w:rFonts w:ascii="Arial" w:hAnsi="Arial" w:cs="Arial"/>
-          <w:b/>
-          <w:sz w:val="19"/>
-          <w:u w:val="none"/>
-        </w:rPr>
-        <w:t xml:space="preserve"> — </w:t>
-      </w:r>
-      <w:r>
-        <w:rPr>
-          <w:rFonts w:ascii="Arial" w:hAnsi="Arial" w:cs="Arial"/>
-          <w:b w:val="0"/>
+        <w:t xml:space="preserve">דיברו על מיומנויות — </w:t>
+      </w:r>
+      <w:r>
+        <w:rPr>
+          <w:rFonts w:ascii="Arial" w:hAnsi="Arial" w:cs="Arial"/>
+          <w:b/>
           <w:sz w:val="19"/>
           <w:u w:val="none"/>
         </w:rPr>
@@ -11600,7 +12485,7 @@
       <w:r>
         <w:rPr>
           <w:rFonts w:ascii="Arial" w:hAnsi="Arial" w:cs="Arial"/>
-          <w:b/>
+          <w:b w:val="0"/>
           <w:sz w:val="19"/>
           <w:u w:val="none"/>
         </w:rPr>
@@ -11609,7 +12494,7 @@
       <w:r>
         <w:rPr>
           <w:rFonts w:ascii="Arial" w:hAnsi="Arial" w:cs="Arial"/>
-          <w:b w:val="0"/>
+          <w:b/>
           <w:sz w:val="19"/>
           <w:u w:val="none"/>
         </w:rPr>
@@ -11618,7 +12503,7 @@
       <w:r>
         <w:rPr>
           <w:rFonts w:ascii="Arial" w:hAnsi="Arial" w:cs="Arial"/>
-          <w:b/>
+          <w:b w:val="0"/>
           <w:sz w:val="19"/>
           <w:u w:val="none"/>
         </w:rPr>
@@ -11627,7 +12512,7 @@
       <w:r>
         <w:rPr>
           <w:rFonts w:ascii="Arial" w:hAnsi="Arial" w:cs="Arial"/>
-          <w:b w:val="0"/>
+          <w:b/>
           <w:sz w:val="19"/>
           <w:u w:val="none"/>
         </w:rPr>
@@ -11636,7 +12521,7 @@
       <w:r>
         <w:rPr>
           <w:rFonts w:ascii="Arial" w:hAnsi="Arial" w:cs="Arial"/>
-          <w:b/>
+          <w:b w:val="0"/>
           <w:sz w:val="19"/>
           <w:u w:val="none"/>
         </w:rPr>
@@ -11645,7 +12530,7 @@
       <w:r>
         <w:rPr>
           <w:rFonts w:ascii="Arial" w:hAnsi="Arial" w:cs="Arial"/>
-          <w:b w:val="0"/>
+          <w:b/>
           <w:sz w:val="19"/>
           <w:u w:val="none"/>
         </w:rPr>
@@ -11654,7 +12539,7 @@
       <w:r>
         <w:rPr>
           <w:rFonts w:ascii="Arial" w:hAnsi="Arial" w:cs="Arial"/>
-          <w:b/>
+          <w:b w:val="0"/>
           <w:sz w:val="19"/>
           <w:u w:val="none"/>
         </w:rPr>
@@ -11663,11 +12548,11 @@
       <w:r>
         <w:rPr>
           <w:rFonts w:ascii="Arial" w:hAnsi="Arial" w:cs="Arial"/>
-          <w:b w:val="0"/>
-          <w:sz w:val="19"/>
-          <w:u w:val="none"/>
-        </w:rPr>
-        <w:t>זו המהפכה: מנהיגות אינה מולדת אלא נרכשת.**</w:t>
+          <w:b/>
+          <w:sz w:val="19"/>
+          <w:u w:val="none"/>
+        </w:rPr>
+        <w:t>זו המהפכה: מנהיגות אינה מולדת אלא נרכשת.</w:t>
       </w:r>
     </w:p>
     <w:p>
@@ -11682,7 +12567,16 @@
           <w:b/>
           <w:sz w:val="19"/>
         </w:rPr>
-        <w:t>▪ **לקראת סוף 1970</w:t>
+        <w:t xml:space="preserve">▪ </w:t>
+      </w:r>
+      <w:r>
+        <w:rPr>
+          <w:rFonts w:ascii="Arial" w:hAnsi="Arial" w:cs="Arial"/>
+          <w:b/>
+          <w:sz w:val="19"/>
+          <w:u w:val="none"/>
+        </w:rPr>
+        <w:t>לקראת סוף 1970</w:t>
       </w:r>
       <w:r>
         <w:rPr>
@@ -11698,7 +12592,7 @@
           <w:sz w:val="19"/>
           <w:u w:val="none"/>
         </w:rPr>
-        <w:t>יכולות** — קונספטואליות · קוגניטיביות (אינטליגנציה) · אמביציה · יצירתיות · רטוריקה ושטף דיבור · יכולת שכנוע · יכולת הסתגלות.</w:t>
+        <w:t>יכולות — קונספטואליות · קוגניטיביות (אינטליגנציה) · אמביציה · יצירתיות · רטוריקה ושטף דיבור · יכולת שכנוע · יכולת הסתגלות.</w:t>
       </w:r>
     </w:p>
     <w:p>
@@ -11713,8 +12607,9 @@
           <w:b/>
           <w:color w:val="AD1457"/>
           <w:sz w:val="21"/>
-        </w:rPr>
-        <w:t>**מקללנד — שלושת הצרכים**</w:t>
+          <w:u w:val="none"/>
+        </w:rPr>
+        <w:t>מקללנד — שלושת הצרכים</w:t>
       </w:r>
     </w:p>
     <w:p>
@@ -11729,7 +12624,16 @@
           <w:b/>
           <w:sz w:val="19"/>
         </w:rPr>
-        <w:t>▪ **צורך בהישג**</w:t>
+        <w:t xml:space="preserve">▪ </w:t>
+      </w:r>
+      <w:r>
+        <w:rPr>
+          <w:rFonts w:ascii="Arial" w:hAnsi="Arial" w:cs="Arial"/>
+          <w:b/>
+          <w:sz w:val="19"/>
+          <w:u w:val="none"/>
+        </w:rPr>
+        <w:t>צורך בהישג</w:t>
       </w:r>
       <w:r>
         <w:rPr>
@@ -11778,7 +12682,16 @@
           <w:b/>
           <w:sz w:val="19"/>
         </w:rPr>
-        <w:t>▪ **צורך בעוצמה**</w:t>
+        <w:t xml:space="preserve">▪ </w:t>
+      </w:r>
+      <w:r>
+        <w:rPr>
+          <w:rFonts w:ascii="Arial" w:hAnsi="Arial" w:cs="Arial"/>
+          <w:b/>
+          <w:sz w:val="19"/>
+          <w:u w:val="none"/>
+        </w:rPr>
+        <w:t>צורך בעוצמה</w:t>
       </w:r>
       <w:r>
         <w:rPr>
@@ -11809,7 +12722,16 @@
           <w:b/>
           <w:sz w:val="19"/>
         </w:rPr>
-        <w:t>▪ **צורך בהשתייכות**</w:t>
+        <w:t xml:space="preserve">▪ </w:t>
+      </w:r>
+      <w:r>
+        <w:rPr>
+          <w:rFonts w:ascii="Arial" w:hAnsi="Arial" w:cs="Arial"/>
+          <w:b/>
+          <w:sz w:val="19"/>
+          <w:u w:val="none"/>
+        </w:rPr>
+        <w:t>צורך בהשתייכות</w:t>
       </w:r>
       <w:r>
         <w:rPr>
@@ -11840,7 +12762,16 @@
           <w:b/>
           <w:sz w:val="19"/>
         </w:rPr>
-        <w:t>▪ **מה נמצא אצל מנהיגים**</w:t>
+        <w:t xml:space="preserve">▪ </w:t>
+      </w:r>
+      <w:r>
+        <w:rPr>
+          <w:rFonts w:ascii="Arial" w:hAnsi="Arial" w:cs="Arial"/>
+          <w:b/>
+          <w:sz w:val="19"/>
+          <w:u w:val="none"/>
+        </w:rPr>
+        <w:t>מה נמצא אצל מנהיגים</w:t>
       </w:r>
       <w:r>
         <w:rPr>
@@ -11871,8 +12802,9 @@
           <w:b/>
           <w:color w:val="AD1457"/>
           <w:sz w:val="21"/>
-        </w:rPr>
-        <w:t>**ביקורות ותרומה**</w:t>
+          <w:u w:val="none"/>
+        </w:rPr>
+        <w:t>ביקורות ותרומה</w:t>
       </w:r>
     </w:p>
     <w:p>
@@ -11887,7 +12819,16 @@
           <w:b/>
           <w:sz w:val="19"/>
         </w:rPr>
-        <w:t>▪ **התרומה**</w:t>
+        <w:t xml:space="preserve">▪ </w:t>
+      </w:r>
+      <w:r>
+        <w:rPr>
+          <w:rFonts w:ascii="Arial" w:hAnsi="Arial" w:cs="Arial"/>
+          <w:b/>
+          <w:sz w:val="19"/>
+          <w:u w:val="none"/>
+        </w:rPr>
+        <w:t>התרומה</w:t>
       </w:r>
       <w:r>
         <w:rPr>
@@ -11972,7 +12913,16 @@
           <w:b/>
           <w:sz w:val="19"/>
         </w:rPr>
-        <w:t>▪ **הביקורות**</w:t>
+        <w:t xml:space="preserve">▪ </w:t>
+      </w:r>
+      <w:r>
+        <w:rPr>
+          <w:rFonts w:ascii="Arial" w:hAnsi="Arial" w:cs="Arial"/>
+          <w:b/>
+          <w:sz w:val="19"/>
+          <w:u w:val="none"/>
+        </w:rPr>
+        <w:t>הביקורות</w:t>
       </w:r>
       <w:r>
         <w:rPr>
@@ -12129,8 +13079,9 @@
           <w:b/>
           <w:color w:val="AD1457"/>
           <w:sz w:val="21"/>
-        </w:rPr>
-        <w:t>**הגישה ההתנהגותית**</w:t>
+          <w:u w:val="none"/>
+        </w:rPr>
+        <w:t>הגישה ההתנהגותית</w:t>
       </w:r>
     </w:p>
     <w:p>
@@ -12145,7 +13096,16 @@
           <w:b/>
           <w:sz w:val="19"/>
         </w:rPr>
-        <w:t>▪ **מה בחנו**</w:t>
+        <w:t xml:space="preserve">▪ </w:t>
+      </w:r>
+      <w:r>
+        <w:rPr>
+          <w:rFonts w:ascii="Arial" w:hAnsi="Arial" w:cs="Arial"/>
+          <w:b/>
+          <w:sz w:val="19"/>
+          <w:u w:val="none"/>
+        </w:rPr>
+        <w:t>מה בחנו</w:t>
       </w:r>
       <w:r>
         <w:rPr>
@@ -12185,7 +13145,16 @@
           <w:b/>
           <w:sz w:val="19"/>
         </w:rPr>
-        <w:t>▪ **היתרונות**</w:t>
+        <w:t xml:space="preserve">▪ </w:t>
+      </w:r>
+      <w:r>
+        <w:rPr>
+          <w:rFonts w:ascii="Arial" w:hAnsi="Arial" w:cs="Arial"/>
+          <w:b/>
+          <w:sz w:val="19"/>
+          <w:u w:val="none"/>
+        </w:rPr>
+        <w:t>היתרונות</w:t>
       </w:r>
       <w:r>
         <w:rPr>
@@ -12270,7 +13239,16 @@
           <w:b/>
           <w:sz w:val="19"/>
         </w:rPr>
-        <w:t>▪ **מדד האפקטיביות**</w:t>
+        <w:t xml:space="preserve">▪ </w:t>
+      </w:r>
+      <w:r>
+        <w:rPr>
+          <w:rFonts w:ascii="Arial" w:hAnsi="Arial" w:cs="Arial"/>
+          <w:b/>
+          <w:sz w:val="19"/>
+          <w:u w:val="none"/>
+        </w:rPr>
+        <w:t>מדד האפקטיביות</w:t>
       </w:r>
       <w:r>
         <w:rPr>
@@ -12337,6 +13315,7 @@
           <w:b/>
           <w:color w:val="AD1457"/>
           <w:sz w:val="21"/>
+          <w:u w:val="none"/>
         </w:rPr>
         <w:t>3 דפוסי מנהיגות התנהגותית</w:t>
       </w:r>
@@ -12407,8 +13386,9 @@
           <w:b/>
           <w:color w:val="AD1457"/>
           <w:sz w:val="21"/>
-        </w:rPr>
-        <w:t>**מחקרי אוניברסיטת מישיגן 1945-1950**</w:t>
+          <w:u w:val="none"/>
+        </w:rPr>
+        <w:t>מחקרי אוניברסיטת מישיגן 1945-1950</w:t>
       </w:r>
     </w:p>
     <w:p>
@@ -12423,8 +13403,19 @@
           <w:b/>
           <w:color w:val="AD1457"/>
           <w:sz w:val="21"/>
-        </w:rPr>
-        <w:t>מטרה: **זיהוי סגנון המנהיגות האפקטיבי**</w:t>
+          <w:u w:val="none"/>
+        </w:rPr>
+        <w:t xml:space="preserve">מטרה: </w:t>
+      </w:r>
+      <w:r>
+        <w:rPr>
+          <w:rFonts w:ascii="Arial" w:hAnsi="Arial" w:cs="Arial"/>
+          <w:b/>
+          <w:color w:val="AD1457"/>
+          <w:sz w:val="21"/>
+          <w:u w:val="none"/>
+        </w:rPr>
+        <w:t>זיהוי סגנון המנהיגות האפקטיבי</w:t>
       </w:r>
     </w:p>
     <w:p>
@@ -12439,7 +13430,16 @@
           <w:b/>
           <w:sz w:val="19"/>
         </w:rPr>
-        <w:t>▪ **המסקנה**</w:t>
+        <w:t xml:space="preserve">▪ </w:t>
+      </w:r>
+      <w:r>
+        <w:rPr>
+          <w:rFonts w:ascii="Arial" w:hAnsi="Arial" w:cs="Arial"/>
+          <w:b/>
+          <w:sz w:val="19"/>
+          <w:u w:val="none"/>
+        </w:rPr>
+        <w:t>המסקנה</w:t>
       </w:r>
       <w:r>
         <w:rPr>
@@ -12515,8 +13515,9 @@
           <w:b/>
           <w:color w:val="AD1457"/>
           <w:sz w:val="21"/>
-        </w:rPr>
-        <w:t>**מחקרי אוניברסיטת אוהיו 1945-1950**</w:t>
+          <w:u w:val="none"/>
+        </w:rPr>
+        <w:t>מחקרי אוניברסיטת אוהיו 1945-1950</w:t>
       </w:r>
     </w:p>
     <w:p>
@@ -12531,7 +13532,16 @@
           <w:b/>
           <w:sz w:val="19"/>
         </w:rPr>
-        <w:t>▪ **הכלי**</w:t>
+        <w:t xml:space="preserve">▪ </w:t>
+      </w:r>
+      <w:r>
+        <w:rPr>
+          <w:rFonts w:ascii="Arial" w:hAnsi="Arial" w:cs="Arial"/>
+          <w:b/>
+          <w:sz w:val="19"/>
+          <w:u w:val="none"/>
+        </w:rPr>
+        <w:t>הכלי</w:t>
       </w:r>
       <w:r>
         <w:rPr>
@@ -12598,7 +13608,16 @@
           <w:b/>
           <w:sz w:val="19"/>
         </w:rPr>
-        <w:t>▪ **הממצא**</w:t>
+        <w:t xml:space="preserve">▪ </w:t>
+      </w:r>
+      <w:r>
+        <w:rPr>
+          <w:rFonts w:ascii="Arial" w:hAnsi="Arial" w:cs="Arial"/>
+          <w:b/>
+          <w:sz w:val="19"/>
+          <w:u w:val="none"/>
+        </w:rPr>
+        <w:t>הממצא</w:t>
       </w:r>
       <w:r>
         <w:rPr>
@@ -12695,7 +13714,16 @@
           <w:b/>
           <w:sz w:val="19"/>
         </w:rPr>
-        <w:t>▪ **המסקנה**</w:t>
+        <w:t xml:space="preserve">▪ </w:t>
+      </w:r>
+      <w:r>
+        <w:rPr>
+          <w:rFonts w:ascii="Arial" w:hAnsi="Arial" w:cs="Arial"/>
+          <w:b/>
+          <w:sz w:val="19"/>
+          <w:u w:val="none"/>
+        </w:rPr>
+        <w:t>המסקנה</w:t>
       </w:r>
       <w:r>
         <w:rPr>
@@ -12775,8 +13803,9 @@
           <w:b/>
           <w:color w:val="AD1457"/>
           <w:sz w:val="21"/>
-        </w:rPr>
-        <w:t>**הסריג הניהולי**</w:t>
+          <w:u w:val="none"/>
+        </w:rPr>
+        <w:t>הסריג הניהולי</w:t>
       </w:r>
     </w:p>
     <w:p>
@@ -12886,7 +13915,16 @@
           <w:b/>
           <w:sz w:val="19"/>
         </w:rPr>
-        <w:t>▪ **הרעיון**</w:t>
+        <w:t xml:space="preserve">▪ </w:t>
+      </w:r>
+      <w:r>
+        <w:rPr>
+          <w:rFonts w:ascii="Arial" w:hAnsi="Arial" w:cs="Arial"/>
+          <w:b/>
+          <w:sz w:val="19"/>
+          <w:u w:val="none"/>
+        </w:rPr>
+        <w:t>הרעיון</w:t>
       </w:r>
       <w:r>
         <w:rPr>
@@ -13091,7 +14129,25 @@
                 <w:sz w:val="17"/>
                 <w:u w:val="none"/>
               </w:rPr>
-              <w:t>ההנהלי</w:t>
+              <w:t xml:space="preserve">ההנהלי — </w:t>
+            </w:r>
+            <w:r>
+              <w:rPr>
+                <w:rFonts w:ascii="Arial" w:hAnsi="Arial" w:cs="Arial"/>
+                <w:b/>
+                <w:sz w:val="17"/>
+                <w:u w:val="none"/>
+              </w:rPr>
+              <w:t>מדולדל/אדיש</w:t>
+            </w:r>
+            <w:r>
+              <w:rPr>
+                <w:rFonts w:ascii="Arial" w:hAnsi="Arial" w:cs="Arial"/>
+                <w:b w:val="0"/>
+                <w:sz w:val="17"/>
+                <w:u w:val="none"/>
+              </w:rPr>
+              <w:t>: מינימום מאמץ לתפוקות ולתחושות עובדים</w:t>
             </w:r>
           </w:p>
         </w:tc>
@@ -13140,7 +14196,7 @@
                 <w:sz w:val="17"/>
                 <w:u w:val="none"/>
               </w:rPr>
-              <w:t xml:space="preserve"> — אי-הגררות לקונפליקט בכל מחיר</w:t>
+              <w:t xml:space="preserve"> — אי-הגררות לקונפליקט בכל מחיר · ניהול רופס/לסה-פייר</w:t>
             </w:r>
           </w:p>
         </w:tc>
@@ -13182,7 +14238,25 @@
                 <w:sz w:val="17"/>
                 <w:u w:val="none"/>
               </w:rPr>
-              <w:t>המתחשב</w:t>
+              <w:t xml:space="preserve">המתחשב — </w:t>
+            </w:r>
+            <w:r>
+              <w:rPr>
+                <w:rFonts w:ascii="Arial" w:hAnsi="Arial" w:cs="Arial"/>
+                <w:b/>
+                <w:sz w:val="17"/>
+                <w:u w:val="none"/>
+              </w:rPr>
+              <w:t>קאנטרי קלאב</w:t>
+            </w:r>
+            <w:r>
+              <w:rPr>
+                <w:rFonts w:ascii="Arial" w:hAnsi="Arial" w:cs="Arial"/>
+                <w:b w:val="0"/>
+                <w:sz w:val="17"/>
+                <w:u w:val="none"/>
+              </w:rPr>
+              <w:t>: התחשבות בצרכי אנשים, ארגון בעל צביון נוח וחברי</w:t>
             </w:r>
           </w:p>
         </w:tc>
@@ -13282,7 +14356,25 @@
                 <w:sz w:val="17"/>
                 <w:u w:val="none"/>
               </w:rPr>
-              <w:t>המפשר</w:t>
+              <w:t xml:space="preserve">המפשר — </w:t>
+            </w:r>
+            <w:r>
+              <w:rPr>
+                <w:rFonts w:ascii="Arial" w:hAnsi="Arial" w:cs="Arial"/>
+                <w:b/>
+                <w:sz w:val="17"/>
+                <w:u w:val="none"/>
+              </w:rPr>
+              <w:t>אמצע הדרך</w:t>
+            </w:r>
+            <w:r>
+              <w:rPr>
+                <w:rFonts w:ascii="Arial" w:hAnsi="Arial" w:cs="Arial"/>
+                <w:b w:val="0"/>
+                <w:sz w:val="17"/>
+                <w:u w:val="none"/>
+              </w:rPr>
+              <w:t>: ביצועים סבירים המתבססים על איזון מול המורל</w:t>
             </w:r>
           </w:p>
         </w:tc>
@@ -13373,7 +14465,25 @@
                 <w:sz w:val="17"/>
                 <w:u w:val="none"/>
               </w:rPr>
-              <w:t>המשימתי - מובנה</w:t>
+              <w:t xml:space="preserve">המשימתי — </w:t>
+            </w:r>
+            <w:r>
+              <w:rPr>
+                <w:rFonts w:ascii="Arial" w:hAnsi="Arial" w:cs="Arial"/>
+                <w:b/>
+                <w:sz w:val="17"/>
+                <w:u w:val="none"/>
+              </w:rPr>
+              <w:t>מובנה</w:t>
+            </w:r>
+            <w:r>
+              <w:rPr>
+                <w:rFonts w:ascii="Arial" w:hAnsi="Arial" w:cs="Arial"/>
+                <w:b w:val="0"/>
+                <w:sz w:val="17"/>
+                <w:u w:val="none"/>
+              </w:rPr>
+              <w:t>: יעילות ומינימום התייחסות</w:t>
             </w:r>
           </w:p>
         </w:tc>
@@ -13464,7 +14574,25 @@
                 <w:sz w:val="17"/>
                 <w:u w:val="none"/>
               </w:rPr>
-              <w:t>המשקיע</w:t>
+              <w:t xml:space="preserve">המשקיע — </w:t>
+            </w:r>
+            <w:r>
+              <w:rPr>
+                <w:rFonts w:ascii="Arial" w:hAnsi="Arial" w:cs="Arial"/>
+                <w:b/>
+                <w:sz w:val="17"/>
+                <w:u w:val="none"/>
+              </w:rPr>
+              <w:t>ניהול צוות</w:t>
+            </w:r>
+            <w:r>
+              <w:rPr>
+                <w:rFonts w:ascii="Arial" w:hAnsi="Arial" w:cs="Arial"/>
+                <w:b w:val="0"/>
+                <w:sz w:val="17"/>
+                <w:u w:val="none"/>
+              </w:rPr>
+              <w:t>: משימתי מאוד ומתייחס מאוד</w:t>
             </w:r>
           </w:p>
         </w:tc>
@@ -13650,8 +14778,9 @@
           <w:b/>
           <w:color w:val="EF6C00"/>
           <w:sz w:val="21"/>
-        </w:rPr>
-        <w:t>**הגישה המצבית — מודלים קונטינגנטיים**</w:t>
+          <w:u w:val="none"/>
+        </w:rPr>
+        <w:t>הגישה המצבית — מודלים קונטינגנטיים</w:t>
       </w:r>
     </w:p>
     <w:p>
@@ -13666,7 +14795,16 @@
           <w:b/>
           <w:sz w:val="19"/>
         </w:rPr>
-        <w:t>▪ **התפיסה**</w:t>
+        <w:t xml:space="preserve">▪ </w:t>
+      </w:r>
+      <w:r>
+        <w:rPr>
+          <w:rFonts w:ascii="Arial" w:hAnsi="Arial" w:cs="Arial"/>
+          <w:b/>
+          <w:sz w:val="19"/>
+          <w:u w:val="none"/>
+        </w:rPr>
+        <w:t>התפיסה</w:t>
       </w:r>
       <w:r>
         <w:rPr>
@@ -13733,7 +14871,16 @@
           <w:b/>
           <w:sz w:val="19"/>
         </w:rPr>
-        <w:t>▪ **שני קווי מחקר**</w:t>
+        <w:t xml:space="preserve">▪ </w:t>
+      </w:r>
+      <w:r>
+        <w:rPr>
+          <w:rFonts w:ascii="Arial" w:hAnsi="Arial" w:cs="Arial"/>
+          <w:b/>
+          <w:sz w:val="19"/>
+          <w:u w:val="none"/>
+        </w:rPr>
+        <w:t>שני קווי מחקר</w:t>
       </w:r>
       <w:r>
         <w:rPr>
@@ -13791,7 +14938,16 @@
           <w:b/>
           <w:sz w:val="19"/>
         </w:rPr>
-        <w:t>▪ **מנהיגות כתולדה של נסיבות**</w:t>
+        <w:t xml:space="preserve">▪ </w:t>
+      </w:r>
+      <w:r>
+        <w:rPr>
+          <w:rFonts w:ascii="Arial" w:hAnsi="Arial" w:cs="Arial"/>
+          <w:b/>
+          <w:sz w:val="19"/>
+          <w:u w:val="none"/>
+        </w:rPr>
+        <w:t>מנהיגות כתולדה של נסיבות</w:t>
       </w:r>
       <w:r>
         <w:rPr>
@@ -13849,7 +15005,16 @@
           <w:b/>
           <w:sz w:val="19"/>
         </w:rPr>
-        <w:t>▪ **תפקיד הקבוצה**</w:t>
+        <w:t xml:space="preserve">▪ </w:t>
+      </w:r>
+      <w:r>
+        <w:rPr>
+          <w:rFonts w:ascii="Arial" w:hAnsi="Arial" w:cs="Arial"/>
+          <w:b/>
+          <w:sz w:val="19"/>
+          <w:u w:val="none"/>
+        </w:rPr>
+        <w:t>תפקיד הקבוצה</w:t>
       </w:r>
       <w:r>
         <w:rPr>
@@ -13938,7 +15103,16 @@
           <w:b/>
           <w:sz w:val="19"/>
         </w:rPr>
-        <w:t>▪ **שלושה מאפיינים במפגש בין סגנון לאפקטיביות**</w:t>
+        <w:t xml:space="preserve">▪ </w:t>
+      </w:r>
+      <w:r>
+        <w:rPr>
+          <w:rFonts w:ascii="Arial" w:hAnsi="Arial" w:cs="Arial"/>
+          <w:b/>
+          <w:sz w:val="19"/>
+          <w:u w:val="none"/>
+        </w:rPr>
+        <w:t>שלושה מאפיינים במפגש בין סגנון לאפקטיביות</w:t>
       </w:r>
       <w:r>
         <w:rPr>
@@ -14014,8 +15188,9 @@
           <w:b/>
           <w:color w:val="EF6C00"/>
           <w:sz w:val="21"/>
-        </w:rPr>
-        <w:t>**תיאוריית התלות — פידלר ⟨1967⟩**</w:t>
+          <w:u w:val="none"/>
+        </w:rPr>
+        <w:t>תיאוריית התלות — פידלר ⟨1967⟩</w:t>
       </w:r>
     </w:p>
     <w:p>
@@ -14045,7 +15220,16 @@
           <w:b/>
           <w:sz w:val="19"/>
         </w:rPr>
-        <w:t>▪ **שאלון LPC**</w:t>
+        <w:t xml:space="preserve">▪ </w:t>
+      </w:r>
+      <w:r>
+        <w:rPr>
+          <w:rFonts w:ascii="Arial" w:hAnsi="Arial" w:cs="Arial"/>
+          <w:b/>
+          <w:sz w:val="19"/>
+          <w:u w:val="none"/>
+        </w:rPr>
+        <w:t>שאלון LPC</w:t>
       </w:r>
       <w:r>
         <w:rPr>
@@ -14121,7 +15305,16 @@
           <w:b/>
           <w:sz w:val="19"/>
         </w:rPr>
-        <w:t>▪ **איך זה עובד**</w:t>
+        <w:t xml:space="preserve">▪ </w:t>
+      </w:r>
+      <w:r>
+        <w:rPr>
+          <w:rFonts w:ascii="Arial" w:hAnsi="Arial" w:cs="Arial"/>
+          <w:b/>
+          <w:sz w:val="19"/>
+          <w:u w:val="none"/>
+        </w:rPr>
+        <w:t>איך זה עובד</w:t>
       </w:r>
       <w:r>
         <w:rPr>
@@ -14170,7 +15363,16 @@
           <w:b/>
           <w:sz w:val="19"/>
         </w:rPr>
-        <w:t>▪ **פענוח**</w:t>
+        <w:t xml:space="preserve">▪ </w:t>
+      </w:r>
+      <w:r>
+        <w:rPr>
+          <w:rFonts w:ascii="Arial" w:hAnsi="Arial" w:cs="Arial"/>
+          <w:b/>
+          <w:sz w:val="19"/>
+          <w:u w:val="none"/>
+        </w:rPr>
+        <w:t>פענוח</w:t>
       </w:r>
       <w:r>
         <w:rPr>
@@ -14576,7 +15778,34 @@
           <w:b/>
           <w:sz w:val="19"/>
         </w:rPr>
-        <w:t>▪ **סגנון המנהיגות - מרכיב קבוע/קשיח** L.P.C גבוה [63+] - מכוון אנשים. L.P.C נמוך [57-] - מכוון משימה. הוא חלק מהאישיות ולכן **לא ניתן לשנותו. מי שמכוון משימה ישאר כזה.**</w:t>
+        <w:t xml:space="preserve">▪ </w:t>
+      </w:r>
+      <w:r>
+        <w:rPr>
+          <w:rFonts w:ascii="Arial" w:hAnsi="Arial" w:cs="Arial"/>
+          <w:b/>
+          <w:sz w:val="19"/>
+          <w:u w:val="none"/>
+        </w:rPr>
+        <w:t>סגנון המנהיגות - מרכיב קבוע/קשיח</w:t>
+      </w:r>
+      <w:r>
+        <w:rPr>
+          <w:rFonts w:ascii="Arial" w:hAnsi="Arial" w:cs="Arial"/>
+          <w:b/>
+          <w:sz w:val="19"/>
+          <w:u w:val="none"/>
+        </w:rPr>
+        <w:t xml:space="preserve"> L.P.C גבוה [63+] - מכוון אנשים. L.P.C נמוך [57-] - מכוון משימה. הוא חלק מהאישיות ולכן </w:t>
+      </w:r>
+      <w:r>
+        <w:rPr>
+          <w:rFonts w:ascii="Arial" w:hAnsi="Arial" w:cs="Arial"/>
+          <w:b/>
+          <w:sz w:val="19"/>
+          <w:u w:val="none"/>
+        </w:rPr>
+        <w:t>לא ניתן לשנותו. מי שמכוון משימה ישאר כזה.</w:t>
       </w:r>
     </w:p>
     <w:p>
@@ -14591,7 +15820,25 @@
           <w:b/>
           <w:sz w:val="19"/>
         </w:rPr>
-        <w:t>▪ **פידלר סבור** שסגנון המנהיגות הוא מרכיב קבוע/קשיח בין מצבי המנהיגות כי הוא תלויי אישיות. הוא חלק מהאישיות של המנהיג ולכן לא ניתן לשנות אותו. מי שמכוון משימה – יישאר כזה</w:t>
+        <w:t xml:space="preserve">▪ </w:t>
+      </w:r>
+      <w:r>
+        <w:rPr>
+          <w:rFonts w:ascii="Arial" w:hAnsi="Arial" w:cs="Arial"/>
+          <w:b/>
+          <w:sz w:val="19"/>
+          <w:u w:val="none"/>
+        </w:rPr>
+        <w:t>פידלר סבור</w:t>
+      </w:r>
+      <w:r>
+        <w:rPr>
+          <w:rFonts w:ascii="Arial" w:hAnsi="Arial" w:cs="Arial"/>
+          <w:b/>
+          <w:sz w:val="19"/>
+          <w:u w:val="none"/>
+        </w:rPr>
+        <w:t xml:space="preserve"> שסגנון המנהיגות הוא מרכיב קבוע/קשיח בין מצבי המנהיגות כי הוא תלויי אישיות. הוא חלק מהאישיות של המנהיג ולכן לא ניתן לשנות אותו. מי שמכוון משימה – יישאר כזה</w:t>
       </w:r>
     </w:p>
     <w:p>
@@ -14763,7 +16010,16 @@
           <w:b/>
           <w:sz w:val="19"/>
         </w:rPr>
-        <w:t>▪ **ביקורת**</w:t>
+        <w:t xml:space="preserve">▪ </w:t>
+      </w:r>
+      <w:r>
+        <w:rPr>
+          <w:rFonts w:ascii="Arial" w:hAnsi="Arial" w:cs="Arial"/>
+          <w:b/>
+          <w:sz w:val="19"/>
+          <w:u w:val="none"/>
+        </w:rPr>
+        <w:t>ביקורת</w:t>
       </w:r>
       <w:r>
         <w:rPr>
@@ -14890,8 +16146,9 @@
           <w:b/>
           <w:color w:val="EF6C00"/>
           <w:sz w:val="21"/>
-        </w:rPr>
-        <w:t>**הרסי ובלנשארד ⟨1972⟩ — מיצוב המנהיגות**</w:t>
+          <w:u w:val="none"/>
+        </w:rPr>
+        <w:t>הרסי ובלנשארד ⟨1972⟩ — מיצוב המנהיגות</w:t>
       </w:r>
     </w:p>
     <w:p>
@@ -14906,7 +16163,16 @@
           <w:b/>
           <w:sz w:val="19"/>
         </w:rPr>
-        <w:t>▪ **סגנון המנהיגות הרצוי תלוי בשני גורמים**</w:t>
+        <w:t xml:space="preserve">▪ </w:t>
+      </w:r>
+      <w:r>
+        <w:rPr>
+          <w:rFonts w:ascii="Arial" w:hAnsi="Arial" w:cs="Arial"/>
+          <w:b/>
+          <w:sz w:val="19"/>
+          <w:u w:val="none"/>
+        </w:rPr>
+        <w:t>סגנון המנהיגות הרצוי תלוי בשני גורמים</w:t>
       </w:r>
       <w:r>
         <w:rPr>
@@ -14979,7 +16245,16 @@
           <w:b/>
           <w:sz w:val="19"/>
         </w:rPr>
-        <w:t>▪ **במה תלויה רמת הבגרות**</w:t>
+        <w:t xml:space="preserve">▪ </w:t>
+      </w:r>
+      <w:r>
+        <w:rPr>
+          <w:rFonts w:ascii="Arial" w:hAnsi="Arial" w:cs="Arial"/>
+          <w:b/>
+          <w:sz w:val="19"/>
+          <w:u w:val="none"/>
+        </w:rPr>
+        <w:t>במה תלויה רמת הבגרות</w:t>
       </w:r>
       <w:r>
         <w:rPr>
@@ -15082,7 +16357,16 @@
           <w:b/>
           <w:sz w:val="19"/>
         </w:rPr>
-        <w:t>▪ **אופי הבשלות**</w:t>
+        <w:t xml:space="preserve">▪ </w:t>
+      </w:r>
+      <w:r>
+        <w:rPr>
+          <w:rFonts w:ascii="Arial" w:hAnsi="Arial" w:cs="Arial"/>
+          <w:b/>
+          <w:sz w:val="19"/>
+          <w:u w:val="none"/>
+        </w:rPr>
+        <w:t>אופי הבשלות</w:t>
       </w:r>
       <w:r>
         <w:rPr>
@@ -15122,7 +16406,16 @@
           <w:b/>
           <w:sz w:val="19"/>
         </w:rPr>
-        <w:t>▪ **בשלות קבוצה**</w:t>
+        <w:t xml:space="preserve">▪ </w:t>
+      </w:r>
+      <w:r>
+        <w:rPr>
+          <w:rFonts w:ascii="Arial" w:hAnsi="Arial" w:cs="Arial"/>
+          <w:b/>
+          <w:sz w:val="19"/>
+          <w:u w:val="none"/>
+        </w:rPr>
+        <w:t>בשלות קבוצה</w:t>
       </w:r>
       <w:r>
         <w:rPr>
@@ -15180,6 +16473,7 @@
           <w:b/>
           <w:color w:val="EF6C00"/>
           <w:sz w:val="21"/>
+          <w:u w:val="none"/>
         </w:rPr>
         <w:t>מתבסס על הנחת אוהיו</w:t>
       </w:r>
@@ -15687,8 +16981,19 @@
           <w:b/>
           <w:color w:val="EF6C00"/>
           <w:sz w:val="21"/>
-        </w:rPr>
-        <w:t>קוגנטיביThe **Cognitive Resources theory PL –**</w:t>
+          <w:u w:val="none"/>
+        </w:rPr>
+        <w:t xml:space="preserve">קוגנטיביThe </w:t>
+      </w:r>
+      <w:r>
+        <w:rPr>
+          <w:rFonts w:ascii="Arial" w:hAnsi="Arial" w:cs="Arial"/>
+          <w:b/>
+          <w:color w:val="EF6C00"/>
+          <w:sz w:val="21"/>
+          <w:u w:val="none"/>
+        </w:rPr>
+        <w:t>Cognitive Resources theory PL –</w:t>
       </w:r>
     </w:p>
     <w:p>
@@ -15947,8 +17252,9 @@
           <w:b/>
           <w:color w:val="EF6C00"/>
           <w:sz w:val="21"/>
-        </w:rPr>
-        <w:t>**מנהיגות — הטווח המלא (Bass &amp; Avolio)**</w:t>
+          <w:u w:val="none"/>
+        </w:rPr>
+        <w:t>מנהיגות — הטווח המלא (Bass &amp; Avolio)</w:t>
       </w:r>
     </w:p>
     <w:p>
@@ -15963,7 +17269,16 @@
           <w:b/>
           <w:sz w:val="19"/>
         </w:rPr>
-        <w:t>▪ **הגדרת מנהיגות**</w:t>
+        <w:t xml:space="preserve">▪ </w:t>
+      </w:r>
+      <w:r>
+        <w:rPr>
+          <w:rFonts w:ascii="Arial" w:hAnsi="Arial" w:cs="Arial"/>
+          <w:b/>
+          <w:sz w:val="19"/>
+          <w:u w:val="none"/>
+        </w:rPr>
+        <w:t>הגדרת מנהיגות</w:t>
       </w:r>
       <w:r>
         <w:rPr>
@@ -16039,7 +17354,16 @@
           <w:b/>
           <w:sz w:val="19"/>
         </w:rPr>
-        <w:t>▪ **שלושת הסגנונות**</w:t>
+        <w:t xml:space="preserve">▪ </w:t>
+      </w:r>
+      <w:r>
+        <w:rPr>
+          <w:rFonts w:ascii="Arial" w:hAnsi="Arial" w:cs="Arial"/>
+          <w:b/>
+          <w:sz w:val="19"/>
+          <w:u w:val="none"/>
+        </w:rPr>
+        <w:t>שלושת הסגנונות</w:t>
       </w:r>
       <w:r>
         <w:rPr>
@@ -16115,8 +17439,9 @@
           <w:b/>
           <w:color w:val="EF6C00"/>
           <w:sz w:val="21"/>
-        </w:rPr>
-        <w:t>**אי-מנהיגות — «שב והנח» / לסה פייר**</w:t>
+          <w:u w:val="none"/>
+        </w:rPr>
+        <w:t>אי-מנהיגות — «שב והנח» / לסה פייר</w:t>
       </w:r>
     </w:p>
     <w:p>
@@ -16131,7 +17456,16 @@
           <w:b/>
           <w:sz w:val="19"/>
         </w:rPr>
-        <w:t>▪ **התנהגות המנהיג**</w:t>
+        <w:t xml:space="preserve">▪ </w:t>
+      </w:r>
+      <w:r>
+        <w:rPr>
+          <w:rFonts w:ascii="Arial" w:hAnsi="Arial" w:cs="Arial"/>
+          <w:b/>
+          <w:sz w:val="19"/>
+          <w:u w:val="none"/>
+        </w:rPr>
+        <w:t>התנהגות המנהיג</w:t>
       </w:r>
       <w:r>
         <w:rPr>
@@ -16283,7 +17617,16 @@
           <w:b/>
           <w:sz w:val="19"/>
         </w:rPr>
-        <w:t>▪ **תגובת המונהגים**</w:t>
+        <w:t xml:space="preserve">▪ </w:t>
+      </w:r>
+      <w:r>
+        <w:rPr>
+          <w:rFonts w:ascii="Arial" w:hAnsi="Arial" w:cs="Arial"/>
+          <w:b/>
+          <w:sz w:val="19"/>
+          <w:u w:val="none"/>
+        </w:rPr>
+        <w:t>תגובת המונהגים</w:t>
       </w:r>
       <w:r>
         <w:rPr>
@@ -16341,8 +17684,9 @@
           <w:b/>
           <w:color w:val="EF6C00"/>
           <w:sz w:val="21"/>
-        </w:rPr>
-        <w:t>**מנהיגות מתגמלת (עסקתית) — «מקלות וגזרים»**</w:t>
+          <w:u w:val="none"/>
+        </w:rPr>
+        <w:t>מנהיגות מתגמלת (עסקתית) — «מקלות וגזרים»</w:t>
       </w:r>
     </w:p>
     <w:p>
@@ -16357,8 +17701,9 @@
           <w:b/>
           <w:color w:val="EF6C00"/>
           <w:sz w:val="21"/>
-        </w:rPr>
-        <w:t>**⟨1⟩ תגמול בונה / מותנה**</w:t>
+          <w:u w:val="none"/>
+        </w:rPr>
+        <w:t>⟨1⟩ תגמול בונה / מותנה</w:t>
       </w:r>
     </w:p>
     <w:p>
@@ -16373,7 +17718,16 @@
           <w:b/>
           <w:sz w:val="19"/>
         </w:rPr>
-        <w:t>▪ **המנהיג**</w:t>
+        <w:t xml:space="preserve">▪ </w:t>
+      </w:r>
+      <w:r>
+        <w:rPr>
+          <w:rFonts w:ascii="Arial" w:hAnsi="Arial" w:cs="Arial"/>
+          <w:b/>
+          <w:sz w:val="19"/>
+          <w:u w:val="none"/>
+        </w:rPr>
+        <w:t>המנהיג</w:t>
       </w:r>
       <w:r>
         <w:rPr>
@@ -16485,7 +17839,16 @@
           <w:b/>
           <w:sz w:val="19"/>
         </w:rPr>
-        <w:t>▪ **המונהגים**</w:t>
+        <w:t xml:space="preserve">▪ </w:t>
+      </w:r>
+      <w:r>
+        <w:rPr>
+          <w:rFonts w:ascii="Arial" w:hAnsi="Arial" w:cs="Arial"/>
+          <w:b/>
+          <w:sz w:val="19"/>
+          <w:u w:val="none"/>
+        </w:rPr>
+        <w:t>המונהגים</w:t>
       </w:r>
       <w:r>
         <w:rPr>
@@ -16588,8 +17951,9 @@
           <w:b/>
           <w:color w:val="EF6C00"/>
           <w:sz w:val="21"/>
-        </w:rPr>
-        <w:t>**⟨2⟩ מנהיגות מתקנת אקטיבית**</w:t>
+          <w:u w:val="none"/>
+        </w:rPr>
+        <w:t>⟨2⟩ מנהיגות מתקנת אקטיבית</w:t>
       </w:r>
     </w:p>
     <w:p>
@@ -16604,7 +17968,16 @@
           <w:b/>
           <w:sz w:val="19"/>
         </w:rPr>
-        <w:t>▪ **המנהיג**</w:t>
+        <w:t xml:space="preserve">▪ </w:t>
+      </w:r>
+      <w:r>
+        <w:rPr>
+          <w:rFonts w:ascii="Arial" w:hAnsi="Arial" w:cs="Arial"/>
+          <w:b/>
+          <w:sz w:val="19"/>
+          <w:u w:val="none"/>
+        </w:rPr>
+        <w:t>המנהיג</w:t>
       </w:r>
       <w:r>
         <w:rPr>
@@ -16707,7 +18080,16 @@
           <w:b/>
           <w:sz w:val="19"/>
         </w:rPr>
-        <w:t>▪ **המונהגים**</w:t>
+        <w:t xml:space="preserve">▪ </w:t>
+      </w:r>
+      <w:r>
+        <w:rPr>
+          <w:rFonts w:ascii="Arial" w:hAnsi="Arial" w:cs="Arial"/>
+          <w:b/>
+          <w:sz w:val="19"/>
+          <w:u w:val="none"/>
+        </w:rPr>
+        <w:t>המונהגים</w:t>
       </w:r>
       <w:r>
         <w:rPr>
@@ -16756,8 +18138,9 @@
           <w:b/>
           <w:color w:val="EF6C00"/>
           <w:sz w:val="21"/>
-        </w:rPr>
-        <w:t>**⟨3⟩ מנהיגות מתקנת פסיבית — «כיבוי שריפות»**</w:t>
+          <w:u w:val="none"/>
+        </w:rPr>
+        <w:t>⟨3⟩ מנהיגות מתקנת פסיבית — «כיבוי שריפות»</w:t>
       </w:r>
     </w:p>
     <w:p>
@@ -16772,7 +18155,16 @@
           <w:b/>
           <w:sz w:val="19"/>
         </w:rPr>
-        <w:t>▪ **המנהיג**</w:t>
+        <w:t xml:space="preserve">▪ </w:t>
+      </w:r>
+      <w:r>
+        <w:rPr>
+          <w:rFonts w:ascii="Arial" w:hAnsi="Arial" w:cs="Arial"/>
+          <w:b/>
+          <w:sz w:val="19"/>
+          <w:u w:val="none"/>
+        </w:rPr>
+        <w:t>המנהיג</w:t>
       </w:r>
       <w:r>
         <w:rPr>
@@ -16884,7 +18276,16 @@
           <w:b/>
           <w:sz w:val="19"/>
         </w:rPr>
-        <w:t>▪ **המונהגים**</w:t>
+        <w:t xml:space="preserve">▪ </w:t>
+      </w:r>
+      <w:r>
+        <w:rPr>
+          <w:rFonts w:ascii="Arial" w:hAnsi="Arial" w:cs="Arial"/>
+          <w:b/>
+          <w:sz w:val="19"/>
+          <w:u w:val="none"/>
+        </w:rPr>
+        <w:t>המונהגים</w:t>
       </w:r>
       <w:r>
         <w:rPr>
@@ -16951,8 +18352,9 @@
           <w:b/>
           <w:color w:val="EF6C00"/>
           <w:sz w:val="21"/>
-        </w:rPr>
-        <w:t>**מנהיגות מעצבת — ארבעת המרכיבים**</w:t>
+          <w:u w:val="none"/>
+        </w:rPr>
+        <w:t>מנהיגות מעצבת — ארבעת המרכיבים</w:t>
       </w:r>
     </w:p>
     <w:p>
@@ -16967,8 +18369,59 @@
           <w:b/>
           <w:color w:val="EF6C00"/>
           <w:sz w:val="21"/>
-        </w:rPr>
-        <w:t>**כריזמה (מיוחסת והתנהגותית)** – **מיוחסת** – כפי שהיא מיוחסת לו על ידי המונהגים, **התנהגותית** – הכריזמה הנמדדת בהתנהגויות בפועל.</w:t>
+          <w:u w:val="none"/>
+        </w:rPr>
+        <w:t>כריזמה (מיוחסת והתנהגותית)</w:t>
+      </w:r>
+      <w:r>
+        <w:rPr>
+          <w:rFonts w:ascii="Arial" w:hAnsi="Arial" w:cs="Arial"/>
+          <w:b/>
+          <w:color w:val="EF6C00"/>
+          <w:sz w:val="21"/>
+          <w:u w:val="none"/>
+        </w:rPr>
+        <w:t xml:space="preserve"> – </w:t>
+      </w:r>
+      <w:r>
+        <w:rPr>
+          <w:rFonts w:ascii="Arial" w:hAnsi="Arial" w:cs="Arial"/>
+          <w:b/>
+          <w:color w:val="EF6C00"/>
+          <w:sz w:val="21"/>
+          <w:u w:val="none"/>
+        </w:rPr>
+        <w:t>מיוחסת</w:t>
+      </w:r>
+      <w:r>
+        <w:rPr>
+          <w:rFonts w:ascii="Arial" w:hAnsi="Arial" w:cs="Arial"/>
+          <w:b/>
+          <w:color w:val="EF6C00"/>
+          <w:sz w:val="21"/>
+          <w:u w:val="none"/>
+        </w:rPr>
+        <w:t xml:space="preserve"> – כפי שהיא מיוחסת לו על ידי המונהגים, </w:t>
+      </w:r>
+      <w:r>
+        <w:rPr>
+          <w:rFonts w:ascii="Arial" w:hAnsi="Arial" w:cs="Arial"/>
+          <w:b/>
+          <w:color w:val="EF6C00"/>
+          <w:sz w:val="21"/>
+          <w:u w:val="none"/>
+        </w:rPr>
+        <w:t>התנהגותית</w:t>
+      </w:r>
+      <w:r>
+        <w:rPr>
+          <w:rFonts w:ascii="Arial" w:hAnsi="Arial" w:cs="Arial"/>
+          <w:b/>
+          <w:color w:val="EF6C00"/>
+          <w:sz w:val="21"/>
+          <w:u w:val="none"/>
+        </w:rPr>
+        <w:t xml:space="preserve"> – הכריזמה הנמדדת בהתנהגויות בפועל.</w:t>
       </w:r>
     </w:p>
     <w:p>
@@ -16983,7 +18436,16 @@
           <w:b/>
           <w:sz w:val="19"/>
         </w:rPr>
-        <w:t>▪ **מהי**</w:t>
+        <w:t xml:space="preserve">▪ </w:t>
+      </w:r>
+      <w:r>
+        <w:rPr>
+          <w:rFonts w:ascii="Arial" w:hAnsi="Arial" w:cs="Arial"/>
+          <w:b/>
+          <w:sz w:val="19"/>
+          <w:u w:val="none"/>
+        </w:rPr>
+        <w:t>מהי</w:t>
       </w:r>
       <w:r>
         <w:rPr>
@@ -17068,7 +18530,16 @@
           <w:b/>
           <w:sz w:val="19"/>
         </w:rPr>
-        <w:t>▪ **המנהיג**</w:t>
+        <w:t xml:space="preserve">▪ </w:t>
+      </w:r>
+      <w:r>
+        <w:rPr>
+          <w:rFonts w:ascii="Arial" w:hAnsi="Arial" w:cs="Arial"/>
+          <w:b/>
+          <w:sz w:val="19"/>
+          <w:u w:val="none"/>
+        </w:rPr>
+        <w:t>המנהיג</w:t>
       </w:r>
       <w:r>
         <w:rPr>
@@ -17225,7 +18696,16 @@
           <w:b/>
           <w:sz w:val="19"/>
         </w:rPr>
-        <w:t>▪ **המונהגים**</w:t>
+        <w:t xml:space="preserve">▪ </w:t>
+      </w:r>
+      <w:r>
+        <w:rPr>
+          <w:rFonts w:ascii="Arial" w:hAnsi="Arial" w:cs="Arial"/>
+          <w:b/>
+          <w:sz w:val="19"/>
+          <w:u w:val="none"/>
+        </w:rPr>
+        <w:t>המונהגים</w:t>
       </w:r>
       <w:r>
         <w:rPr>
@@ -17292,8 +18772,9 @@
           <w:b/>
           <w:color w:val="EF6C00"/>
           <w:sz w:val="21"/>
-        </w:rPr>
-        <w:t>**הנעה באמצעות השראה**</w:t>
+          <w:u w:val="none"/>
+        </w:rPr>
+        <w:t>הנעה באמצעות השראה</w:t>
       </w:r>
     </w:p>
     <w:p>
@@ -17308,7 +18789,16 @@
           <w:b/>
           <w:sz w:val="19"/>
         </w:rPr>
-        <w:t>▪ **מהי**</w:t>
+        <w:t xml:space="preserve">▪ </w:t>
+      </w:r>
+      <w:r>
+        <w:rPr>
+          <w:rFonts w:ascii="Arial" w:hAnsi="Arial" w:cs="Arial"/>
+          <w:b/>
+          <w:sz w:val="19"/>
+          <w:u w:val="none"/>
+        </w:rPr>
+        <w:t>מהי</w:t>
       </w:r>
       <w:r>
         <w:rPr>
@@ -17366,7 +18856,16 @@
           <w:b/>
           <w:sz w:val="19"/>
         </w:rPr>
-        <w:t>▪ **המנהיג**</w:t>
+        <w:t xml:space="preserve">▪ </w:t>
+      </w:r>
+      <w:r>
+        <w:rPr>
+          <w:rFonts w:ascii="Arial" w:hAnsi="Arial" w:cs="Arial"/>
+          <w:b/>
+          <w:sz w:val="19"/>
+          <w:u w:val="none"/>
+        </w:rPr>
+        <w:t>המנהיג</w:t>
       </w:r>
       <w:r>
         <w:rPr>
@@ -17487,7 +18986,16 @@
           <w:b/>
           <w:sz w:val="19"/>
         </w:rPr>
-        <w:t>▪ **המונהגים**</w:t>
+        <w:t xml:space="preserve">▪ </w:t>
+      </w:r>
+      <w:r>
+        <w:rPr>
+          <w:rFonts w:ascii="Arial" w:hAnsi="Arial" w:cs="Arial"/>
+          <w:b/>
+          <w:sz w:val="19"/>
+          <w:u w:val="none"/>
+        </w:rPr>
+        <w:t>המונהגים</w:t>
       </w:r>
       <w:r>
         <w:rPr>
@@ -17572,8 +19080,9 @@
           <w:b/>
           <w:color w:val="EF6C00"/>
           <w:sz w:val="21"/>
-        </w:rPr>
-        <w:t>**אתגור אינטלקטואלי — «מונה ליזה»**</w:t>
+          <w:u w:val="none"/>
+        </w:rPr>
+        <w:t>אתגור אינטלקטואלי — «מונה ליזה»</w:t>
       </w:r>
     </w:p>
     <w:p>
@@ -17588,7 +19097,16 @@
           <w:b/>
           <w:sz w:val="19"/>
         </w:rPr>
-        <w:t>▪ **מהו**</w:t>
+        <w:t xml:space="preserve">▪ </w:t>
+      </w:r>
+      <w:r>
+        <w:rPr>
+          <w:rFonts w:ascii="Arial" w:hAnsi="Arial" w:cs="Arial"/>
+          <w:b/>
+          <w:sz w:val="19"/>
+          <w:u w:val="none"/>
+        </w:rPr>
+        <w:t>מהו</w:t>
       </w:r>
       <w:r>
         <w:rPr>
@@ -17691,7 +19209,16 @@
           <w:b/>
           <w:sz w:val="19"/>
         </w:rPr>
-        <w:t>▪ **המנהיג**</w:t>
+        <w:t xml:space="preserve">▪ </w:t>
+      </w:r>
+      <w:r>
+        <w:rPr>
+          <w:rFonts w:ascii="Arial" w:hAnsi="Arial" w:cs="Arial"/>
+          <w:b/>
+          <w:sz w:val="19"/>
+          <w:u w:val="none"/>
+        </w:rPr>
+        <w:t>המנהיג</w:t>
       </w:r>
       <w:r>
         <w:rPr>
@@ -17812,8 +19339,9 @@
           <w:b/>
           <w:color w:val="EF6C00"/>
           <w:sz w:val="21"/>
-        </w:rPr>
-        <w:t>**התייחסות פרטנית (אישית)**</w:t>
+          <w:u w:val="none"/>
+        </w:rPr>
+        <w:t>התייחסות פרטנית (אישית)</w:t>
       </w:r>
     </w:p>
     <w:p>
@@ -17828,7 +19356,16 @@
           <w:b/>
           <w:sz w:val="19"/>
         </w:rPr>
-        <w:t>▪ **מהי**</w:t>
+        <w:t xml:space="preserve">▪ </w:t>
+      </w:r>
+      <w:r>
+        <w:rPr>
+          <w:rFonts w:ascii="Arial" w:hAnsi="Arial" w:cs="Arial"/>
+          <w:b/>
+          <w:sz w:val="19"/>
+          <w:u w:val="none"/>
+        </w:rPr>
+        <w:t>מהי</w:t>
       </w:r>
       <w:r>
         <w:rPr>
@@ -17940,7 +19477,16 @@
           <w:b/>
           <w:sz w:val="19"/>
         </w:rPr>
-        <w:t>▪ **המנהיג**</w:t>
+        <w:t xml:space="preserve">▪ </w:t>
+      </w:r>
+      <w:r>
+        <w:rPr>
+          <w:rFonts w:ascii="Arial" w:hAnsi="Arial" w:cs="Arial"/>
+          <w:b/>
+          <w:sz w:val="19"/>
+          <w:u w:val="none"/>
+        </w:rPr>
+        <w:t>המנהיג</w:t>
       </w:r>
       <w:r>
         <w:rPr>
@@ -18079,7 +19625,16 @@
           <w:b/>
           <w:sz w:val="19"/>
         </w:rPr>
-        <w:t>▪ **המונהגים**</w:t>
+        <w:t xml:space="preserve">▪ </w:t>
+      </w:r>
+      <w:r>
+        <w:rPr>
+          <w:rFonts w:ascii="Arial" w:hAnsi="Arial" w:cs="Arial"/>
+          <w:b/>
+          <w:sz w:val="19"/>
+          <w:u w:val="none"/>
+        </w:rPr>
+        <w:t>המונהגים</w:t>
       </w:r>
       <w:r>
         <w:rPr>
@@ -18240,8 +19795,9 @@
           <w:b/>
           <w:color w:val="4527A0"/>
           <w:sz w:val="21"/>
-        </w:rPr>
-        <w:t>**ניהול צוות — המודל של טאקמן**</w:t>
+          <w:u w:val="none"/>
+        </w:rPr>
+        <w:t>ניהול צוות — המודל של טאקמן</w:t>
       </w:r>
     </w:p>
     <w:p>
@@ -18256,7 +19812,16 @@
           <w:b/>
           <w:sz w:val="19"/>
         </w:rPr>
-        <w:t>▪ **שלבי התפתחות קבוצה לצוות**</w:t>
+        <w:t xml:space="preserve">▪ </w:t>
+      </w:r>
+      <w:r>
+        <w:rPr>
+          <w:rFonts w:ascii="Arial" w:hAnsi="Arial" w:cs="Arial"/>
+          <w:b/>
+          <w:sz w:val="19"/>
+          <w:u w:val="none"/>
+        </w:rPr>
+        <w:t>שלבי התפתחות קבוצה לצוות</w:t>
       </w:r>
       <w:r>
         <w:rPr>
@@ -18350,7 +19915,16 @@
           <w:b/>
           <w:sz w:val="19"/>
         </w:rPr>
-        <w:t>▪ **סגנון המנהיגות לאורך השלבים**</w:t>
+        <w:t xml:space="preserve">▪ </w:t>
+      </w:r>
+      <w:r>
+        <w:rPr>
+          <w:rFonts w:ascii="Arial" w:hAnsi="Arial" w:cs="Arial"/>
+          <w:b/>
+          <w:sz w:val="19"/>
+          <w:u w:val="none"/>
+        </w:rPr>
+        <w:t>סגנון המנהיגות לאורך השלבים</w:t>
       </w:r>
       <w:r>
         <w:rPr>
@@ -18417,8 +19991,9 @@
           <w:b/>
           <w:color w:val="4527A0"/>
           <w:sz w:val="21"/>
-        </w:rPr>
-        <w:t>**קבוצה מול צוות**</w:t>
+          <w:u w:val="none"/>
+        </w:rPr>
+        <w:t>קבוצה מול צוות</w:t>
       </w:r>
     </w:p>
     <w:p>
@@ -18433,7 +20008,16 @@
           <w:b/>
           <w:sz w:val="19"/>
         </w:rPr>
-        <w:t>▪ **קבוצה**</w:t>
+        <w:t xml:space="preserve">▪ </w:t>
+      </w:r>
+      <w:r>
+        <w:rPr>
+          <w:rFonts w:ascii="Arial" w:hAnsi="Arial" w:cs="Arial"/>
+          <w:b/>
+          <w:sz w:val="19"/>
+          <w:u w:val="none"/>
+        </w:rPr>
+        <w:t>קבוצה</w:t>
       </w:r>
       <w:r>
         <w:rPr>
@@ -18527,7 +20111,16 @@
           <w:b/>
           <w:sz w:val="19"/>
         </w:rPr>
-        <w:t>▪ **ההבדל**</w:t>
+        <w:t xml:space="preserve">▪ </w:t>
+      </w:r>
+      <w:r>
+        <w:rPr>
+          <w:rFonts w:ascii="Arial" w:hAnsi="Arial" w:cs="Arial"/>
+          <w:b/>
+          <w:sz w:val="19"/>
+          <w:u w:val="none"/>
+        </w:rPr>
+        <w:t>ההבדל</w:t>
       </w:r>
       <w:r>
         <w:rPr>
@@ -18558,7 +20151,16 @@
           <w:b/>
           <w:sz w:val="19"/>
         </w:rPr>
-        <w:t>▪ **קבוצה</w:t>
+        <w:t xml:space="preserve">▪ </w:t>
+      </w:r>
+      <w:r>
+        <w:rPr>
+          <w:rFonts w:ascii="Arial" w:hAnsi="Arial" w:cs="Arial"/>
+          <w:b/>
+          <w:sz w:val="19"/>
+          <w:u w:val="none"/>
+        </w:rPr>
+        <w:t>קבוצה</w:t>
       </w:r>
       <w:r>
         <w:rPr>
@@ -18574,21 +20176,12 @@
           <w:sz w:val="19"/>
           <w:u w:val="none"/>
         </w:rPr>
-        <w:t>בפועל</w:t>
-      </w:r>
-      <w:r>
-        <w:rPr>
-          <w:rFonts w:ascii="Arial" w:hAnsi="Arial" w:cs="Arial"/>
-          <w:b/>
-          <w:sz w:val="19"/>
-          <w:u w:val="none"/>
-        </w:rPr>
-        <w:t xml:space="preserve"> — </w:t>
-      </w:r>
-      <w:r>
-        <w:rPr>
-          <w:rFonts w:ascii="Arial" w:hAnsi="Arial" w:cs="Arial"/>
-          <w:b w:val="0"/>
+        <w:t xml:space="preserve">בפועל — </w:t>
+      </w:r>
+      <w:r>
+        <w:rPr>
+          <w:rFonts w:ascii="Arial" w:hAnsi="Arial" w:cs="Arial"/>
+          <w:b/>
           <w:sz w:val="19"/>
           <w:u w:val="none"/>
         </w:rPr>
@@ -18597,7 +20190,7 @@
       <w:r>
         <w:rPr>
           <w:rFonts w:ascii="Arial" w:hAnsi="Arial" w:cs="Arial"/>
-          <w:b/>
+          <w:b w:val="0"/>
           <w:sz w:val="19"/>
           <w:u w:val="none"/>
         </w:rPr>
@@ -18606,11 +20199,20 @@
       <w:r>
         <w:rPr>
           <w:rFonts w:ascii="Arial" w:hAnsi="Arial" w:cs="Arial"/>
-          <w:b w:val="0"/>
-          <w:sz w:val="19"/>
-          <w:u w:val="none"/>
-        </w:rPr>
-        <w:t>ללא קשר הדוק** ביניהם או תלות הדדית.</w:t>
+          <w:b/>
+          <w:sz w:val="19"/>
+          <w:u w:val="none"/>
+        </w:rPr>
+        <w:t>ללא קשר הדוק</w:t>
+      </w:r>
+      <w:r>
+        <w:rPr>
+          <w:rFonts w:ascii="Arial" w:hAnsi="Arial" w:cs="Arial"/>
+          <w:b w:val="0"/>
+          <w:sz w:val="19"/>
+          <w:u w:val="none"/>
+        </w:rPr>
+        <w:t xml:space="preserve"> ביניהם או תלות הדדית.</w:t>
       </w:r>
     </w:p>
     <w:p>
@@ -18625,7 +20227,16 @@
           <w:b/>
           <w:sz w:val="19"/>
         </w:rPr>
-        <w:t>▪ **צוות**</w:t>
+        <w:t xml:space="preserve">▪ </w:t>
+      </w:r>
+      <w:r>
+        <w:rPr>
+          <w:rFonts w:ascii="Arial" w:hAnsi="Arial" w:cs="Arial"/>
+          <w:b/>
+          <w:sz w:val="19"/>
+          <w:u w:val="none"/>
+        </w:rPr>
+        <w:t>צוות</w:t>
       </w:r>
       <w:r>
         <w:rPr>
@@ -18683,7 +20294,16 @@
           <w:b/>
           <w:sz w:val="19"/>
         </w:rPr>
-        <w:t>▪ **פיתוח צוות מול בניית צוות**</w:t>
+        <w:t xml:space="preserve">▪ </w:t>
+      </w:r>
+      <w:r>
+        <w:rPr>
+          <w:rFonts w:ascii="Arial" w:hAnsi="Arial" w:cs="Arial"/>
+          <w:b/>
+          <w:sz w:val="19"/>
+          <w:u w:val="none"/>
+        </w:rPr>
+        <w:t>פיתוח צוות מול בניית צוות</w:t>
       </w:r>
       <w:r>
         <w:rPr>
@@ -18759,8 +20379,9 @@
           <w:b/>
           <w:color w:val="4527A0"/>
           <w:sz w:val="21"/>
-        </w:rPr>
-        <w:t>**אפקטים פסיכולוגיים**</w:t>
+          <w:u w:val="none"/>
+        </w:rPr>
+        <w:t>אפקטים פסיכולוגיים</w:t>
       </w:r>
     </w:p>
     <w:p>
@@ -18775,7 +20396,16 @@
           <w:b/>
           <w:sz w:val="19"/>
         </w:rPr>
-        <w:t>▪ **אפקט פיגמליון**</w:t>
+        <w:t xml:space="preserve">▪ </w:t>
+      </w:r>
+      <w:r>
+        <w:rPr>
+          <w:rFonts w:ascii="Arial" w:hAnsi="Arial" w:cs="Arial"/>
+          <w:b/>
+          <w:sz w:val="19"/>
+          <w:u w:val="none"/>
+        </w:rPr>
+        <w:t>אפקט פיגמליון</w:t>
       </w:r>
       <w:r>
         <w:rPr>
@@ -18833,7 +20463,16 @@
           <w:b/>
           <w:sz w:val="19"/>
         </w:rPr>
-        <w:t>▪ **אפקט הגולם**</w:t>
+        <w:t xml:space="preserve">▪ </w:t>
+      </w:r>
+      <w:r>
+        <w:rPr>
+          <w:rFonts w:ascii="Arial" w:hAnsi="Arial" w:cs="Arial"/>
+          <w:b/>
+          <w:sz w:val="19"/>
+          <w:u w:val="none"/>
+        </w:rPr>
+        <w:t>אפקט הגולם</w:t>
       </w:r>
       <w:r>
         <w:rPr>
@@ -18936,7 +20575,16 @@
           <w:b/>
           <w:sz w:val="19"/>
         </w:rPr>
-        <w:t>▪ **אפקט הות'ורן**</w:t>
+        <w:t xml:space="preserve">▪ </w:t>
+      </w:r>
+      <w:r>
+        <w:rPr>
+          <w:rFonts w:ascii="Arial" w:hAnsi="Arial" w:cs="Arial"/>
+          <w:b/>
+          <w:sz w:val="19"/>
+          <w:u w:val="none"/>
+        </w:rPr>
+        <w:t>אפקט הות'ורן</w:t>
       </w:r>
       <w:r>
         <w:rPr>
@@ -18985,8 +20633,9 @@
           <w:b/>
           <w:color w:val="4527A0"/>
           <w:sz w:val="21"/>
-        </w:rPr>
-        <w:t>**מודל אלן ומאייר — מחויבות ארגונית**</w:t>
+          <w:u w:val="none"/>
+        </w:rPr>
+        <w:t>מודל אלן ומאייר — מחויבות ארגונית</w:t>
       </w:r>
     </w:p>
     <w:tbl>
@@ -19388,8 +21037,9 @@
           <w:b/>
           <w:color w:val="4527A0"/>
           <w:sz w:val="21"/>
-        </w:rPr>
-        <w:t>**מודל חמשת הגורמים — The Big Five**</w:t>
+          <w:u w:val="none"/>
+        </w:rPr>
+        <w:t>מודל חמשת הגורמים — The Big Five</w:t>
       </w:r>
     </w:p>
     <w:p>
@@ -19404,7 +21054,16 @@
           <w:b/>
           <w:sz w:val="19"/>
         </w:rPr>
-        <w:t>▪ **מהו**</w:t>
+        <w:t xml:space="preserve">▪ </w:t>
+      </w:r>
+      <w:r>
+        <w:rPr>
+          <w:rFonts w:ascii="Arial" w:hAnsi="Arial" w:cs="Arial"/>
+          <w:b/>
+          <w:sz w:val="19"/>
+          <w:u w:val="none"/>
+        </w:rPr>
+        <w:t>מהו</w:t>
       </w:r>
       <w:r>
         <w:rPr>
@@ -19892,8 +21551,9 @@
           <w:b/>
           <w:color w:val="4527A0"/>
           <w:sz w:val="21"/>
-        </w:rPr>
-        <w:t>**דגשי המרצה**</w:t>
+          <w:u w:val="none"/>
+        </w:rPr>
+        <w:t>דגשי המרצה</w:t>
       </w:r>
     </w:p>
     <w:p>
@@ -19908,7 +21568,16 @@
           <w:b/>
           <w:sz w:val="19"/>
         </w:rPr>
-        <w:t>▪ **המנבא החזק**</w:t>
+        <w:t xml:space="preserve">▪ </w:t>
+      </w:r>
+      <w:r>
+        <w:rPr>
+          <w:rFonts w:ascii="Arial" w:hAnsi="Arial" w:cs="Arial"/>
+          <w:b/>
+          <w:sz w:val="19"/>
+          <w:u w:val="none"/>
+        </w:rPr>
+        <w:t>המנבא החזק</w:t>
       </w:r>
       <w:r>
         <w:rPr>
@@ -19966,7 +21635,16 @@
           <w:b/>
           <w:sz w:val="19"/>
         </w:rPr>
-        <w:t>▪ **נוירוטיות בהקשר מצבי**</w:t>
+        <w:t xml:space="preserve">▪ </w:t>
+      </w:r>
+      <w:r>
+        <w:rPr>
+          <w:rFonts w:ascii="Arial" w:hAnsi="Arial" w:cs="Arial"/>
+          <w:b/>
+          <w:sz w:val="19"/>
+          <w:u w:val="none"/>
+        </w:rPr>
+        <w:t>נוירוטיות בהקשר מצבי</w:t>
       </w:r>
       <w:r>
         <w:rPr>
@@ -20042,7 +21720,16 @@
           <w:b/>
           <w:sz w:val="19"/>
         </w:rPr>
-        <w:t>▪ **אין פרופיל אחד נכון**</w:t>
+        <w:t xml:space="preserve">▪ </w:t>
+      </w:r>
+      <w:r>
+        <w:rPr>
+          <w:rFonts w:ascii="Arial" w:hAnsi="Arial" w:cs="Arial"/>
+          <w:b/>
+          <w:sz w:val="19"/>
+          <w:u w:val="none"/>
+        </w:rPr>
+        <w:t>אין פרופיל אחד נכון</w:t>
       </w:r>
       <w:r>
         <w:rPr>
@@ -20163,8 +21850,9 @@
           <w:b/>
           <w:color w:val="4527A0"/>
           <w:sz w:val="21"/>
-        </w:rPr>
-        <w:t>**אדיג'ס**</w:t>
+          <w:u w:val="none"/>
+        </w:rPr>
+        <w:t>אדיג'ס</w:t>
       </w:r>
     </w:p>
     <w:p>
@@ -20179,7 +21867,16 @@
           <w:b/>
           <w:sz w:val="19"/>
         </w:rPr>
-        <w:t>▪ **מי נוטה לדיוק, יסודיות, תכנון והימנעות משגיאות?**</w:t>
+        <w:t xml:space="preserve">▪ </w:t>
+      </w:r>
+      <w:r>
+        <w:rPr>
+          <w:rFonts w:ascii="Arial" w:hAnsi="Arial" w:cs="Arial"/>
+          <w:b/>
+          <w:sz w:val="19"/>
+          <w:u w:val="none"/>
+        </w:rPr>
+        <w:t>מי נוטה לדיוק, יסודיות, תכנון והימנעות משגיאות?</w:t>
       </w:r>
       <w:r>
         <w:rPr>
@@ -20210,7 +21907,16 @@
           <w:b/>
           <w:sz w:val="19"/>
         </w:rPr>
-        <w:t>▪ **חברה בשלב האריסטוקרטיה</w:t>
+        <w:t xml:space="preserve">▪ </w:t>
+      </w:r>
+      <w:r>
+        <w:rPr>
+          <w:rFonts w:ascii="Arial" w:hAnsi="Arial" w:cs="Arial"/>
+          <w:b/>
+          <w:sz w:val="19"/>
+          <w:u w:val="none"/>
+        </w:rPr>
+        <w:t>חברה בשלב האריסטוקרטיה</w:t>
       </w:r>
       <w:r>
         <w:rPr>
@@ -20226,25 +21932,16 @@
           <w:sz w:val="19"/>
           <w:u w:val="none"/>
         </w:rPr>
-        <w:t>היא כבר?</w:t>
-      </w:r>
-      <w:r>
-        <w:rPr>
-          <w:rFonts w:ascii="Arial" w:hAnsi="Arial" w:cs="Arial"/>
-          <w:b/>
-          <w:sz w:val="19"/>
-          <w:u w:val="none"/>
-        </w:rPr>
-        <w:t xml:space="preserve"> — </w:t>
-      </w:r>
-      <w:r>
-        <w:rPr>
-          <w:rFonts w:ascii="Arial" w:hAnsi="Arial" w:cs="Arial"/>
-          <w:b w:val="0"/>
-          <w:sz w:val="19"/>
-          <w:u w:val="none"/>
-        </w:rPr>
-        <w:t>באסקלציה למוות ארגוני**</w:t>
+        <w:t xml:space="preserve">היא כבר? — </w:t>
+      </w:r>
+      <w:r>
+        <w:rPr>
+          <w:rFonts w:ascii="Arial" w:hAnsi="Arial" w:cs="Arial"/>
+          <w:b/>
+          <w:sz w:val="19"/>
+          <w:u w:val="none"/>
+        </w:rPr>
+        <w:t>באסקלציה למוות ארגוני</w:t>
       </w:r>
     </w:p>
     <w:p>
@@ -20259,7 +21956,16 @@
           <w:b/>
           <w:sz w:val="19"/>
         </w:rPr>
-        <w:t>▪ **מנהל שאסטרטגיה וחזון מנחים אותו?**</w:t>
+        <w:t xml:space="preserve">▪ </w:t>
+      </w:r>
+      <w:r>
+        <w:rPr>
+          <w:rFonts w:ascii="Arial" w:hAnsi="Arial" w:cs="Arial"/>
+          <w:b/>
+          <w:sz w:val="19"/>
+          <w:u w:val="none"/>
+        </w:rPr>
+        <w:t>מנהל שאסטרטגיה וחזון מנחים אותו?</w:t>
       </w:r>
       <w:r>
         <w:rPr>
@@ -20290,7 +21996,16 @@
           <w:b/>
           <w:sz w:val="19"/>
         </w:rPr>
-        <w:t>▪ **איזה דפוס מתאים למנכ״ל ארגון?**</w:t>
+        <w:t xml:space="preserve">▪ </w:t>
+      </w:r>
+      <w:r>
+        <w:rPr>
+          <w:rFonts w:ascii="Arial" w:hAnsi="Arial" w:cs="Arial"/>
+          <w:b/>
+          <w:sz w:val="19"/>
+          <w:u w:val="none"/>
+        </w:rPr>
+        <w:t>איזה דפוס מתאים למנכ״ל ארגון?</w:t>
       </w:r>
       <w:r>
         <w:rPr>
@@ -20321,7 +22036,16 @@
           <w:b/>
           <w:sz w:val="19"/>
         </w:rPr>
-        <w:t>▪ **מנהל ממוקד עובדים הוא מסוג?**</w:t>
+        <w:t xml:space="preserve">▪ </w:t>
+      </w:r>
+      <w:r>
+        <w:rPr>
+          <w:rFonts w:ascii="Arial" w:hAnsi="Arial" w:cs="Arial"/>
+          <w:b/>
+          <w:sz w:val="19"/>
+          <w:u w:val="none"/>
+        </w:rPr>
+        <w:t>מנהל ממוקד עובדים הוא מסוג?</w:t>
       </w:r>
       <w:r>
         <w:rPr>
@@ -20352,7 +22076,16 @@
           <w:b/>
           <w:sz w:val="19"/>
         </w:rPr>
-        <w:t>▪ **נוסחת ההצלחה לניהול טוב שמביא תוצאות?**</w:t>
+        <w:t xml:space="preserve">▪ </w:t>
+      </w:r>
+      <w:r>
+        <w:rPr>
+          <w:rFonts w:ascii="Arial" w:hAnsi="Arial" w:cs="Arial"/>
+          <w:b/>
+          <w:sz w:val="19"/>
+          <w:u w:val="none"/>
+        </w:rPr>
+        <w:t>נוסחת ההצלחה לניהול טוב שמביא תוצאות?</w:t>
       </w:r>
       <w:r>
         <w:rPr>
@@ -20383,7 +22116,16 @@
           <w:b/>
           <w:sz w:val="19"/>
         </w:rPr>
-        <w:t>▪ **כדי «לנהל את המנהל»?**</w:t>
+        <w:t xml:space="preserve">▪ </w:t>
+      </w:r>
+      <w:r>
+        <w:rPr>
+          <w:rFonts w:ascii="Arial" w:hAnsi="Arial" w:cs="Arial"/>
+          <w:b/>
+          <w:sz w:val="19"/>
+          <w:u w:val="none"/>
+        </w:rPr>
+        <w:t>כדי «לנהל את המנהל»?</w:t>
       </w:r>
       <w:r>
         <w:rPr>
@@ -20414,7 +22156,16 @@
           <w:b/>
           <w:sz w:val="19"/>
         </w:rPr>
-        <w:t>▪ **מקבילות בין המודלים**</w:t>
+        <w:t xml:space="preserve">▪ </w:t>
+      </w:r>
+      <w:r>
+        <w:rPr>
+          <w:rFonts w:ascii="Arial" w:hAnsi="Arial" w:cs="Arial"/>
+          <w:b/>
+          <w:sz w:val="19"/>
+          <w:u w:val="none"/>
+        </w:rPr>
+        <w:t>מקבילות בין המודלים</w:t>
       </w:r>
       <w:r>
         <w:rPr>
@@ -20544,8 +22295,9 @@
           <w:b/>
           <w:color w:val="4527A0"/>
           <w:sz w:val="21"/>
-        </w:rPr>
-        <w:t>**בס ואבוליו — הטווח המלא**</w:t>
+          <w:u w:val="none"/>
+        </w:rPr>
+        <w:t>בס ואבוליו — הטווח המלא</w:t>
       </w:r>
     </w:p>
     <w:p>
@@ -20575,7 +22327,16 @@
           <w:b/>
           <w:sz w:val="19"/>
         </w:rPr>
-        <w:t>▪ **תגמול מותנה, ניהול חריגים אקטיבי ופסיבי שייכים ל?**</w:t>
+        <w:t xml:space="preserve">▪ </w:t>
+      </w:r>
+      <w:r>
+        <w:rPr>
+          <w:rFonts w:ascii="Arial" w:hAnsi="Arial" w:cs="Arial"/>
+          <w:b/>
+          <w:sz w:val="19"/>
+          <w:u w:val="none"/>
+        </w:rPr>
+        <w:t>תגמול מותנה, ניהול חריגים אקטיבי ופסיבי שייכים ל?</w:t>
       </w:r>
       <w:r>
         <w:rPr>
@@ -20606,7 +22367,16 @@
           <w:b/>
           <w:sz w:val="19"/>
         </w:rPr>
-        <w:t>▪ **כדי להיות מנהיג יש לקבל ציון גבוה במרכיבי?**</w:t>
+        <w:t xml:space="preserve">▪ </w:t>
+      </w:r>
+      <w:r>
+        <w:rPr>
+          <w:rFonts w:ascii="Arial" w:hAnsi="Arial" w:cs="Arial"/>
+          <w:b/>
+          <w:sz w:val="19"/>
+          <w:u w:val="none"/>
+        </w:rPr>
+        <w:t>כדי להיות מנהיג יש לקבל ציון גבוה במרכיבי?</w:t>
       </w:r>
       <w:r>
         <w:rPr>
@@ -20637,7 +22407,16 @@
           <w:b/>
           <w:sz w:val="19"/>
         </w:rPr>
-        <w:t>▪ **מנהל שהוא מנהיג יתאפיין ב?**</w:t>
+        <w:t xml:space="preserve">▪ </w:t>
+      </w:r>
+      <w:r>
+        <w:rPr>
+          <w:rFonts w:ascii="Arial" w:hAnsi="Arial" w:cs="Arial"/>
+          <w:b/>
+          <w:sz w:val="19"/>
+          <w:u w:val="none"/>
+        </w:rPr>
+        <w:t>מנהל שהוא מנהיג יתאפיין ב?</w:t>
       </w:r>
       <w:r>
         <w:rPr>
@@ -20668,7 +22447,16 @@
           <w:b/>
           <w:sz w:val="19"/>
         </w:rPr>
-        <w:t>▪ **משה מנהל בכיר, מגיע כל יום, הולך מחדר לחדר ומכיר את המונהגים?**</w:t>
+        <w:t xml:space="preserve">▪ </w:t>
+      </w:r>
+      <w:r>
+        <w:rPr>
+          <w:rFonts w:ascii="Arial" w:hAnsi="Arial" w:cs="Arial"/>
+          <w:b/>
+          <w:sz w:val="19"/>
+          <w:u w:val="none"/>
+        </w:rPr>
+        <w:t>משה מנהל בכיר, מגיע כל יום, הולך מחדר לחדר ומכיר את המונהגים?</w:t>
       </w:r>
       <w:r>
         <w:rPr>
@@ -20699,7 +22487,16 @@
           <w:b/>
           <w:sz w:val="19"/>
         </w:rPr>
-        <w:t>▪ **גלית מניעה בעזרת תשלום שכר, משוב שלילי וחיובי והצבת יעדים?**</w:t>
+        <w:t xml:space="preserve">▪ </w:t>
+      </w:r>
+      <w:r>
+        <w:rPr>
+          <w:rFonts w:ascii="Arial" w:hAnsi="Arial" w:cs="Arial"/>
+          <w:b/>
+          <w:sz w:val="19"/>
+          <w:u w:val="none"/>
+        </w:rPr>
+        <w:t>גלית מניעה בעזרת תשלום שכר, משוב שלילי וחיובי והצבת יעדים?</w:t>
       </w:r>
       <w:r>
         <w:rPr>
@@ -20730,7 +22527,16 @@
           <w:b/>
           <w:sz w:val="19"/>
         </w:rPr>
-        <w:t>▪ **גלית מניעה בסיוע חזון, מבררת מה חזונם ובונה חזון משותף, ויש לה רעיונות מבריקים?**</w:t>
+        <w:t xml:space="preserve">▪ </w:t>
+      </w:r>
+      <w:r>
+        <w:rPr>
+          <w:rFonts w:ascii="Arial" w:hAnsi="Arial" w:cs="Arial"/>
+          <w:b/>
+          <w:sz w:val="19"/>
+          <w:u w:val="none"/>
+        </w:rPr>
+        <w:t>גלית מניעה בסיוע חזון, מבררת מה חזונם ובונה חזון משותף, ויש לה רעיונות מבריקים?</w:t>
       </w:r>
       <w:r>
         <w:rPr>
@@ -20761,7 +22567,16 @@
           <w:b/>
           <w:sz w:val="19"/>
         </w:rPr>
-        <w:t>▪ **העובדים חושבים שירון סוחף וממגנט?**</w:t>
+        <w:t xml:space="preserve">▪ </w:t>
+      </w:r>
+      <w:r>
+        <w:rPr>
+          <w:rFonts w:ascii="Arial" w:hAnsi="Arial" w:cs="Arial"/>
+          <w:b/>
+          <w:sz w:val="19"/>
+          <w:u w:val="none"/>
+        </w:rPr>
+        <w:t>העובדים חושבים שירון סוחף וממגנט?</w:t>
       </w:r>
       <w:r>
         <w:rPr>
@@ -20792,7 +22607,16 @@
           <w:b/>
           <w:sz w:val="19"/>
         </w:rPr>
-        <w:t>▪ **לפי הטווח המלא?**</w:t>
+        <w:t xml:space="preserve">▪ </w:t>
+      </w:r>
+      <w:r>
+        <w:rPr>
+          <w:rFonts w:ascii="Arial" w:hAnsi="Arial" w:cs="Arial"/>
+          <w:b/>
+          <w:sz w:val="19"/>
+          <w:u w:val="none"/>
+        </w:rPr>
+        <w:t>לפי הטווח המלא?</w:t>
       </w:r>
       <w:r>
         <w:rPr>
@@ -20863,8 +22687,9 @@
           <w:b/>
           <w:color w:val="4527A0"/>
           <w:sz w:val="21"/>
-        </w:rPr>
-        <w:t>**גישות ומצביות**</w:t>
+          <w:u w:val="none"/>
+        </w:rPr>
+        <w:t>גישות ומצביות</w:t>
       </w:r>
     </w:p>
     <w:p>
@@ -20879,7 +22704,16 @@
           <w:b/>
           <w:sz w:val="19"/>
         </w:rPr>
-        <w:t>▪ **לפי מחקרי אוניברסיטת אוהיו?**</w:t>
+        <w:t xml:space="preserve">▪ </w:t>
+      </w:r>
+      <w:r>
+        <w:rPr>
+          <w:rFonts w:ascii="Arial" w:hAnsi="Arial" w:cs="Arial"/>
+          <w:b/>
+          <w:sz w:val="19"/>
+          <w:u w:val="none"/>
+        </w:rPr>
+        <w:t>לפי מחקרי אוניברסיטת אוהיו?</w:t>
       </w:r>
       <w:r>
         <w:rPr>
@@ -20937,7 +22771,16 @@
           <w:b/>
           <w:sz w:val="19"/>
         </w:rPr>
-        <w:t>▪ **לפי הרסי ובלנשארד כשאין מוכנות ואין בשלות?**</w:t>
+        <w:t xml:space="preserve">▪ </w:t>
+      </w:r>
+      <w:r>
+        <w:rPr>
+          <w:rFonts w:ascii="Arial" w:hAnsi="Arial" w:cs="Arial"/>
+          <w:b/>
+          <w:sz w:val="19"/>
+          <w:u w:val="none"/>
+        </w:rPr>
+        <w:t>לפי הרסי ובלנשארד כשאין מוכנות ואין בשלות?</w:t>
       </w:r>
       <w:r>
         <w:rPr>
@@ -20968,7 +22811,16 @@
           <w:b/>
           <w:sz w:val="19"/>
         </w:rPr>
-        <w:t>▪ **מה נכון באשר לגישה המכניסטית?**</w:t>
+        <w:t xml:space="preserve">▪ </w:t>
+      </w:r>
+      <w:r>
+        <w:rPr>
+          <w:rFonts w:ascii="Arial" w:hAnsi="Arial" w:cs="Arial"/>
+          <w:b/>
+          <w:sz w:val="19"/>
+          <w:u w:val="none"/>
+        </w:rPr>
+        <w:t>מה נכון באשר לגישה המכניסטית?</w:t>
       </w:r>
       <w:r>
         <w:rPr>
@@ -20999,7 +22851,16 @@
           <w:b/>
           <w:sz w:val="19"/>
         </w:rPr>
-        <w:t>▪ **לפי גישת הריאנג'ינירינג?**</w:t>
+        <w:t xml:space="preserve">▪ </w:t>
+      </w:r>
+      <w:r>
+        <w:rPr>
+          <w:rFonts w:ascii="Arial" w:hAnsi="Arial" w:cs="Arial"/>
+          <w:b/>
+          <w:sz w:val="19"/>
+          <w:u w:val="none"/>
+        </w:rPr>
+        <w:t>לפי גישת הריאנג'ינירינג?</w:t>
       </w:r>
       <w:r>
         <w:rPr>
@@ -21030,7 +22891,16 @@
           <w:b/>
           <w:sz w:val="19"/>
         </w:rPr>
-        <w:t>▪ **אפקט ההות'ורן משמעו?**</w:t>
+        <w:t xml:space="preserve">▪ </w:t>
+      </w:r>
+      <w:r>
+        <w:rPr>
+          <w:rFonts w:ascii="Arial" w:hAnsi="Arial" w:cs="Arial"/>
+          <w:b/>
+          <w:sz w:val="19"/>
+          <w:u w:val="none"/>
+        </w:rPr>
+        <w:t>אפקט ההות'ורן משמעו?</w:t>
       </w:r>
       <w:r>
         <w:rPr>
@@ -21061,7 +22931,16 @@
           <w:b/>
           <w:sz w:val="19"/>
         </w:rPr>
-        <w:t>▪ **מהי הגישה שמרכזת תחתיה את יחסי אנוש של מאיו, מחקרי ההות'ורן וגישת מקגרגור?**</w:t>
+        <w:t xml:space="preserve">▪ </w:t>
+      </w:r>
+      <w:r>
+        <w:rPr>
+          <w:rFonts w:ascii="Arial" w:hAnsi="Arial" w:cs="Arial"/>
+          <w:b/>
+          <w:sz w:val="19"/>
+          <w:u w:val="none"/>
+        </w:rPr>
+        <w:t>מהי הגישה שמרכזת תחתיה את יחסי אנוש של מאיו, מחקרי ההות'ורן וגישת מקגרגור?</w:t>
       </w:r>
       <w:r>
         <w:rPr>
@@ -23879,6 +25758,7 @@
     <w:p>
       <w:pPr>
         <w:bidi w:val="1"/>
+        <w:spacing w:after="30"/>
         <w:jc w:val="right"/>
       </w:pPr>
       <w:r>
@@ -23886,8 +25766,42 @@
           <w:rFonts w:ascii="Arial" w:hAnsi="Arial" w:cs="Arial"/>
           <w:b/>
           <w:sz w:val="19"/>
-          <w:u w:val="none"/>
-        </w:rPr>
+        </w:rPr>
+        <w:t xml:space="preserve">▪ </w:t>
+      </w:r>
+      <w:r>
+        <w:rPr>
+          <w:rFonts w:ascii="Arial" w:hAnsi="Arial" w:cs="Arial"/>
+          <w:b/>
+          <w:sz w:val="19"/>
+          <w:u w:val="none"/>
+        </w:rPr>
+        <w:t>מי מבין ארבעת הטיפוסים, נוטה לדיוק, יסודיות, תכנון והימנעות משגיאות?</w:t>
+      </w:r>
+      <w:r>
+        <w:rPr>
+          <w:rFonts w:ascii="Arial" w:hAnsi="Arial" w:cs="Arial"/>
+          <w:sz w:val="19"/>
+        </w:rPr>
+        <w:t xml:space="preserve"> — </w:t>
+      </w:r>
+      <w:r>
+        <w:rPr>
+          <w:rFonts w:ascii="Arial" w:hAnsi="Arial" w:cs="Arial"/>
+          <w:b w:val="0"/>
+          <w:sz w:val="19"/>
+          <w:u w:val="none"/>
+        </w:rPr>
+        <w:t xml:space="preserve">המנהלן </w:t>
+      </w:r>
+      <w:r>
+        <w:rPr>
+          <w:rFonts w:ascii="Arial" w:hAnsi="Arial" w:cs="Arial"/>
+          <w:b/>
+          <w:sz w:val="19"/>
+          <w:u w:val="none"/>
+        </w:rPr>
+        <w:t>A</w:t>
       </w:r>
     </w:p>
     <w:p>
@@ -23902,7 +25816,16 @@
           <w:b/>
           <w:sz w:val="19"/>
         </w:rPr>
-        <w:t>▪ מי מבין ארבעת הטיפוסים, נוטה לדיוק, יסודיו?</w:t>
+        <w:t xml:space="preserve">▪ </w:t>
+      </w:r>
+      <w:r>
+        <w:rPr>
+          <w:rFonts w:ascii="Arial" w:hAnsi="Arial" w:cs="Arial"/>
+          <w:b/>
+          <w:sz w:val="19"/>
+          <w:u w:val="none"/>
+        </w:rPr>
+        <w:t>כאשר חברה נמצאת בשלב האריסטוקרטיה היא כבר?</w:t>
       </w:r>
       <w:r>
         <w:rPr>
@@ -23918,21 +25841,7 @@
           <w:sz w:val="19"/>
           <w:u w:val="none"/>
         </w:rPr>
-        <w:t>תכנון והימנעות משגיאות? ת. המנהלן A-</w:t>
-      </w:r>
-    </w:p>
-    <w:p>
-      <w:pPr>
-        <w:bidi w:val="1"/>
-        <w:jc w:val="right"/>
-      </w:pPr>
-      <w:r>
-        <w:rPr>
-          <w:rFonts w:ascii="Arial" w:hAnsi="Arial" w:cs="Arial"/>
-          <w:b/>
-          <w:sz w:val="19"/>
-          <w:u w:val="none"/>
-        </w:rPr>
+        <w:t>באסקלציה למוות ארגוני</w:t>
       </w:r>
     </w:p>
     <w:p>
@@ -23947,7 +25856,16 @@
           <w:b/>
           <w:sz w:val="19"/>
         </w:rPr>
-        <w:t>▪ כאשר חברה נמצאת בשלב האריסטוקרטיה היא כבר?</w:t>
+        <w:t xml:space="preserve">▪ </w:t>
+      </w:r>
+      <w:r>
+        <w:rPr>
+          <w:rFonts w:ascii="Arial" w:hAnsi="Arial" w:cs="Arial"/>
+          <w:b/>
+          <w:sz w:val="19"/>
+          <w:u w:val="none"/>
+        </w:rPr>
+        <w:t>לפי BASS&amp;AVLOLIO תגמול מותנה, ניהול חריגים אקטיבי וניהול חריגים פאסיבי שייכים ל?</w:t>
       </w:r>
       <w:r>
         <w:rPr>
@@ -23963,7 +25881,7 @@
           <w:sz w:val="19"/>
           <w:u w:val="none"/>
         </w:rPr>
-        <w:t>באסקלציה למוות ארגוני</w:t>
+        <w:t>מנהיגות מתגמלת</w:t>
       </w:r>
     </w:p>
     <w:p>
@@ -23978,7 +25896,16 @@
           <w:b/>
           <w:sz w:val="19"/>
         </w:rPr>
-        <w:t>▪ לפי BASS&amp;AVLOLIO תגמול מותנה, ניהול חריגים אקטיבי וניהול חריגים פאסיבי שייכים ל?</w:t>
+        <w:t xml:space="preserve">▪ </w:t>
+      </w:r>
+      <w:r>
+        <w:rPr>
+          <w:rFonts w:ascii="Arial" w:hAnsi="Arial" w:cs="Arial"/>
+          <w:b/>
+          <w:sz w:val="19"/>
+          <w:u w:val="none"/>
+        </w:rPr>
+        <w:t>כדי להיות מנהיג יש לקבל ציון גבוה במרכיבי?</w:t>
       </w:r>
       <w:r>
         <w:rPr>
@@ -23994,21 +25921,7 @@
           <w:sz w:val="19"/>
           <w:u w:val="none"/>
         </w:rPr>
-        <w:t>מנהיגות מתגמלת</w:t>
-      </w:r>
-    </w:p>
-    <w:p>
-      <w:pPr>
-        <w:bidi w:val="1"/>
-        <w:jc w:val="right"/>
-      </w:pPr>
-      <w:r>
-        <w:rPr>
-          <w:rFonts w:ascii="Arial" w:hAnsi="Arial" w:cs="Arial"/>
-          <w:b/>
-          <w:sz w:val="19"/>
-          <w:u w:val="none"/>
-        </w:rPr>
+        <w:t>כריזמה, הנעת השראה, אתגור אינטלקטואלי, התייחסות אישית</w:t>
       </w:r>
     </w:p>
     <w:p>
@@ -24023,7 +25936,16 @@
           <w:b/>
           <w:sz w:val="19"/>
         </w:rPr>
-        <w:t>▪ כדי להיות מנהיג יש לקבל ציון גבוה במרכיבי?</w:t>
+        <w:t xml:space="preserve">▪ </w:t>
+      </w:r>
+      <w:r>
+        <w:rPr>
+          <w:rFonts w:ascii="Arial" w:hAnsi="Arial" w:cs="Arial"/>
+          <w:b/>
+          <w:sz w:val="19"/>
+          <w:u w:val="none"/>
+        </w:rPr>
+        <w:t>משה מנהל בכיר אבל מגיע כל יום והולך מחדר לחדר ומכיר את המונהגים?</w:t>
       </w:r>
       <w:r>
         <w:rPr>
@@ -24039,21 +25961,7 @@
           <w:sz w:val="19"/>
           <w:u w:val="none"/>
         </w:rPr>
-        <w:t>כריזמה, הנעת השראה, אתגור אינטלקטואלי, התייחסות אישית</w:t>
-      </w:r>
-    </w:p>
-    <w:p>
-      <w:pPr>
-        <w:bidi w:val="1"/>
-        <w:jc w:val="right"/>
-      </w:pPr>
-      <w:r>
-        <w:rPr>
-          <w:rFonts w:ascii="Arial" w:hAnsi="Arial" w:cs="Arial"/>
-          <w:b/>
-          <w:sz w:val="19"/>
-          <w:u w:val="none"/>
-        </w:rPr>
+        <w:t>משה בעל סגנון התייחסות אישית</w:t>
       </w:r>
     </w:p>
     <w:p>
@@ -24068,7 +25976,16 @@
           <w:b/>
           <w:sz w:val="19"/>
         </w:rPr>
-        <w:t>▪ משה מנהל בכיר אבל מגיע כל יום והולך מחדר לחדר ומכיר את המונהגים?</w:t>
+        <w:t xml:space="preserve">▪ </w:t>
+      </w:r>
+      <w:r>
+        <w:rPr>
+          <w:rFonts w:ascii="Arial" w:hAnsi="Arial" w:cs="Arial"/>
+          <w:b/>
+          <w:sz w:val="19"/>
+          <w:u w:val="none"/>
+        </w:rPr>
+        <w:t>גלית חושבת שיש להניע עובדים בעזרת תשלום שכר, וכן משוב שלילי וחיובי והצבת יעדים. סביר ש?</w:t>
       </w:r>
       <w:r>
         <w:rPr>
@@ -24084,7 +26001,7 @@
           <w:sz w:val="19"/>
           <w:u w:val="none"/>
         </w:rPr>
-        <w:t>משה בעל סגנון התייחסות אישית</w:t>
+        <w:t>שסגנון ניהולה הוא תגמול מותנה</w:t>
       </w:r>
     </w:p>
     <w:p>
@@ -24099,7 +26016,16 @@
           <w:b/>
           <w:sz w:val="19"/>
         </w:rPr>
-        <w:t>▪ גלית חושבת שיש להניע עובדים בעזרת תשלום שכר, וכן משוב שלילי וחיובי והצבת יעדים. סביר ש?</w:t>
+        <w:t xml:space="preserve">▪ </w:t>
+      </w:r>
+      <w:r>
+        <w:rPr>
+          <w:rFonts w:ascii="Arial" w:hAnsi="Arial" w:cs="Arial"/>
+          <w:b/>
+          <w:sz w:val="19"/>
+          <w:u w:val="none"/>
+        </w:rPr>
+        <w:t>לפי מודל BASS&amp;AVLOLIO מנהל שהוא מנהיג יתאפיין ב?</w:t>
       </w:r>
       <w:r>
         <w:rPr>
@@ -24115,21 +26041,7 @@
           <w:sz w:val="19"/>
           <w:u w:val="none"/>
         </w:rPr>
-        <w:t>שסגנון ניהולה הוא תגמול מותנה</w:t>
-      </w:r>
-    </w:p>
-    <w:p>
-      <w:pPr>
-        <w:bidi w:val="1"/>
-        <w:jc w:val="right"/>
-      </w:pPr>
-      <w:r>
-        <w:rPr>
-          <w:rFonts w:ascii="Arial" w:hAnsi="Arial" w:cs="Arial"/>
-          <w:b/>
-          <w:sz w:val="19"/>
-          <w:u w:val="none"/>
-        </w:rPr>
+        <w:t>מנהיגות מתמירה/מעצבת</w:t>
       </w:r>
     </w:p>
     <w:p>
@@ -24144,7 +26056,16 @@
           <w:b/>
           <w:sz w:val="19"/>
         </w:rPr>
-        <w:t>▪ לפי מודל BASS&amp;AVLOLIO מנהל שהוא מנהיג יתאפיין ב?</w:t>
+        <w:t xml:space="preserve">▪ </w:t>
+      </w:r>
+      <w:r>
+        <w:rPr>
+          <w:rFonts w:ascii="Arial" w:hAnsi="Arial" w:cs="Arial"/>
+          <w:b/>
+          <w:sz w:val="19"/>
+          <w:u w:val="none"/>
+        </w:rPr>
+        <w:t>גלית מניעה אנשים בסיוע חזון, מבררת מה חזונם ובונה יחד עימם חזון משותף, ויש לה רעיונות מבריקים בעיני עובדים. סביר ש?</w:t>
       </w:r>
       <w:r>
         <w:rPr>
@@ -24160,7 +26081,16 @@
           <w:sz w:val="19"/>
           <w:u w:val="none"/>
         </w:rPr>
-        <w:t>מנהיגות מתמירה/מעצבת</w:t>
+        <w:t xml:space="preserve">ניחנת בסגנון </w:t>
+      </w:r>
+      <w:r>
+        <w:rPr>
+          <w:rFonts w:ascii="Arial" w:hAnsi="Arial" w:cs="Arial"/>
+          <w:b/>
+          <w:sz w:val="19"/>
+          <w:u w:val="none"/>
+        </w:rPr>
+        <w:t>השראה</w:t>
       </w:r>
     </w:p>
     <w:p>
@@ -24175,7 +26105,16 @@
           <w:b/>
           <w:sz w:val="19"/>
         </w:rPr>
-        <w:t>▪ גלית מניעה אנשים בסיוע חזון, היא מבררת מה חזונם ובונה יחד עימם חזון משותף. יש לה גם רעיונות מבריקים בעיני עובדים. סביר ש?</w:t>
+        <w:t xml:space="preserve">▪ </w:t>
+      </w:r>
+      <w:r>
+        <w:rPr>
+          <w:rFonts w:ascii="Arial" w:hAnsi="Arial" w:cs="Arial"/>
+          <w:b/>
+          <w:sz w:val="19"/>
+          <w:u w:val="none"/>
+        </w:rPr>
+        <w:t>העובדים חושבים שירון סוחף וממגנט. הם חושבים שהוא ניחן ב?</w:t>
       </w:r>
       <w:r>
         <w:rPr>
@@ -24187,25 +26126,11 @@
       <w:r>
         <w:rPr>
           <w:rFonts w:ascii="Arial" w:hAnsi="Arial" w:cs="Arial"/>
-          <w:b w:val="0"/>
-          <w:sz w:val="19"/>
-          <w:u w:val="none"/>
-        </w:rPr>
-        <w:t>שהיא ניחנת בסגנון השראה . העובדים חושבים שירון סוחף וממגנט. הם חושבים שהוא ניחן ב? ת. כריזמה מיוחסת</w:t>
-      </w:r>
-    </w:p>
-    <w:p>
-      <w:pPr>
-        <w:bidi w:val="1"/>
-        <w:jc w:val="right"/>
-      </w:pPr>
-      <w:r>
-        <w:rPr>
-          <w:rFonts w:ascii="Arial" w:hAnsi="Arial" w:cs="Arial"/>
-          <w:b/>
-          <w:sz w:val="19"/>
-          <w:u w:val="none"/>
-        </w:rPr>
+          <w:b/>
+          <w:sz w:val="19"/>
+          <w:u w:val="none"/>
+        </w:rPr>
+        <w:t>כריזמה מיוחסת</w:t>
       </w:r>
     </w:p>
     <w:p>
@@ -24220,7 +26145,16 @@
           <w:b/>
           <w:sz w:val="19"/>
         </w:rPr>
-        <w:t>▪ מנהל שאסטרטגיה וחזון מנחים אותו הוא מנהל מסוג?</w:t>
+        <w:t xml:space="preserve">▪ </w:t>
+      </w:r>
+      <w:r>
+        <w:rPr>
+          <w:rFonts w:ascii="Arial" w:hAnsi="Arial" w:cs="Arial"/>
+          <w:b/>
+          <w:sz w:val="19"/>
+          <w:u w:val="none"/>
+        </w:rPr>
+        <w:t>מנהל שאסטרטגיה וחזון מנחים אותו הוא מנהל מסוג?</w:t>
       </w:r>
       <w:r>
         <w:rPr>
@@ -24251,7 +26185,16 @@
           <w:b/>
           <w:sz w:val="19"/>
         </w:rPr>
-        <w:t>▪ נוסחת ההצלחה לניהול טוב שמביא תוצאות ע"פ אדיג'ס היא?</w:t>
+        <w:t xml:space="preserve">▪ </w:t>
+      </w:r>
+      <w:r>
+        <w:rPr>
+          <w:rFonts w:ascii="Arial" w:hAnsi="Arial" w:cs="Arial"/>
+          <w:b/>
+          <w:sz w:val="19"/>
+          <w:u w:val="none"/>
+        </w:rPr>
+        <w:t>נוסחת ההצלחה לניהול טוב שמביא תוצאות ע"פ אדיג'ס היא?</w:t>
       </w:r>
       <w:r>
         <w:rPr>
@@ -24282,7 +26225,16 @@
           <w:b/>
           <w:sz w:val="19"/>
         </w:rPr>
-        <w:t>▪ בכדי לנהל את המנהל עליך... לפי אדיג'ס?</w:t>
+        <w:t xml:space="preserve">▪ </w:t>
+      </w:r>
+      <w:r>
+        <w:rPr>
+          <w:rFonts w:ascii="Arial" w:hAnsi="Arial" w:cs="Arial"/>
+          <w:b/>
+          <w:sz w:val="19"/>
+          <w:u w:val="none"/>
+        </w:rPr>
+        <w:t>בכדי לנהל את המנהל עליך... לפי אדיג'ס?</w:t>
       </w:r>
       <w:r>
         <w:rPr>
@@ -24299,20 +26251,6 @@
           <w:u w:val="none"/>
         </w:rPr>
         <w:t>הכר את איזה דפוסי ניהול אין לו וסייע לו בנקודות אלו</w:t>
-      </w:r>
-    </w:p>
-    <w:p>
-      <w:pPr>
-        <w:bidi w:val="1"/>
-        <w:jc w:val="right"/>
-      </w:pPr>
-      <w:r>
-        <w:rPr>
-          <w:rFonts w:ascii="Arial" w:hAnsi="Arial" w:cs="Arial"/>
-          <w:b/>
-          <w:sz w:val="19"/>
-          <w:u w:val="none"/>
-        </w:rPr>
       </w:r>
     </w:p>
     <w:p>
@@ -24327,7 +26265,16 @@
           <w:b/>
           <w:sz w:val="19"/>
         </w:rPr>
-        <w:t>▪ איזה דפוס ניהולי לפי אדיג'ס הוא דפוס שמתאים למנכ"ל ארגון?</w:t>
+        <w:t xml:space="preserve">▪ </w:t>
+      </w:r>
+      <w:r>
+        <w:rPr>
+          <w:rFonts w:ascii="Arial" w:hAnsi="Arial" w:cs="Arial"/>
+          <w:b/>
+          <w:sz w:val="19"/>
+          <w:u w:val="none"/>
+        </w:rPr>
+        <w:t>איזה דפוס ניהולי לפי אדיג'ס הוא דפוס שמתאים למנכ"ל ארגון?</w:t>
       </w:r>
       <w:r>
         <w:rPr>
@@ -24344,20 +26291,6 @@
           <w:u w:val="none"/>
         </w:rPr>
         <w:t>יזם E</w:t>
-      </w:r>
-    </w:p>
-    <w:p>
-      <w:pPr>
-        <w:bidi w:val="1"/>
-        <w:jc w:val="right"/>
-      </w:pPr>
-      <w:r>
-        <w:rPr>
-          <w:rFonts w:ascii="Arial" w:hAnsi="Arial" w:cs="Arial"/>
-          <w:b/>
-          <w:sz w:val="19"/>
-          <w:u w:val="none"/>
-        </w:rPr>
       </w:r>
     </w:p>
     <w:p>
@@ -24372,7 +26305,16 @@
           <w:b/>
           <w:sz w:val="19"/>
         </w:rPr>
-        <w:t>▪ מנהל ממוקד עובדים הוא לפי אדיג'ס מנהל מסוג?</w:t>
+        <w:t xml:space="preserve">▪ </w:t>
+      </w:r>
+      <w:r>
+        <w:rPr>
+          <w:rFonts w:ascii="Arial" w:hAnsi="Arial" w:cs="Arial"/>
+          <w:b/>
+          <w:sz w:val="19"/>
+          <w:u w:val="none"/>
+        </w:rPr>
+        <w:t>מנהל ממוקד עובדים הוא לפי אדיג'ס מנהל מסוג?</w:t>
       </w:r>
       <w:r>
         <w:rPr>
@@ -24403,7 +26345,16 @@
           <w:b/>
           <w:sz w:val="19"/>
         </w:rPr>
-        <w:t>▪ לפי הנלמד?</w:t>
+        <w:t xml:space="preserve">▪ </w:t>
+      </w:r>
+      <w:r>
+        <w:rPr>
+          <w:rFonts w:ascii="Arial" w:hAnsi="Arial" w:cs="Arial"/>
+          <w:b/>
+          <w:sz w:val="19"/>
+          <w:u w:val="none"/>
+        </w:rPr>
+        <w:t>לפי הנלמד?</w:t>
       </w:r>
       <w:r>
         <w:rPr>
@@ -24434,7 +26385,7 @@
           <w:sz w:val="19"/>
           <w:u w:val="none"/>
         </w:rPr>
-        <w:t>ש. לפי הנלמד? אדיג'ס יכול להצביע על: התייחסות אישית של בס ואבוליו I, A של אדיג'ס יכול להיות שייך למנהיגות מתגמלת A, Eשל אדיג'ס מצביע על מנהיגות**</w:t>
+        <w:t>ש. לפי הנלמד? אדיג'ס יכול להצביע על: התייחסות אישית של בס ואבוליו I, A של אדיג'ס יכול להיות שייך למנהיגות מתגמלת A, Eשל אדיג'ס מצביע על מנהיגות</w:t>
       </w:r>
     </w:p>
     <w:p>
@@ -24449,7 +26400,16 @@
           <w:b/>
           <w:sz w:val="19"/>
         </w:rPr>
-        <w:t>▪ לפי מחקריי אוניברסיטת אוהיו?</w:t>
+        <w:t xml:space="preserve">▪ </w:t>
+      </w:r>
+      <w:r>
+        <w:rPr>
+          <w:rFonts w:ascii="Arial" w:hAnsi="Arial" w:cs="Arial"/>
+          <w:b/>
+          <w:sz w:val="19"/>
+          <w:u w:val="none"/>
+        </w:rPr>
+        <w:t>לפי מחקרי אוניברסיטת אוהיו?</w:t>
       </w:r>
       <w:r>
         <w:rPr>
@@ -24465,7 +26425,25 @@
           <w:sz w:val="19"/>
           <w:u w:val="none"/>
         </w:rPr>
-        <w:t>מנהיגות מכוונת משימה ואנשים אינם תלויים זה בזה ש.לפי הרסי ובלאנשארד כאשר אין מוכנות ואין בשלות? ת. נכון להשתמש בסגנון מנהיגות הוראתי ש.לפי מנהיגות הטווח המלא? ת. ככל שמאמצים דפוסי מנהיגות מעצבת המנהיגות יותר אפקטיבית</w:t>
+        <w:t xml:space="preserve">מנהיגות מכוונת משימה ואנשים </w:t>
+      </w:r>
+      <w:r>
+        <w:rPr>
+          <w:rFonts w:ascii="Arial" w:hAnsi="Arial" w:cs="Arial"/>
+          <w:b/>
+          <w:sz w:val="19"/>
+          <w:u w:val="none"/>
+        </w:rPr>
+        <w:t>אינם</w:t>
+      </w:r>
+      <w:r>
+        <w:rPr>
+          <w:rFonts w:ascii="Arial" w:hAnsi="Arial" w:cs="Arial"/>
+          <w:b w:val="0"/>
+          <w:sz w:val="19"/>
+          <w:u w:val="none"/>
+        </w:rPr>
+        <w:t xml:space="preserve"> תלויים זה בזה (כך במפתח התשובות; גוף הסיכום אומר ההפך)</w:t>
       </w:r>
     </w:p>
     <w:p>
@@ -24480,7 +26458,16 @@
           <w:b/>
           <w:sz w:val="19"/>
         </w:rPr>
-        <w:t>▪ מה נכון באשר לגישה המכניסטית?</w:t>
+        <w:t xml:space="preserve">▪ </w:t>
+      </w:r>
+      <w:r>
+        <w:rPr>
+          <w:rFonts w:ascii="Arial" w:hAnsi="Arial" w:cs="Arial"/>
+          <w:b/>
+          <w:sz w:val="19"/>
+          <w:u w:val="none"/>
+        </w:rPr>
+        <w:t>לפי הרסי ובלאנשארד, כאשר אין מוכנות ואין בשלות?</w:t>
       </w:r>
       <w:r>
         <w:rPr>
@@ -24496,7 +26483,16 @@
           <w:sz w:val="19"/>
           <w:u w:val="none"/>
         </w:rPr>
-        <w:t>כוללת את המודל הטיילוריסטי, גישת המכונה, בירוקרטיה X מודל</w:t>
+        <w:t xml:space="preserve">נכון להשתמש בסגנון מנהיגות </w:t>
+      </w:r>
+      <w:r>
+        <w:rPr>
+          <w:rFonts w:ascii="Arial" w:hAnsi="Arial" w:cs="Arial"/>
+          <w:b/>
+          <w:sz w:val="19"/>
+          <w:u w:val="none"/>
+        </w:rPr>
+        <w:t>הוראתי</w:t>
       </w:r>
     </w:p>
     <w:p>
@@ -24511,7 +26507,16 @@
           <w:b/>
           <w:sz w:val="19"/>
         </w:rPr>
-        <w:t>▪ לפי גישת הריאנגנירינג (Reengineering)?</w:t>
+        <w:t xml:space="preserve">▪ </w:t>
+      </w:r>
+      <w:r>
+        <w:rPr>
+          <w:rFonts w:ascii="Arial" w:hAnsi="Arial" w:cs="Arial"/>
+          <w:b/>
+          <w:sz w:val="19"/>
+          <w:u w:val="none"/>
+        </w:rPr>
+        <w:t>לפי מנהיגות הטווח המלא?</w:t>
       </w:r>
       <w:r>
         <w:rPr>
@@ -24527,21 +26532,25 @@
           <w:sz w:val="19"/>
           <w:u w:val="none"/>
         </w:rPr>
-        <w:t>על ארגון להשתנות כל הזמן</w:t>
-      </w:r>
-    </w:p>
-    <w:p>
-      <w:pPr>
-        <w:bidi w:val="1"/>
-        <w:jc w:val="right"/>
-      </w:pPr>
-      <w:r>
-        <w:rPr>
-          <w:rFonts w:ascii="Arial" w:hAnsi="Arial" w:cs="Arial"/>
-          <w:b/>
-          <w:sz w:val="19"/>
-          <w:u w:val="none"/>
-        </w:rPr>
+        <w:t xml:space="preserve">ככל שמאמצים דפוסי </w:t>
+      </w:r>
+      <w:r>
+        <w:rPr>
+          <w:rFonts w:ascii="Arial" w:hAnsi="Arial" w:cs="Arial"/>
+          <w:b/>
+          <w:sz w:val="19"/>
+          <w:u w:val="none"/>
+        </w:rPr>
+        <w:t>מנהיגות מעצבת</w:t>
+      </w:r>
+      <w:r>
+        <w:rPr>
+          <w:rFonts w:ascii="Arial" w:hAnsi="Arial" w:cs="Arial"/>
+          <w:b w:val="0"/>
+          <w:sz w:val="19"/>
+          <w:u w:val="none"/>
+        </w:rPr>
+        <w:t xml:space="preserve"> — המנהיגות אפקטיבית יותר</w:t>
       </w:r>
     </w:p>
     <w:p>
@@ -24556,7 +26565,16 @@
           <w:b/>
           <w:sz w:val="19"/>
         </w:rPr>
-        <w:t>▪ אפקט ההות'ורן משמעו?</w:t>
+        <w:t xml:space="preserve">▪ </w:t>
+      </w:r>
+      <w:r>
+        <w:rPr>
+          <w:rFonts w:ascii="Arial" w:hAnsi="Arial" w:cs="Arial"/>
+          <w:b/>
+          <w:sz w:val="19"/>
+          <w:u w:val="none"/>
+        </w:rPr>
+        <w:t>מה נכון באשר לגישה המכניסטית?</w:t>
       </w:r>
       <w:r>
         <w:rPr>
@@ -24572,21 +26590,7 @@
           <w:sz w:val="19"/>
           <w:u w:val="none"/>
         </w:rPr>
-        <w:t>העובדה שעובדים יודעים שצופים בהם ונותנים להם צומת לב מובילה להגברת תפוקה</w:t>
-      </w:r>
-    </w:p>
-    <w:p>
-      <w:pPr>
-        <w:bidi w:val="1"/>
-        <w:jc w:val="right"/>
-      </w:pPr>
-      <w:r>
-        <w:rPr>
-          <w:rFonts w:ascii="Arial" w:hAnsi="Arial" w:cs="Arial"/>
-          <w:b/>
-          <w:sz w:val="19"/>
-          <w:u w:val="none"/>
-        </w:rPr>
+        <w:t>כוללת את המודל הטיילוריסטי, גישת המכונה, בירוקרטיה X מודל</w:t>
       </w:r>
     </w:p>
     <w:p>
@@ -24601,7 +26605,16 @@
           <w:b/>
           <w:sz w:val="19"/>
         </w:rPr>
-        <w:t>▪ מהי הגישה שמרכזת תחתה תיאוריות כמו יחסי אנוש של מאיו, ניסויי/מחקרי ההות'ורן וגישת של מקרגור?</w:t>
+        <w:t xml:space="preserve">▪ </w:t>
+      </w:r>
+      <w:r>
+        <w:rPr>
+          <w:rFonts w:ascii="Arial" w:hAnsi="Arial" w:cs="Arial"/>
+          <w:b/>
+          <w:sz w:val="19"/>
+          <w:u w:val="none"/>
+        </w:rPr>
+        <w:t>לפי גישת הריאנגנירינג (Reengineering)?</w:t>
       </w:r>
       <w:r>
         <w:rPr>
@@ -24617,7 +26630,7 @@
           <w:sz w:val="19"/>
           <w:u w:val="none"/>
         </w:rPr>
-        <w:t>הגישה האורגנית / חברתית</w:t>
+        <w:t>על ארגון להשתנות כל הזמן</w:t>
       </w:r>
     </w:p>
     <w:p>
@@ -24632,7 +26645,16 @@
           <w:b/>
           <w:sz w:val="19"/>
         </w:rPr>
-        <w:t>▪ מה הכי נכון באשר לגישת התלויות?</w:t>
+        <w:t xml:space="preserve">▪ </w:t>
+      </w:r>
+      <w:r>
+        <w:rPr>
+          <w:rFonts w:ascii="Arial" w:hAnsi="Arial" w:cs="Arial"/>
+          <w:b/>
+          <w:sz w:val="19"/>
+          <w:u w:val="none"/>
+        </w:rPr>
+        <w:t>אפקט ההות'ורן משמעו?</w:t>
       </w:r>
       <w:r>
         <w:rPr>
@@ -24648,7 +26670,7 @@
           <w:sz w:val="19"/>
           <w:u w:val="none"/>
         </w:rPr>
-        <w:t>ישנה תלות בין נתוני המצב לבין גישה הניהולית האפקטיבית</w:t>
+        <w:t>העובדה שעובדים יודעים שצופים בהם ונותנים להם צומת לב מובילה להגברת תפוקה</w:t>
       </w:r>
     </w:p>
     <w:p>
@@ -24663,7 +26685,16 @@
           <w:b/>
           <w:sz w:val="19"/>
         </w:rPr>
-        <w:t>▪ לפי גישת Y?</w:t>
+        <w:t xml:space="preserve">▪ </w:t>
+      </w:r>
+      <w:r>
+        <w:rPr>
+          <w:rFonts w:ascii="Arial" w:hAnsi="Arial" w:cs="Arial"/>
+          <w:b/>
+          <w:sz w:val="19"/>
+          <w:u w:val="none"/>
+        </w:rPr>
+        <w:t>מהי הגישה שמרכזת תחתה תיאוריות כמו יחסי אנוש של מאיו, ניסויי/מחקרי ההות'ורן וגישת של מקרגור?</w:t>
       </w:r>
       <w:r>
         <w:rPr>
@@ -24679,7 +26710,7 @@
           <w:sz w:val="19"/>
           <w:u w:val="none"/>
         </w:rPr>
-        <w:t>המנהל מאמין שהעובדים מסוגלים וניתן להאציל להם סמכויות</w:t>
+        <w:t>הגישה האורגנית / חברתית</w:t>
       </w:r>
     </w:p>
     <w:p>
@@ -24694,7 +26725,16 @@
           <w:b/>
           <w:sz w:val="19"/>
         </w:rPr>
-        <w:t>▪ הסרט זמנים מודרניים הוא דוגמא ל?</w:t>
+        <w:t xml:space="preserve">▪ </w:t>
+      </w:r>
+      <w:r>
+        <w:rPr>
+          <w:rFonts w:ascii="Arial" w:hAnsi="Arial" w:cs="Arial"/>
+          <w:b/>
+          <w:sz w:val="19"/>
+          <w:u w:val="none"/>
+        </w:rPr>
+        <w:t>מה הכי נכון באשר לגישת התלויות?</w:t>
       </w:r>
       <w:r>
         <w:rPr>
@@ -24710,36 +26750,7 @@
           <w:sz w:val="19"/>
           <w:u w:val="none"/>
         </w:rPr>
-        <w:t>גישה המכניסטית</w:t>
-      </w:r>
-    </w:p>
-    <w:p>
-      <w:pPr>
-        <w:bidi w:val="1"/>
-        <w:jc w:val="right"/>
-      </w:pPr>
-      <w:r>
-        <w:rPr>
-          <w:rFonts w:ascii="Arial" w:hAnsi="Arial" w:cs="Arial"/>
-          <w:b w:val="0"/>
-          <w:sz w:val="19"/>
-          <w:u w:val="none"/>
-        </w:rPr>
-        <w:t>ש. הסרט זמנים מודרניים הצביע על : המודל של טיילור ומנהיג ממוקד משימה**</w:t>
-      </w:r>
-    </w:p>
-    <w:p>
-      <w:pPr>
-        <w:bidi w:val="1"/>
-        <w:jc w:val="right"/>
-      </w:pPr>
-      <w:r>
-        <w:rPr>
-          <w:rFonts w:ascii="Arial" w:hAnsi="Arial" w:cs="Arial"/>
-          <w:b/>
-          <w:sz w:val="19"/>
-          <w:u w:val="none"/>
-        </w:rPr>
+        <w:t>ישנה תלות בין נתוני המצב לבין גישה הניהולית האפקטיבית</w:t>
       </w:r>
     </w:p>
     <w:p>
@@ -24754,7 +26765,16 @@
           <w:b/>
           <w:sz w:val="19"/>
         </w:rPr>
-        <w:t>▪ אילו מהמשפטים הבאים נכון לגבי מחקרי הות'ורן?</w:t>
+        <w:t xml:space="preserve">▪ </w:t>
+      </w:r>
+      <w:r>
+        <w:rPr>
+          <w:rFonts w:ascii="Arial" w:hAnsi="Arial" w:cs="Arial"/>
+          <w:b/>
+          <w:sz w:val="19"/>
+          <w:u w:val="none"/>
+        </w:rPr>
+        <w:t>לפי גישת Y?</w:t>
       </w:r>
       <w:r>
         <w:rPr>
@@ -24770,7 +26790,7 @@
           <w:sz w:val="19"/>
           <w:u w:val="none"/>
         </w:rPr>
-        <w:t>הם הובילו לגישת יחסי אנוש</w:t>
+        <w:t>המנהל מאמין שהעובדים מסוגלים וניתן להאציל להם סמכויות</w:t>
       </w:r>
     </w:p>
     <w:p>
@@ -24785,7 +26805,16 @@
           <w:b/>
           <w:sz w:val="19"/>
         </w:rPr>
-        <w:t>▪ הגישה הטוענת כי יש לפקח על עובדים ולמדוד את תפוקתם היא?</w:t>
+        <w:t xml:space="preserve">▪ </w:t>
+      </w:r>
+      <w:r>
+        <w:rPr>
+          <w:rFonts w:ascii="Arial" w:hAnsi="Arial" w:cs="Arial"/>
+          <w:b/>
+          <w:sz w:val="19"/>
+          <w:u w:val="none"/>
+        </w:rPr>
+        <w:t>הסרט זמנים מודרניים הוא דוגמא ל?</w:t>
       </w:r>
       <w:r>
         <w:rPr>
@@ -24801,7 +26830,22 @@
           <w:sz w:val="19"/>
           <w:u w:val="none"/>
         </w:rPr>
-        <w:t>הגישה הטיילוריסטית – הניהול המדעי</w:t>
+        <w:t>גישה המכניסטית</w:t>
+      </w:r>
+    </w:p>
+    <w:p>
+      <w:pPr>
+        <w:bidi w:val="1"/>
+        <w:jc w:val="right"/>
+      </w:pPr>
+      <w:r>
+        <w:rPr>
+          <w:rFonts w:ascii="Arial" w:hAnsi="Arial" w:cs="Arial"/>
+          <w:b w:val="0"/>
+          <w:sz w:val="19"/>
+          <w:u w:val="none"/>
+        </w:rPr>
+        <w:t>ש. הסרט זמנים מודרניים הצביע על : המודל של טיילור ומנהיג ממוקד משימה</w:t>
       </w:r>
     </w:p>
     <w:p>
@@ -24816,7 +26860,16 @@
           <w:b/>
           <w:sz w:val="19"/>
         </w:rPr>
-        <w:t>▪ כאשר יש בעיה בארגון במערכת ארגונית סגורה, נצפה למצוא את הסיבה?</w:t>
+        <w:t xml:space="preserve">▪ </w:t>
+      </w:r>
+      <w:r>
+        <w:rPr>
+          <w:rFonts w:ascii="Arial" w:hAnsi="Arial" w:cs="Arial"/>
+          <w:b/>
+          <w:sz w:val="19"/>
+          <w:u w:val="none"/>
+        </w:rPr>
+        <w:t>אילו מהמשפטים הבאים נכון לגבי מחקרי הות'ורן?</w:t>
       </w:r>
       <w:r>
         <w:rPr>
@@ -24832,21 +26885,7 @@
           <w:sz w:val="19"/>
           <w:u w:val="none"/>
         </w:rPr>
-        <w:t>בסביבה הפנימית של הארגון</w:t>
-      </w:r>
-    </w:p>
-    <w:p>
-      <w:pPr>
-        <w:bidi w:val="1"/>
-        <w:jc w:val="right"/>
-      </w:pPr>
-      <w:r>
-        <w:rPr>
-          <w:rFonts w:ascii="Arial" w:hAnsi="Arial" w:cs="Arial"/>
-          <w:b/>
-          <w:sz w:val="19"/>
-          <w:u w:val="none"/>
-        </w:rPr>
+        <w:t>הם הובילו לגישת יחסי אנוש</w:t>
       </w:r>
     </w:p>
     <w:p>
@@ -24861,7 +26900,16 @@
           <w:b/>
           <w:sz w:val="19"/>
         </w:rPr>
-        <w:t>▪ הגישה הטוענת שיש לתגמל עובדים על פי מומחיות היא הגישה?</w:t>
+        <w:t xml:space="preserve">▪ </w:t>
+      </w:r>
+      <w:r>
+        <w:rPr>
+          <w:rFonts w:ascii="Arial" w:hAnsi="Arial" w:cs="Arial"/>
+          <w:b/>
+          <w:sz w:val="19"/>
+          <w:u w:val="none"/>
+        </w:rPr>
+        <w:t>הגישה הטוענת כי יש לפקח על עובדים ולמדוד את תפוקתם היא?</w:t>
       </w:r>
       <w:r>
         <w:rPr>
@@ -24877,21 +26925,7 @@
           <w:sz w:val="19"/>
           <w:u w:val="none"/>
         </w:rPr>
-        <w:t>הבירוקרטית</w:t>
-      </w:r>
-    </w:p>
-    <w:p>
-      <w:pPr>
-        <w:bidi w:val="1"/>
-        <w:jc w:val="right"/>
-      </w:pPr>
-      <w:r>
-        <w:rPr>
-          <w:rFonts w:ascii="Arial" w:hAnsi="Arial" w:cs="Arial"/>
-          <w:b/>
-          <w:sz w:val="19"/>
-          <w:u w:val="none"/>
-        </w:rPr>
+        <w:t>הגישה הטיילוריסטית – הניהול המדעי</w:t>
       </w:r>
     </w:p>
     <w:p>
@@ -24906,7 +26940,16 @@
           <w:b/>
           <w:sz w:val="19"/>
         </w:rPr>
-        <w:t>▪ בין החסרונות של הגישה הבירוקרטית?</w:t>
+        <w:t xml:space="preserve">▪ </w:t>
+      </w:r>
+      <w:r>
+        <w:rPr>
+          <w:rFonts w:ascii="Arial" w:hAnsi="Arial" w:cs="Arial"/>
+          <w:b/>
+          <w:sz w:val="19"/>
+          <w:u w:val="none"/>
+        </w:rPr>
+        <w:t>כאשר יש בעיה בארגון במערכת ארגונית סגורה, נצפה למצוא את הסיבה?</w:t>
       </w:r>
       <w:r>
         <w:rPr>
@@ -24922,21 +26965,7 @@
           <w:sz w:val="19"/>
           <w:u w:val="none"/>
         </w:rPr>
-        <w:t>היצמדות לנהלים עד שהם הופכים להיות מאמצעי למטרה</w:t>
-      </w:r>
-    </w:p>
-    <w:p>
-      <w:pPr>
-        <w:bidi w:val="1"/>
-        <w:jc w:val="right"/>
-      </w:pPr>
-      <w:r>
-        <w:rPr>
-          <w:rFonts w:ascii="Arial" w:hAnsi="Arial" w:cs="Arial"/>
-          <w:b/>
-          <w:sz w:val="19"/>
-          <w:u w:val="none"/>
-        </w:rPr>
+        <w:t>בסביבה הפנימית של הארגון</w:t>
       </w:r>
     </w:p>
     <w:p>
@@ -24951,7 +26980,16 @@
           <w:b/>
           <w:sz w:val="19"/>
         </w:rPr>
-        <w:t>▪ הגישה האורגנית?</w:t>
+        <w:t xml:space="preserve">▪ </w:t>
+      </w:r>
+      <w:r>
+        <w:rPr>
+          <w:rFonts w:ascii="Arial" w:hAnsi="Arial" w:cs="Arial"/>
+          <w:b/>
+          <w:sz w:val="19"/>
+          <w:u w:val="none"/>
+        </w:rPr>
+        <w:t>הגישה הטוענת שיש לתגמל עובדים על פי מומחיות היא הגישה?</w:t>
       </w:r>
       <w:r>
         <w:rPr>
@@ -24967,7 +27005,7 @@
           <w:sz w:val="19"/>
           <w:u w:val="none"/>
         </w:rPr>
-        <w:t>מתייחסת לעובד ולאינטראקציה עם הסביבה</w:t>
+        <w:t>הבירוקרטית</w:t>
       </w:r>
     </w:p>
     <w:p>
@@ -24982,7 +27020,16 @@
           <w:b/>
           <w:sz w:val="19"/>
         </w:rPr>
-        <w:t>▪ מה נכון מהנ"ל: אפקט ההות'ורן משמעו?</w:t>
+        <w:t xml:space="preserve">▪ </w:t>
+      </w:r>
+      <w:r>
+        <w:rPr>
+          <w:rFonts w:ascii="Arial" w:hAnsi="Arial" w:cs="Arial"/>
+          <w:b/>
+          <w:sz w:val="19"/>
+          <w:u w:val="none"/>
+        </w:rPr>
+        <w:t>בין החסרונות של הגישה הבירוקרטית?</w:t>
       </w:r>
       <w:r>
         <w:rPr>
@@ -24998,7 +27045,7 @@
           <w:sz w:val="19"/>
           <w:u w:val="none"/>
         </w:rPr>
-        <w:t>הידיעה של השתתפות בניסוי הובילה להגברת התפוקה מה נכון באשר לתיאוריה ארגונית בהשוואה לתיאוריה ניהולית? ת.מציגה סדרה של מבנים תיאורטיים המבטאים קשרים בין משתניםה</w:t>
+        <w:t>היצמדות לנהלים עד שהם הופכים להיות מאמצעי למטרה</w:t>
       </w:r>
     </w:p>
     <w:p>
@@ -25013,7 +27060,16 @@
           <w:b/>
           <w:sz w:val="19"/>
         </w:rPr>
-        <w:t>▪ לפי גישת התלויות?</w:t>
+        <w:t xml:space="preserve">▪ </w:t>
+      </w:r>
+      <w:r>
+        <w:rPr>
+          <w:rFonts w:ascii="Arial" w:hAnsi="Arial" w:cs="Arial"/>
+          <w:b/>
+          <w:sz w:val="19"/>
+          <w:u w:val="none"/>
+        </w:rPr>
+        <w:t>הגישה האורגנית?</w:t>
       </w:r>
       <w:r>
         <w:rPr>
@@ -25029,7 +27085,7 @@
           <w:sz w:val="19"/>
           <w:u w:val="none"/>
         </w:rPr>
-        <w:t>אין דרך אחת לנהל זה תלוי מצב</w:t>
+        <w:t>מתייחסת לעובד ולאינטראקציה עם הסביבה</w:t>
       </w:r>
     </w:p>
     <w:p>
@@ -25044,7 +27100,16 @@
           <w:b/>
           <w:sz w:val="19"/>
         </w:rPr>
-        <w:t>▪ המשותף בין הגישה של טיילור והגישה של הבירוקרטיה הוא?</w:t>
+        <w:t xml:space="preserve">▪ </w:t>
+      </w:r>
+      <w:r>
+        <w:rPr>
+          <w:rFonts w:ascii="Arial" w:hAnsi="Arial" w:cs="Arial"/>
+          <w:b/>
+          <w:sz w:val="19"/>
+          <w:u w:val="none"/>
+        </w:rPr>
+        <w:t>מה נכון מהנ"ל: אפקט ההות'ורן משמעו?</w:t>
       </w:r>
       <w:r>
         <w:rPr>
@@ -25060,21 +27125,7 @@
           <w:sz w:val="19"/>
           <w:u w:val="none"/>
         </w:rPr>
-        <w:t>ששתיהן נותנות סט של פעולות שאם נבצעם ננהל נכון</w:t>
-      </w:r>
-    </w:p>
-    <w:p>
-      <w:pPr>
-        <w:bidi w:val="1"/>
-        <w:jc w:val="right"/>
-      </w:pPr>
-      <w:r>
-        <w:rPr>
-          <w:rFonts w:ascii="Arial" w:hAnsi="Arial" w:cs="Arial"/>
-          <w:b/>
-          <w:sz w:val="19"/>
-          <w:u w:val="none"/>
-        </w:rPr>
+        <w:t>הידיעה של השתתפות בניסוי הובילה להגברת התפוקה מה נכון באשר לתיאוריה ארגונית בהשוואה לתיאוריה ניהולית? ת.מציגה סדרה של מבנים תיאורטיים המבטאים קשרים בין משתניםה</w:t>
       </w:r>
     </w:p>
     <w:p>
@@ -25089,7 +27140,16 @@
           <w:b/>
           <w:sz w:val="19"/>
         </w:rPr>
-        <w:t>▪ בנה את תוכנית התגמולים לפי היתרון היחסי של העובד והמומחיו?</w:t>
+        <w:t xml:space="preserve">▪ </w:t>
+      </w:r>
+      <w:r>
+        <w:rPr>
+          <w:rFonts w:ascii="Arial" w:hAnsi="Arial" w:cs="Arial"/>
+          <w:b/>
+          <w:sz w:val="19"/>
+          <w:u w:val="none"/>
+        </w:rPr>
+        <w:t>לפי גישת התלויות?</w:t>
       </w:r>
       <w:r>
         <w:rPr>
@@ -25105,7 +27165,7 @@
           <w:sz w:val="19"/>
           <w:u w:val="none"/>
         </w:rPr>
-        <w:t>זהו משפט שמאפיין את? ת. הגישה הבירוקרטית זה לא חלק מהעקרונות שלה</w:t>
+        <w:t>אין דרך אחת לנהל זה תלוי מצב</w:t>
       </w:r>
     </w:p>
     <w:p>
@@ -25120,7 +27180,16 @@
           <w:b/>
           <w:sz w:val="19"/>
         </w:rPr>
-        <w:t>▪ מערכת פתוחה היא מערכת ש?</w:t>
+        <w:t xml:space="preserve">▪ </w:t>
+      </w:r>
+      <w:r>
+        <w:rPr>
+          <w:rFonts w:ascii="Arial" w:hAnsi="Arial" w:cs="Arial"/>
+          <w:b/>
+          <w:sz w:val="19"/>
+          <w:u w:val="none"/>
+        </w:rPr>
+        <w:t>המשותף בין הגישה של טיילור והגישה של הבירוקרטיה הוא?</w:t>
       </w:r>
       <w:r>
         <w:rPr>
@@ -25136,21 +27205,7 @@
           <w:sz w:val="19"/>
           <w:u w:val="none"/>
         </w:rPr>
-        <w:t>משפיעה על הסביבה וזו משפיעה עליה</w:t>
-      </w:r>
-    </w:p>
-    <w:p>
-      <w:pPr>
-        <w:bidi w:val="1"/>
-        <w:jc w:val="right"/>
-      </w:pPr>
-      <w:r>
-        <w:rPr>
-          <w:rFonts w:ascii="Arial" w:hAnsi="Arial" w:cs="Arial"/>
-          <w:b/>
-          <w:sz w:val="19"/>
-          <w:u w:val="none"/>
-        </w:rPr>
+        <w:t>ששתיהן נותנות סט של פעולות שאם נבצעם ננהל נכון</w:t>
       </w:r>
     </w:p>
     <w:p>
@@ -25165,7 +27220,16 @@
           <w:b/>
           <w:sz w:val="19"/>
         </w:rPr>
-        <w:t>▪ לפי מחקר ההות'ורן?</w:t>
+        <w:t xml:space="preserve">▪ </w:t>
+      </w:r>
+      <w:r>
+        <w:rPr>
+          <w:rFonts w:ascii="Arial" w:hAnsi="Arial" w:cs="Arial"/>
+          <w:b/>
+          <w:sz w:val="19"/>
+          <w:u w:val="none"/>
+        </w:rPr>
+        <w:t>בנה את תוכנית התגמולים לפי היתרון היחסי של העובד והמומחיות — משפט שמאפיין את?</w:t>
       </w:r>
       <w:r>
         <w:rPr>
@@ -25181,7 +27245,25 @@
           <w:sz w:val="19"/>
           <w:u w:val="none"/>
         </w:rPr>
-        <w:t>כל ההיגדים עשויים להיות נכונים</w:t>
+        <w:t xml:space="preserve">הגישה </w:t>
+      </w:r>
+      <w:r>
+        <w:rPr>
+          <w:rFonts w:ascii="Arial" w:hAnsi="Arial" w:cs="Arial"/>
+          <w:b/>
+          <w:sz w:val="19"/>
+          <w:u w:val="none"/>
+        </w:rPr>
+        <w:t>הבירוקרטית</w:t>
+      </w:r>
+      <w:r>
+        <w:rPr>
+          <w:rFonts w:ascii="Arial" w:hAnsi="Arial" w:cs="Arial"/>
+          <w:b w:val="0"/>
+          <w:sz w:val="19"/>
+          <w:u w:val="none"/>
+        </w:rPr>
+        <w:t xml:space="preserve"> (אין זה חלק מעקרונותיה)</w:t>
       </w:r>
     </w:p>
     <w:p>
@@ -25196,7 +27278,16 @@
           <w:b/>
           <w:sz w:val="19"/>
         </w:rPr>
-        <w:t>▪ לפי גישת התלות?</w:t>
+        <w:t xml:space="preserve">▪ </w:t>
+      </w:r>
+      <w:r>
+        <w:rPr>
+          <w:rFonts w:ascii="Arial" w:hAnsi="Arial" w:cs="Arial"/>
+          <w:b/>
+          <w:sz w:val="19"/>
+          <w:u w:val="none"/>
+        </w:rPr>
+        <w:t>מערכת פתוחה היא מערכת ש?</w:t>
       </w:r>
       <w:r>
         <w:rPr>
@@ -25212,7 +27303,7 @@
           <w:sz w:val="19"/>
           <w:u w:val="none"/>
         </w:rPr>
-        <w:t>אין דרך אחת נכונה לנהל זה תלוי מצב</w:t>
+        <w:t>משפיעה על הסביבה וזו משפיעה עליה</w:t>
       </w:r>
     </w:p>
     <w:p>
@@ -25227,7 +27318,16 @@
           <w:b/>
           <w:sz w:val="19"/>
         </w:rPr>
-        <w:t>▪ גישת יחסי אנוש שייכת לגישות ה?</w:t>
+        <w:t xml:space="preserve">▪ </w:t>
+      </w:r>
+      <w:r>
+        <w:rPr>
+          <w:rFonts w:ascii="Arial" w:hAnsi="Arial" w:cs="Arial"/>
+          <w:b/>
+          <w:sz w:val="19"/>
+          <w:u w:val="none"/>
+        </w:rPr>
+        <w:t>לפי מחקר ההות'ורן?</w:t>
       </w:r>
       <w:r>
         <w:rPr>
@@ -25243,7 +27343,7 @@
           <w:sz w:val="19"/>
           <w:u w:val="none"/>
         </w:rPr>
-        <w:t>אורגניות</w:t>
+        <w:t>כל ההיגדים עשויים להיות נכונים</w:t>
       </w:r>
     </w:p>
     <w:p>
@@ -25258,7 +27358,16 @@
           <w:b/>
           <w:sz w:val="19"/>
         </w:rPr>
-        <w:t>▪ בין העקרונות של גישת ?TQM?</w:t>
+        <w:t xml:space="preserve">▪ </w:t>
+      </w:r>
+      <w:r>
+        <w:rPr>
+          <w:rFonts w:ascii="Arial" w:hAnsi="Arial" w:cs="Arial"/>
+          <w:b/>
+          <w:sz w:val="19"/>
+          <w:u w:val="none"/>
+        </w:rPr>
+        <w:t>לפי גישת התלות?</w:t>
       </w:r>
       <w:r>
         <w:rPr>
@@ -25274,21 +27383,7 @@
           <w:sz w:val="19"/>
           <w:u w:val="none"/>
         </w:rPr>
-        <w:t>כל ההיגדים נכונים</w:t>
-      </w:r>
-    </w:p>
-    <w:p>
-      <w:pPr>
-        <w:bidi w:val="1"/>
-        <w:jc w:val="right"/>
-      </w:pPr>
-      <w:r>
-        <w:rPr>
-          <w:rFonts w:ascii="Arial" w:hAnsi="Arial" w:cs="Arial"/>
-          <w:b/>
-          <w:sz w:val="19"/>
-          <w:u w:val="none"/>
-        </w:rPr>
+        <w:t>אין דרך אחת נכונה לנהל זה תלוי מצב</w:t>
       </w:r>
     </w:p>
     <w:p>
@@ -25303,7 +27398,16 @@
           <w:b/>
           <w:sz w:val="19"/>
         </w:rPr>
-        <w:t>▪ הם מהווים את הגישות: Y, מחקרי האות'ורן, גישת יחסי אנוש וגישת?</w:t>
+        <w:t xml:space="preserve">▪ </w:t>
+      </w:r>
+      <w:r>
+        <w:rPr>
+          <w:rFonts w:ascii="Arial" w:hAnsi="Arial" w:cs="Arial"/>
+          <w:b/>
+          <w:sz w:val="19"/>
+          <w:u w:val="none"/>
+        </w:rPr>
+        <w:t>גישת יחסי אנוש שייכת לגישות ה?</w:t>
       </w:r>
       <w:r>
         <w:rPr>
@@ -25319,7 +27423,7 @@
           <w:sz w:val="19"/>
           <w:u w:val="none"/>
         </w:rPr>
-        <w:t>האורגניות</w:t>
+        <w:t>אורגניות</w:t>
       </w:r>
     </w:p>
     <w:p>
@@ -25334,7 +27438,16 @@
           <w:b/>
           <w:sz w:val="19"/>
         </w:rPr>
-        <w:t>▪ תמיד כדאי לזהות את המנהיגות הלא פורמלית שהצמיח הצוות ולעשות בה שימוש להנעתו. עיקרון זה הוא לא עיקרון ניהולי שעולה מתוך?</w:t>
+        <w:t xml:space="preserve">▪ </w:t>
+      </w:r>
+      <w:r>
+        <w:rPr>
+          <w:rFonts w:ascii="Arial" w:hAnsi="Arial" w:cs="Arial"/>
+          <w:b/>
+          <w:sz w:val="19"/>
+          <w:u w:val="none"/>
+        </w:rPr>
+        <w:t>בין העקרונות של גישת ?TQM?</w:t>
       </w:r>
       <w:r>
         <w:rPr>
@@ -25350,7 +27463,7 @@
           <w:sz w:val="19"/>
           <w:u w:val="none"/>
         </w:rPr>
-        <w:t>ניסויי / מחקרי האות'ורן</w:t>
+        <w:t>כל ההיגדים נכונים</w:t>
       </w:r>
     </w:p>
     <w:p>
@@ -25365,7 +27478,16 @@
           <w:b/>
           <w:sz w:val="19"/>
         </w:rPr>
-        <w:t>▪ התרגיל של נאסא שעשינו בכיתה בא להראו?</w:t>
+        <w:t xml:space="preserve">▪ </w:t>
+      </w:r>
+      <w:r>
+        <w:rPr>
+          <w:rFonts w:ascii="Arial" w:hAnsi="Arial" w:cs="Arial"/>
+          <w:b/>
+          <w:sz w:val="19"/>
+          <w:u w:val="none"/>
+        </w:rPr>
+        <w:t>הם מהווים את הגישות: Y, מחקרי האות'ורן, גישת יחסי אנוש וגישת?</w:t>
       </w:r>
       <w:r>
         <w:rPr>
@@ -25381,7 +27503,7 @@
           <w:sz w:val="19"/>
           <w:u w:val="none"/>
         </w:rPr>
-        <w:t>ת. קבלת החלטות בקבוצה היא טובה יותר מאשר החלטה לבד</w:t>
+        <w:t>האורגניות</w:t>
       </w:r>
     </w:p>
     <w:p>
@@ -25396,7 +27518,16 @@
           <w:b/>
           <w:sz w:val="19"/>
         </w:rPr>
-        <w:t>▪ משה בנה צוות חדש הוא צריך לעשות שימוש בואילו ליעקב מוות בשל שעובד לבד ולכן דפוס המנהיגות יהיה .?</w:t>
+        <w:t xml:space="preserve">▪ </w:t>
+      </w:r>
+      <w:r>
+        <w:rPr>
+          <w:rFonts w:ascii="Arial" w:hAnsi="Arial" w:cs="Arial"/>
+          <w:b/>
+          <w:sz w:val="19"/>
+          <w:u w:val="none"/>
+        </w:rPr>
+        <w:t>תמיד כדאי לזהות את המנהיגות הלא פורמלית שהצמיח הצוות ולעשות בה שימוש להנעתו. עיקרון זה הוא לא עיקרון ניהולי שעולה מתוך?</w:t>
       </w:r>
       <w:r>
         <w:rPr>
@@ -25412,21 +27543,7 @@
           <w:sz w:val="19"/>
           <w:u w:val="none"/>
         </w:rPr>
-        <w:t>מנהיגות משימתית, מנהיגות מעצבת.</w:t>
-      </w:r>
-    </w:p>
-    <w:p>
-      <w:pPr>
-        <w:bidi w:val="1"/>
-        <w:jc w:val="right"/>
-      </w:pPr>
-      <w:r>
-        <w:rPr>
-          <w:rFonts w:ascii="Arial" w:hAnsi="Arial" w:cs="Arial"/>
-          <w:b/>
-          <w:sz w:val="19"/>
-          <w:u w:val="none"/>
-        </w:rPr>
+        <w:t>ניסויי / מחקרי האות'ורן</w:t>
       </w:r>
     </w:p>
     <w:p>
@@ -25441,7 +27558,16 @@
           <w:b/>
           <w:sz w:val="19"/>
         </w:rPr>
-        <w:t>▪ מנהיגות מתקנת (ניהול חריגים אקטיבי) ומנהיגות מתקנת נחשבים.?</w:t>
+        <w:t xml:space="preserve">▪ </w:t>
+      </w:r>
+      <w:r>
+        <w:rPr>
+          <w:rFonts w:ascii="Arial" w:hAnsi="Arial" w:cs="Arial"/>
+          <w:b/>
+          <w:sz w:val="19"/>
+          <w:u w:val="none"/>
+        </w:rPr>
+        <w:t>התרגיל של נאסא שעשינו בכיתה בא להראות?</w:t>
       </w:r>
       <w:r>
         <w:rPr>
@@ -25453,55 +27579,20 @@
       <w:r>
         <w:rPr>
           <w:rFonts w:ascii="Arial" w:hAnsi="Arial" w:cs="Arial"/>
-          <w:b w:val="0"/>
-          <w:sz w:val="19"/>
-          <w:u w:val="none"/>
-        </w:rPr>
-        <w:t>סגנונות מנהיגות</w:t>
-      </w:r>
-    </w:p>
-    <w:p>
-      <w:pPr>
-        <w:bidi w:val="1"/>
-        <w:jc w:val="right"/>
-      </w:pPr>
-      <w:r>
-        <w:rPr>
-          <w:rFonts w:ascii="Arial" w:hAnsi="Arial" w:cs="Arial"/>
-          <w:b w:val="0"/>
-          <w:sz w:val="19"/>
-          <w:u w:val="none"/>
-        </w:rPr>
-        <w:t>מרכיבים של מנהיגות מתגמלת (Transactional Leadership)</w:t>
-      </w:r>
-    </w:p>
-    <w:p>
-      <w:pPr>
-        <w:bidi w:val="1"/>
-        <w:jc w:val="right"/>
-      </w:pPr>
-      <w:r>
-        <w:rPr>
-          <w:rFonts w:ascii="Arial" w:hAnsi="Arial" w:cs="Arial"/>
-          <w:b w:val="0"/>
-          <w:sz w:val="19"/>
-          <w:u w:val="none"/>
-        </w:rPr>
-        <w:t>ש. אצל אדיג'ס E טיפוס : מקבל למנהיגות מעצבת במודל שח בס ואובוליו**</w:t>
-      </w:r>
-    </w:p>
-    <w:p>
-      <w:pPr>
-        <w:bidi w:val="1"/>
-        <w:jc w:val="right"/>
-      </w:pPr>
-      <w:r>
-        <w:rPr>
-          <w:rFonts w:ascii="Arial" w:hAnsi="Arial" w:cs="Arial"/>
-          <w:b/>
-          <w:sz w:val="19"/>
-          <w:u w:val="none"/>
-        </w:rPr>
+          <w:b/>
+          <w:sz w:val="19"/>
+          <w:u w:val="none"/>
+        </w:rPr>
+        <w:t>קבלת החלטות בקבוצה</w:t>
+      </w:r>
+      <w:r>
+        <w:rPr>
+          <w:rFonts w:ascii="Arial" w:hAnsi="Arial" w:cs="Arial"/>
+          <w:b w:val="0"/>
+          <w:sz w:val="19"/>
+          <w:u w:val="none"/>
+        </w:rPr>
+        <w:t xml:space="preserve"> טובה יותר מהחלטה לבד</w:t>
       </w:r>
     </w:p>
     <w:p>
@@ -25516,7 +27607,16 @@
           <w:b/>
           <w:sz w:val="19"/>
         </w:rPr>
-        <w:t>▪ אם תרצו לקדם ראש צוות למנהל בכיר תעשו שימוש ב- ,?</w:t>
+        <w:t xml:space="preserve">▪ </w:t>
+      </w:r>
+      <w:r>
+        <w:rPr>
+          <w:rFonts w:ascii="Arial" w:hAnsi="Arial" w:cs="Arial"/>
+          <w:b/>
+          <w:sz w:val="19"/>
+          <w:u w:val="none"/>
+        </w:rPr>
+        <w:t>משה בנה צוות חדש הוא צריך לעשות שימוש בואילו ליעקב מוות בשל שעובד לבד ולכן דפוס המנהיגות יהיה .?</w:t>
       </w:r>
       <w:r>
         <w:rPr>
@@ -25532,22 +27632,7 @@
           <w:sz w:val="19"/>
           <w:u w:val="none"/>
         </w:rPr>
-        <w:t>כל התשובות : לפי אדיגס תבדקו אם לאדם יש דפוס, תבדקו אם לאדם יש ממוצע גבוה במנהיגות מעצבת לפי מודל בס ואבוליו.</w:t>
-      </w:r>
-    </w:p>
-    <w:p>
-      <w:pPr>
-        <w:bidi w:val="1"/>
-        <w:jc w:val="right"/>
-      </w:pPr>
-      <w:r>
-        <w:rPr>
-          <w:rFonts w:ascii="Arial" w:hAnsi="Arial" w:cs="Arial"/>
-          <w:b w:val="0"/>
-          <w:sz w:val="19"/>
-          <w:u w:val="none"/>
-        </w:rPr>
-        <w:t>ש. נוסחת ההצלחה לניהול טוב שמביא תוצאות ע"פ אדיגס היא : לבנות צוות שלכל אחד סגנון ניהולי שונה</w:t>
+        <w:t>מנהיגות משימתית, מנהיגות מעצבת.</w:t>
       </w:r>
     </w:p>
     <w:p>
@@ -25562,7 +27647,16 @@
           <w:b/>
           <w:sz w:val="19"/>
         </w:rPr>
-        <w:t>▪ מה נכון באשר לפיתוח צוות בהשוואה לבניית צוו?</w:t>
+        <w:t xml:space="preserve">▪ </w:t>
+      </w:r>
+      <w:r>
+        <w:rPr>
+          <w:rFonts w:ascii="Arial" w:hAnsi="Arial" w:cs="Arial"/>
+          <w:b/>
+          <w:sz w:val="19"/>
+          <w:u w:val="none"/>
+        </w:rPr>
+        <w:t>מנהיגות מתקנת (ניהול חריגים אקטיבי) ומנהיגות מתקנת נחשבים.?</w:t>
       </w:r>
       <w:r>
         <w:rPr>
@@ -25578,7 +27672,7 @@
           <w:sz w:val="19"/>
           <w:u w:val="none"/>
         </w:rPr>
-        <w:t>פיתוח צוות נעשה ל : צוות שעובד כבר ויש לו היסטוריה ויש צורך למנפו לביצועים גבוה</w:t>
+        <w:t>סגנונות מנהיגות</w:t>
       </w:r>
     </w:p>
     <w:p>
@@ -25589,10 +27683,11 @@
       <w:r>
         <w:rPr>
           <w:rFonts w:ascii="Arial" w:hAnsi="Arial" w:cs="Arial"/>
-          <w:b/>
-          <w:sz w:val="19"/>
-          <w:u w:val="none"/>
-        </w:rPr>
+          <w:b w:val="0"/>
+          <w:sz w:val="19"/>
+          <w:u w:val="none"/>
+        </w:rPr>
+        <w:t>מרכיבים של מנהיגות מתגמלת (Transactional Leadership)</w:t>
       </w:r>
     </w:p>
     <w:p>
@@ -25607,94 +27702,7 @@
           <w:sz w:val="19"/>
           <w:u w:val="none"/>
         </w:rPr>
-        <w:t>ש. ראש צוות שעסוק באופן אובססיבי באיצור סטיות וכישלונות ואי עמידה ביעדים דפוס הניהול שלו הוא : ניהול חריגים אקטיבי**</w:t>
-      </w:r>
-    </w:p>
-    <w:p>
-      <w:pPr>
-        <w:bidi w:val="1"/>
-        <w:jc w:val="right"/>
-      </w:pPr>
-      <w:r>
-        <w:rPr>
-          <w:rFonts w:ascii="Arial" w:hAnsi="Arial" w:cs="Arial"/>
-          <w:b/>
-          <w:sz w:val="19"/>
-          <w:u w:val="none"/>
-        </w:rPr>
-      </w:r>
-    </w:p>
-    <w:p>
-      <w:pPr>
-        <w:bidi w:val="1"/>
-        <w:jc w:val="right"/>
-      </w:pPr>
-      <w:r>
-        <w:rPr>
-          <w:rFonts w:ascii="Arial" w:hAnsi="Arial" w:cs="Arial"/>
-          <w:b w:val="0"/>
-          <w:sz w:val="19"/>
-          <w:u w:val="none"/>
-        </w:rPr>
-        <w:t>ש. כאשר מנהל עסוק באיתור סטיות וכישלונות באופן קיצוני הוא מנהל מסוג : ניהול חריגים אקטיבי</w:t>
-      </w:r>
-    </w:p>
-    <w:p>
-      <w:pPr>
-        <w:bidi w:val="1"/>
-        <w:jc w:val="right"/>
-      </w:pPr>
-      <w:r>
-        <w:rPr>
-          <w:rFonts w:ascii="Arial" w:hAnsi="Arial" w:cs="Arial"/>
-          <w:b w:val="0"/>
-          <w:sz w:val="19"/>
-          <w:u w:val="none"/>
-        </w:rPr>
-        <w:t>ש. מה נכון לפי הטווח המלא : מנהיגות מעצבת היא הדפוס האפקטיבי ביותר ליצירת שינוי והשפעה**</w:t>
-      </w:r>
-    </w:p>
-    <w:p>
-      <w:pPr>
-        <w:bidi w:val="1"/>
-        <w:jc w:val="right"/>
-      </w:pPr>
-      <w:r>
-        <w:rPr>
-          <w:rFonts w:ascii="Arial" w:hAnsi="Arial" w:cs="Arial"/>
-          <w:b/>
-          <w:sz w:val="19"/>
-          <w:u w:val="none"/>
-        </w:rPr>
-      </w:r>
-    </w:p>
-    <w:p>
-      <w:pPr>
-        <w:bidi w:val="1"/>
-        <w:jc w:val="right"/>
-      </w:pPr>
-      <w:r>
-        <w:rPr>
-          <w:rFonts w:ascii="Arial" w:hAnsi="Arial" w:cs="Arial"/>
-          <w:b w:val="0"/>
-          <w:sz w:val="19"/>
-          <w:u w:val="none"/>
-        </w:rPr>
-        <w:t>ש. לפי פידלר בתנאים קיצוניים יש צורך : במנהיג מכוון משימה**</w:t>
-      </w:r>
-    </w:p>
-    <w:p>
-      <w:pPr>
-        <w:bidi w:val="1"/>
-        <w:jc w:val="right"/>
-      </w:pPr>
-      <w:r>
-        <w:rPr>
-          <w:rFonts w:ascii="Arial" w:hAnsi="Arial" w:cs="Arial"/>
-          <w:b/>
-          <w:sz w:val="19"/>
-          <w:u w:val="none"/>
-        </w:rPr>
+        <w:t>ש. אצל אדיג'ס E טיפוס : מקבל למנהיגות מעצבת במודל שח בס ואובוליו</w:t>
       </w:r>
     </w:p>
     <w:p>
@@ -25709,7 +27717,16 @@
           <w:b/>
           <w:sz w:val="19"/>
         </w:rPr>
-        <w:t>▪ לפי המודלים הפסיכדינאמיים למנהיגו?</w:t>
+        <w:t xml:space="preserve">▪ </w:t>
+      </w:r>
+      <w:r>
+        <w:rPr>
+          <w:rFonts w:ascii="Arial" w:hAnsi="Arial" w:cs="Arial"/>
+          <w:b/>
+          <w:sz w:val="19"/>
+          <w:u w:val="none"/>
+        </w:rPr>
+        <w:t>אם תרצו לקדם ראש צוות למנהל בכיר תעשו שימוש ב- ,?</w:t>
       </w:r>
       <w:r>
         <w:rPr>
@@ -25725,7 +27742,7 @@
           <w:sz w:val="19"/>
           <w:u w:val="none"/>
         </w:rPr>
-        <w:t>אנשים הולכים אחרי מנהיג משום שהוא : ממלא צרכים נפשיים, מאווים של אנשים</w:t>
+        <w:t>כל התשובות : לפי אדיגס תבדקו אם לאדם יש דפוס, תבדקו אם לאדם יש ממוצע גבוה במנהיגות מעצבת לפי מודל בס ואבוליו.</w:t>
       </w:r>
     </w:p>
     <w:p>
@@ -25736,25 +27753,51 @@
       <w:r>
         <w:rPr>
           <w:rFonts w:ascii="Arial" w:hAnsi="Arial" w:cs="Arial"/>
-          <w:b/>
-          <w:sz w:val="19"/>
-          <w:u w:val="none"/>
-        </w:rPr>
+          <w:b w:val="0"/>
+          <w:sz w:val="19"/>
+          <w:u w:val="none"/>
+        </w:rPr>
+        <w:t>ש. נוסחת ההצלחה לניהול טוב שמביא תוצאות ע"פ אדיגס היא : לבנות צוות שלכל אחד סגנון ניהולי שונה</w:t>
       </w:r>
     </w:p>
     <w:p>
       <w:pPr>
         <w:bidi w:val="1"/>
+        <w:spacing w:after="30"/>
         <w:jc w:val="right"/>
       </w:pPr>
       <w:r>
         <w:rPr>
           <w:rFonts w:ascii="Arial" w:hAnsi="Arial" w:cs="Arial"/>
-          <w:b w:val="0"/>
-          <w:sz w:val="19"/>
-          <w:u w:val="none"/>
-        </w:rPr>
-        <w:t>ש. סוג המנהיגות שראינו בסרט מונה ליזה הוא : איתגור אינטלקטואלי</w:t>
+          <w:b/>
+          <w:sz w:val="19"/>
+        </w:rPr>
+        <w:t xml:space="preserve">▪ </w:t>
+      </w:r>
+      <w:r>
+        <w:rPr>
+          <w:rFonts w:ascii="Arial" w:hAnsi="Arial" w:cs="Arial"/>
+          <w:b/>
+          <w:sz w:val="19"/>
+          <w:u w:val="none"/>
+        </w:rPr>
+        <w:t>מה נכון באשר לפיתוח צוות בהשוואה לבניית צוו?</w:t>
+      </w:r>
+      <w:r>
+        <w:rPr>
+          <w:rFonts w:ascii="Arial" w:hAnsi="Arial" w:cs="Arial"/>
+          <w:sz w:val="19"/>
+        </w:rPr>
+        <w:t xml:space="preserve"> — </w:t>
+      </w:r>
+      <w:r>
+        <w:rPr>
+          <w:rFonts w:ascii="Arial" w:hAnsi="Arial" w:cs="Arial"/>
+          <w:b w:val="0"/>
+          <w:sz w:val="19"/>
+          <w:u w:val="none"/>
+        </w:rPr>
+        <w:t>פיתוח צוות נעשה ל : צוות שעובד כבר ויש לו היסטוריה ויש צורך למנפו לביצועים גבוה</w:t>
       </w:r>
     </w:p>
     <w:p>
@@ -25769,7 +27812,7 @@
           <w:sz w:val="19"/>
           <w:u w:val="none"/>
         </w:rPr>
-        <w:t>ש. תיאורית התכונות מצאה ש : אין סדרה של תכונות ומיומויות שיכולה לנבא מנהיגות</w:t>
+        <w:t>ש. ראש צוות שעסוק באופן אובססיבי באיצור סטיות וכישלונות ואי עמידה ביעדים דפוס הניהול שלו הוא : ניהול חריגים אקטיבי</w:t>
       </w:r>
     </w:p>
     <w:p>
@@ -25784,7 +27827,7 @@
           <w:sz w:val="19"/>
           <w:u w:val="none"/>
         </w:rPr>
-        <w:t>ש. לפי אדיגס יש סתירה בין סגנונות הניהול ולכן יש ליצור צוות/ניהולי שמורכב מכל הסגנונות : נכון</w:t>
+        <w:t>ש. כאשר מנהל עסוק באיתור סטיות וכישלונות באופן קיצוני הוא מנהל מסוג : ניהול חריגים אקטיבי</w:t>
       </w:r>
     </w:p>
     <w:p>
@@ -25799,7 +27842,7 @@
           <w:sz w:val="19"/>
           <w:u w:val="none"/>
         </w:rPr>
-        <w:t>ש. סגנון המנהיגות של קארין ווטסון (המרצה) שראינו בכיתה הוא : אתגור אינטלקטואלי**</w:t>
+        <w:t>ש. מה נכון לפי הטווח המלא : מנהיגות מעצבת היא הדפוס האפקטיבי ביותר ליצירת שינוי והשפעה</w:t>
       </w:r>
     </w:p>
     <w:p>
@@ -25810,25 +27853,51 @@
       <w:r>
         <w:rPr>
           <w:rFonts w:ascii="Arial" w:hAnsi="Arial" w:cs="Arial"/>
-          <w:b/>
-          <w:sz w:val="19"/>
-          <w:u w:val="none"/>
-        </w:rPr>
+          <w:b w:val="0"/>
+          <w:sz w:val="19"/>
+          <w:u w:val="none"/>
+        </w:rPr>
+        <w:t>ש. לפי פידלר בתנאים קיצוניים יש צורך : במנהיג מכוון משימה</w:t>
       </w:r>
     </w:p>
     <w:p>
       <w:pPr>
         <w:bidi w:val="1"/>
+        <w:spacing w:after="30"/>
         <w:jc w:val="right"/>
       </w:pPr>
       <w:r>
         <w:rPr>
           <w:rFonts w:ascii="Arial" w:hAnsi="Arial" w:cs="Arial"/>
-          <w:b w:val="0"/>
-          <w:sz w:val="19"/>
-          <w:u w:val="none"/>
-        </w:rPr>
-        <w:t>ש. מנהל צוות שמקדיש זמן לעבור בין חדרי עובדיו לזהות תסיכולים ומזמין אותם לחדרו הוא : מנהיגו שדפוס המנהיגות שלו הוא התייחסות אישית**</w:t>
+          <w:b/>
+          <w:sz w:val="19"/>
+        </w:rPr>
+        <w:t xml:space="preserve">▪ </w:t>
+      </w:r>
+      <w:r>
+        <w:rPr>
+          <w:rFonts w:ascii="Arial" w:hAnsi="Arial" w:cs="Arial"/>
+          <w:b/>
+          <w:sz w:val="19"/>
+          <w:u w:val="none"/>
+        </w:rPr>
+        <w:t>לפי המודלים הפסיכדינאמיים למנהיגו?</w:t>
+      </w:r>
+      <w:r>
+        <w:rPr>
+          <w:rFonts w:ascii="Arial" w:hAnsi="Arial" w:cs="Arial"/>
+          <w:sz w:val="19"/>
+        </w:rPr>
+        <w:t xml:space="preserve"> — </w:t>
+      </w:r>
+      <w:r>
+        <w:rPr>
+          <w:rFonts w:ascii="Arial" w:hAnsi="Arial" w:cs="Arial"/>
+          <w:b w:val="0"/>
+          <w:sz w:val="19"/>
+          <w:u w:val="none"/>
+        </w:rPr>
+        <w:t>אנשים הולכים אחרי מנהיג משום שהוא : ממלא צרכים נפשיים, מאווים של אנשים</w:t>
       </w:r>
     </w:p>
     <w:p>
@@ -25839,10 +27908,11 @@
       <w:r>
         <w:rPr>
           <w:rFonts w:ascii="Arial" w:hAnsi="Arial" w:cs="Arial"/>
-          <w:b/>
-          <w:sz w:val="19"/>
-          <w:u w:val="none"/>
-        </w:rPr>
+          <w:b w:val="0"/>
+          <w:sz w:val="19"/>
+          <w:u w:val="none"/>
+        </w:rPr>
+        <w:t>ש. סוג המנהיגות שראינו בסרט מונה ליזה הוא : איתגור אינטלקטואלי</w:t>
       </w:r>
     </w:p>
     <w:p>
@@ -25857,7 +27927,7 @@
           <w:sz w:val="19"/>
           <w:u w:val="none"/>
         </w:rPr>
-        <w:t>ש. כאשר למונהגים אין יכולת ואין מוטיבציה לפי הרסי ובלאנשרד דפוס המנהיגות שצריך להיות הוא : נותן הוראות</w:t>
+        <w:t>ש. תיאורית התכונות מצאה ש : אין סדרה של תכונות ומיומויות שיכולה לנבא מנהיגות</w:t>
       </w:r>
     </w:p>
     <w:p>
@@ -25872,7 +27942,7 @@
           <w:sz w:val="19"/>
           <w:u w:val="none"/>
         </w:rPr>
-        <w:t>ש. בחב"ש כל הזמן מסיבות ולא מתבצעת כמעט עבודה, לפי הסריג הניהולי איזה סגנון מנהיגות מאפיין את החברה: סגנון ניהול מועדון country club**</w:t>
+        <w:t>ש. לפי אדיגס יש סתירה בין סגנונות הניהול ולכן יש ליצור צוות/ניהולי שמורכב מכל הסגנונות : נכון</w:t>
       </w:r>
     </w:p>
     <w:p>
@@ -25883,10 +27953,11 @@
       <w:r>
         <w:rPr>
           <w:rFonts w:ascii="Arial" w:hAnsi="Arial" w:cs="Arial"/>
-          <w:b/>
-          <w:sz w:val="19"/>
-          <w:u w:val="none"/>
-        </w:rPr>
+          <w:b w:val="0"/>
+          <w:sz w:val="19"/>
+          <w:u w:val="none"/>
+        </w:rPr>
+        <w:t>ש. סגנון המנהיגות של קארין ווטסון (המרצה) שראינו בכיתה הוא : אתגור אינטלקטואלי</w:t>
       </w:r>
     </w:p>
     <w:p>
@@ -25901,7 +27972,7 @@
           <w:sz w:val="19"/>
           <w:u w:val="none"/>
         </w:rPr>
-        <w:t>ש. על פי תיאוריה X של מקגרגור, כיצד נתפסים העובדים מטבעם? עצלנים ומתחמקים מעבודה. תיאוריה X מניחה שעובדים הם עצלנים ומתחמקים מעבודה מטבעם, ולכן דורשים פיקוח ושליטה.**</w:t>
+        <w:t>ש. מנהל צוות שמקדיש זמן לעבור בין חדרי עובדיו לזהות תסיכולים ומזמין אותם לחדרו הוא : מנהיגו שדפוס המנהיגות שלו הוא התייחסות אישית</w:t>
       </w:r>
     </w:p>
     <w:p>
@@ -25912,10 +27983,11 @@
       <w:r>
         <w:rPr>
           <w:rFonts w:ascii="Arial" w:hAnsi="Arial" w:cs="Arial"/>
-          <w:b/>
-          <w:sz w:val="19"/>
-          <w:u w:val="none"/>
-        </w:rPr>
+          <w:b w:val="0"/>
+          <w:sz w:val="19"/>
+          <w:u w:val="none"/>
+        </w:rPr>
+        <w:t>ש. כאשר למונהגים אין יכולת ואין מוטיבציה לפי הרסי ובלאנשרד דפוס המנהיגות שצריך להיות הוא : נותן הוראות</w:t>
       </w:r>
     </w:p>
     <w:p>
@@ -25930,7 +28002,7 @@
           <w:sz w:val="19"/>
           <w:u w:val="none"/>
         </w:rPr>
-        <w:t>ש. מהו אחד העקרונות המרכזיים של הניהול המדעי לפי טיילור? חלוקה ברורה בין תכנון לביצוע. טיילור דגל בהפרדה מוחלטת בין תפקידי התכנון של המנהל לבין תפקידי הביצוע של העובד.**</w:t>
+        <w:t>ש. בחב"ש כל הזמן מסיבות ולא מתבצעת כמעט עבודה, לפי הסריג הניהולי איזה סגנון מנהיגות מאפיין את החברה: סגנון ניהול מועדון country club</w:t>
       </w:r>
     </w:p>
     <w:p>
@@ -25941,10 +28013,26 @@
       <w:r>
         <w:rPr>
           <w:rFonts w:ascii="Arial" w:hAnsi="Arial" w:cs="Arial"/>
-          <w:b/>
-          <w:sz w:val="19"/>
-          <w:u w:val="none"/>
-        </w:rPr>
+          <w:b w:val="0"/>
+          <w:sz w:val="19"/>
+          <w:u w:val="none"/>
+        </w:rPr>
+        <w:t>ש. על פי תיאוריה X של מקגרגור, כיצד נתפסים העובדים מטבעם? עצלנים ומתחמקים מעבודה. תיאוריה X מניחה שעובדים הם עצלנים ומתחמקים מעבודה מטבעם, ולכן דורשים פיקוח ושליטה.</w:t>
+      </w:r>
+    </w:p>
+    <w:p>
+      <w:pPr>
+        <w:bidi w:val="1"/>
+        <w:jc w:val="right"/>
+      </w:pPr>
+      <w:r>
+        <w:rPr>
+          <w:rFonts w:ascii="Arial" w:hAnsi="Arial" w:cs="Arial"/>
+          <w:b w:val="0"/>
+          <w:sz w:val="19"/>
+          <w:u w:val="none"/>
+        </w:rPr>
+        <w:t>ש. מהו אחד העקרונות המרכזיים של הניהול המדעי לפי טיילור? חלוקה ברורה בין תכנון לביצוע. טיילור דגל בהפרדה מוחלטת בין תפקידי התכנון של המנהל לבין תפקידי הביצוע של העובד.</w:t>
       </w:r>
     </w:p>
     <w:p>
@@ -25989,6 +28077,7 @@
           <w:b/>
           <w:color w:val="4527A0"/>
           <w:sz w:val="21"/>
+          <w:u w:val="none"/>
         </w:rPr>
         <w:t>ש. על פי גישת יחסי האנו</w:t>
       </w:r>
@@ -26005,7 +28094,7 @@
           <w:sz w:val="19"/>
           <w:u w:val="none"/>
         </w:rPr>
-        <w:t>ש, מהו צורך מרכזי של העובד בנוסף להיבט הכלכלי? הכרה, שייכות ושיתוף. גישת יחסי האנוש הדגישה כי העובד הוא יצור חברתי שזקוק להכרה, שייכות ויחס אישי.**</w:t>
+        <w:t>ש, מהו צורך מרכזי של העובד בנוסף להיבט הכלכלי? הכרה, שייכות ושיתוף. גישת יחסי האנוש הדגישה כי העובד הוא יצור חברתי שזקוק להכרה, שייכות ויחס אישי.</w:t>
       </w:r>
     </w:p>
     <w:p>
@@ -26016,10 +28105,11 @@
       <w:r>
         <w:rPr>
           <w:rFonts w:ascii="Arial" w:hAnsi="Arial" w:cs="Arial"/>
-          <w:b/>
-          <w:sz w:val="19"/>
-          <w:u w:val="none"/>
-        </w:rPr>
+          <w:b w:val="0"/>
+          <w:sz w:val="19"/>
+          <w:u w:val="none"/>
+        </w:rPr>
+        <w:t>ש. מהו העיקרון המרכזי בגישת ניהול איכות כוללת (TQM)? איכות היא משימה של כל העובדים. TQM שמה דגש על כך שאיכות היא אחריות משותפת של כל חלקי הארגון, מכל הדרגים.</w:t>
       </w:r>
     </w:p>
     <w:p>
@@ -26034,36 +28124,7 @@
           <w:sz w:val="19"/>
           <w:u w:val="none"/>
         </w:rPr>
-        <w:t>ש. מהו העיקרון המרכזי בגישת ניהול איכות כוללת (TQM)? איכות היא משימה של כל העובדים. TQM שמה דגש על כך שאיכות היא אחריות משותפת של כל חלקי הארגון, מכל הדרגים.</w:t>
-      </w:r>
-    </w:p>
-    <w:p>
-      <w:pPr>
-        <w:bidi w:val="1"/>
-        <w:jc w:val="right"/>
-      </w:pPr>
-      <w:r>
-        <w:rPr>
-          <w:rFonts w:ascii="Arial" w:hAnsi="Arial" w:cs="Arial"/>
-          <w:b w:val="0"/>
-          <w:sz w:val="19"/>
-          <w:u w:val="none"/>
-        </w:rPr>
-        <w:t>ש. מהי שאלת המפתח בגישת ההינדוס מחדש (Reengineering)? "איך היינו עושים את זה אם היינו מתחילים מאפס?" הינדוס מחדש דוגל בשינוי רדיקלי ויסודי, כאילו בונים את הארגון מחדש לחלוטין.**</w:t>
-      </w:r>
-    </w:p>
-    <w:p>
-      <w:pPr>
-        <w:bidi w:val="1"/>
-        <w:jc w:val="right"/>
-      </w:pPr>
-      <w:r>
-        <w:rPr>
-          <w:rFonts w:ascii="Arial" w:hAnsi="Arial" w:cs="Arial"/>
-          <w:b/>
-          <w:sz w:val="19"/>
-          <w:u w:val="none"/>
-        </w:rPr>
+        <w:t>ש. מהי שאלת המפתח בגישת ההינדוס מחדש (Reengineering)? "איך היינו עושים את זה אם היינו מתחילים מאפס?" הינדוס מחדש דוגל בשינוי רדיקלי ויסודי, כאילו בונים את הארגון מחדש לחלוטין.</w:t>
       </w:r>
     </w:p>
     <w:p>
@@ -26078,7 +28139,16 @@
           <w:b/>
           <w:sz w:val="19"/>
         </w:rPr>
-        <w:t>▪ לפי גישת המערכ?</w:t>
+        <w:t xml:space="preserve">▪ </w:t>
+      </w:r>
+      <w:r>
+        <w:rPr>
+          <w:rFonts w:ascii="Arial" w:hAnsi="Arial" w:cs="Arial"/>
+          <w:b/>
+          <w:sz w:val="19"/>
+          <w:u w:val="none"/>
+        </w:rPr>
+        <w:t>לפי גישת המערכ?</w:t>
       </w:r>
       <w:r>
         <w:rPr>
@@ -26105,39 +28175,11 @@
       <w:r>
         <w:rPr>
           <w:rFonts w:ascii="Arial" w:hAnsi="Arial" w:cs="Arial"/>
-          <w:b/>
-          <w:sz w:val="19"/>
-          <w:u w:val="none"/>
-        </w:rPr>
-      </w:r>
-    </w:p>
-    <w:p>
-      <w:pPr>
-        <w:bidi w:val="1"/>
-        <w:jc w:val="right"/>
-      </w:pPr>
-      <w:r>
-        <w:rPr>
-          <w:rFonts w:ascii="Arial" w:hAnsi="Arial" w:cs="Arial"/>
-          <w:b w:val="0"/>
-          <w:sz w:val="19"/>
-          <w:u w:val="none"/>
-        </w:rPr>
-        <w:t>ש. מהו העיקרון המרכזי של גישת התלות (Contingency Approach)? אין פתרון אחד שמתאים לכולם – הכול תלוי במצב. גישת התלות טוענת כי יעילות ניהולית תלויה בהתאמת הסגנון הניהולי למאפייני הסיטואציה.**</w:t>
-      </w:r>
-    </w:p>
-    <w:p>
-      <w:pPr>
-        <w:bidi w:val="1"/>
-        <w:jc w:val="right"/>
-      </w:pPr>
-      <w:r>
-        <w:rPr>
-          <w:rFonts w:ascii="Arial" w:hAnsi="Arial" w:cs="Arial"/>
-          <w:b/>
-          <w:sz w:val="19"/>
-          <w:u w:val="none"/>
-        </w:rPr>
+          <w:b w:val="0"/>
+          <w:sz w:val="19"/>
+          <w:u w:val="none"/>
+        </w:rPr>
+        <w:t>ש. מהו העיקרון המרכזי של גישת התלות (Contingency Approach)? אין פתרון אחד שמתאים לכולם – הכול תלוי במצב. גישת התלות טוענת כי יעילות ניהולית תלויה בהתאמת הסגנון הניהולי למאפייני הסיטואציה.</w:t>
       </w:r>
     </w:p>
     <w:p>
@@ -26152,7 +28194,16 @@
           <w:b/>
           <w:sz w:val="19"/>
         </w:rPr>
-        <w:t>▪ על פי תיאוריית התכונות במנהיגו?</w:t>
+        <w:t xml:space="preserve">▪ </w:t>
+      </w:r>
+      <w:r>
+        <w:rPr>
+          <w:rFonts w:ascii="Arial" w:hAnsi="Arial" w:cs="Arial"/>
+          <w:b/>
+          <w:sz w:val="19"/>
+          <w:u w:val="none"/>
+        </w:rPr>
+        <w:t>על פי תיאוריית התכונות במנהיגו?</w:t>
       </w:r>
       <w:r>
         <w:rPr>
@@ -26169,20 +28220,6 @@
           <w:u w:val="none"/>
         </w:rPr>
         <w:t>מהו הרעיון המרכזי? מנהיגות היא תכונה מולדת. תיאוריית התכונות, שהיא הגישה הקדומה ביותר, האמינה שמנהיגים נולדים עם תכונות מסוימות.</w:t>
-      </w:r>
-    </w:p>
-    <w:p>
-      <w:pPr>
-        <w:bidi w:val="1"/>
-        <w:jc w:val="right"/>
-      </w:pPr>
-      <w:r>
-        <w:rPr>
-          <w:rFonts w:ascii="Arial" w:hAnsi="Arial" w:cs="Arial"/>
-          <w:b/>
-          <w:sz w:val="19"/>
-          <w:u w:val="none"/>
-        </w:rPr>
       </w:r>
     </w:p>
     <w:p>
@@ -26197,7 +28234,16 @@
           <w:b/>
           <w:sz w:val="19"/>
         </w:rPr>
-        <w:t>▪ מהי הביקורת העיקרית על תיאוריית התכונות במנהיגות? אין קונצנזוס לגבי התכונות "הנכונות" והיא מתעלמת מהקשר. הביקורת העיקרית היא שחוקרים שונים זיהו תכונות שונו?</w:t>
+        <w:t xml:space="preserve">▪ </w:t>
+      </w:r>
+      <w:r>
+        <w:rPr>
+          <w:rFonts w:ascii="Arial" w:hAnsi="Arial" w:cs="Arial"/>
+          <w:b/>
+          <w:sz w:val="19"/>
+          <w:u w:val="none"/>
+        </w:rPr>
+        <w:t>מהי הביקורת העיקרית על תיאוריית התכונות במנהיגות? אין קונצנזוס לגבי התכונות "הנכונות" והיא מתעלמת מהקשר. הביקורת העיקרית היא שחוקרים שונים זיהו תכונות שונו?</w:t>
       </w:r>
       <w:r>
         <w:rPr>
@@ -26224,10 +28270,11 @@
       <w:r>
         <w:rPr>
           <w:rFonts w:ascii="Arial" w:hAnsi="Arial" w:cs="Arial"/>
-          <w:b/>
-          <w:sz w:val="19"/>
-          <w:u w:val="none"/>
-        </w:rPr>
+          <w:b w:val="0"/>
+          <w:sz w:val="19"/>
+          <w:u w:val="none"/>
+        </w:rPr>
+        <w:t>ש. מהם שני צירי ההתנהגות המרכזיים בגישה ההתנהגותית למנהיגות? התמקדות במשימה והתמקדות באנשים. הגישה ההתנהגותית בוחנת כיצד מנהיגים מתנהגים בשני מימדים אלו.</w:t>
       </w:r>
     </w:p>
     <w:p>
@@ -26242,7 +28289,7 @@
           <w:sz w:val="19"/>
           <w:u w:val="none"/>
         </w:rPr>
-        <w:t>ש. מהם שני צירי ההתנהגות המרכזיים בגישה ההתנהגותית למנהיגות? התמקדות במשימה והתמקדות באנשים. הגישה ההתנהגותית בוחנת כיצד מנהיגים מתנהגים בשני מימדים אלו.**</w:t>
+        <w:t>ש. לפי מודל פידלר (Fiedler’s Contingency Model), מהו אחד משלושת המשתנים שקובעים את יעילות סגנון המנהיג? יחסים בין המנהיג לקבוצה. פידלר זיהה את איכות היחסים בין המנהיג למונהגים כאחד משלושת המשתנים הקריטיים לקביעת יעילות המנהיגות.</w:t>
       </w:r>
     </w:p>
     <w:p>
@@ -26253,68 +28300,11 @@
       <w:r>
         <w:rPr>
           <w:rFonts w:ascii="Arial" w:hAnsi="Arial" w:cs="Arial"/>
-          <w:b/>
-          <w:sz w:val="19"/>
-          <w:u w:val="none"/>
-        </w:rPr>
-      </w:r>
-    </w:p>
-    <w:p>
-      <w:pPr>
-        <w:bidi w:val="1"/>
-        <w:jc w:val="right"/>
-      </w:pPr>
-      <w:r>
-        <w:rPr>
-          <w:rFonts w:ascii="Arial" w:hAnsi="Arial" w:cs="Arial"/>
-          <w:b w:val="0"/>
-          <w:sz w:val="19"/>
-          <w:u w:val="none"/>
-        </w:rPr>
-        <w:t>ש. לפי מודל פידלר (Fiedler’s Contingency Model), מהו אחד משלושת המשתנים שקובעים את יעילות סגנון המנהיג? יחסים בין המנהיג לקבוצה. פידלר זיהה את איכות היחסים בין המנהיג למונהגים כאחד משלושת המשתנים הקריטיים לקביעת יעילות המנהיגות.**</w:t>
-      </w:r>
-    </w:p>
-    <w:p>
-      <w:pPr>
-        <w:bidi w:val="1"/>
-        <w:jc w:val="right"/>
-      </w:pPr>
-      <w:r>
-        <w:rPr>
-          <w:rFonts w:ascii="Arial" w:hAnsi="Arial" w:cs="Arial"/>
-          <w:b/>
-          <w:sz w:val="19"/>
-          <w:u w:val="none"/>
-        </w:rPr>
-      </w:r>
-    </w:p>
-    <w:p>
-      <w:pPr>
-        <w:bidi w:val="1"/>
-        <w:jc w:val="right"/>
-      </w:pPr>
-      <w:r>
-        <w:rPr>
-          <w:rFonts w:ascii="Arial" w:hAnsi="Arial" w:cs="Arial"/>
-          <w:b w:val="0"/>
-          <w:sz w:val="19"/>
-          <w:u w:val="none"/>
-        </w:rPr>
-        <w:t>ש. מהי אחת הביקורות על הגישות המצביות במנהיגות? הן לא מסבירות מספיק מתי כדאי להשתמש בכל סגנון. למרות שהן מדגישות את התלות במצב, לעיתים קשה ליישם אותן בפועל ולדעת באיזה סגנון לבחור בכל סיטואציה.**</w:t>
-      </w:r>
-    </w:p>
-    <w:p>
-      <w:pPr>
-        <w:bidi w:val="1"/>
-        <w:jc w:val="right"/>
-      </w:pPr>
-      <w:r>
-        <w:rPr>
-          <w:rFonts w:ascii="Arial" w:hAnsi="Arial" w:cs="Arial"/>
-          <w:b/>
-          <w:sz w:val="19"/>
-          <w:u w:val="none"/>
-        </w:rPr>
+          <w:b w:val="0"/>
+          <w:sz w:val="19"/>
+          <w:u w:val="none"/>
+        </w:rPr>
+        <w:t>ש. מהי אחת הביקורות על הגישות המצביות במנהיגות? הן לא מסבירות מספיק מתי כדאי להשתמש בכל סגנון. למרות שהן מדגישות את התלות במצב, לעיתים קשה ליישם אותן בפועל ולדעת באיזה סגנון לבחור בכל סיטואציה.</w:t>
       </w:r>
     </w:p>
     <w:p>
@@ -26329,7 +28319,16 @@
           <w:b/>
           <w:sz w:val="19"/>
         </w:rPr>
-        <w:t>▪ לפי מודל הטווח המלא של בס ואבוליו, מהי רמת המנהיגות הפחות אפקטיבית ביותר? מנהיגות לסה-פר (Laissez-Faire). מנהיגות לסה-פר מאופיינת בחוסר מעורבות והימנעות מקבלת החלטו?</w:t>
+        <w:t xml:space="preserve">▪ </w:t>
+      </w:r>
+      <w:r>
+        <w:rPr>
+          <w:rFonts w:ascii="Arial" w:hAnsi="Arial" w:cs="Arial"/>
+          <w:b/>
+          <w:sz w:val="19"/>
+          <w:u w:val="none"/>
+        </w:rPr>
+        <w:t>לפי מודל הטווח המלא של בס ואבוליו, מהי רמת המנהיגות הפחות אפקטיבית ביותר? מנהיגות לסה-פר (Laissez-Faire). מנהיגות לסה-פר מאופיינת בחוסר מעורבות והימנעות מקבלת החלטו?</w:t>
       </w:r>
       <w:r>
         <w:rPr>
@@ -26356,10 +28355,11 @@
       <w:r>
         <w:rPr>
           <w:rFonts w:ascii="Arial" w:hAnsi="Arial" w:cs="Arial"/>
-          <w:b/>
-          <w:sz w:val="19"/>
-          <w:u w:val="none"/>
-        </w:rPr>
+          <w:b w:val="0"/>
+          <w:sz w:val="19"/>
+          <w:u w:val="none"/>
+        </w:rPr>
+        <w:t>ש. מהו אחד המרכיבים המרכזיים של מנהיגות עסקית (Transactional Leadership)? תגמול מותנה (Contingent Reward). מנהיגות עסקית מבוססת על עסקאות של "אם תבצע – תקבל תגמול".</w:t>
       </w:r>
     </w:p>
     <w:p>
@@ -26374,50 +28374,7 @@
           <w:sz w:val="19"/>
           <w:u w:val="none"/>
         </w:rPr>
-        <w:t>ש. מהו אחד המרכיבים המרכזיים של מנהיגות עסקית (Transactional Leadership)? תגמול מותנה (Contingent Reward). מנהיגות עסקית מבוססת על עסקאות של "אם תבצע – תקבל תגמול".**</w:t>
-      </w:r>
-    </w:p>
-    <w:p>
-      <w:pPr>
-        <w:bidi w:val="1"/>
-        <w:jc w:val="right"/>
-      </w:pPr>
-      <w:r>
-        <w:rPr>
-          <w:rFonts w:ascii="Arial" w:hAnsi="Arial" w:cs="Arial"/>
-          <w:b/>
-          <w:sz w:val="19"/>
-          <w:u w:val="none"/>
-        </w:rPr>
-      </w:r>
-    </w:p>
-    <w:p>
-      <w:pPr>
-        <w:bidi w:val="1"/>
-        <w:jc w:val="right"/>
-      </w:pPr>
-      <w:r>
-        <w:rPr>
-          <w:rFonts w:ascii="Arial" w:hAnsi="Arial" w:cs="Arial"/>
-          <w:b w:val="0"/>
-          <w:sz w:val="19"/>
-          <w:u w:val="none"/>
-        </w:rPr>
-        <w:t>ש. מהו אפקט פיגמליון? כאשר ציפיות גבוהות של מנהל מעובדים מובילות לביצועים טובים יותר. אפקט פיגמליון מתאר את התופעה שבה ציפיות חיוביות מובילות למימוש עצמי של אותן ציפיות.**</w:t>
-      </w:r>
-    </w:p>
-    <w:p>
-      <w:pPr>
-        <w:bidi w:val="1"/>
-        <w:jc w:val="right"/>
-      </w:pPr>
-      <w:r>
-        <w:rPr>
-          <w:rFonts w:ascii="Arial" w:hAnsi="Arial" w:cs="Arial"/>
-          <w:b/>
-          <w:sz w:val="19"/>
-          <w:u w:val="none"/>
-        </w:rPr>
+        <w:t>ש. מהו אפקט פיגמליון? כאשר ציפיות גבוהות של מנהל מעובדים מובילות לביצועים טובים יותר. אפקט פיגמליון מתאר את התופעה שבה ציפיות חיוביות מובילות למימוש עצמי של אותן ציפיות.</w:t>
       </w:r>
     </w:p>
     <w:p>
@@ -26432,7 +28389,16 @@
           <w:b/>
           <w:sz w:val="19"/>
         </w:rPr>
-        <w:t>▪ על פי מודל Tuckman, מהו השלב שבו מתרחשים קונפליקטים ומחלוקות בקבוצה? Storming (שלב הקונפליקטים). שלב ה-Storming במודל טקמן מתאפיין בהתנגשויו?</w:t>
+        <w:t xml:space="preserve">▪ </w:t>
+      </w:r>
+      <w:r>
+        <w:rPr>
+          <w:rFonts w:ascii="Arial" w:hAnsi="Arial" w:cs="Arial"/>
+          <w:b/>
+          <w:sz w:val="19"/>
+          <w:u w:val="none"/>
+        </w:rPr>
+        <w:t>על פי מודל Tuckman, מהו השלב שבו מתרחשים קונפליקטים ומחלוקות בקבוצה? Storming (שלב הקונפליקטים). שלב ה-Storming במודל טקמן מתאפיין בהתנגשויו?</w:t>
       </w:r>
       <w:r>
         <w:rPr>
@@ -26459,10 +28425,11 @@
       <w:r>
         <w:rPr>
           <w:rFonts w:ascii="Arial" w:hAnsi="Arial" w:cs="Arial"/>
-          <w:b/>
-          <w:sz w:val="19"/>
-          <w:u w:val="none"/>
-        </w:rPr>
+          <w:b w:val="0"/>
+          <w:sz w:val="19"/>
+          <w:u w:val="none"/>
+        </w:rPr>
+        <w:t>ש. מהו עיקרון פיטר (Peter Principle)? אנשים מקודמים בארגון עד לרמה שבה הם כבר לא טובים. עיקרון פיטר מתאר את התופעה שבה אדם מצטיין בתפקידו הנוכחי ולכן מקודם, אך נכשל בתפקיד הבא מכיוון שחסרים לו הכישורים הנדרשים לרמה זו.</w:t>
       </w:r>
     </w:p>
     <w:p>
@@ -26477,50 +28444,7 @@
           <w:sz w:val="19"/>
           <w:u w:val="none"/>
         </w:rPr>
-        <w:t>ש. מהו עיקרון פיטר (Peter Principle)? אנשים מקודמים בארגון עד לרמה שבה הם כבר לא טובים. עיקרון פיטר מתאר את התופעה שבה אדם מצטיין בתפקידו הנוכחי ולכן מקודם, אך נכשל בתפקיד הבא מכיוון שחסרים לו הכישורים הנדרשים לרמה זו.**</w:t>
-      </w:r>
-    </w:p>
-    <w:p>
-      <w:pPr>
-        <w:bidi w:val="1"/>
-        <w:jc w:val="right"/>
-      </w:pPr>
-      <w:r>
-        <w:rPr>
-          <w:rFonts w:ascii="Arial" w:hAnsi="Arial" w:cs="Arial"/>
-          <w:b/>
-          <w:sz w:val="19"/>
-          <w:u w:val="none"/>
-        </w:rPr>
-      </w:r>
-    </w:p>
-    <w:p>
-      <w:pPr>
-        <w:bidi w:val="1"/>
-        <w:jc w:val="right"/>
-      </w:pPr>
-      <w:r>
-        <w:rPr>
-          <w:rFonts w:ascii="Arial" w:hAnsi="Arial" w:cs="Arial"/>
-          <w:b w:val="0"/>
-          <w:sz w:val="19"/>
-          <w:u w:val="none"/>
-        </w:rPr>
-        <w:t>ש. לפי מודל ה-PAEI של אדיג'ס, איזה סגנון ניהול נשאל את השאלה "איך עושים?" A (Administrator) - המינהלן. המינהלן (A) מתמקד בתהליכים, נהלים וכיצד לבצע דברים באופן מסודר ויעיל.**</w:t>
-      </w:r>
-    </w:p>
-    <w:p>
-      <w:pPr>
-        <w:bidi w:val="1"/>
-        <w:jc w:val="right"/>
-      </w:pPr>
-      <w:r>
-        <w:rPr>
-          <w:rFonts w:ascii="Arial" w:hAnsi="Arial" w:cs="Arial"/>
-          <w:b/>
-          <w:sz w:val="19"/>
-          <w:u w:val="none"/>
-        </w:rPr>
+        <w:t>ש. לפי מודל ה-PAEI של אדיג'ס, איזה סגנון ניהול נשאל את השאלה "איך עושים?" A (Administrator) - המינהלן. המינהלן (A) מתמקד בתהליכים, נהלים וכיצד לבצע דברים באופן מסודר ויעיל.</w:t>
       </w:r>
     </w:p>
     <w:p>
@@ -26535,7 +28459,16 @@
           <w:b/>
           <w:sz w:val="19"/>
         </w:rPr>
-        <w:t>▪ באיזה שלב במודל מחזור החיים הארגוני של אדיג'ס מתקיים איזון מושלם בין חדשנות ליציבות? שלב המיטב (Prime). שלב המיטב נחשב לשלב האופטימלי במחזור חיי הארגון, בו יש איזון בין חדשנו?</w:t>
+        <w:t xml:space="preserve">▪ </w:t>
+      </w:r>
+      <w:r>
+        <w:rPr>
+          <w:rFonts w:ascii="Arial" w:hAnsi="Arial" w:cs="Arial"/>
+          <w:b/>
+          <w:sz w:val="19"/>
+          <w:u w:val="none"/>
+        </w:rPr>
+        <w:t>באיזה שלב במודל מחזור החיים הארגוני של אדיג'ס מתקיים איזון מושלם בין חדשנות ליציבות? שלב המיטב (Prime). שלב המיטב נחשב לשלב האופטימלי במחזור חיי הארגון, בו יש איזון בין חדשנו?</w:t>
       </w:r>
       <w:r>
         <w:rPr>
@@ -26552,20 +28485,6 @@
           <w:u w:val="none"/>
         </w:rPr>
         <w:t>יציבות ותפקוד יעיל.</w:t>
-      </w:r>
-    </w:p>
-    <w:p>
-      <w:pPr>
-        <w:bidi w:val="1"/>
-        <w:jc w:val="right"/>
-      </w:pPr>
-      <w:r>
-        <w:rPr>
-          <w:rFonts w:ascii="Arial" w:hAnsi="Arial" w:cs="Arial"/>
-          <w:b/>
-          <w:sz w:val="19"/>
-          <w:u w:val="none"/>
-        </w:rPr>
       </w:r>
     </w:p>
     <w:p>
@@ -26790,6 +28709,7 @@
           <w:b/>
           <w:color w:val="4527A0"/>
           <w:sz w:val="21"/>
+          <w:u w:val="none"/>
         </w:rPr>
         <w:t>ביקורת על גישת התכונות.: כל התשובות נכונות</w:t>
       </w:r>
@@ -26971,7 +28891,7 @@
           <w:sz w:val="19"/>
           <w:u w:val="none"/>
         </w:rPr>
-        <w:t>מנהיגות מעצבת מוגדרת באמצעות. התייחסות אינדיבידואלית איתגור אינטלקטוארי הנעה הרשאית ומודל לחיקוי.**</w:t>
+        <w:t>מנהיגות מעצבת מוגדרת באמצעות. התייחסות אינדיבידואלית איתגור אינטלקטוארי הנעה הרשאית ומודל לחיקוי.</w:t>
       </w:r>
     </w:p>
     <w:sectPr>

--- a/חומר פתוח - מנהיגות בניהול.docx
+++ b/חומר פתוח - מנהיגות בניהול.docx
@@ -4896,7 +4896,7 @@
                 <w:sz w:val="17"/>
                 <w:u w:val="none"/>
               </w:rPr>
-              <w:t>שואפים לעצמאות, הגשמה עצמית ואחריות; מכוונים את התנהגותם,</w:t>
+              <w:t>שואפים לעצמאות, הגשמה עצמית ואחריות; מכוונים את התנהגותם, יכולים לדאוג לעצמם ולשיפור ביצועיהם, נהנים מהרגשת יכולת התיקון העצמי</w:t>
             </w:r>
           </w:p>
         </w:tc>
@@ -5736,7 +5736,7 @@
                 <w:sz w:val="17"/>
                 <w:u w:val="none"/>
               </w:rPr>
-              <w:t xml:space="preserve"> עם הסביבה: קולטת מידע, משאבים ועובדים מהחוץ ומגיבה לשינויים.</w:t>
+              <w:t xml:space="preserve"> עם הסביבה: קולטת מידע, משאבים ועובדים מהחוץ ומגיבה לשינויים. · הארגון משפיע על הנעשה בסביבתו החיצונית</w:t>
             </w:r>
           </w:p>
         </w:tc>
@@ -6936,7 +6936,7 @@
                 <w:sz w:val="17"/>
                 <w:u w:val="none"/>
               </w:rPr>
-              <w:t>נאמן, בקיא, חרוץ, ישיר וענייני, ביצועיסט, צורך עז בתוצאות; לא סבלני — מעדיף לעשות בעצמו במקום להדריך; מתנגד לשינויים; תמיד עסוק, אין זמן לשיחות חולין</w:t>
+              <w:t>נאמן, בקיא, חרוץ, ישיר וענייני, ביצועיסט, צורך עז בתוצאות; לא סבלני — מעדיף לעשות בעצמו במקום להדריך; מתנגד לשינויים; תמיד עסוק, אין זמן לשיחות חולין · מעוניין בתפקידים בעלי תוכן, השפעה נמוכה על תרבות הארגון. · נמצא בעשייה, מוכוון תוצאות, חלוקת מטלות | מעסיק אותו מה נעשה ומה מבוצע ברגע זה | יורה מהמותן, נעשה ונשמע זבנג וגמרנו | כח עבודה בלתי נראה</w:t>
             </w:r>
           </w:p>
         </w:tc>
@@ -6992,7 +6992,7 @@
                 <w:sz w:val="17"/>
                 <w:u w:val="none"/>
               </w:rPr>
-              <w:t xml:space="preserve"> ועוסק בביעור חריגות</w:t>
+              <w:t xml:space="preserve"> ועוסק בביעור חריגות · בעל יכולת בפירוט, יצירת שיטות, סדר וארגון. · מצוין בטיפול בפרטים, יצירת שיטתיות, סדר וארגון, יעול תהליכיים| זהיר, מחושב, אנליטי ,שמרן |ממוקד באיך דברים נעשים |מתבסס על העבר לטובת ההווה</w:t>
             </w:r>
           </w:p>
         </w:tc>
@@ -7034,7 +7034,7 @@
                 <w:sz w:val="17"/>
                 <w:u w:val="none"/>
               </w:rPr>
-              <w:t>אינו מקיים ישיבות; מוריד הנחיות לכפיפים ששמשמשים שליחים; אינו מאציל, מפתח או מגבש צוות,</w:t>
+              <w:t>אינו מקיים ישיבות; מוריד הנחיות לכפיפים ששמשמשים שליחים; אינו מאציל, מפתח או מגבש צוות, אינו שבע רצון מכפיפים שאינ מפיקים תוצאות או מסתובבים בטלים. מעניק הוראות ברורות וציפיות לתוצאות, ממוקד בביצוע המשימות.</w:t>
             </w:r>
           </w:p>
         </w:tc>
@@ -7425,7 +7425,7 @@
                 <w:sz w:val="17"/>
                 <w:u w:val="none"/>
               </w:rPr>
-              <w:t xml:space="preserve"> ולא עוקב אחר הפרויקט; חיפוש מתמיד אחר הזדמנויות.</w:t>
+              <w:t xml:space="preserve"> ולא עוקב אחר הפרויקט; חיפוש מתמיד אחר הזדמנויות. · דעתו אינה נתונה בהכרח לתוצאות, מעוניין בתוצאות הארגון, חיפוש מתמיד אחר הזדמנויות, מעניק לתקליהם של קניונים עתידיים. · נלהב, מלהיב, כריזמטי ומרגש | בעל כושר יצירתיות וחדשנות | לוקח סיכונים, פרואקטיבי |פורח באווירת משבר | ממוקד בדבר הבא שיכול לעשות | חושב "איך נוע=כל לעשות שונה?" | חוסר עקביות בהחלטות</w:t>
             </w:r>
           </w:p>
         </w:tc>
@@ -7472,7 +7472,7 @@
                 <w:sz w:val="17"/>
                 <w:u w:val="none"/>
               </w:rPr>
-              <w:t xml:space="preserve"> ואין לו מחויבות לשיטה.</w:t>
+              <w:t xml:space="preserve"> ואין לו מחויבות לשיטה. · רגיש, מתייחס לאנשים, מבין, נוח לבריות | דואג למציאת איזון בין צרכים פרטיים לצרכים ארגוניים | דואג ליצירת אינטרגרציה בין חברי הצוות, גיבוש קונצנזוס, הסכמה, מציאת פשרות.</w:t>
             </w:r>
           </w:p>
         </w:tc>
@@ -25716,7 +25716,7 @@
                 <w:sz w:val="17"/>
                 <w:u w:val="none"/>
               </w:rPr>
-              <w:t xml:space="preserve"> (הוראתי) — התנהגות משימתית גבוהה, הגדרת תפקידים ומטלות,</w:t>
+              <w:t xml:space="preserve"> (הוראתי) — התנהגות משימתית גבוהה, הגדרת תפקידים ומטלות, פיקוח קפדני · מנהיג משימתי גבוה ופחות מתייחס (מתייחס נמוך)</w:t>
             </w:r>
           </w:p>
         </w:tc>
@@ -25814,7 +25814,7 @@
                 <w:sz w:val="17"/>
                 <w:u w:val="none"/>
               </w:rPr>
-              <w:t>; מגדיר משימות יחד עם התייחסות ושכנוע</w:t>
+              <w:t>; מגדיר משימות יחד עם התייחסות ושכנוע · מנהיג משימתי גבוה ומתייחס גבוה</w:t>
             </w:r>
           </w:p>
         </w:tc>
@@ -25861,7 +25861,7 @@
                 <w:sz w:val="17"/>
                 <w:u w:val="none"/>
               </w:rPr>
-              <w:t xml:space="preserve"> / ביטחון</w:t>
+              <w:t xml:space="preserve"> / ביטחון · טירונים של יחידה מובחרת - בעלי מוטיבציה גבוהה אך הם בראשית הדרך והם חסרי ידע מקצועי צבאי נדרש</w:t>
             </w:r>
           </w:p>
         </w:tc>
@@ -25912,7 +25912,7 @@
                 <w:sz w:val="17"/>
                 <w:u w:val="none"/>
               </w:rPr>
-              <w:t xml:space="preserve"> — התנהגות משימתית נמוכה, התמקדות ביחסים, הוראות כלליות תוך שיתוף</w:t>
+              <w:t xml:space="preserve"> — התנהגות משימתית נמוכה, התמקדות ביחסים, הוראות כלליות תוך שיתוף · מתייחס גבוה ומשימתי נמוך</w:t>
             </w:r>
           </w:p>
         </w:tc>
@@ -25959,7 +25959,7 @@
                 <w:sz w:val="17"/>
                 <w:u w:val="none"/>
               </w:rPr>
-              <w:t xml:space="preserve"> / חוסר ביטחון</w:t>
+              <w:t xml:space="preserve"> / חוסר ביטחון · חיילים וותיקים ביחידה מובחרת. הנמצאים במשבר ולכן חסרי מוטיבציה. מאופיינים בידע ובכישורים מקצועיים</w:t>
             </w:r>
           </w:p>
         </w:tc>
@@ -26021,6 +26021,15 @@
               </w:rPr>
               <w:t>השליטה עוברת לקבוצה</w:t>
             </w:r>
+            <w:r>
+              <w:rPr>
+                <w:rFonts w:ascii="Arial" w:hAnsi="Arial" w:cs="Arial"/>
+                <w:b w:val="0"/>
+                <w:sz w:val="17"/>
+                <w:u w:val="none"/>
+              </w:rPr>
+              <w:t xml:space="preserve"> · מנהיג מתייחס נמוך ומשימתי נמוך</w:t>
+            </w:r>
           </w:p>
         </w:tc>
         <w:tc>
@@ -26040,6 +26049,15 @@
                 <w:u w:val="none"/>
               </w:rPr>
               <w:t>יש יכולת ויש מוכנות</w:t>
+            </w:r>
+            <w:r>
+              <w:rPr>
+                <w:rFonts w:ascii="Arial" w:hAnsi="Arial" w:cs="Arial"/>
+                <w:b w:val="0"/>
+                <w:sz w:val="17"/>
+                <w:u w:val="none"/>
+              </w:rPr>
+              <w:t xml:space="preserve"> · חיילים בסוף מסלול. בעלי ידע מקצועי ומוטיבציה גבוהה</w:t>
             </w:r>
           </w:p>
         </w:tc>
